--- a/课堂笔记/coderwhy-jsdom学习笔记5-事件处理2.docx
+++ b/课堂笔记/coderwhy-jsdom学习笔记5-事件处理2.docx
@@ -11316,6 +11316,9 @@
     <w:p>
       <w:pPr>
         <w:pStyle w:val="2"/>
+        <w:rPr>
+          <w:rFonts w:hint="eastAsia"/>
+        </w:rPr>
       </w:pPr>
       <w:r>
         <w:rPr>
@@ -11327,6 +11330,9 @@
     <w:p>
       <w:pPr>
         <w:pStyle w:val="3"/>
+        <w:rPr>
+          <w:rFonts w:hint="eastAsia"/>
+        </w:rPr>
       </w:pPr>
       <w:r>
         <w:rPr>
@@ -11350,36 +11356,15 @@
         <w:rPr>
           <w:rFonts w:hint="eastAsia"/>
         </w:rPr>
-        <w:t>如果你已经有了</w:t>
-      </w:r>
-      <w:r>
-        <w:rPr>
-          <w:rFonts w:hint="eastAsia"/>
-        </w:rPr>
-        <w:t>mousedown</w:t>
-      </w:r>
-      <w:r>
-        <w:rPr>
-          <w:rFonts w:hint="eastAsia"/>
-        </w:rPr>
-        <w:t>和</w:t>
-      </w:r>
-      <w:r>
-        <w:rPr>
-          <w:rFonts w:hint="eastAsia"/>
-        </w:rPr>
-        <w:t>mouseup</w:t>
-      </w:r>
-      <w:r>
-        <w:rPr>
-          <w:rFonts w:hint="eastAsia"/>
-        </w:rPr>
-        <w:t>,你就不需要使用click了</w:t>
+        <w:t>如果你已经有了mousedown和mouseup,你就不需要使用click了</w:t>
       </w:r>
     </w:p>
     <w:p>
       <w:pPr>
         <w:pStyle w:val="3"/>
+        <w:rPr>
+          <w:rFonts w:hint="eastAsia"/>
+        </w:rPr>
       </w:pPr>
       <w:r>
         <w:rPr>
@@ -11391,6 +11376,9 @@
     <w:p>
       <w:pPr>
         <w:pStyle w:val="4"/>
+        <w:rPr>
+          <w:rFonts w:hint="eastAsia"/>
+        </w:rPr>
       </w:pPr>
       <w:r>
         <w:rPr>
@@ -11506,6 +11494,9 @@
     <w:p>
       <w:pPr>
         <w:pStyle w:val="2"/>
+        <w:rPr>
+          <w:rFonts w:hint="eastAsia"/>
+        </w:rPr>
       </w:pPr>
       <w:r>
         <w:rPr>
@@ -13606,6 +13597,9 @@
     <w:p>
       <w:pPr>
         <w:pStyle w:val="2"/>
+        <w:rPr>
+          <w:rFonts w:hint="eastAsia"/>
+        </w:rPr>
       </w:pPr>
       <w:r>
         <w:rPr>
@@ -16534,6 +16528,9 @@
     <w:p>
       <w:pPr>
         <w:pStyle w:val="3"/>
+        <w:rPr>
+          <w:rFonts w:hint="eastAsia"/>
+        </w:rPr>
       </w:pPr>
       <w:r>
         <w:rPr>
@@ -16609,6 +16606,9 @@
     <w:p>
       <w:pPr>
         <w:pStyle w:val="3"/>
+        <w:rPr>
+          <w:rFonts w:hint="eastAsia"/>
+        </w:rPr>
       </w:pPr>
       <w:r>
         <w:rPr>
@@ -16620,6 +16620,9 @@
     <w:p>
       <w:pPr>
         <w:pStyle w:val="2"/>
+        <w:rPr>
+          <w:rFonts w:hint="eastAsia"/>
+        </w:rPr>
       </w:pPr>
       <w:r>
         <w:rPr>
@@ -19622,6 +19625,9 @@
     <w:p>
       <w:pPr>
         <w:pStyle w:val="3"/>
+        <w:rPr>
+          <w:rFonts w:hint="eastAsia"/>
+        </w:rPr>
       </w:pPr>
       <w:r>
         <w:rPr>
@@ -19697,6 +19703,9 @@
     <w:p>
       <w:pPr>
         <w:pStyle w:val="3"/>
+        <w:rPr>
+          <w:rFonts w:hint="eastAsia"/>
+        </w:rPr>
       </w:pPr>
       <w:r>
         <w:rPr>
@@ -19708,6 +19717,9 @@
     <w:p>
       <w:pPr>
         <w:pStyle w:val="2"/>
+        <w:rPr>
+          <w:rFonts w:hint="eastAsia"/>
+        </w:rPr>
       </w:pPr>
       <w:r>
         <w:rPr>
@@ -23075,6 +23087,7 @@
               <w:spacing w:line="285" w:lineRule="atLeast"/>
               <w:jc w:val="left"/>
               <w:rPr>
+                <w:rFonts w:hint="eastAsia"/>
                 <w:noProof/>
               </w:rPr>
             </w:pPr>
@@ -23125,6 +23138,9 @@
     <w:p>
       <w:pPr>
         <w:pStyle w:val="3"/>
+        <w:rPr>
+          <w:rFonts w:hint="eastAsia"/>
+        </w:rPr>
       </w:pPr>
       <w:r>
         <w:rPr>
@@ -23136,6 +23152,9 @@
     <w:p>
       <w:pPr>
         <w:pStyle w:val="2"/>
+        <w:rPr>
+          <w:rFonts w:hint="eastAsia"/>
+        </w:rPr>
       </w:pPr>
       <w:r>
         <w:rPr>
@@ -26323,6 +26342,7 @@
               <w:spacing w:line="285" w:lineRule="atLeast"/>
               <w:jc w:val="left"/>
               <w:rPr>
+                <w:rFonts w:hint="eastAsia"/>
                 <w:noProof/>
               </w:rPr>
             </w:pPr>
@@ -26381,6 +26401,7 @@
               <w:spacing w:line="285" w:lineRule="atLeast"/>
               <w:jc w:val="left"/>
               <w:rPr>
+                <w:rFonts w:hint="eastAsia"/>
                 <w:noProof/>
               </w:rPr>
             </w:pPr>
@@ -26460,31 +26481,7 @@
         <w:rPr>
           <w:rFonts w:hint="eastAsia"/>
         </w:rPr>
-        <w:t>注意,我们同时监听</w:t>
-      </w:r>
-      <w:r>
-        <w:rPr>
-          <w:rFonts w:hint="eastAsia"/>
-        </w:rPr>
-        <w:t>mouseenter</w:t>
-      </w:r>
-      <w:r>
-        <w:rPr>
-          <w:rFonts w:hint="eastAsia"/>
-        </w:rPr>
-        <w:t>和</w:t>
-      </w:r>
-      <w:r>
-        <w:rPr>
-          <w:rFonts w:hint="eastAsia"/>
-        </w:rPr>
-        <w:t>mouseover</w:t>
-      </w:r>
-      <w:r>
-        <w:rPr>
-          <w:rFonts w:hint="eastAsia"/>
-        </w:rPr>
-        <w:t>,鼠标进入,会先触发mouse over,然后再触发mouseenter,鼠标离开会先触发mouseout然后才触发mouseleave</w:t>
+        <w:t>注意,我们同时监听mouseenter和mouseover,鼠标进入,会先触发mouse over,然后再触发mouseenter,鼠标离开会先触发mouseout然后才触发mouseleave</w:t>
       </w:r>
       <w:r>
         <w:rPr>
@@ -26496,6 +26493,9 @@
     <w:p>
       <w:pPr>
         <w:pStyle w:val="1"/>
+        <w:rPr>
+          <w:rFonts w:hint="eastAsia"/>
+        </w:rPr>
       </w:pPr>
       <w:r>
         <w:rPr>
@@ -26513,30 +26513,15 @@
         <w:rPr>
           <w:rFonts w:hint="eastAsia"/>
         </w:rPr>
-        <w:t>,mouseover和mouseenter</w:t>
-      </w:r>
-      <w:r>
-        <w:rPr>
-          <w:rFonts w:hint="eastAsia"/>
-        </w:rPr>
-        <w:t>应用</w:t>
-      </w:r>
-      <w:r>
-        <w:rPr>
-          <w:rFonts w:hint="eastAsia"/>
-        </w:rPr>
-        <w:t>的区别p16</w:t>
-      </w:r>
-      <w:r>
-        <w:rPr>
-          <w:rFonts w:hint="eastAsia"/>
-        </w:rPr>
-        <w:t>9</w:t>
+        <w:t>,mouseover和mouseenter应用的区别p169</w:t>
       </w:r>
     </w:p>
     <w:p>
       <w:pPr>
         <w:pStyle w:val="2"/>
+        <w:rPr>
+          <w:rFonts w:hint="eastAsia"/>
+        </w:rPr>
       </w:pPr>
       <w:r>
         <w:rPr>
@@ -26548,6 +26533,9 @@
     <w:p>
       <w:pPr>
         <w:pStyle w:val="2"/>
+        <w:rPr>
+          <w:rFonts w:hint="eastAsia"/>
+        </w:rPr>
       </w:pPr>
       <w:r>
         <w:rPr>
@@ -30687,6 +30675,7 @@
           <w:p>
             <w:pPr>
               <w:rPr>
+                <w:rFonts w:hint="eastAsia"/>
                 <w:noProof/>
               </w:rPr>
             </w:pPr>
@@ -30737,6 +30726,9 @@
     <w:p>
       <w:pPr>
         <w:pStyle w:val="2"/>
+        <w:rPr>
+          <w:rFonts w:hint="eastAsia"/>
+        </w:rPr>
       </w:pPr>
       <w:r>
         <w:rPr>
@@ -35176,7 +35168,7 @@
               <w:spacing w:line="285" w:lineRule="atLeast"/>
               <w:jc w:val="left"/>
               <w:rPr>
-                <w:rFonts w:ascii="Consolas" w:eastAsia="宋体" w:hAnsi="Consolas" w:cs="宋体" w:hint="eastAsia"/>
+                <w:rFonts w:ascii="Consolas" w:eastAsia="宋体" w:hAnsi="Consolas" w:cs="宋体"/>
                 <w:color w:val="3B3B3B"/>
                 <w:kern w:val="0"/>
                 <w:sz w:val="24"/>
@@ -35248,6 +35240,7 @@
           <w:p>
             <w:pPr>
               <w:rPr>
+                <w:rFonts w:hint="eastAsia"/>
                 <w:noProof/>
               </w:rPr>
             </w:pPr>
@@ -35396,18 +35389,5191 @@
     </w:tbl>
     <w:p>
       <w:pPr>
+        <w:pStyle w:val="2"/>
         <w:rPr>
           <w:rFonts w:hint="eastAsia"/>
         </w:rPr>
       </w:pPr>
+      <w:r>
+        <w:rPr>
+          <w:rFonts w:hint="eastAsia"/>
+        </w:rPr>
+        <w:t>小案例</w:t>
+      </w:r>
     </w:p>
     <w:p>
       <w:pPr>
+        <w:pStyle w:val="2"/>
         <w:rPr>
           <w:rFonts w:hint="eastAsia"/>
         </w:rPr>
       </w:pPr>
+      <w:r>
+        <w:rPr>
+          <w:rFonts w:hint="eastAsia"/>
+        </w:rPr>
+        <w:t>1.新建一个html文件,如何添加一个input元素,如何在script标签里面获取这个input元素给他添加keydown,keypress和keyup事件监听</w:t>
+      </w:r>
     </w:p>
+    <w:tbl>
+      <w:tblPr>
+        <w:tblStyle w:val="af5"/>
+        <w:tblW w:w="0" w:type="auto"/>
+        <w:tblLook w:val="04A0" w:firstRow="1" w:lastRow="0" w:firstColumn="1" w:lastColumn="0" w:noHBand="0" w:noVBand="1"/>
+      </w:tblPr>
+      <w:tblGrid>
+        <w:gridCol w:w="8296"/>
+      </w:tblGrid>
+      <w:tr>
+        <w:tc>
+          <w:tcPr>
+            <w:tcW w:w="8296" w:type="dxa"/>
+          </w:tcPr>
+          <w:p>
+            <w:pPr>
+              <w:rPr>
+                <w:rFonts w:hint="eastAsia"/>
+              </w:rPr>
+            </w:pPr>
+            <w:r>
+              <w:rPr>
+                <w:noProof/>
+              </w:rPr>
+              <w:drawing>
+                <wp:inline distT="0" distB="0" distL="0" distR="0" wp14:anchorId="69FB1A28" wp14:editId="61275349">
+                  <wp:extent cx="8573243" cy="6439458"/>
+                  <wp:effectExtent l="0" t="0" r="0" b="0"/>
+                  <wp:docPr id="187474444" name="图片 1"/>
+                  <wp:cNvGraphicFramePr>
+                    <a:graphicFrameLocks xmlns:a="http://schemas.openxmlformats.org/drawingml/2006/main" noChangeAspect="1"/>
+                  </wp:cNvGraphicFramePr>
+                  <a:graphic xmlns:a="http://schemas.openxmlformats.org/drawingml/2006/main">
+                    <a:graphicData uri="http://schemas.openxmlformats.org/drawingml/2006/picture">
+                      <pic:pic xmlns:pic="http://schemas.openxmlformats.org/drawingml/2006/picture">
+                        <pic:nvPicPr>
+                          <pic:cNvPr id="187474444" name=""/>
+                          <pic:cNvPicPr/>
+                        </pic:nvPicPr>
+                        <pic:blipFill>
+                          <a:blip r:embed="rId35"/>
+                          <a:stretch>
+                            <a:fillRect/>
+                          </a:stretch>
+                        </pic:blipFill>
+                        <pic:spPr>
+                          <a:xfrm>
+                            <a:off x="0" y="0"/>
+                            <a:ext cx="8573243" cy="6439458"/>
+                          </a:xfrm>
+                          <a:prstGeom prst="rect">
+                            <a:avLst/>
+                          </a:prstGeom>
+                        </pic:spPr>
+                      </pic:pic>
+                    </a:graphicData>
+                  </a:graphic>
+                </wp:inline>
+              </w:drawing>
+            </w:r>
+          </w:p>
+        </w:tc>
+      </w:tr>
+    </w:tbl>
+    <w:p>
+      <w:pPr>
+        <w:pStyle w:val="3"/>
+      </w:pPr>
+      <w:r>
+        <w:rPr>
+          <w:rFonts w:hint="eastAsia"/>
+        </w:rPr>
+        <w:t>注意:如果你长按一个按钮,就会一直触发keydown和keypress事件,知道你松开按钮,此时会触发keyup事件</w:t>
+      </w:r>
+      <w:r>
+        <w:rPr>
+          <w:rFonts w:hint="eastAsia"/>
+        </w:rPr>
+        <w:t>,在实际开发中,只需要使用一个就可以了,没有必要3个都使用</w:t>
+      </w:r>
+    </w:p>
+    <w:p>
+      <w:pPr>
+        <w:pStyle w:val="2"/>
+        <w:rPr>
+          <w:rFonts w:hint="eastAsia"/>
+        </w:rPr>
+      </w:pPr>
+      <w:r>
+        <w:rPr>
+          <w:rFonts w:hint="eastAsia"/>
+        </w:rPr>
+        <w:t>2.如果你想知道你按下的是上面键,可以在事件监听函数里面传递一个形参来结束event对象,然后可以使用e.key来获取哪个键被按下</w:t>
+      </w:r>
+    </w:p>
+    <w:tbl>
+      <w:tblPr>
+        <w:tblStyle w:val="af5"/>
+        <w:tblW w:w="0" w:type="auto"/>
+        <w:tblLook w:val="04A0" w:firstRow="1" w:lastRow="0" w:firstColumn="1" w:lastColumn="0" w:noHBand="0" w:noVBand="1"/>
+      </w:tblPr>
+      <w:tblGrid>
+        <w:gridCol w:w="8296"/>
+      </w:tblGrid>
+      <w:tr>
+        <w:tc>
+          <w:tcPr>
+            <w:tcW w:w="8296" w:type="dxa"/>
+          </w:tcPr>
+          <w:p>
+            <w:pPr>
+              <w:rPr>
+                <w:rFonts w:hint="eastAsia"/>
+              </w:rPr>
+            </w:pPr>
+            <w:r>
+              <w:rPr>
+                <w:noProof/>
+              </w:rPr>
+              <w:drawing>
+                <wp:inline distT="0" distB="0" distL="0" distR="0" wp14:anchorId="1F3151D3" wp14:editId="421CBD41">
+                  <wp:extent cx="8298899" cy="5593565"/>
+                  <wp:effectExtent l="0" t="0" r="6985" b="7620"/>
+                  <wp:docPr id="740422061" name="图片 1"/>
+                  <wp:cNvGraphicFramePr>
+                    <a:graphicFrameLocks xmlns:a="http://schemas.openxmlformats.org/drawingml/2006/main" noChangeAspect="1"/>
+                  </wp:cNvGraphicFramePr>
+                  <a:graphic xmlns:a="http://schemas.openxmlformats.org/drawingml/2006/main">
+                    <a:graphicData uri="http://schemas.openxmlformats.org/drawingml/2006/picture">
+                      <pic:pic xmlns:pic="http://schemas.openxmlformats.org/drawingml/2006/picture">
+                        <pic:nvPicPr>
+                          <pic:cNvPr id="740422061" name=""/>
+                          <pic:cNvPicPr/>
+                        </pic:nvPicPr>
+                        <pic:blipFill>
+                          <a:blip r:embed="rId36"/>
+                          <a:stretch>
+                            <a:fillRect/>
+                          </a:stretch>
+                        </pic:blipFill>
+                        <pic:spPr>
+                          <a:xfrm>
+                            <a:off x="0" y="0"/>
+                            <a:ext cx="8298899" cy="5593565"/>
+                          </a:xfrm>
+                          <a:prstGeom prst="rect">
+                            <a:avLst/>
+                          </a:prstGeom>
+                        </pic:spPr>
+                      </pic:pic>
+                    </a:graphicData>
+                  </a:graphic>
+                </wp:inline>
+              </w:drawing>
+            </w:r>
+          </w:p>
+        </w:tc>
+      </w:tr>
+    </w:tbl>
+    <w:p>
+      <w:pPr>
+        <w:pStyle w:val="3"/>
+      </w:pPr>
+      <w:r>
+        <w:rPr>
+          <w:rFonts w:hint="eastAsia"/>
+        </w:rPr>
+        <w:t>需要注意:event.keyCode属性已经被废弃,不要再使用</w:t>
+      </w:r>
+    </w:p>
+    <w:tbl>
+      <w:tblPr>
+        <w:tblStyle w:val="af5"/>
+        <w:tblW w:w="0" w:type="auto"/>
+        <w:tblLook w:val="04A0" w:firstRow="1" w:lastRow="0" w:firstColumn="1" w:lastColumn="0" w:noHBand="0" w:noVBand="1"/>
+      </w:tblPr>
+      <w:tblGrid>
+        <w:gridCol w:w="8296"/>
+      </w:tblGrid>
+      <w:tr>
+        <w:tc>
+          <w:tcPr>
+            <w:tcW w:w="8296" w:type="dxa"/>
+          </w:tcPr>
+          <w:p>
+            <w:pPr>
+              <w:rPr>
+                <w:rFonts w:hint="eastAsia"/>
+              </w:rPr>
+            </w:pPr>
+            <w:r>
+              <w:rPr>
+                <w:noProof/>
+              </w:rPr>
+              <w:drawing>
+                <wp:inline distT="0" distB="0" distL="0" distR="0" wp14:anchorId="05A92A13" wp14:editId="45BFD127">
+                  <wp:extent cx="5662151" cy="4419983"/>
+                  <wp:effectExtent l="0" t="0" r="0" b="0"/>
+                  <wp:docPr id="440406975" name="图片 1"/>
+                  <wp:cNvGraphicFramePr>
+                    <a:graphicFrameLocks xmlns:a="http://schemas.openxmlformats.org/drawingml/2006/main" noChangeAspect="1"/>
+                  </wp:cNvGraphicFramePr>
+                  <a:graphic xmlns:a="http://schemas.openxmlformats.org/drawingml/2006/main">
+                    <a:graphicData uri="http://schemas.openxmlformats.org/drawingml/2006/picture">
+                      <pic:pic xmlns:pic="http://schemas.openxmlformats.org/drawingml/2006/picture">
+                        <pic:nvPicPr>
+                          <pic:cNvPr id="440406975" name=""/>
+                          <pic:cNvPicPr/>
+                        </pic:nvPicPr>
+                        <pic:blipFill>
+                          <a:blip r:embed="rId37"/>
+                          <a:stretch>
+                            <a:fillRect/>
+                          </a:stretch>
+                        </pic:blipFill>
+                        <pic:spPr>
+                          <a:xfrm>
+                            <a:off x="0" y="0"/>
+                            <a:ext cx="5662151" cy="4419983"/>
+                          </a:xfrm>
+                          <a:prstGeom prst="rect">
+                            <a:avLst/>
+                          </a:prstGeom>
+                        </pic:spPr>
+                      </pic:pic>
+                    </a:graphicData>
+                  </a:graphic>
+                </wp:inline>
+              </w:drawing>
+            </w:r>
+          </w:p>
+        </w:tc>
+      </w:tr>
+    </w:tbl>
+    <w:p>
+      <w:pPr>
+        <w:pStyle w:val="2"/>
+      </w:pPr>
+      <w:r>
+        <w:rPr>
+          <w:rFonts w:hint="eastAsia"/>
+        </w:rPr>
+        <w:t>3.我们把这个案例扩展一下,把前面的代码注释了,然后给文本框添加有搜索按钮</w:t>
+      </w:r>
+    </w:p>
+    <w:tbl>
+      <w:tblPr>
+        <w:tblStyle w:val="af5"/>
+        <w:tblW w:w="0" w:type="auto"/>
+        <w:tblLook w:val="04A0" w:firstRow="1" w:lastRow="0" w:firstColumn="1" w:lastColumn="0" w:noHBand="0" w:noVBand="1"/>
+      </w:tblPr>
+      <w:tblGrid>
+        <w:gridCol w:w="8296"/>
+      </w:tblGrid>
+      <w:tr>
+        <w:tc>
+          <w:tcPr>
+            <w:tcW w:w="11901" w:type="dxa"/>
+          </w:tcPr>
+          <w:p>
+            <w:pPr>
+              <w:rPr>
+                <w:rFonts w:hint="eastAsia"/>
+              </w:rPr>
+            </w:pPr>
+            <w:r>
+              <w:rPr>
+                <w:noProof/>
+              </w:rPr>
+              <w:drawing>
+                <wp:inline distT="0" distB="0" distL="0" distR="0" wp14:anchorId="4EA63B03" wp14:editId="5A32D1CF">
+                  <wp:extent cx="8634208" cy="5715495"/>
+                  <wp:effectExtent l="0" t="0" r="0" b="0"/>
+                  <wp:docPr id="444017448" name="图片 1"/>
+                  <wp:cNvGraphicFramePr>
+                    <a:graphicFrameLocks xmlns:a="http://schemas.openxmlformats.org/drawingml/2006/main" noChangeAspect="1"/>
+                  </wp:cNvGraphicFramePr>
+                  <a:graphic xmlns:a="http://schemas.openxmlformats.org/drawingml/2006/main">
+                    <a:graphicData uri="http://schemas.openxmlformats.org/drawingml/2006/picture">
+                      <pic:pic xmlns:pic="http://schemas.openxmlformats.org/drawingml/2006/picture">
+                        <pic:nvPicPr>
+                          <pic:cNvPr id="444017448" name=""/>
+                          <pic:cNvPicPr/>
+                        </pic:nvPicPr>
+                        <pic:blipFill>
+                          <a:blip r:embed="rId38"/>
+                          <a:stretch>
+                            <a:fillRect/>
+                          </a:stretch>
+                        </pic:blipFill>
+                        <pic:spPr>
+                          <a:xfrm>
+                            <a:off x="0" y="0"/>
+                            <a:ext cx="8634208" cy="5715495"/>
+                          </a:xfrm>
+                          <a:prstGeom prst="rect">
+                            <a:avLst/>
+                          </a:prstGeom>
+                        </pic:spPr>
+                      </pic:pic>
+                    </a:graphicData>
+                  </a:graphic>
+                </wp:inline>
+              </w:drawing>
+            </w:r>
+          </w:p>
+        </w:tc>
+      </w:tr>
+    </w:tbl>
+    <w:p>
+      <w:pPr>
+        <w:pStyle w:val="2"/>
+      </w:pPr>
+      <w:r>
+        <w:rPr>
+          <w:rFonts w:hint="eastAsia"/>
+        </w:rPr>
+        <w:t>4.我们来模拟一下实现搜索功能,用户点击搜索按钮可以搜索,用户输入完内容按回车也能够搜索</w:t>
+      </w:r>
+    </w:p>
+    <w:tbl>
+      <w:tblPr>
+        <w:tblStyle w:val="af5"/>
+        <w:tblW w:w="0" w:type="auto"/>
+        <w:tblLook w:val="04A0" w:firstRow="1" w:lastRow="0" w:firstColumn="1" w:lastColumn="0" w:noHBand="0" w:noVBand="1"/>
+      </w:tblPr>
+      <w:tblGrid>
+        <w:gridCol w:w="8296"/>
+      </w:tblGrid>
+      <w:tr>
+        <w:tc>
+          <w:tcPr>
+            <w:tcW w:w="13177" w:type="dxa"/>
+          </w:tcPr>
+          <w:p>
+            <w:pPr>
+              <w:widowControl/>
+              <w:shd w:val="clear" w:color="auto" w:fill="FFFFFF"/>
+              <w:spacing w:line="285" w:lineRule="atLeast"/>
+              <w:jc w:val="left"/>
+              <w:rPr>
+                <w:rFonts w:ascii="Consolas" w:eastAsia="宋体" w:hAnsi="Consolas" w:cs="宋体"/>
+                <w:color w:val="3B3B3B"/>
+                <w:kern w:val="0"/>
+                <w:sz w:val="24"/>
+                <w:szCs w:val="24"/>
+              </w:rPr>
+            </w:pPr>
+            <w:r>
+              <w:rPr>
+                <w:rFonts w:ascii="Consolas" w:eastAsia="宋体" w:hAnsi="Consolas" w:cs="宋体"/>
+                <w:color w:val="800000"/>
+                <w:kern w:val="0"/>
+                <w:sz w:val="24"/>
+                <w:szCs w:val="24"/>
+              </w:rPr>
+              <w:t>&lt;!DOCTYPE</w:t>
+            </w:r>
+            <w:r>
+              <w:rPr>
+                <w:rFonts w:ascii="Consolas" w:eastAsia="宋体" w:hAnsi="Consolas" w:cs="宋体"/>
+                <w:color w:val="3B3B3B"/>
+                <w:kern w:val="0"/>
+                <w:sz w:val="24"/>
+                <w:szCs w:val="24"/>
+              </w:rPr>
+              <w:t xml:space="preserve"> </w:t>
+            </w:r>
+            <w:r>
+              <w:rPr>
+                <w:rFonts w:ascii="Consolas" w:eastAsia="宋体" w:hAnsi="Consolas" w:cs="宋体"/>
+                <w:color w:val="E50000"/>
+                <w:kern w:val="0"/>
+                <w:sz w:val="24"/>
+                <w:szCs w:val="24"/>
+              </w:rPr>
+              <w:t>html</w:t>
+            </w:r>
+            <w:r>
+              <w:rPr>
+                <w:rFonts w:ascii="Consolas" w:eastAsia="宋体" w:hAnsi="Consolas" w:cs="宋体"/>
+                <w:color w:val="800000"/>
+                <w:kern w:val="0"/>
+                <w:sz w:val="24"/>
+                <w:szCs w:val="24"/>
+              </w:rPr>
+              <w:t>&gt;</w:t>
+            </w:r>
+          </w:p>
+          <w:p>
+            <w:pPr>
+              <w:widowControl/>
+              <w:shd w:val="clear" w:color="auto" w:fill="FFFFFF"/>
+              <w:spacing w:line="285" w:lineRule="atLeast"/>
+              <w:jc w:val="left"/>
+              <w:rPr>
+                <w:rFonts w:ascii="Consolas" w:eastAsia="宋体" w:hAnsi="Consolas" w:cs="宋体"/>
+                <w:color w:val="3B3B3B"/>
+                <w:kern w:val="0"/>
+                <w:sz w:val="24"/>
+                <w:szCs w:val="24"/>
+              </w:rPr>
+            </w:pPr>
+            <w:r>
+              <w:rPr>
+                <w:rFonts w:ascii="Consolas" w:eastAsia="宋体" w:hAnsi="Consolas" w:cs="宋体"/>
+                <w:color w:val="800000"/>
+                <w:kern w:val="0"/>
+                <w:sz w:val="24"/>
+                <w:szCs w:val="24"/>
+              </w:rPr>
+              <w:t>&lt;html</w:t>
+            </w:r>
+            <w:r>
+              <w:rPr>
+                <w:rFonts w:ascii="Consolas" w:eastAsia="宋体" w:hAnsi="Consolas" w:cs="宋体"/>
+                <w:color w:val="3B3B3B"/>
+                <w:kern w:val="0"/>
+                <w:sz w:val="24"/>
+                <w:szCs w:val="24"/>
+              </w:rPr>
+              <w:t xml:space="preserve"> </w:t>
+            </w:r>
+            <w:r>
+              <w:rPr>
+                <w:rFonts w:ascii="Consolas" w:eastAsia="宋体" w:hAnsi="Consolas" w:cs="宋体"/>
+                <w:color w:val="E50000"/>
+                <w:kern w:val="0"/>
+                <w:sz w:val="24"/>
+                <w:szCs w:val="24"/>
+              </w:rPr>
+              <w:t>lang</w:t>
+            </w:r>
+            <w:r>
+              <w:rPr>
+                <w:rFonts w:ascii="Consolas" w:eastAsia="宋体" w:hAnsi="Consolas" w:cs="宋体"/>
+                <w:color w:val="3B3B3B"/>
+                <w:kern w:val="0"/>
+                <w:sz w:val="24"/>
+                <w:szCs w:val="24"/>
+              </w:rPr>
+              <w:t>=</w:t>
+            </w:r>
+            <w:r>
+              <w:rPr>
+                <w:rFonts w:ascii="Consolas" w:eastAsia="宋体" w:hAnsi="Consolas" w:cs="宋体"/>
+                <w:color w:val="0000FF"/>
+                <w:kern w:val="0"/>
+                <w:sz w:val="24"/>
+                <w:szCs w:val="24"/>
+              </w:rPr>
+              <w:t>"en"</w:t>
+            </w:r>
+            <w:r>
+              <w:rPr>
+                <w:rFonts w:ascii="Consolas" w:eastAsia="宋体" w:hAnsi="Consolas" w:cs="宋体"/>
+                <w:color w:val="800000"/>
+                <w:kern w:val="0"/>
+                <w:sz w:val="24"/>
+                <w:szCs w:val="24"/>
+              </w:rPr>
+              <w:t>&gt;</w:t>
+            </w:r>
+          </w:p>
+          <w:p>
+            <w:pPr>
+              <w:widowControl/>
+              <w:shd w:val="clear" w:color="auto" w:fill="FFFFFF"/>
+              <w:spacing w:line="285" w:lineRule="atLeast"/>
+              <w:jc w:val="left"/>
+              <w:rPr>
+                <w:rFonts w:ascii="Consolas" w:eastAsia="宋体" w:hAnsi="Consolas" w:cs="宋体"/>
+                <w:color w:val="3B3B3B"/>
+                <w:kern w:val="0"/>
+                <w:sz w:val="24"/>
+                <w:szCs w:val="24"/>
+              </w:rPr>
+            </w:pPr>
+            <w:r>
+              <w:rPr>
+                <w:rFonts w:ascii="Consolas" w:eastAsia="宋体" w:hAnsi="Consolas" w:cs="宋体"/>
+                <w:color w:val="800000"/>
+                <w:kern w:val="0"/>
+                <w:sz w:val="24"/>
+                <w:szCs w:val="24"/>
+              </w:rPr>
+              <w:t>&lt;head&gt;</w:t>
+            </w:r>
+          </w:p>
+          <w:p>
+            <w:pPr>
+              <w:widowControl/>
+              <w:shd w:val="clear" w:color="auto" w:fill="FFFFFF"/>
+              <w:spacing w:line="285" w:lineRule="atLeast"/>
+              <w:jc w:val="left"/>
+              <w:rPr>
+                <w:rFonts w:ascii="Consolas" w:eastAsia="宋体" w:hAnsi="Consolas" w:cs="宋体"/>
+                <w:color w:val="3B3B3B"/>
+                <w:kern w:val="0"/>
+                <w:sz w:val="24"/>
+                <w:szCs w:val="24"/>
+              </w:rPr>
+            </w:pPr>
+            <w:r>
+              <w:rPr>
+                <w:rFonts w:ascii="Consolas" w:eastAsia="宋体" w:hAnsi="Consolas" w:cs="宋体"/>
+                <w:color w:val="3B3B3B"/>
+                <w:kern w:val="0"/>
+                <w:sz w:val="24"/>
+                <w:szCs w:val="24"/>
+              </w:rPr>
+              <w:t xml:space="preserve">    </w:t>
+            </w:r>
+            <w:r>
+              <w:rPr>
+                <w:rFonts w:ascii="Consolas" w:eastAsia="宋体" w:hAnsi="Consolas" w:cs="宋体"/>
+                <w:color w:val="800000"/>
+                <w:kern w:val="0"/>
+                <w:sz w:val="24"/>
+                <w:szCs w:val="24"/>
+              </w:rPr>
+              <w:t>&lt;meta</w:t>
+            </w:r>
+            <w:r>
+              <w:rPr>
+                <w:rFonts w:ascii="Consolas" w:eastAsia="宋体" w:hAnsi="Consolas" w:cs="宋体"/>
+                <w:color w:val="3B3B3B"/>
+                <w:kern w:val="0"/>
+                <w:sz w:val="24"/>
+                <w:szCs w:val="24"/>
+              </w:rPr>
+              <w:t xml:space="preserve"> </w:t>
+            </w:r>
+            <w:r>
+              <w:rPr>
+                <w:rFonts w:ascii="Consolas" w:eastAsia="宋体" w:hAnsi="Consolas" w:cs="宋体"/>
+                <w:color w:val="E50000"/>
+                <w:kern w:val="0"/>
+                <w:sz w:val="24"/>
+                <w:szCs w:val="24"/>
+              </w:rPr>
+              <w:t>charset</w:t>
+            </w:r>
+            <w:r>
+              <w:rPr>
+                <w:rFonts w:ascii="Consolas" w:eastAsia="宋体" w:hAnsi="Consolas" w:cs="宋体"/>
+                <w:color w:val="3B3B3B"/>
+                <w:kern w:val="0"/>
+                <w:sz w:val="24"/>
+                <w:szCs w:val="24"/>
+              </w:rPr>
+              <w:t>=</w:t>
+            </w:r>
+            <w:r>
+              <w:rPr>
+                <w:rFonts w:ascii="Consolas" w:eastAsia="宋体" w:hAnsi="Consolas" w:cs="宋体"/>
+                <w:color w:val="0000FF"/>
+                <w:kern w:val="0"/>
+                <w:sz w:val="24"/>
+                <w:szCs w:val="24"/>
+              </w:rPr>
+              <w:t>"UTF-8"</w:t>
+            </w:r>
+            <w:r>
+              <w:rPr>
+                <w:rFonts w:ascii="Consolas" w:eastAsia="宋体" w:hAnsi="Consolas" w:cs="宋体"/>
+                <w:color w:val="800000"/>
+                <w:kern w:val="0"/>
+                <w:sz w:val="24"/>
+                <w:szCs w:val="24"/>
+              </w:rPr>
+              <w:t>&gt;</w:t>
+            </w:r>
+          </w:p>
+          <w:p>
+            <w:pPr>
+              <w:widowControl/>
+              <w:shd w:val="clear" w:color="auto" w:fill="FFFFFF"/>
+              <w:spacing w:line="285" w:lineRule="atLeast"/>
+              <w:jc w:val="left"/>
+              <w:rPr>
+                <w:rFonts w:ascii="Consolas" w:eastAsia="宋体" w:hAnsi="Consolas" w:cs="宋体"/>
+                <w:color w:val="3B3B3B"/>
+                <w:kern w:val="0"/>
+                <w:sz w:val="24"/>
+                <w:szCs w:val="24"/>
+              </w:rPr>
+            </w:pPr>
+            <w:r>
+              <w:rPr>
+                <w:rFonts w:ascii="Consolas" w:eastAsia="宋体" w:hAnsi="Consolas" w:cs="宋体"/>
+                <w:color w:val="3B3B3B"/>
+                <w:kern w:val="0"/>
+                <w:sz w:val="24"/>
+                <w:szCs w:val="24"/>
+              </w:rPr>
+              <w:t xml:space="preserve">    </w:t>
+            </w:r>
+            <w:r>
+              <w:rPr>
+                <w:rFonts w:ascii="Consolas" w:eastAsia="宋体" w:hAnsi="Consolas" w:cs="宋体"/>
+                <w:color w:val="800000"/>
+                <w:kern w:val="0"/>
+                <w:sz w:val="24"/>
+                <w:szCs w:val="24"/>
+              </w:rPr>
+              <w:t>&lt;meta</w:t>
+            </w:r>
+            <w:r>
+              <w:rPr>
+                <w:rFonts w:ascii="Consolas" w:eastAsia="宋体" w:hAnsi="Consolas" w:cs="宋体"/>
+                <w:color w:val="3B3B3B"/>
+                <w:kern w:val="0"/>
+                <w:sz w:val="24"/>
+                <w:szCs w:val="24"/>
+              </w:rPr>
+              <w:t xml:space="preserve"> </w:t>
+            </w:r>
+            <w:r>
+              <w:rPr>
+                <w:rFonts w:ascii="Consolas" w:eastAsia="宋体" w:hAnsi="Consolas" w:cs="宋体"/>
+                <w:color w:val="E50000"/>
+                <w:kern w:val="0"/>
+                <w:sz w:val="24"/>
+                <w:szCs w:val="24"/>
+              </w:rPr>
+              <w:t>name</w:t>
+            </w:r>
+            <w:r>
+              <w:rPr>
+                <w:rFonts w:ascii="Consolas" w:eastAsia="宋体" w:hAnsi="Consolas" w:cs="宋体"/>
+                <w:color w:val="3B3B3B"/>
+                <w:kern w:val="0"/>
+                <w:sz w:val="24"/>
+                <w:szCs w:val="24"/>
+              </w:rPr>
+              <w:t>=</w:t>
+            </w:r>
+            <w:r>
+              <w:rPr>
+                <w:rFonts w:ascii="Consolas" w:eastAsia="宋体" w:hAnsi="Consolas" w:cs="宋体"/>
+                <w:color w:val="0000FF"/>
+                <w:kern w:val="0"/>
+                <w:sz w:val="24"/>
+                <w:szCs w:val="24"/>
+              </w:rPr>
+              <w:t>"viewport"</w:t>
+            </w:r>
+            <w:r>
+              <w:rPr>
+                <w:rFonts w:ascii="Consolas" w:eastAsia="宋体" w:hAnsi="Consolas" w:cs="宋体"/>
+                <w:color w:val="3B3B3B"/>
+                <w:kern w:val="0"/>
+                <w:sz w:val="24"/>
+                <w:szCs w:val="24"/>
+              </w:rPr>
+              <w:t xml:space="preserve"> </w:t>
+            </w:r>
+            <w:r>
+              <w:rPr>
+                <w:rFonts w:ascii="Consolas" w:eastAsia="宋体" w:hAnsi="Consolas" w:cs="宋体"/>
+                <w:color w:val="E50000"/>
+                <w:kern w:val="0"/>
+                <w:sz w:val="24"/>
+                <w:szCs w:val="24"/>
+              </w:rPr>
+              <w:t>content</w:t>
+            </w:r>
+            <w:r>
+              <w:rPr>
+                <w:rFonts w:ascii="Consolas" w:eastAsia="宋体" w:hAnsi="Consolas" w:cs="宋体"/>
+                <w:color w:val="3B3B3B"/>
+                <w:kern w:val="0"/>
+                <w:sz w:val="24"/>
+                <w:szCs w:val="24"/>
+              </w:rPr>
+              <w:t>=</w:t>
+            </w:r>
+            <w:r>
+              <w:rPr>
+                <w:rFonts w:ascii="Consolas" w:eastAsia="宋体" w:hAnsi="Consolas" w:cs="宋体"/>
+                <w:color w:val="0000FF"/>
+                <w:kern w:val="0"/>
+                <w:sz w:val="24"/>
+                <w:szCs w:val="24"/>
+              </w:rPr>
+              <w:t>"width=device-width, initial-scale=1.0"</w:t>
+            </w:r>
+            <w:r>
+              <w:rPr>
+                <w:rFonts w:ascii="Consolas" w:eastAsia="宋体" w:hAnsi="Consolas" w:cs="宋体"/>
+                <w:color w:val="800000"/>
+                <w:kern w:val="0"/>
+                <w:sz w:val="24"/>
+                <w:szCs w:val="24"/>
+              </w:rPr>
+              <w:t>&gt;</w:t>
+            </w:r>
+          </w:p>
+          <w:p>
+            <w:pPr>
+              <w:widowControl/>
+              <w:shd w:val="clear" w:color="auto" w:fill="FFFFFF"/>
+              <w:spacing w:line="285" w:lineRule="atLeast"/>
+              <w:jc w:val="left"/>
+              <w:rPr>
+                <w:rFonts w:ascii="Consolas" w:eastAsia="宋体" w:hAnsi="Consolas" w:cs="宋体"/>
+                <w:color w:val="3B3B3B"/>
+                <w:kern w:val="0"/>
+                <w:sz w:val="24"/>
+                <w:szCs w:val="24"/>
+              </w:rPr>
+            </w:pPr>
+            <w:r>
+              <w:rPr>
+                <w:rFonts w:ascii="Consolas" w:eastAsia="宋体" w:hAnsi="Consolas" w:cs="宋体"/>
+                <w:color w:val="3B3B3B"/>
+                <w:kern w:val="0"/>
+                <w:sz w:val="24"/>
+                <w:szCs w:val="24"/>
+              </w:rPr>
+              <w:t xml:space="preserve">    </w:t>
+            </w:r>
+            <w:r>
+              <w:rPr>
+                <w:rFonts w:ascii="Consolas" w:eastAsia="宋体" w:hAnsi="Consolas" w:cs="宋体"/>
+                <w:color w:val="800000"/>
+                <w:kern w:val="0"/>
+                <w:sz w:val="24"/>
+                <w:szCs w:val="24"/>
+              </w:rPr>
+              <w:t>&lt;title&gt;</w:t>
+            </w:r>
+            <w:r>
+              <w:rPr>
+                <w:rFonts w:ascii="Consolas" w:eastAsia="宋体" w:hAnsi="Consolas" w:cs="宋体"/>
+                <w:color w:val="3B3B3B"/>
+                <w:kern w:val="0"/>
+                <w:sz w:val="24"/>
+                <w:szCs w:val="24"/>
+              </w:rPr>
+              <w:t>常用键盘事件</w:t>
+            </w:r>
+            <w:r>
+              <w:rPr>
+                <w:rFonts w:ascii="Consolas" w:eastAsia="宋体" w:hAnsi="Consolas" w:cs="宋体"/>
+                <w:color w:val="800000"/>
+                <w:kern w:val="0"/>
+                <w:sz w:val="24"/>
+                <w:szCs w:val="24"/>
+              </w:rPr>
+              <w:t>&lt;/title&gt;</w:t>
+            </w:r>
+          </w:p>
+          <w:p>
+            <w:pPr>
+              <w:widowControl/>
+              <w:shd w:val="clear" w:color="auto" w:fill="FFFFFF"/>
+              <w:spacing w:line="285" w:lineRule="atLeast"/>
+              <w:jc w:val="left"/>
+              <w:rPr>
+                <w:rFonts w:ascii="Consolas" w:eastAsia="宋体" w:hAnsi="Consolas" w:cs="宋体"/>
+                <w:color w:val="3B3B3B"/>
+                <w:kern w:val="0"/>
+                <w:sz w:val="24"/>
+                <w:szCs w:val="24"/>
+              </w:rPr>
+            </w:pPr>
+            <w:r>
+              <w:rPr>
+                <w:rFonts w:ascii="Consolas" w:eastAsia="宋体" w:hAnsi="Consolas" w:cs="宋体"/>
+                <w:color w:val="800000"/>
+                <w:kern w:val="0"/>
+                <w:sz w:val="24"/>
+                <w:szCs w:val="24"/>
+              </w:rPr>
+              <w:t>&lt;/head&gt;</w:t>
+            </w:r>
+          </w:p>
+          <w:p>
+            <w:pPr>
+              <w:widowControl/>
+              <w:shd w:val="clear" w:color="auto" w:fill="FFFFFF"/>
+              <w:spacing w:line="285" w:lineRule="atLeast"/>
+              <w:jc w:val="left"/>
+              <w:rPr>
+                <w:rFonts w:ascii="Consolas" w:eastAsia="宋体" w:hAnsi="Consolas" w:cs="宋体"/>
+                <w:color w:val="3B3B3B"/>
+                <w:kern w:val="0"/>
+                <w:sz w:val="24"/>
+                <w:szCs w:val="24"/>
+              </w:rPr>
+            </w:pPr>
+            <w:r>
+              <w:rPr>
+                <w:rFonts w:ascii="Consolas" w:eastAsia="宋体" w:hAnsi="Consolas" w:cs="宋体"/>
+                <w:color w:val="800000"/>
+                <w:kern w:val="0"/>
+                <w:sz w:val="24"/>
+                <w:szCs w:val="24"/>
+              </w:rPr>
+              <w:t>&lt;body&gt;</w:t>
+            </w:r>
+          </w:p>
+          <w:p>
+            <w:pPr>
+              <w:widowControl/>
+              <w:shd w:val="clear" w:color="auto" w:fill="FFFFFF"/>
+              <w:spacing w:line="285" w:lineRule="atLeast"/>
+              <w:jc w:val="left"/>
+              <w:rPr>
+                <w:rFonts w:ascii="Consolas" w:eastAsia="宋体" w:hAnsi="Consolas" w:cs="宋体"/>
+                <w:color w:val="3B3B3B"/>
+                <w:kern w:val="0"/>
+                <w:sz w:val="24"/>
+                <w:szCs w:val="24"/>
+              </w:rPr>
+            </w:pPr>
+            <w:r>
+              <w:rPr>
+                <w:rFonts w:ascii="Consolas" w:eastAsia="宋体" w:hAnsi="Consolas" w:cs="宋体"/>
+                <w:color w:val="3B3B3B"/>
+                <w:kern w:val="0"/>
+                <w:sz w:val="24"/>
+                <w:szCs w:val="24"/>
+              </w:rPr>
+              <w:t xml:space="preserve">    </w:t>
+            </w:r>
+            <w:r>
+              <w:rPr>
+                <w:rFonts w:ascii="Consolas" w:eastAsia="宋体" w:hAnsi="Consolas" w:cs="宋体"/>
+                <w:color w:val="800000"/>
+                <w:kern w:val="0"/>
+                <w:sz w:val="24"/>
+                <w:szCs w:val="24"/>
+              </w:rPr>
+              <w:t>&lt;input</w:t>
+            </w:r>
+            <w:r>
+              <w:rPr>
+                <w:rFonts w:ascii="Consolas" w:eastAsia="宋体" w:hAnsi="Consolas" w:cs="宋体"/>
+                <w:color w:val="3B3B3B"/>
+                <w:kern w:val="0"/>
+                <w:sz w:val="24"/>
+                <w:szCs w:val="24"/>
+              </w:rPr>
+              <w:t xml:space="preserve"> </w:t>
+            </w:r>
+            <w:r>
+              <w:rPr>
+                <w:rFonts w:ascii="Consolas" w:eastAsia="宋体" w:hAnsi="Consolas" w:cs="宋体"/>
+                <w:color w:val="E50000"/>
+                <w:kern w:val="0"/>
+                <w:sz w:val="24"/>
+                <w:szCs w:val="24"/>
+              </w:rPr>
+              <w:t>type</w:t>
+            </w:r>
+            <w:r>
+              <w:rPr>
+                <w:rFonts w:ascii="Consolas" w:eastAsia="宋体" w:hAnsi="Consolas" w:cs="宋体"/>
+                <w:color w:val="3B3B3B"/>
+                <w:kern w:val="0"/>
+                <w:sz w:val="24"/>
+                <w:szCs w:val="24"/>
+              </w:rPr>
+              <w:t>=</w:t>
+            </w:r>
+            <w:r>
+              <w:rPr>
+                <w:rFonts w:ascii="Consolas" w:eastAsia="宋体" w:hAnsi="Consolas" w:cs="宋体"/>
+                <w:color w:val="0000FF"/>
+                <w:kern w:val="0"/>
+                <w:sz w:val="24"/>
+                <w:szCs w:val="24"/>
+              </w:rPr>
+              <w:t>"text"</w:t>
+            </w:r>
+            <w:r>
+              <w:rPr>
+                <w:rFonts w:ascii="Consolas" w:eastAsia="宋体" w:hAnsi="Consolas" w:cs="宋体"/>
+                <w:color w:val="800000"/>
+                <w:kern w:val="0"/>
+                <w:sz w:val="24"/>
+                <w:szCs w:val="24"/>
+              </w:rPr>
+              <w:t>&gt;</w:t>
+            </w:r>
+          </w:p>
+          <w:p>
+            <w:pPr>
+              <w:widowControl/>
+              <w:shd w:val="clear" w:color="auto" w:fill="FFFFFF"/>
+              <w:spacing w:line="285" w:lineRule="atLeast"/>
+              <w:jc w:val="left"/>
+              <w:rPr>
+                <w:rFonts w:ascii="Consolas" w:eastAsia="宋体" w:hAnsi="Consolas" w:cs="宋体"/>
+                <w:color w:val="3B3B3B"/>
+                <w:kern w:val="0"/>
+                <w:sz w:val="24"/>
+                <w:szCs w:val="24"/>
+              </w:rPr>
+            </w:pPr>
+            <w:r>
+              <w:rPr>
+                <w:rFonts w:ascii="Consolas" w:eastAsia="宋体" w:hAnsi="Consolas" w:cs="宋体"/>
+                <w:color w:val="3B3B3B"/>
+                <w:kern w:val="0"/>
+                <w:sz w:val="24"/>
+                <w:szCs w:val="24"/>
+              </w:rPr>
+              <w:t>   </w:t>
+            </w:r>
+            <w:r>
+              <w:rPr>
+                <w:rFonts w:ascii="Consolas" w:eastAsia="宋体" w:hAnsi="Consolas" w:cs="宋体"/>
+                <w:color w:val="800000"/>
+                <w:kern w:val="0"/>
+                <w:sz w:val="24"/>
+                <w:szCs w:val="24"/>
+              </w:rPr>
+              <w:t>&lt;button&gt;</w:t>
+            </w:r>
+            <w:r>
+              <w:rPr>
+                <w:rFonts w:ascii="Consolas" w:eastAsia="宋体" w:hAnsi="Consolas" w:cs="宋体"/>
+                <w:color w:val="3B3B3B"/>
+                <w:kern w:val="0"/>
+                <w:sz w:val="24"/>
+                <w:szCs w:val="24"/>
+              </w:rPr>
+              <w:t>搜索</w:t>
+            </w:r>
+            <w:r>
+              <w:rPr>
+                <w:rFonts w:ascii="Consolas" w:eastAsia="宋体" w:hAnsi="Consolas" w:cs="宋体"/>
+                <w:color w:val="800000"/>
+                <w:kern w:val="0"/>
+                <w:sz w:val="24"/>
+                <w:szCs w:val="24"/>
+              </w:rPr>
+              <w:t>&lt;/button&gt;</w:t>
+            </w:r>
+          </w:p>
+          <w:p>
+            <w:pPr>
+              <w:widowControl/>
+              <w:shd w:val="clear" w:color="auto" w:fill="FFFFFF"/>
+              <w:spacing w:line="285" w:lineRule="atLeast"/>
+              <w:jc w:val="left"/>
+              <w:rPr>
+                <w:rFonts w:ascii="Consolas" w:eastAsia="宋体" w:hAnsi="Consolas" w:cs="宋体"/>
+                <w:color w:val="3B3B3B"/>
+                <w:kern w:val="0"/>
+                <w:sz w:val="24"/>
+                <w:szCs w:val="24"/>
+              </w:rPr>
+            </w:pPr>
+            <w:r>
+              <w:rPr>
+                <w:rFonts w:ascii="Consolas" w:eastAsia="宋体" w:hAnsi="Consolas" w:cs="宋体"/>
+                <w:color w:val="3B3B3B"/>
+                <w:kern w:val="0"/>
+                <w:sz w:val="24"/>
+                <w:szCs w:val="24"/>
+              </w:rPr>
+              <w:t xml:space="preserve">    </w:t>
+            </w:r>
+            <w:r>
+              <w:rPr>
+                <w:rFonts w:ascii="Consolas" w:eastAsia="宋体" w:hAnsi="Consolas" w:cs="宋体"/>
+                <w:color w:val="800000"/>
+                <w:kern w:val="0"/>
+                <w:sz w:val="24"/>
+                <w:szCs w:val="24"/>
+              </w:rPr>
+              <w:t>&lt;script&gt;</w:t>
+            </w:r>
+          </w:p>
+          <w:p>
+            <w:pPr>
+              <w:widowControl/>
+              <w:shd w:val="clear" w:color="auto" w:fill="FFFFFF"/>
+              <w:spacing w:line="285" w:lineRule="atLeast"/>
+              <w:jc w:val="left"/>
+              <w:rPr>
+                <w:rFonts w:ascii="Consolas" w:eastAsia="宋体" w:hAnsi="Consolas" w:cs="宋体"/>
+                <w:color w:val="3B3B3B"/>
+                <w:kern w:val="0"/>
+                <w:sz w:val="24"/>
+                <w:szCs w:val="24"/>
+              </w:rPr>
+            </w:pPr>
+            <w:r>
+              <w:rPr>
+                <w:rFonts w:ascii="Consolas" w:eastAsia="宋体" w:hAnsi="Consolas" w:cs="宋体"/>
+                <w:color w:val="000000"/>
+                <w:kern w:val="0"/>
+                <w:sz w:val="24"/>
+                <w:szCs w:val="24"/>
+              </w:rPr>
+              <w:t>         </w:t>
+            </w:r>
+            <w:r>
+              <w:rPr>
+                <w:rFonts w:ascii="Consolas" w:eastAsia="宋体" w:hAnsi="Consolas" w:cs="宋体"/>
+                <w:color w:val="0000FF"/>
+                <w:kern w:val="0"/>
+                <w:sz w:val="24"/>
+                <w:szCs w:val="24"/>
+              </w:rPr>
+              <w:t>let</w:t>
+            </w:r>
+            <w:r>
+              <w:rPr>
+                <w:rFonts w:ascii="Consolas" w:eastAsia="宋体" w:hAnsi="Consolas" w:cs="宋体"/>
+                <w:color w:val="000000"/>
+                <w:kern w:val="0"/>
+                <w:sz w:val="24"/>
+                <w:szCs w:val="24"/>
+              </w:rPr>
+              <w:t xml:space="preserve"> </w:t>
+            </w:r>
+            <w:r>
+              <w:rPr>
+                <w:rFonts w:ascii="Consolas" w:eastAsia="宋体" w:hAnsi="Consolas" w:cs="宋体"/>
+                <w:color w:val="001080"/>
+                <w:kern w:val="0"/>
+                <w:sz w:val="24"/>
+                <w:szCs w:val="24"/>
+              </w:rPr>
+              <w:t>input</w:t>
+            </w:r>
+            <w:r>
+              <w:rPr>
+                <w:rFonts w:ascii="Consolas" w:eastAsia="宋体" w:hAnsi="Consolas" w:cs="宋体"/>
+                <w:color w:val="000000"/>
+                <w:kern w:val="0"/>
+                <w:sz w:val="24"/>
+                <w:szCs w:val="24"/>
+              </w:rPr>
+              <w:t xml:space="preserve"> = </w:t>
+            </w:r>
+            <w:r>
+              <w:rPr>
+                <w:rFonts w:ascii="Consolas" w:eastAsia="宋体" w:hAnsi="Consolas" w:cs="宋体"/>
+                <w:color w:val="001080"/>
+                <w:kern w:val="0"/>
+                <w:sz w:val="24"/>
+                <w:szCs w:val="24"/>
+              </w:rPr>
+              <w:t>document</w:t>
+            </w:r>
+            <w:r>
+              <w:rPr>
+                <w:rFonts w:ascii="Consolas" w:eastAsia="宋体" w:hAnsi="Consolas" w:cs="宋体"/>
+                <w:color w:val="000000"/>
+                <w:kern w:val="0"/>
+                <w:sz w:val="24"/>
+                <w:szCs w:val="24"/>
+              </w:rPr>
+              <w:t>.</w:t>
+            </w:r>
+            <w:r>
+              <w:rPr>
+                <w:rFonts w:ascii="Consolas" w:eastAsia="宋体" w:hAnsi="Consolas" w:cs="宋体"/>
+                <w:color w:val="795E26"/>
+                <w:kern w:val="0"/>
+                <w:sz w:val="24"/>
+                <w:szCs w:val="24"/>
+              </w:rPr>
+              <w:t>querySelector</w:t>
+            </w:r>
+            <w:r>
+              <w:rPr>
+                <w:rFonts w:ascii="Consolas" w:eastAsia="宋体" w:hAnsi="Consolas" w:cs="宋体"/>
+                <w:color w:val="000000"/>
+                <w:kern w:val="0"/>
+                <w:sz w:val="24"/>
+                <w:szCs w:val="24"/>
+              </w:rPr>
+              <w:t>(</w:t>
+            </w:r>
+            <w:r>
+              <w:rPr>
+                <w:rFonts w:ascii="Consolas" w:eastAsia="宋体" w:hAnsi="Consolas" w:cs="宋体"/>
+                <w:color w:val="A31515"/>
+                <w:kern w:val="0"/>
+                <w:sz w:val="24"/>
+                <w:szCs w:val="24"/>
+              </w:rPr>
+              <w:t>"input"</w:t>
+            </w:r>
+            <w:r>
+              <w:rPr>
+                <w:rFonts w:ascii="Consolas" w:eastAsia="宋体" w:hAnsi="Consolas" w:cs="宋体"/>
+                <w:color w:val="000000"/>
+                <w:kern w:val="0"/>
+                <w:sz w:val="24"/>
+                <w:szCs w:val="24"/>
+              </w:rPr>
+              <w:t>)</w:t>
+            </w:r>
+          </w:p>
+          <w:p>
+            <w:pPr>
+              <w:widowControl/>
+              <w:shd w:val="clear" w:color="auto" w:fill="FFFFFF"/>
+              <w:spacing w:line="285" w:lineRule="atLeast"/>
+              <w:jc w:val="left"/>
+              <w:rPr>
+                <w:rFonts w:ascii="Consolas" w:eastAsia="宋体" w:hAnsi="Consolas" w:cs="宋体"/>
+                <w:color w:val="3B3B3B"/>
+                <w:kern w:val="0"/>
+                <w:sz w:val="24"/>
+                <w:szCs w:val="24"/>
+              </w:rPr>
+            </w:pPr>
+            <w:r>
+              <w:rPr>
+                <w:rFonts w:ascii="Consolas" w:eastAsia="宋体" w:hAnsi="Consolas" w:cs="宋体"/>
+                <w:color w:val="000000"/>
+                <w:kern w:val="0"/>
+                <w:sz w:val="24"/>
+                <w:szCs w:val="24"/>
+              </w:rPr>
+              <w:t xml:space="preserve">      </w:t>
+            </w:r>
+            <w:r>
+              <w:rPr>
+                <w:rFonts w:ascii="Consolas" w:eastAsia="宋体" w:hAnsi="Consolas" w:cs="宋体"/>
+                <w:color w:val="008000"/>
+                <w:kern w:val="0"/>
+                <w:sz w:val="24"/>
+                <w:szCs w:val="24"/>
+              </w:rPr>
+              <w:t>//    input.onkeydown=function(e){</w:t>
+            </w:r>
+          </w:p>
+          <w:p>
+            <w:pPr>
+              <w:widowControl/>
+              <w:shd w:val="clear" w:color="auto" w:fill="FFFFFF"/>
+              <w:spacing w:line="285" w:lineRule="atLeast"/>
+              <w:jc w:val="left"/>
+              <w:rPr>
+                <w:rFonts w:ascii="Consolas" w:eastAsia="宋体" w:hAnsi="Consolas" w:cs="宋体"/>
+                <w:color w:val="3B3B3B"/>
+                <w:kern w:val="0"/>
+                <w:sz w:val="24"/>
+                <w:szCs w:val="24"/>
+              </w:rPr>
+            </w:pPr>
+            <w:r>
+              <w:rPr>
+                <w:rFonts w:ascii="Consolas" w:eastAsia="宋体" w:hAnsi="Consolas" w:cs="宋体"/>
+                <w:color w:val="000000"/>
+                <w:kern w:val="0"/>
+                <w:sz w:val="24"/>
+                <w:szCs w:val="24"/>
+              </w:rPr>
+              <w:t xml:space="preserve">      </w:t>
+            </w:r>
+            <w:r>
+              <w:rPr>
+                <w:rFonts w:ascii="Consolas" w:eastAsia="宋体" w:hAnsi="Consolas" w:cs="宋体"/>
+                <w:color w:val="008000"/>
+                <w:kern w:val="0"/>
+                <w:sz w:val="24"/>
+                <w:szCs w:val="24"/>
+              </w:rPr>
+              <w:t xml:space="preserve">//          console.log("keydown "+e.key);   </w:t>
+            </w:r>
+          </w:p>
+          <w:p>
+            <w:pPr>
+              <w:widowControl/>
+              <w:shd w:val="clear" w:color="auto" w:fill="FFFFFF"/>
+              <w:spacing w:line="285" w:lineRule="atLeast"/>
+              <w:jc w:val="left"/>
+              <w:rPr>
+                <w:rFonts w:ascii="Consolas" w:eastAsia="宋体" w:hAnsi="Consolas" w:cs="宋体"/>
+                <w:color w:val="3B3B3B"/>
+                <w:kern w:val="0"/>
+                <w:sz w:val="24"/>
+                <w:szCs w:val="24"/>
+              </w:rPr>
+            </w:pPr>
+            <w:r>
+              <w:rPr>
+                <w:rFonts w:ascii="Consolas" w:eastAsia="宋体" w:hAnsi="Consolas" w:cs="宋体"/>
+                <w:color w:val="000000"/>
+                <w:kern w:val="0"/>
+                <w:sz w:val="24"/>
+                <w:szCs w:val="24"/>
+              </w:rPr>
+              <w:t xml:space="preserve">      </w:t>
+            </w:r>
+            <w:r>
+              <w:rPr>
+                <w:rFonts w:ascii="Consolas" w:eastAsia="宋体" w:hAnsi="Consolas" w:cs="宋体"/>
+                <w:color w:val="008000"/>
+                <w:kern w:val="0"/>
+                <w:sz w:val="24"/>
+                <w:szCs w:val="24"/>
+              </w:rPr>
+              <w:t>//    }</w:t>
+            </w:r>
+          </w:p>
+          <w:p>
+            <w:pPr>
+              <w:widowControl/>
+              <w:shd w:val="clear" w:color="auto" w:fill="FFFFFF"/>
+              <w:spacing w:line="285" w:lineRule="atLeast"/>
+              <w:jc w:val="left"/>
+              <w:rPr>
+                <w:rFonts w:ascii="Consolas" w:eastAsia="宋体" w:hAnsi="Consolas" w:cs="宋体"/>
+                <w:color w:val="3B3B3B"/>
+                <w:kern w:val="0"/>
+                <w:sz w:val="24"/>
+                <w:szCs w:val="24"/>
+              </w:rPr>
+            </w:pPr>
+            <w:r>
+              <w:rPr>
+                <w:rFonts w:ascii="Consolas" w:eastAsia="宋体" w:hAnsi="Consolas" w:cs="宋体"/>
+                <w:color w:val="000000"/>
+                <w:kern w:val="0"/>
+                <w:sz w:val="24"/>
+                <w:szCs w:val="24"/>
+              </w:rPr>
+              <w:t xml:space="preserve">      </w:t>
+            </w:r>
+            <w:r>
+              <w:rPr>
+                <w:rFonts w:ascii="Consolas" w:eastAsia="宋体" w:hAnsi="Consolas" w:cs="宋体"/>
+                <w:color w:val="008000"/>
+                <w:kern w:val="0"/>
+                <w:sz w:val="24"/>
+                <w:szCs w:val="24"/>
+              </w:rPr>
+              <w:t>//    input.onkeypress=function(e){</w:t>
+            </w:r>
+          </w:p>
+          <w:p>
+            <w:pPr>
+              <w:widowControl/>
+              <w:shd w:val="clear" w:color="auto" w:fill="FFFFFF"/>
+              <w:spacing w:line="285" w:lineRule="atLeast"/>
+              <w:jc w:val="left"/>
+              <w:rPr>
+                <w:rFonts w:ascii="Consolas" w:eastAsia="宋体" w:hAnsi="Consolas" w:cs="宋体"/>
+                <w:color w:val="3B3B3B"/>
+                <w:kern w:val="0"/>
+                <w:sz w:val="24"/>
+                <w:szCs w:val="24"/>
+              </w:rPr>
+            </w:pPr>
+            <w:r>
+              <w:rPr>
+                <w:rFonts w:ascii="Consolas" w:eastAsia="宋体" w:hAnsi="Consolas" w:cs="宋体"/>
+                <w:color w:val="000000"/>
+                <w:kern w:val="0"/>
+                <w:sz w:val="24"/>
+                <w:szCs w:val="24"/>
+              </w:rPr>
+              <w:t xml:space="preserve">      </w:t>
+            </w:r>
+            <w:r>
+              <w:rPr>
+                <w:rFonts w:ascii="Consolas" w:eastAsia="宋体" w:hAnsi="Consolas" w:cs="宋体"/>
+                <w:color w:val="008000"/>
+                <w:kern w:val="0"/>
+                <w:sz w:val="24"/>
+                <w:szCs w:val="24"/>
+              </w:rPr>
+              <w:t xml:space="preserve">//          console.log("key press");   </w:t>
+            </w:r>
+          </w:p>
+          <w:p>
+            <w:pPr>
+              <w:widowControl/>
+              <w:shd w:val="clear" w:color="auto" w:fill="FFFFFF"/>
+              <w:spacing w:line="285" w:lineRule="atLeast"/>
+              <w:jc w:val="left"/>
+              <w:rPr>
+                <w:rFonts w:ascii="Consolas" w:eastAsia="宋体" w:hAnsi="Consolas" w:cs="宋体"/>
+                <w:color w:val="3B3B3B"/>
+                <w:kern w:val="0"/>
+                <w:sz w:val="24"/>
+                <w:szCs w:val="24"/>
+              </w:rPr>
+            </w:pPr>
+            <w:r>
+              <w:rPr>
+                <w:rFonts w:ascii="Consolas" w:eastAsia="宋体" w:hAnsi="Consolas" w:cs="宋体"/>
+                <w:color w:val="000000"/>
+                <w:kern w:val="0"/>
+                <w:sz w:val="24"/>
+                <w:szCs w:val="24"/>
+              </w:rPr>
+              <w:t xml:space="preserve">      </w:t>
+            </w:r>
+            <w:r>
+              <w:rPr>
+                <w:rFonts w:ascii="Consolas" w:eastAsia="宋体" w:hAnsi="Consolas" w:cs="宋体"/>
+                <w:color w:val="008000"/>
+                <w:kern w:val="0"/>
+                <w:sz w:val="24"/>
+                <w:szCs w:val="24"/>
+              </w:rPr>
+              <w:t>//    }</w:t>
+            </w:r>
+          </w:p>
+          <w:p>
+            <w:pPr>
+              <w:widowControl/>
+              <w:shd w:val="clear" w:color="auto" w:fill="FFFFFF"/>
+              <w:spacing w:line="285" w:lineRule="atLeast"/>
+              <w:jc w:val="left"/>
+              <w:rPr>
+                <w:rFonts w:ascii="Consolas" w:eastAsia="宋体" w:hAnsi="Consolas" w:cs="宋体"/>
+                <w:color w:val="3B3B3B"/>
+                <w:kern w:val="0"/>
+                <w:sz w:val="24"/>
+                <w:szCs w:val="24"/>
+              </w:rPr>
+            </w:pPr>
+            <w:r>
+              <w:rPr>
+                <w:rFonts w:ascii="Consolas" w:eastAsia="宋体" w:hAnsi="Consolas" w:cs="宋体"/>
+                <w:color w:val="000000"/>
+                <w:kern w:val="0"/>
+                <w:sz w:val="24"/>
+                <w:szCs w:val="24"/>
+              </w:rPr>
+              <w:t xml:space="preserve">      </w:t>
+            </w:r>
+            <w:r>
+              <w:rPr>
+                <w:rFonts w:ascii="Consolas" w:eastAsia="宋体" w:hAnsi="Consolas" w:cs="宋体"/>
+                <w:color w:val="008000"/>
+                <w:kern w:val="0"/>
+                <w:sz w:val="24"/>
+                <w:szCs w:val="24"/>
+              </w:rPr>
+              <w:t>//    input.onkeyup=function(e){</w:t>
+            </w:r>
+          </w:p>
+          <w:p>
+            <w:pPr>
+              <w:widowControl/>
+              <w:shd w:val="clear" w:color="auto" w:fill="FFFFFF"/>
+              <w:spacing w:line="285" w:lineRule="atLeast"/>
+              <w:jc w:val="left"/>
+              <w:rPr>
+                <w:rFonts w:ascii="Consolas" w:eastAsia="宋体" w:hAnsi="Consolas" w:cs="宋体"/>
+                <w:color w:val="3B3B3B"/>
+                <w:kern w:val="0"/>
+                <w:sz w:val="24"/>
+                <w:szCs w:val="24"/>
+              </w:rPr>
+            </w:pPr>
+            <w:r>
+              <w:rPr>
+                <w:rFonts w:ascii="Consolas" w:eastAsia="宋体" w:hAnsi="Consolas" w:cs="宋体"/>
+                <w:color w:val="000000"/>
+                <w:kern w:val="0"/>
+                <w:sz w:val="24"/>
+                <w:szCs w:val="24"/>
+              </w:rPr>
+              <w:t xml:space="preserve">      </w:t>
+            </w:r>
+            <w:r>
+              <w:rPr>
+                <w:rFonts w:ascii="Consolas" w:eastAsia="宋体" w:hAnsi="Consolas" w:cs="宋体"/>
+                <w:color w:val="008000"/>
+                <w:kern w:val="0"/>
+                <w:sz w:val="24"/>
+                <w:szCs w:val="24"/>
+              </w:rPr>
+              <w:t xml:space="preserve">//          console.log("key up...");   </w:t>
+            </w:r>
+          </w:p>
+          <w:p>
+            <w:pPr>
+              <w:widowControl/>
+              <w:shd w:val="clear" w:color="auto" w:fill="FFFFFF"/>
+              <w:spacing w:line="285" w:lineRule="atLeast"/>
+              <w:jc w:val="left"/>
+              <w:rPr>
+                <w:rFonts w:ascii="Consolas" w:eastAsia="宋体" w:hAnsi="Consolas" w:cs="宋体"/>
+                <w:color w:val="3B3B3B"/>
+                <w:kern w:val="0"/>
+                <w:sz w:val="24"/>
+                <w:szCs w:val="24"/>
+              </w:rPr>
+            </w:pPr>
+            <w:r>
+              <w:rPr>
+                <w:rFonts w:ascii="Consolas" w:eastAsia="宋体" w:hAnsi="Consolas" w:cs="宋体"/>
+                <w:color w:val="000000"/>
+                <w:kern w:val="0"/>
+                <w:sz w:val="24"/>
+                <w:szCs w:val="24"/>
+              </w:rPr>
+              <w:t xml:space="preserve">      </w:t>
+            </w:r>
+            <w:r>
+              <w:rPr>
+                <w:rFonts w:ascii="Consolas" w:eastAsia="宋体" w:hAnsi="Consolas" w:cs="宋体"/>
+                <w:color w:val="008000"/>
+                <w:kern w:val="0"/>
+                <w:sz w:val="24"/>
+                <w:szCs w:val="24"/>
+              </w:rPr>
+              <w:t>//    }</w:t>
+            </w:r>
+          </w:p>
+          <w:p>
+            <w:pPr>
+              <w:widowControl/>
+              <w:shd w:val="clear" w:color="auto" w:fill="FFFFFF"/>
+              <w:spacing w:line="285" w:lineRule="atLeast"/>
+              <w:jc w:val="left"/>
+              <w:rPr>
+                <w:rFonts w:ascii="Consolas" w:eastAsia="宋体" w:hAnsi="Consolas" w:cs="宋体"/>
+                <w:color w:val="3B3B3B"/>
+                <w:kern w:val="0"/>
+                <w:sz w:val="24"/>
+                <w:szCs w:val="24"/>
+              </w:rPr>
+            </w:pPr>
+            <w:r>
+              <w:rPr>
+                <w:rFonts w:ascii="Consolas" w:eastAsia="宋体" w:hAnsi="Consolas" w:cs="宋体"/>
+                <w:color w:val="000000"/>
+                <w:kern w:val="0"/>
+                <w:sz w:val="24"/>
+                <w:szCs w:val="24"/>
+              </w:rPr>
+              <w:t xml:space="preserve">      </w:t>
+            </w:r>
+            <w:r>
+              <w:rPr>
+                <w:rFonts w:ascii="Consolas" w:eastAsia="宋体" w:hAnsi="Consolas" w:cs="宋体"/>
+                <w:color w:val="0000FF"/>
+                <w:kern w:val="0"/>
+                <w:sz w:val="24"/>
+                <w:szCs w:val="24"/>
+              </w:rPr>
+              <w:t>let</w:t>
+            </w:r>
+            <w:r>
+              <w:rPr>
+                <w:rFonts w:ascii="Consolas" w:eastAsia="宋体" w:hAnsi="Consolas" w:cs="宋体"/>
+                <w:color w:val="000000"/>
+                <w:kern w:val="0"/>
+                <w:sz w:val="24"/>
+                <w:szCs w:val="24"/>
+              </w:rPr>
+              <w:t xml:space="preserve"> </w:t>
+            </w:r>
+            <w:r>
+              <w:rPr>
+                <w:rFonts w:ascii="Consolas" w:eastAsia="宋体" w:hAnsi="Consolas" w:cs="宋体"/>
+                <w:color w:val="001080"/>
+                <w:kern w:val="0"/>
+                <w:sz w:val="24"/>
+                <w:szCs w:val="24"/>
+              </w:rPr>
+              <w:t>btn</w:t>
+            </w:r>
+            <w:r>
+              <w:rPr>
+                <w:rFonts w:ascii="Consolas" w:eastAsia="宋体" w:hAnsi="Consolas" w:cs="宋体"/>
+                <w:color w:val="000000"/>
+                <w:kern w:val="0"/>
+                <w:sz w:val="24"/>
+                <w:szCs w:val="24"/>
+              </w:rPr>
+              <w:t xml:space="preserve"> = </w:t>
+            </w:r>
+            <w:r>
+              <w:rPr>
+                <w:rFonts w:ascii="Consolas" w:eastAsia="宋体" w:hAnsi="Consolas" w:cs="宋体"/>
+                <w:color w:val="001080"/>
+                <w:kern w:val="0"/>
+                <w:sz w:val="24"/>
+                <w:szCs w:val="24"/>
+              </w:rPr>
+              <w:t>document</w:t>
+            </w:r>
+            <w:r>
+              <w:rPr>
+                <w:rFonts w:ascii="Consolas" w:eastAsia="宋体" w:hAnsi="Consolas" w:cs="宋体"/>
+                <w:color w:val="000000"/>
+                <w:kern w:val="0"/>
+                <w:sz w:val="24"/>
+                <w:szCs w:val="24"/>
+              </w:rPr>
+              <w:t>.</w:t>
+            </w:r>
+            <w:r>
+              <w:rPr>
+                <w:rFonts w:ascii="Consolas" w:eastAsia="宋体" w:hAnsi="Consolas" w:cs="宋体"/>
+                <w:color w:val="795E26"/>
+                <w:kern w:val="0"/>
+                <w:sz w:val="24"/>
+                <w:szCs w:val="24"/>
+              </w:rPr>
+              <w:t>querySelector</w:t>
+            </w:r>
+            <w:r>
+              <w:rPr>
+                <w:rFonts w:ascii="Consolas" w:eastAsia="宋体" w:hAnsi="Consolas" w:cs="宋体"/>
+                <w:color w:val="000000"/>
+                <w:kern w:val="0"/>
+                <w:sz w:val="24"/>
+                <w:szCs w:val="24"/>
+              </w:rPr>
+              <w:t>(</w:t>
+            </w:r>
+            <w:r>
+              <w:rPr>
+                <w:rFonts w:ascii="Consolas" w:eastAsia="宋体" w:hAnsi="Consolas" w:cs="宋体"/>
+                <w:color w:val="A31515"/>
+                <w:kern w:val="0"/>
+                <w:sz w:val="24"/>
+                <w:szCs w:val="24"/>
+              </w:rPr>
+              <w:t>"button"</w:t>
+            </w:r>
+            <w:r>
+              <w:rPr>
+                <w:rFonts w:ascii="Consolas" w:eastAsia="宋体" w:hAnsi="Consolas" w:cs="宋体"/>
+                <w:color w:val="000000"/>
+                <w:kern w:val="0"/>
+                <w:sz w:val="24"/>
+                <w:szCs w:val="24"/>
+              </w:rPr>
+              <w:t>)</w:t>
+            </w:r>
+          </w:p>
+          <w:p>
+            <w:pPr>
+              <w:widowControl/>
+              <w:shd w:val="clear" w:color="auto" w:fill="FFFFFF"/>
+              <w:spacing w:line="285" w:lineRule="atLeast"/>
+              <w:jc w:val="left"/>
+              <w:rPr>
+                <w:rFonts w:ascii="Consolas" w:eastAsia="宋体" w:hAnsi="Consolas" w:cs="宋体"/>
+                <w:color w:val="3B3B3B"/>
+                <w:kern w:val="0"/>
+                <w:sz w:val="24"/>
+                <w:szCs w:val="24"/>
+              </w:rPr>
+            </w:pPr>
+            <w:r>
+              <w:rPr>
+                <w:rFonts w:ascii="Consolas" w:eastAsia="宋体" w:hAnsi="Consolas" w:cs="宋体"/>
+                <w:color w:val="000000"/>
+                <w:kern w:val="0"/>
+                <w:sz w:val="24"/>
+                <w:szCs w:val="24"/>
+              </w:rPr>
+              <w:t xml:space="preserve">      </w:t>
+            </w:r>
+            <w:r>
+              <w:rPr>
+                <w:rFonts w:ascii="Consolas" w:eastAsia="宋体" w:hAnsi="Consolas" w:cs="宋体"/>
+                <w:color w:val="001080"/>
+                <w:kern w:val="0"/>
+                <w:sz w:val="24"/>
+                <w:szCs w:val="24"/>
+              </w:rPr>
+              <w:t>btn</w:t>
+            </w:r>
+            <w:r>
+              <w:rPr>
+                <w:rFonts w:ascii="Consolas" w:eastAsia="宋体" w:hAnsi="Consolas" w:cs="宋体"/>
+                <w:color w:val="000000"/>
+                <w:kern w:val="0"/>
+                <w:sz w:val="24"/>
+                <w:szCs w:val="24"/>
+              </w:rPr>
+              <w:t>.</w:t>
+            </w:r>
+            <w:r>
+              <w:rPr>
+                <w:rFonts w:ascii="Consolas" w:eastAsia="宋体" w:hAnsi="Consolas" w:cs="宋体"/>
+                <w:color w:val="795E26"/>
+                <w:kern w:val="0"/>
+                <w:sz w:val="24"/>
+                <w:szCs w:val="24"/>
+              </w:rPr>
+              <w:t>onclick</w:t>
+            </w:r>
+            <w:r>
+              <w:rPr>
+                <w:rFonts w:ascii="Consolas" w:eastAsia="宋体" w:hAnsi="Consolas" w:cs="宋体"/>
+                <w:color w:val="000000"/>
+                <w:kern w:val="0"/>
+                <w:sz w:val="24"/>
+                <w:szCs w:val="24"/>
+              </w:rPr>
+              <w:t xml:space="preserve"> = </w:t>
+            </w:r>
+            <w:r>
+              <w:rPr>
+                <w:rFonts w:ascii="Consolas" w:eastAsia="宋体" w:hAnsi="Consolas" w:cs="宋体"/>
+                <w:color w:val="0000FF"/>
+                <w:kern w:val="0"/>
+                <w:sz w:val="24"/>
+                <w:szCs w:val="24"/>
+              </w:rPr>
+              <w:t>function</w:t>
+            </w:r>
+            <w:r>
+              <w:rPr>
+                <w:rFonts w:ascii="Consolas" w:eastAsia="宋体" w:hAnsi="Consolas" w:cs="宋体"/>
+                <w:color w:val="000000"/>
+                <w:kern w:val="0"/>
+                <w:sz w:val="24"/>
+                <w:szCs w:val="24"/>
+              </w:rPr>
+              <w:t>(</w:t>
+            </w:r>
+            <w:r>
+              <w:rPr>
+                <w:rFonts w:ascii="Consolas" w:eastAsia="宋体" w:hAnsi="Consolas" w:cs="宋体"/>
+                <w:color w:val="001080"/>
+                <w:kern w:val="0"/>
+                <w:sz w:val="24"/>
+                <w:szCs w:val="24"/>
+              </w:rPr>
+              <w:t>e</w:t>
+            </w:r>
+            <w:r>
+              <w:rPr>
+                <w:rFonts w:ascii="Consolas" w:eastAsia="宋体" w:hAnsi="Consolas" w:cs="宋体"/>
+                <w:color w:val="000000"/>
+                <w:kern w:val="0"/>
+                <w:sz w:val="24"/>
+                <w:szCs w:val="24"/>
+              </w:rPr>
+              <w:t>){</w:t>
+            </w:r>
+          </w:p>
+          <w:p>
+            <w:pPr>
+              <w:widowControl/>
+              <w:shd w:val="clear" w:color="auto" w:fill="FFFFFF"/>
+              <w:spacing w:line="285" w:lineRule="atLeast"/>
+              <w:jc w:val="left"/>
+              <w:rPr>
+                <w:rFonts w:ascii="Consolas" w:eastAsia="宋体" w:hAnsi="Consolas" w:cs="宋体"/>
+                <w:color w:val="3B3B3B"/>
+                <w:kern w:val="0"/>
+                <w:sz w:val="24"/>
+                <w:szCs w:val="24"/>
+              </w:rPr>
+            </w:pPr>
+            <w:r>
+              <w:rPr>
+                <w:rFonts w:ascii="Consolas" w:eastAsia="宋体" w:hAnsi="Consolas" w:cs="宋体"/>
+                <w:color w:val="000000"/>
+                <w:kern w:val="0"/>
+                <w:sz w:val="24"/>
+                <w:szCs w:val="24"/>
+              </w:rPr>
+              <w:t xml:space="preserve">          </w:t>
+            </w:r>
+            <w:r>
+              <w:rPr>
+                <w:rFonts w:ascii="Consolas" w:eastAsia="宋体" w:hAnsi="Consolas" w:cs="宋体"/>
+                <w:color w:val="001080"/>
+                <w:kern w:val="0"/>
+                <w:sz w:val="24"/>
+                <w:szCs w:val="24"/>
+              </w:rPr>
+              <w:t>console</w:t>
+            </w:r>
+            <w:r>
+              <w:rPr>
+                <w:rFonts w:ascii="Consolas" w:eastAsia="宋体" w:hAnsi="Consolas" w:cs="宋体"/>
+                <w:color w:val="000000"/>
+                <w:kern w:val="0"/>
+                <w:sz w:val="24"/>
+                <w:szCs w:val="24"/>
+              </w:rPr>
+              <w:t>.</w:t>
+            </w:r>
+            <w:r>
+              <w:rPr>
+                <w:rFonts w:ascii="Consolas" w:eastAsia="宋体" w:hAnsi="Consolas" w:cs="宋体"/>
+                <w:color w:val="795E26"/>
+                <w:kern w:val="0"/>
+                <w:sz w:val="24"/>
+                <w:szCs w:val="24"/>
+              </w:rPr>
+              <w:t>log</w:t>
+            </w:r>
+            <w:r>
+              <w:rPr>
+                <w:rFonts w:ascii="Consolas" w:eastAsia="宋体" w:hAnsi="Consolas" w:cs="宋体"/>
+                <w:color w:val="000000"/>
+                <w:kern w:val="0"/>
+                <w:sz w:val="24"/>
+                <w:szCs w:val="24"/>
+              </w:rPr>
+              <w:t>(</w:t>
+            </w:r>
+            <w:r>
+              <w:rPr>
+                <w:rFonts w:ascii="Consolas" w:eastAsia="宋体" w:hAnsi="Consolas" w:cs="宋体"/>
+                <w:color w:val="A31515"/>
+                <w:kern w:val="0"/>
+                <w:sz w:val="24"/>
+                <w:szCs w:val="24"/>
+              </w:rPr>
+              <w:t>"</w:t>
+            </w:r>
+            <w:r>
+              <w:rPr>
+                <w:rFonts w:ascii="Consolas" w:eastAsia="宋体" w:hAnsi="Consolas" w:cs="宋体"/>
+                <w:color w:val="A31515"/>
+                <w:kern w:val="0"/>
+                <w:sz w:val="24"/>
+                <w:szCs w:val="24"/>
+              </w:rPr>
+              <w:t>正在搜索</w:t>
+            </w:r>
+            <w:r>
+              <w:rPr>
+                <w:rFonts w:ascii="Consolas" w:eastAsia="宋体" w:hAnsi="Consolas" w:cs="宋体"/>
+                <w:color w:val="A31515"/>
+                <w:kern w:val="0"/>
+                <w:sz w:val="24"/>
+                <w:szCs w:val="24"/>
+              </w:rPr>
+              <w:t>:"</w:t>
+            </w:r>
+            <w:r>
+              <w:rPr>
+                <w:rFonts w:ascii="Consolas" w:eastAsia="宋体" w:hAnsi="Consolas" w:cs="宋体"/>
+                <w:color w:val="000000"/>
+                <w:kern w:val="0"/>
+                <w:sz w:val="24"/>
+                <w:szCs w:val="24"/>
+              </w:rPr>
+              <w:t>+</w:t>
+            </w:r>
+            <w:r>
+              <w:rPr>
+                <w:rFonts w:ascii="Consolas" w:eastAsia="宋体" w:hAnsi="Consolas" w:cs="宋体"/>
+                <w:color w:val="001080"/>
+                <w:kern w:val="0"/>
+                <w:sz w:val="24"/>
+                <w:szCs w:val="24"/>
+              </w:rPr>
+              <w:t>input</w:t>
+            </w:r>
+            <w:r>
+              <w:rPr>
+                <w:rFonts w:ascii="Consolas" w:eastAsia="宋体" w:hAnsi="Consolas" w:cs="宋体"/>
+                <w:color w:val="000000"/>
+                <w:kern w:val="0"/>
+                <w:sz w:val="24"/>
+                <w:szCs w:val="24"/>
+              </w:rPr>
+              <w:t>.</w:t>
+            </w:r>
+            <w:r>
+              <w:rPr>
+                <w:rFonts w:ascii="Consolas" w:eastAsia="宋体" w:hAnsi="Consolas" w:cs="宋体"/>
+                <w:color w:val="001080"/>
+                <w:kern w:val="0"/>
+                <w:sz w:val="24"/>
+                <w:szCs w:val="24"/>
+              </w:rPr>
+              <w:t>value</w:t>
+            </w:r>
+            <w:r>
+              <w:rPr>
+                <w:rFonts w:ascii="Consolas" w:eastAsia="宋体" w:hAnsi="Consolas" w:cs="宋体"/>
+                <w:color w:val="000000"/>
+                <w:kern w:val="0"/>
+                <w:sz w:val="24"/>
+                <w:szCs w:val="24"/>
+              </w:rPr>
+              <w:t>);</w:t>
+            </w:r>
+          </w:p>
+          <w:p>
+            <w:pPr>
+              <w:widowControl/>
+              <w:shd w:val="clear" w:color="auto" w:fill="FFFFFF"/>
+              <w:spacing w:line="285" w:lineRule="atLeast"/>
+              <w:jc w:val="left"/>
+              <w:rPr>
+                <w:rFonts w:ascii="Consolas" w:eastAsia="宋体" w:hAnsi="Consolas" w:cs="宋体"/>
+                <w:color w:val="3B3B3B"/>
+                <w:kern w:val="0"/>
+                <w:sz w:val="24"/>
+                <w:szCs w:val="24"/>
+              </w:rPr>
+            </w:pPr>
+            <w:r>
+              <w:rPr>
+                <w:rFonts w:ascii="Consolas" w:eastAsia="宋体" w:hAnsi="Consolas" w:cs="宋体"/>
+                <w:color w:val="000000"/>
+                <w:kern w:val="0"/>
+                <w:sz w:val="24"/>
+                <w:szCs w:val="24"/>
+              </w:rPr>
+              <w:t xml:space="preserve">          </w:t>
+            </w:r>
+          </w:p>
+          <w:p>
+            <w:pPr>
+              <w:widowControl/>
+              <w:shd w:val="clear" w:color="auto" w:fill="FFFFFF"/>
+              <w:spacing w:line="285" w:lineRule="atLeast"/>
+              <w:jc w:val="left"/>
+              <w:rPr>
+                <w:rFonts w:ascii="Consolas" w:eastAsia="宋体" w:hAnsi="Consolas" w:cs="宋体"/>
+                <w:color w:val="3B3B3B"/>
+                <w:kern w:val="0"/>
+                <w:sz w:val="24"/>
+                <w:szCs w:val="24"/>
+              </w:rPr>
+            </w:pPr>
+            <w:r>
+              <w:rPr>
+                <w:rFonts w:ascii="Consolas" w:eastAsia="宋体" w:hAnsi="Consolas" w:cs="宋体"/>
+                <w:color w:val="000000"/>
+                <w:kern w:val="0"/>
+                <w:sz w:val="24"/>
+                <w:szCs w:val="24"/>
+              </w:rPr>
+              <w:t>      }</w:t>
+            </w:r>
+          </w:p>
+          <w:p>
+            <w:pPr>
+              <w:widowControl/>
+              <w:shd w:val="clear" w:color="auto" w:fill="FFFFFF"/>
+              <w:spacing w:line="285" w:lineRule="atLeast"/>
+              <w:jc w:val="left"/>
+              <w:rPr>
+                <w:rFonts w:ascii="Consolas" w:eastAsia="宋体" w:hAnsi="Consolas" w:cs="宋体"/>
+                <w:color w:val="3B3B3B"/>
+                <w:kern w:val="0"/>
+                <w:sz w:val="24"/>
+                <w:szCs w:val="24"/>
+              </w:rPr>
+            </w:pPr>
+            <w:r>
+              <w:rPr>
+                <w:rFonts w:ascii="Consolas" w:eastAsia="宋体" w:hAnsi="Consolas" w:cs="宋体"/>
+                <w:color w:val="000000"/>
+                <w:kern w:val="0"/>
+                <w:sz w:val="24"/>
+                <w:szCs w:val="24"/>
+              </w:rPr>
+              <w:t xml:space="preserve">      </w:t>
+            </w:r>
+          </w:p>
+          <w:p>
+            <w:pPr>
+              <w:widowControl/>
+              <w:shd w:val="clear" w:color="auto" w:fill="FFFFFF"/>
+              <w:spacing w:line="285" w:lineRule="atLeast"/>
+              <w:jc w:val="left"/>
+              <w:rPr>
+                <w:rFonts w:ascii="Consolas" w:eastAsia="宋体" w:hAnsi="Consolas" w:cs="宋体"/>
+                <w:color w:val="3B3B3B"/>
+                <w:kern w:val="0"/>
+                <w:sz w:val="24"/>
+                <w:szCs w:val="24"/>
+              </w:rPr>
+            </w:pPr>
+            <w:r>
+              <w:rPr>
+                <w:rFonts w:ascii="Consolas" w:eastAsia="宋体" w:hAnsi="Consolas" w:cs="宋体"/>
+                <w:color w:val="000000"/>
+                <w:kern w:val="0"/>
+                <w:sz w:val="24"/>
+                <w:szCs w:val="24"/>
+              </w:rPr>
+              <w:t xml:space="preserve">      </w:t>
+            </w:r>
+            <w:r>
+              <w:rPr>
+                <w:rFonts w:ascii="Consolas" w:eastAsia="宋体" w:hAnsi="Consolas" w:cs="宋体"/>
+                <w:color w:val="001080"/>
+                <w:kern w:val="0"/>
+                <w:sz w:val="24"/>
+                <w:szCs w:val="24"/>
+              </w:rPr>
+              <w:t>input</w:t>
+            </w:r>
+            <w:r>
+              <w:rPr>
+                <w:rFonts w:ascii="Consolas" w:eastAsia="宋体" w:hAnsi="Consolas" w:cs="宋体"/>
+                <w:color w:val="000000"/>
+                <w:kern w:val="0"/>
+                <w:sz w:val="24"/>
+                <w:szCs w:val="24"/>
+              </w:rPr>
+              <w:t>.</w:t>
+            </w:r>
+            <w:r>
+              <w:rPr>
+                <w:rFonts w:ascii="Consolas" w:eastAsia="宋体" w:hAnsi="Consolas" w:cs="宋体"/>
+                <w:color w:val="795E26"/>
+                <w:kern w:val="0"/>
+                <w:sz w:val="24"/>
+                <w:szCs w:val="24"/>
+              </w:rPr>
+              <w:t>onkeyup</w:t>
+            </w:r>
+            <w:r>
+              <w:rPr>
+                <w:rFonts w:ascii="Consolas" w:eastAsia="宋体" w:hAnsi="Consolas" w:cs="宋体"/>
+                <w:color w:val="000000"/>
+                <w:kern w:val="0"/>
+                <w:sz w:val="24"/>
+                <w:szCs w:val="24"/>
+              </w:rPr>
+              <w:t xml:space="preserve"> = </w:t>
+            </w:r>
+            <w:r>
+              <w:rPr>
+                <w:rFonts w:ascii="Consolas" w:eastAsia="宋体" w:hAnsi="Consolas" w:cs="宋体"/>
+                <w:color w:val="0000FF"/>
+                <w:kern w:val="0"/>
+                <w:sz w:val="24"/>
+                <w:szCs w:val="24"/>
+              </w:rPr>
+              <w:t>function</w:t>
+            </w:r>
+            <w:r>
+              <w:rPr>
+                <w:rFonts w:ascii="Consolas" w:eastAsia="宋体" w:hAnsi="Consolas" w:cs="宋体"/>
+                <w:color w:val="000000"/>
+                <w:kern w:val="0"/>
+                <w:sz w:val="24"/>
+                <w:szCs w:val="24"/>
+              </w:rPr>
+              <w:t>(</w:t>
+            </w:r>
+            <w:r>
+              <w:rPr>
+                <w:rFonts w:ascii="Consolas" w:eastAsia="宋体" w:hAnsi="Consolas" w:cs="宋体"/>
+                <w:color w:val="001080"/>
+                <w:kern w:val="0"/>
+                <w:sz w:val="24"/>
+                <w:szCs w:val="24"/>
+              </w:rPr>
+              <w:t>e</w:t>
+            </w:r>
+            <w:r>
+              <w:rPr>
+                <w:rFonts w:ascii="Consolas" w:eastAsia="宋体" w:hAnsi="Consolas" w:cs="宋体"/>
+                <w:color w:val="000000"/>
+                <w:kern w:val="0"/>
+                <w:sz w:val="24"/>
+                <w:szCs w:val="24"/>
+              </w:rPr>
+              <w:t>){</w:t>
+            </w:r>
+          </w:p>
+          <w:p>
+            <w:pPr>
+              <w:widowControl/>
+              <w:shd w:val="clear" w:color="auto" w:fill="FFFFFF"/>
+              <w:spacing w:line="285" w:lineRule="atLeast"/>
+              <w:jc w:val="left"/>
+              <w:rPr>
+                <w:rFonts w:ascii="Consolas" w:eastAsia="宋体" w:hAnsi="Consolas" w:cs="宋体"/>
+                <w:color w:val="3B3B3B"/>
+                <w:kern w:val="0"/>
+                <w:sz w:val="24"/>
+                <w:szCs w:val="24"/>
+              </w:rPr>
+            </w:pPr>
+            <w:r>
+              <w:rPr>
+                <w:rFonts w:ascii="Consolas" w:eastAsia="宋体" w:hAnsi="Consolas" w:cs="宋体"/>
+                <w:color w:val="000000"/>
+                <w:kern w:val="0"/>
+                <w:sz w:val="24"/>
+                <w:szCs w:val="24"/>
+              </w:rPr>
+              <w:t xml:space="preserve">            </w:t>
+            </w:r>
+            <w:r>
+              <w:rPr>
+                <w:rFonts w:ascii="Consolas" w:eastAsia="宋体" w:hAnsi="Consolas" w:cs="宋体"/>
+                <w:color w:val="008000"/>
+                <w:kern w:val="0"/>
+                <w:sz w:val="24"/>
+                <w:szCs w:val="24"/>
+              </w:rPr>
+              <w:t>// console.log(e.key);</w:t>
+            </w:r>
+          </w:p>
+          <w:p>
+            <w:pPr>
+              <w:widowControl/>
+              <w:shd w:val="clear" w:color="auto" w:fill="FFFFFF"/>
+              <w:spacing w:line="285" w:lineRule="atLeast"/>
+              <w:jc w:val="left"/>
+              <w:rPr>
+                <w:rFonts w:ascii="Consolas" w:eastAsia="宋体" w:hAnsi="Consolas" w:cs="宋体"/>
+                <w:color w:val="3B3B3B"/>
+                <w:kern w:val="0"/>
+                <w:sz w:val="24"/>
+                <w:szCs w:val="24"/>
+              </w:rPr>
+            </w:pPr>
+            <w:r>
+              <w:rPr>
+                <w:rFonts w:ascii="Consolas" w:eastAsia="宋体" w:hAnsi="Consolas" w:cs="宋体"/>
+                <w:color w:val="000000"/>
+                <w:kern w:val="0"/>
+                <w:sz w:val="24"/>
+                <w:szCs w:val="24"/>
+              </w:rPr>
+              <w:t xml:space="preserve">            </w:t>
+            </w:r>
+          </w:p>
+          <w:p>
+            <w:pPr>
+              <w:widowControl/>
+              <w:shd w:val="clear" w:color="auto" w:fill="FFFFFF"/>
+              <w:spacing w:line="285" w:lineRule="atLeast"/>
+              <w:jc w:val="left"/>
+              <w:rPr>
+                <w:rFonts w:ascii="Consolas" w:eastAsia="宋体" w:hAnsi="Consolas" w:cs="宋体"/>
+                <w:color w:val="3B3B3B"/>
+                <w:kern w:val="0"/>
+                <w:sz w:val="24"/>
+                <w:szCs w:val="24"/>
+              </w:rPr>
+            </w:pPr>
+            <w:r>
+              <w:rPr>
+                <w:rFonts w:ascii="Consolas" w:eastAsia="宋体" w:hAnsi="Consolas" w:cs="宋体"/>
+                <w:color w:val="000000"/>
+                <w:kern w:val="0"/>
+                <w:sz w:val="24"/>
+                <w:szCs w:val="24"/>
+              </w:rPr>
+              <w:t xml:space="preserve">          </w:t>
+            </w:r>
+            <w:r>
+              <w:rPr>
+                <w:rFonts w:ascii="Consolas" w:eastAsia="宋体" w:hAnsi="Consolas" w:cs="宋体"/>
+                <w:color w:val="AF00DB"/>
+                <w:kern w:val="0"/>
+                <w:sz w:val="24"/>
+                <w:szCs w:val="24"/>
+              </w:rPr>
+              <w:t>if</w:t>
+            </w:r>
+            <w:r>
+              <w:rPr>
+                <w:rFonts w:ascii="Consolas" w:eastAsia="宋体" w:hAnsi="Consolas" w:cs="宋体"/>
+                <w:color w:val="000000"/>
+                <w:kern w:val="0"/>
+                <w:sz w:val="24"/>
+                <w:szCs w:val="24"/>
+              </w:rPr>
+              <w:t>(</w:t>
+            </w:r>
+            <w:r>
+              <w:rPr>
+                <w:rFonts w:ascii="Consolas" w:eastAsia="宋体" w:hAnsi="Consolas" w:cs="宋体"/>
+                <w:color w:val="001080"/>
+                <w:kern w:val="0"/>
+                <w:sz w:val="24"/>
+                <w:szCs w:val="24"/>
+              </w:rPr>
+              <w:t>e</w:t>
+            </w:r>
+            <w:r>
+              <w:rPr>
+                <w:rFonts w:ascii="Consolas" w:eastAsia="宋体" w:hAnsi="Consolas" w:cs="宋体"/>
+                <w:color w:val="000000"/>
+                <w:kern w:val="0"/>
+                <w:sz w:val="24"/>
+                <w:szCs w:val="24"/>
+              </w:rPr>
+              <w:t>.</w:t>
+            </w:r>
+            <w:r>
+              <w:rPr>
+                <w:rFonts w:ascii="Consolas" w:eastAsia="宋体" w:hAnsi="Consolas" w:cs="宋体"/>
+                <w:color w:val="001080"/>
+                <w:kern w:val="0"/>
+                <w:sz w:val="24"/>
+                <w:szCs w:val="24"/>
+              </w:rPr>
+              <w:t>key</w:t>
+            </w:r>
+            <w:r>
+              <w:rPr>
+                <w:rFonts w:ascii="Consolas" w:eastAsia="宋体" w:hAnsi="Consolas" w:cs="宋体"/>
+                <w:color w:val="000000"/>
+                <w:kern w:val="0"/>
+                <w:sz w:val="24"/>
+                <w:szCs w:val="24"/>
+              </w:rPr>
+              <w:t xml:space="preserve"> === </w:t>
+            </w:r>
+            <w:r>
+              <w:rPr>
+                <w:rFonts w:ascii="Consolas" w:eastAsia="宋体" w:hAnsi="Consolas" w:cs="宋体"/>
+                <w:color w:val="A31515"/>
+                <w:kern w:val="0"/>
+                <w:sz w:val="24"/>
+                <w:szCs w:val="24"/>
+              </w:rPr>
+              <w:t>'Enter'</w:t>
+            </w:r>
+            <w:r>
+              <w:rPr>
+                <w:rFonts w:ascii="Consolas" w:eastAsia="宋体" w:hAnsi="Consolas" w:cs="宋体"/>
+                <w:color w:val="000000"/>
+                <w:kern w:val="0"/>
+                <w:sz w:val="24"/>
+                <w:szCs w:val="24"/>
+              </w:rPr>
+              <w:t>){</w:t>
+            </w:r>
+          </w:p>
+          <w:p>
+            <w:pPr>
+              <w:widowControl/>
+              <w:shd w:val="clear" w:color="auto" w:fill="FFFFFF"/>
+              <w:spacing w:line="285" w:lineRule="atLeast"/>
+              <w:jc w:val="left"/>
+              <w:rPr>
+                <w:rFonts w:ascii="Consolas" w:eastAsia="宋体" w:hAnsi="Consolas" w:cs="宋体"/>
+                <w:color w:val="3B3B3B"/>
+                <w:kern w:val="0"/>
+                <w:sz w:val="24"/>
+                <w:szCs w:val="24"/>
+              </w:rPr>
+            </w:pPr>
+            <w:r>
+              <w:rPr>
+                <w:rFonts w:ascii="Consolas" w:eastAsia="宋体" w:hAnsi="Consolas" w:cs="宋体"/>
+                <w:color w:val="000000"/>
+                <w:kern w:val="0"/>
+                <w:sz w:val="24"/>
+                <w:szCs w:val="24"/>
+              </w:rPr>
+              <w:t xml:space="preserve">            </w:t>
+            </w:r>
+            <w:r>
+              <w:rPr>
+                <w:rFonts w:ascii="Consolas" w:eastAsia="宋体" w:hAnsi="Consolas" w:cs="宋体"/>
+                <w:color w:val="001080"/>
+                <w:kern w:val="0"/>
+                <w:sz w:val="24"/>
+                <w:szCs w:val="24"/>
+              </w:rPr>
+              <w:t>console</w:t>
+            </w:r>
+            <w:r>
+              <w:rPr>
+                <w:rFonts w:ascii="Consolas" w:eastAsia="宋体" w:hAnsi="Consolas" w:cs="宋体"/>
+                <w:color w:val="000000"/>
+                <w:kern w:val="0"/>
+                <w:sz w:val="24"/>
+                <w:szCs w:val="24"/>
+              </w:rPr>
+              <w:t>.</w:t>
+            </w:r>
+            <w:r>
+              <w:rPr>
+                <w:rFonts w:ascii="Consolas" w:eastAsia="宋体" w:hAnsi="Consolas" w:cs="宋体"/>
+                <w:color w:val="795E26"/>
+                <w:kern w:val="0"/>
+                <w:sz w:val="24"/>
+                <w:szCs w:val="24"/>
+              </w:rPr>
+              <w:t>log</w:t>
+            </w:r>
+            <w:r>
+              <w:rPr>
+                <w:rFonts w:ascii="Consolas" w:eastAsia="宋体" w:hAnsi="Consolas" w:cs="宋体"/>
+                <w:color w:val="000000"/>
+                <w:kern w:val="0"/>
+                <w:sz w:val="24"/>
+                <w:szCs w:val="24"/>
+              </w:rPr>
+              <w:t>(</w:t>
+            </w:r>
+            <w:r>
+              <w:rPr>
+                <w:rFonts w:ascii="Consolas" w:eastAsia="宋体" w:hAnsi="Consolas" w:cs="宋体"/>
+                <w:color w:val="A31515"/>
+                <w:kern w:val="0"/>
+                <w:sz w:val="24"/>
+                <w:szCs w:val="24"/>
+              </w:rPr>
+              <w:t>"</w:t>
+            </w:r>
+            <w:r>
+              <w:rPr>
+                <w:rFonts w:ascii="Consolas" w:eastAsia="宋体" w:hAnsi="Consolas" w:cs="宋体"/>
+                <w:color w:val="A31515"/>
+                <w:kern w:val="0"/>
+                <w:sz w:val="24"/>
+                <w:szCs w:val="24"/>
+              </w:rPr>
+              <w:t>正在搜索</w:t>
+            </w:r>
+            <w:r>
+              <w:rPr>
+                <w:rFonts w:ascii="Consolas" w:eastAsia="宋体" w:hAnsi="Consolas" w:cs="宋体"/>
+                <w:color w:val="A31515"/>
+                <w:kern w:val="0"/>
+                <w:sz w:val="24"/>
+                <w:szCs w:val="24"/>
+              </w:rPr>
+              <w:t>:"</w:t>
+            </w:r>
+            <w:r>
+              <w:rPr>
+                <w:rFonts w:ascii="Consolas" w:eastAsia="宋体" w:hAnsi="Consolas" w:cs="宋体"/>
+                <w:color w:val="000000"/>
+                <w:kern w:val="0"/>
+                <w:sz w:val="24"/>
+                <w:szCs w:val="24"/>
+              </w:rPr>
+              <w:t>+</w:t>
+            </w:r>
+            <w:r>
+              <w:rPr>
+                <w:rFonts w:ascii="Consolas" w:eastAsia="宋体" w:hAnsi="Consolas" w:cs="宋体"/>
+                <w:color w:val="001080"/>
+                <w:kern w:val="0"/>
+                <w:sz w:val="24"/>
+                <w:szCs w:val="24"/>
+              </w:rPr>
+              <w:t>input</w:t>
+            </w:r>
+            <w:r>
+              <w:rPr>
+                <w:rFonts w:ascii="Consolas" w:eastAsia="宋体" w:hAnsi="Consolas" w:cs="宋体"/>
+                <w:color w:val="000000"/>
+                <w:kern w:val="0"/>
+                <w:sz w:val="24"/>
+                <w:szCs w:val="24"/>
+              </w:rPr>
+              <w:t>.</w:t>
+            </w:r>
+            <w:r>
+              <w:rPr>
+                <w:rFonts w:ascii="Consolas" w:eastAsia="宋体" w:hAnsi="Consolas" w:cs="宋体"/>
+                <w:color w:val="001080"/>
+                <w:kern w:val="0"/>
+                <w:sz w:val="24"/>
+                <w:szCs w:val="24"/>
+              </w:rPr>
+              <w:t>value</w:t>
+            </w:r>
+            <w:r>
+              <w:rPr>
+                <w:rFonts w:ascii="Consolas" w:eastAsia="宋体" w:hAnsi="Consolas" w:cs="宋体"/>
+                <w:color w:val="000000"/>
+                <w:kern w:val="0"/>
+                <w:sz w:val="24"/>
+                <w:szCs w:val="24"/>
+              </w:rPr>
+              <w:t>);</w:t>
+            </w:r>
+          </w:p>
+          <w:p>
+            <w:pPr>
+              <w:widowControl/>
+              <w:shd w:val="clear" w:color="auto" w:fill="FFFFFF"/>
+              <w:spacing w:line="285" w:lineRule="atLeast"/>
+              <w:jc w:val="left"/>
+              <w:rPr>
+                <w:rFonts w:ascii="Consolas" w:eastAsia="宋体" w:hAnsi="Consolas" w:cs="宋体"/>
+                <w:color w:val="3B3B3B"/>
+                <w:kern w:val="0"/>
+                <w:sz w:val="24"/>
+                <w:szCs w:val="24"/>
+              </w:rPr>
+            </w:pPr>
+            <w:r>
+              <w:rPr>
+                <w:rFonts w:ascii="Consolas" w:eastAsia="宋体" w:hAnsi="Consolas" w:cs="宋体"/>
+                <w:color w:val="000000"/>
+                <w:kern w:val="0"/>
+                <w:sz w:val="24"/>
+                <w:szCs w:val="24"/>
+              </w:rPr>
+              <w:t>          }</w:t>
+            </w:r>
+          </w:p>
+          <w:p>
+            <w:pPr>
+              <w:widowControl/>
+              <w:shd w:val="clear" w:color="auto" w:fill="FFFFFF"/>
+              <w:spacing w:line="285" w:lineRule="atLeast"/>
+              <w:jc w:val="left"/>
+              <w:rPr>
+                <w:rFonts w:ascii="Consolas" w:eastAsia="宋体" w:hAnsi="Consolas" w:cs="宋体"/>
+                <w:color w:val="3B3B3B"/>
+                <w:kern w:val="0"/>
+                <w:sz w:val="24"/>
+                <w:szCs w:val="24"/>
+              </w:rPr>
+            </w:pPr>
+            <w:r>
+              <w:rPr>
+                <w:rFonts w:ascii="Consolas" w:eastAsia="宋体" w:hAnsi="Consolas" w:cs="宋体"/>
+                <w:color w:val="000000"/>
+                <w:kern w:val="0"/>
+                <w:sz w:val="24"/>
+                <w:szCs w:val="24"/>
+              </w:rPr>
+              <w:t>      }</w:t>
+            </w:r>
+          </w:p>
+          <w:p>
+            <w:pPr>
+              <w:widowControl/>
+              <w:shd w:val="clear" w:color="auto" w:fill="FFFFFF"/>
+              <w:spacing w:line="285" w:lineRule="atLeast"/>
+              <w:jc w:val="left"/>
+              <w:rPr>
+                <w:rFonts w:ascii="Consolas" w:eastAsia="宋体" w:hAnsi="Consolas" w:cs="宋体"/>
+                <w:color w:val="3B3B3B"/>
+                <w:kern w:val="0"/>
+                <w:sz w:val="24"/>
+                <w:szCs w:val="24"/>
+              </w:rPr>
+            </w:pPr>
+            <w:r>
+              <w:rPr>
+                <w:rFonts w:ascii="Consolas" w:eastAsia="宋体" w:hAnsi="Consolas" w:cs="宋体"/>
+                <w:color w:val="000000"/>
+                <w:kern w:val="0"/>
+                <w:sz w:val="24"/>
+                <w:szCs w:val="24"/>
+              </w:rPr>
+              <w:t xml:space="preserve">    </w:t>
+            </w:r>
+            <w:r>
+              <w:rPr>
+                <w:rFonts w:ascii="Consolas" w:eastAsia="宋体" w:hAnsi="Consolas" w:cs="宋体"/>
+                <w:color w:val="800000"/>
+                <w:kern w:val="0"/>
+                <w:sz w:val="24"/>
+                <w:szCs w:val="24"/>
+              </w:rPr>
+              <w:t>&lt;/script&gt;</w:t>
+            </w:r>
+          </w:p>
+          <w:p>
+            <w:pPr>
+              <w:widowControl/>
+              <w:shd w:val="clear" w:color="auto" w:fill="FFFFFF"/>
+              <w:spacing w:line="285" w:lineRule="atLeast"/>
+              <w:jc w:val="left"/>
+              <w:rPr>
+                <w:rFonts w:ascii="Consolas" w:eastAsia="宋体" w:hAnsi="Consolas" w:cs="宋体"/>
+                <w:color w:val="3B3B3B"/>
+                <w:kern w:val="0"/>
+                <w:sz w:val="24"/>
+                <w:szCs w:val="24"/>
+              </w:rPr>
+            </w:pPr>
+            <w:r>
+              <w:rPr>
+                <w:rFonts w:ascii="Consolas" w:eastAsia="宋体" w:hAnsi="Consolas" w:cs="宋体"/>
+                <w:color w:val="800000"/>
+                <w:kern w:val="0"/>
+                <w:sz w:val="24"/>
+                <w:szCs w:val="24"/>
+              </w:rPr>
+              <w:t>&lt;/body&gt;</w:t>
+            </w:r>
+          </w:p>
+          <w:p>
+            <w:pPr>
+              <w:widowControl/>
+              <w:shd w:val="clear" w:color="auto" w:fill="FFFFFF"/>
+              <w:spacing w:line="285" w:lineRule="atLeast"/>
+              <w:jc w:val="left"/>
+              <w:rPr>
+                <w:rFonts w:ascii="Consolas" w:eastAsia="宋体" w:hAnsi="Consolas" w:cs="宋体"/>
+                <w:color w:val="3B3B3B"/>
+                <w:kern w:val="0"/>
+                <w:sz w:val="24"/>
+                <w:szCs w:val="24"/>
+              </w:rPr>
+            </w:pPr>
+            <w:r>
+              <w:rPr>
+                <w:rFonts w:ascii="Consolas" w:eastAsia="宋体" w:hAnsi="Consolas" w:cs="宋体"/>
+                <w:color w:val="800000"/>
+                <w:kern w:val="0"/>
+                <w:sz w:val="24"/>
+                <w:szCs w:val="24"/>
+              </w:rPr>
+              <w:t>&lt;/html&gt;</w:t>
+            </w:r>
+          </w:p>
+          <w:p>
+            <w:pPr>
+              <w:rPr>
+                <w:rFonts w:hint="eastAsia"/>
+                <w:sz w:val="24"/>
+                <w:szCs w:val="24"/>
+              </w:rPr>
+            </w:pPr>
+          </w:p>
+        </w:tc>
+      </w:tr>
+    </w:tbl>
+    <w:p>
+      <w:pPr>
+        <w:pStyle w:val="3"/>
+      </w:pPr>
+      <w:r>
+        <w:rPr>
+          <w:rFonts w:hint="eastAsia"/>
+        </w:rPr>
+        <w:t>效果如下</w:t>
+      </w:r>
+    </w:p>
+    <w:tbl>
+      <w:tblPr>
+        <w:tblStyle w:val="af5"/>
+        <w:tblW w:w="0" w:type="auto"/>
+        <w:tblLook w:val="04A0" w:firstRow="1" w:lastRow="0" w:firstColumn="1" w:lastColumn="0" w:noHBand="0" w:noVBand="1"/>
+      </w:tblPr>
+      <w:tblGrid>
+        <w:gridCol w:w="8296"/>
+      </w:tblGrid>
+      <w:tr>
+        <w:tc>
+          <w:tcPr>
+            <w:tcW w:w="11376" w:type="dxa"/>
+          </w:tcPr>
+          <w:p>
+            <w:pPr>
+              <w:rPr>
+                <w:rFonts w:hint="eastAsia"/>
+              </w:rPr>
+            </w:pPr>
+            <w:r>
+              <w:rPr>
+                <w:noProof/>
+              </w:rPr>
+              <w:drawing>
+                <wp:inline distT="0" distB="0" distL="0" distR="0" wp14:anchorId="345892B8" wp14:editId="45016B4B">
+                  <wp:extent cx="7079593" cy="3475021"/>
+                  <wp:effectExtent l="0" t="0" r="7620" b="0"/>
+                  <wp:docPr id="1151100841" name="图片 1"/>
+                  <wp:cNvGraphicFramePr>
+                    <a:graphicFrameLocks xmlns:a="http://schemas.openxmlformats.org/drawingml/2006/main" noChangeAspect="1"/>
+                  </wp:cNvGraphicFramePr>
+                  <a:graphic xmlns:a="http://schemas.openxmlformats.org/drawingml/2006/main">
+                    <a:graphicData uri="http://schemas.openxmlformats.org/drawingml/2006/picture">
+                      <pic:pic xmlns:pic="http://schemas.openxmlformats.org/drawingml/2006/picture">
+                        <pic:nvPicPr>
+                          <pic:cNvPr id="1151100841" name=""/>
+                          <pic:cNvPicPr/>
+                        </pic:nvPicPr>
+                        <pic:blipFill>
+                          <a:blip r:embed="rId39"/>
+                          <a:stretch>
+                            <a:fillRect/>
+                          </a:stretch>
+                        </pic:blipFill>
+                        <pic:spPr>
+                          <a:xfrm>
+                            <a:off x="0" y="0"/>
+                            <a:ext cx="7079593" cy="3475021"/>
+                          </a:xfrm>
+                          <a:prstGeom prst="rect">
+                            <a:avLst/>
+                          </a:prstGeom>
+                        </pic:spPr>
+                      </pic:pic>
+                    </a:graphicData>
+                  </a:graphic>
+                </wp:inline>
+              </w:drawing>
+            </w:r>
+          </w:p>
+        </w:tc>
+      </w:tr>
+    </w:tbl>
+    <w:p>
+      <w:pPr>
+        <w:pStyle w:val="2"/>
+        <w:rPr>
+          <w:rFonts w:hint="eastAsia"/>
+        </w:rPr>
+      </w:pPr>
+      <w:r>
+        <w:rPr>
+          <w:rFonts w:hint="eastAsia"/>
+        </w:rPr>
+        <w:t>我们还可以实现一个功能,就是当搜索框没有获取到输入焦点,我们在网页上的空白地方按点击一下,然后按一下s键,输入框会自动获取焦点,此时需要个document添加keyup</w:t>
+      </w:r>
+      <w:r>
+        <w:rPr>
+          <w:rFonts w:hint="eastAsia"/>
+        </w:rPr>
+        <w:t>事件监听</w:t>
+      </w:r>
+    </w:p>
+    <w:tbl>
+      <w:tblPr>
+        <w:tblStyle w:val="af5"/>
+        <w:tblW w:w="0" w:type="auto"/>
+        <w:tblLook w:val="04A0" w:firstRow="1" w:lastRow="0" w:firstColumn="1" w:lastColumn="0" w:noHBand="0" w:noVBand="1"/>
+      </w:tblPr>
+      <w:tblGrid>
+        <w:gridCol w:w="8296"/>
+      </w:tblGrid>
+      <w:tr>
+        <w:tc>
+          <w:tcPr>
+            <w:tcW w:w="11193" w:type="dxa"/>
+          </w:tcPr>
+          <w:p>
+            <w:pPr>
+              <w:widowControl/>
+              <w:shd w:val="clear" w:color="auto" w:fill="FFFFFF"/>
+              <w:spacing w:line="285" w:lineRule="atLeast"/>
+              <w:jc w:val="left"/>
+              <w:rPr>
+                <w:rFonts w:ascii="Consolas" w:eastAsia="宋体" w:hAnsi="Consolas" w:cs="宋体"/>
+                <w:color w:val="3B3B3B"/>
+                <w:kern w:val="0"/>
+                <w:sz w:val="24"/>
+                <w:szCs w:val="24"/>
+              </w:rPr>
+            </w:pPr>
+            <w:r>
+              <w:rPr>
+                <w:rFonts w:ascii="Consolas" w:eastAsia="宋体" w:hAnsi="Consolas" w:cs="宋体"/>
+                <w:color w:val="800000"/>
+                <w:kern w:val="0"/>
+                <w:sz w:val="24"/>
+                <w:szCs w:val="24"/>
+              </w:rPr>
+              <w:t>&lt;!DOCTYPE</w:t>
+            </w:r>
+            <w:r>
+              <w:rPr>
+                <w:rFonts w:ascii="Consolas" w:eastAsia="宋体" w:hAnsi="Consolas" w:cs="宋体"/>
+                <w:color w:val="3B3B3B"/>
+                <w:kern w:val="0"/>
+                <w:sz w:val="24"/>
+                <w:szCs w:val="24"/>
+              </w:rPr>
+              <w:t xml:space="preserve"> </w:t>
+            </w:r>
+            <w:r>
+              <w:rPr>
+                <w:rFonts w:ascii="Consolas" w:eastAsia="宋体" w:hAnsi="Consolas" w:cs="宋体"/>
+                <w:color w:val="E50000"/>
+                <w:kern w:val="0"/>
+                <w:sz w:val="24"/>
+                <w:szCs w:val="24"/>
+              </w:rPr>
+              <w:t>html</w:t>
+            </w:r>
+            <w:r>
+              <w:rPr>
+                <w:rFonts w:ascii="Consolas" w:eastAsia="宋体" w:hAnsi="Consolas" w:cs="宋体"/>
+                <w:color w:val="800000"/>
+                <w:kern w:val="0"/>
+                <w:sz w:val="24"/>
+                <w:szCs w:val="24"/>
+              </w:rPr>
+              <w:t>&gt;</w:t>
+            </w:r>
+          </w:p>
+          <w:p>
+            <w:pPr>
+              <w:widowControl/>
+              <w:shd w:val="clear" w:color="auto" w:fill="FFFFFF"/>
+              <w:spacing w:line="285" w:lineRule="atLeast"/>
+              <w:jc w:val="left"/>
+              <w:rPr>
+                <w:rFonts w:ascii="Consolas" w:eastAsia="宋体" w:hAnsi="Consolas" w:cs="宋体"/>
+                <w:color w:val="3B3B3B"/>
+                <w:kern w:val="0"/>
+                <w:sz w:val="24"/>
+                <w:szCs w:val="24"/>
+              </w:rPr>
+            </w:pPr>
+            <w:r>
+              <w:rPr>
+                <w:rFonts w:ascii="Consolas" w:eastAsia="宋体" w:hAnsi="Consolas" w:cs="宋体"/>
+                <w:color w:val="800000"/>
+                <w:kern w:val="0"/>
+                <w:sz w:val="24"/>
+                <w:szCs w:val="24"/>
+              </w:rPr>
+              <w:t>&lt;html</w:t>
+            </w:r>
+            <w:r>
+              <w:rPr>
+                <w:rFonts w:ascii="Consolas" w:eastAsia="宋体" w:hAnsi="Consolas" w:cs="宋体"/>
+                <w:color w:val="3B3B3B"/>
+                <w:kern w:val="0"/>
+                <w:sz w:val="24"/>
+                <w:szCs w:val="24"/>
+              </w:rPr>
+              <w:t xml:space="preserve"> </w:t>
+            </w:r>
+            <w:r>
+              <w:rPr>
+                <w:rFonts w:ascii="Consolas" w:eastAsia="宋体" w:hAnsi="Consolas" w:cs="宋体"/>
+                <w:color w:val="E50000"/>
+                <w:kern w:val="0"/>
+                <w:sz w:val="24"/>
+                <w:szCs w:val="24"/>
+              </w:rPr>
+              <w:t>lang</w:t>
+            </w:r>
+            <w:r>
+              <w:rPr>
+                <w:rFonts w:ascii="Consolas" w:eastAsia="宋体" w:hAnsi="Consolas" w:cs="宋体"/>
+                <w:color w:val="3B3B3B"/>
+                <w:kern w:val="0"/>
+                <w:sz w:val="24"/>
+                <w:szCs w:val="24"/>
+              </w:rPr>
+              <w:t>=</w:t>
+            </w:r>
+            <w:r>
+              <w:rPr>
+                <w:rFonts w:ascii="Consolas" w:eastAsia="宋体" w:hAnsi="Consolas" w:cs="宋体"/>
+                <w:color w:val="0000FF"/>
+                <w:kern w:val="0"/>
+                <w:sz w:val="24"/>
+                <w:szCs w:val="24"/>
+              </w:rPr>
+              <w:t>"en"</w:t>
+            </w:r>
+            <w:r>
+              <w:rPr>
+                <w:rFonts w:ascii="Consolas" w:eastAsia="宋体" w:hAnsi="Consolas" w:cs="宋体"/>
+                <w:color w:val="800000"/>
+                <w:kern w:val="0"/>
+                <w:sz w:val="24"/>
+                <w:szCs w:val="24"/>
+              </w:rPr>
+              <w:t>&gt;</w:t>
+            </w:r>
+          </w:p>
+          <w:p>
+            <w:pPr>
+              <w:widowControl/>
+              <w:shd w:val="clear" w:color="auto" w:fill="FFFFFF"/>
+              <w:spacing w:line="285" w:lineRule="atLeast"/>
+              <w:jc w:val="left"/>
+              <w:rPr>
+                <w:rFonts w:ascii="Consolas" w:eastAsia="宋体" w:hAnsi="Consolas" w:cs="宋体"/>
+                <w:color w:val="3B3B3B"/>
+                <w:kern w:val="0"/>
+                <w:sz w:val="24"/>
+                <w:szCs w:val="24"/>
+              </w:rPr>
+            </w:pPr>
+            <w:r>
+              <w:rPr>
+                <w:rFonts w:ascii="Consolas" w:eastAsia="宋体" w:hAnsi="Consolas" w:cs="宋体"/>
+                <w:color w:val="800000"/>
+                <w:kern w:val="0"/>
+                <w:sz w:val="24"/>
+                <w:szCs w:val="24"/>
+              </w:rPr>
+              <w:t>&lt;head&gt;</w:t>
+            </w:r>
+          </w:p>
+          <w:p>
+            <w:pPr>
+              <w:widowControl/>
+              <w:shd w:val="clear" w:color="auto" w:fill="FFFFFF"/>
+              <w:spacing w:line="285" w:lineRule="atLeast"/>
+              <w:jc w:val="left"/>
+              <w:rPr>
+                <w:rFonts w:ascii="Consolas" w:eastAsia="宋体" w:hAnsi="Consolas" w:cs="宋体"/>
+                <w:color w:val="3B3B3B"/>
+                <w:kern w:val="0"/>
+                <w:sz w:val="24"/>
+                <w:szCs w:val="24"/>
+              </w:rPr>
+            </w:pPr>
+            <w:r>
+              <w:rPr>
+                <w:rFonts w:ascii="Consolas" w:eastAsia="宋体" w:hAnsi="Consolas" w:cs="宋体"/>
+                <w:color w:val="3B3B3B"/>
+                <w:kern w:val="0"/>
+                <w:sz w:val="24"/>
+                <w:szCs w:val="24"/>
+              </w:rPr>
+              <w:t xml:space="preserve">    </w:t>
+            </w:r>
+            <w:r>
+              <w:rPr>
+                <w:rFonts w:ascii="Consolas" w:eastAsia="宋体" w:hAnsi="Consolas" w:cs="宋体"/>
+                <w:color w:val="800000"/>
+                <w:kern w:val="0"/>
+                <w:sz w:val="24"/>
+                <w:szCs w:val="24"/>
+              </w:rPr>
+              <w:t>&lt;meta</w:t>
+            </w:r>
+            <w:r>
+              <w:rPr>
+                <w:rFonts w:ascii="Consolas" w:eastAsia="宋体" w:hAnsi="Consolas" w:cs="宋体"/>
+                <w:color w:val="3B3B3B"/>
+                <w:kern w:val="0"/>
+                <w:sz w:val="24"/>
+                <w:szCs w:val="24"/>
+              </w:rPr>
+              <w:t xml:space="preserve"> </w:t>
+            </w:r>
+            <w:r>
+              <w:rPr>
+                <w:rFonts w:ascii="Consolas" w:eastAsia="宋体" w:hAnsi="Consolas" w:cs="宋体"/>
+                <w:color w:val="E50000"/>
+                <w:kern w:val="0"/>
+                <w:sz w:val="24"/>
+                <w:szCs w:val="24"/>
+              </w:rPr>
+              <w:t>charset</w:t>
+            </w:r>
+            <w:r>
+              <w:rPr>
+                <w:rFonts w:ascii="Consolas" w:eastAsia="宋体" w:hAnsi="Consolas" w:cs="宋体"/>
+                <w:color w:val="3B3B3B"/>
+                <w:kern w:val="0"/>
+                <w:sz w:val="24"/>
+                <w:szCs w:val="24"/>
+              </w:rPr>
+              <w:t>=</w:t>
+            </w:r>
+            <w:r>
+              <w:rPr>
+                <w:rFonts w:ascii="Consolas" w:eastAsia="宋体" w:hAnsi="Consolas" w:cs="宋体"/>
+                <w:color w:val="0000FF"/>
+                <w:kern w:val="0"/>
+                <w:sz w:val="24"/>
+                <w:szCs w:val="24"/>
+              </w:rPr>
+              <w:t>"UTF-8"</w:t>
+            </w:r>
+            <w:r>
+              <w:rPr>
+                <w:rFonts w:ascii="Consolas" w:eastAsia="宋体" w:hAnsi="Consolas" w:cs="宋体"/>
+                <w:color w:val="800000"/>
+                <w:kern w:val="0"/>
+                <w:sz w:val="24"/>
+                <w:szCs w:val="24"/>
+              </w:rPr>
+              <w:t>&gt;</w:t>
+            </w:r>
+          </w:p>
+          <w:p>
+            <w:pPr>
+              <w:widowControl/>
+              <w:shd w:val="clear" w:color="auto" w:fill="FFFFFF"/>
+              <w:spacing w:line="285" w:lineRule="atLeast"/>
+              <w:jc w:val="left"/>
+              <w:rPr>
+                <w:rFonts w:ascii="Consolas" w:eastAsia="宋体" w:hAnsi="Consolas" w:cs="宋体"/>
+                <w:color w:val="3B3B3B"/>
+                <w:kern w:val="0"/>
+                <w:sz w:val="24"/>
+                <w:szCs w:val="24"/>
+              </w:rPr>
+            </w:pPr>
+            <w:r>
+              <w:rPr>
+                <w:rFonts w:ascii="Consolas" w:eastAsia="宋体" w:hAnsi="Consolas" w:cs="宋体"/>
+                <w:color w:val="3B3B3B"/>
+                <w:kern w:val="0"/>
+                <w:sz w:val="24"/>
+                <w:szCs w:val="24"/>
+              </w:rPr>
+              <w:t xml:space="preserve">    </w:t>
+            </w:r>
+            <w:r>
+              <w:rPr>
+                <w:rFonts w:ascii="Consolas" w:eastAsia="宋体" w:hAnsi="Consolas" w:cs="宋体"/>
+                <w:color w:val="800000"/>
+                <w:kern w:val="0"/>
+                <w:sz w:val="24"/>
+                <w:szCs w:val="24"/>
+              </w:rPr>
+              <w:t>&lt;meta</w:t>
+            </w:r>
+            <w:r>
+              <w:rPr>
+                <w:rFonts w:ascii="Consolas" w:eastAsia="宋体" w:hAnsi="Consolas" w:cs="宋体"/>
+                <w:color w:val="3B3B3B"/>
+                <w:kern w:val="0"/>
+                <w:sz w:val="24"/>
+                <w:szCs w:val="24"/>
+              </w:rPr>
+              <w:t xml:space="preserve"> </w:t>
+            </w:r>
+            <w:r>
+              <w:rPr>
+                <w:rFonts w:ascii="Consolas" w:eastAsia="宋体" w:hAnsi="Consolas" w:cs="宋体"/>
+                <w:color w:val="E50000"/>
+                <w:kern w:val="0"/>
+                <w:sz w:val="24"/>
+                <w:szCs w:val="24"/>
+              </w:rPr>
+              <w:t>name</w:t>
+            </w:r>
+            <w:r>
+              <w:rPr>
+                <w:rFonts w:ascii="Consolas" w:eastAsia="宋体" w:hAnsi="Consolas" w:cs="宋体"/>
+                <w:color w:val="3B3B3B"/>
+                <w:kern w:val="0"/>
+                <w:sz w:val="24"/>
+                <w:szCs w:val="24"/>
+              </w:rPr>
+              <w:t>=</w:t>
+            </w:r>
+            <w:r>
+              <w:rPr>
+                <w:rFonts w:ascii="Consolas" w:eastAsia="宋体" w:hAnsi="Consolas" w:cs="宋体"/>
+                <w:color w:val="0000FF"/>
+                <w:kern w:val="0"/>
+                <w:sz w:val="24"/>
+                <w:szCs w:val="24"/>
+              </w:rPr>
+              <w:t>"viewport"</w:t>
+            </w:r>
+            <w:r>
+              <w:rPr>
+                <w:rFonts w:ascii="Consolas" w:eastAsia="宋体" w:hAnsi="Consolas" w:cs="宋体"/>
+                <w:color w:val="3B3B3B"/>
+                <w:kern w:val="0"/>
+                <w:sz w:val="24"/>
+                <w:szCs w:val="24"/>
+              </w:rPr>
+              <w:t xml:space="preserve"> </w:t>
+            </w:r>
+            <w:r>
+              <w:rPr>
+                <w:rFonts w:ascii="Consolas" w:eastAsia="宋体" w:hAnsi="Consolas" w:cs="宋体"/>
+                <w:color w:val="E50000"/>
+                <w:kern w:val="0"/>
+                <w:sz w:val="24"/>
+                <w:szCs w:val="24"/>
+              </w:rPr>
+              <w:t>content</w:t>
+            </w:r>
+            <w:r>
+              <w:rPr>
+                <w:rFonts w:ascii="Consolas" w:eastAsia="宋体" w:hAnsi="Consolas" w:cs="宋体"/>
+                <w:color w:val="3B3B3B"/>
+                <w:kern w:val="0"/>
+                <w:sz w:val="24"/>
+                <w:szCs w:val="24"/>
+              </w:rPr>
+              <w:t>=</w:t>
+            </w:r>
+            <w:r>
+              <w:rPr>
+                <w:rFonts w:ascii="Consolas" w:eastAsia="宋体" w:hAnsi="Consolas" w:cs="宋体"/>
+                <w:color w:val="0000FF"/>
+                <w:kern w:val="0"/>
+                <w:sz w:val="24"/>
+                <w:szCs w:val="24"/>
+              </w:rPr>
+              <w:t>"width=device-width, initial-scale=1.0"</w:t>
+            </w:r>
+            <w:r>
+              <w:rPr>
+                <w:rFonts w:ascii="Consolas" w:eastAsia="宋体" w:hAnsi="Consolas" w:cs="宋体"/>
+                <w:color w:val="800000"/>
+                <w:kern w:val="0"/>
+                <w:sz w:val="24"/>
+                <w:szCs w:val="24"/>
+              </w:rPr>
+              <w:t>&gt;</w:t>
+            </w:r>
+          </w:p>
+          <w:p>
+            <w:pPr>
+              <w:widowControl/>
+              <w:shd w:val="clear" w:color="auto" w:fill="FFFFFF"/>
+              <w:spacing w:line="285" w:lineRule="atLeast"/>
+              <w:jc w:val="left"/>
+              <w:rPr>
+                <w:rFonts w:ascii="Consolas" w:eastAsia="宋体" w:hAnsi="Consolas" w:cs="宋体"/>
+                <w:color w:val="3B3B3B"/>
+                <w:kern w:val="0"/>
+                <w:sz w:val="24"/>
+                <w:szCs w:val="24"/>
+              </w:rPr>
+            </w:pPr>
+            <w:r>
+              <w:rPr>
+                <w:rFonts w:ascii="Consolas" w:eastAsia="宋体" w:hAnsi="Consolas" w:cs="宋体"/>
+                <w:color w:val="3B3B3B"/>
+                <w:kern w:val="0"/>
+                <w:sz w:val="24"/>
+                <w:szCs w:val="24"/>
+              </w:rPr>
+              <w:t xml:space="preserve">    </w:t>
+            </w:r>
+            <w:r>
+              <w:rPr>
+                <w:rFonts w:ascii="Consolas" w:eastAsia="宋体" w:hAnsi="Consolas" w:cs="宋体"/>
+                <w:color w:val="800000"/>
+                <w:kern w:val="0"/>
+                <w:sz w:val="24"/>
+                <w:szCs w:val="24"/>
+              </w:rPr>
+              <w:t>&lt;title&gt;</w:t>
+            </w:r>
+            <w:r>
+              <w:rPr>
+                <w:rFonts w:ascii="Consolas" w:eastAsia="宋体" w:hAnsi="Consolas" w:cs="宋体"/>
+                <w:color w:val="3B3B3B"/>
+                <w:kern w:val="0"/>
+                <w:sz w:val="24"/>
+                <w:szCs w:val="24"/>
+              </w:rPr>
+              <w:t>常用键盘事件</w:t>
+            </w:r>
+            <w:r>
+              <w:rPr>
+                <w:rFonts w:ascii="Consolas" w:eastAsia="宋体" w:hAnsi="Consolas" w:cs="宋体"/>
+                <w:color w:val="800000"/>
+                <w:kern w:val="0"/>
+                <w:sz w:val="24"/>
+                <w:szCs w:val="24"/>
+              </w:rPr>
+              <w:t>&lt;/title&gt;</w:t>
+            </w:r>
+          </w:p>
+          <w:p>
+            <w:pPr>
+              <w:widowControl/>
+              <w:shd w:val="clear" w:color="auto" w:fill="FFFFFF"/>
+              <w:spacing w:line="285" w:lineRule="atLeast"/>
+              <w:jc w:val="left"/>
+              <w:rPr>
+                <w:rFonts w:ascii="Consolas" w:eastAsia="宋体" w:hAnsi="Consolas" w:cs="宋体"/>
+                <w:color w:val="3B3B3B"/>
+                <w:kern w:val="0"/>
+                <w:sz w:val="24"/>
+                <w:szCs w:val="24"/>
+              </w:rPr>
+            </w:pPr>
+            <w:r>
+              <w:rPr>
+                <w:rFonts w:ascii="Consolas" w:eastAsia="宋体" w:hAnsi="Consolas" w:cs="宋体"/>
+                <w:color w:val="800000"/>
+                <w:kern w:val="0"/>
+                <w:sz w:val="24"/>
+                <w:szCs w:val="24"/>
+              </w:rPr>
+              <w:t>&lt;/head&gt;</w:t>
+            </w:r>
+          </w:p>
+          <w:p>
+            <w:pPr>
+              <w:widowControl/>
+              <w:shd w:val="clear" w:color="auto" w:fill="FFFFFF"/>
+              <w:spacing w:line="285" w:lineRule="atLeast"/>
+              <w:jc w:val="left"/>
+              <w:rPr>
+                <w:rFonts w:ascii="Consolas" w:eastAsia="宋体" w:hAnsi="Consolas" w:cs="宋体"/>
+                <w:color w:val="3B3B3B"/>
+                <w:kern w:val="0"/>
+                <w:sz w:val="24"/>
+                <w:szCs w:val="24"/>
+              </w:rPr>
+            </w:pPr>
+            <w:r>
+              <w:rPr>
+                <w:rFonts w:ascii="Consolas" w:eastAsia="宋体" w:hAnsi="Consolas" w:cs="宋体"/>
+                <w:color w:val="800000"/>
+                <w:kern w:val="0"/>
+                <w:sz w:val="24"/>
+                <w:szCs w:val="24"/>
+              </w:rPr>
+              <w:t>&lt;body&gt;</w:t>
+            </w:r>
+          </w:p>
+          <w:p>
+            <w:pPr>
+              <w:widowControl/>
+              <w:shd w:val="clear" w:color="auto" w:fill="FFFFFF"/>
+              <w:spacing w:line="285" w:lineRule="atLeast"/>
+              <w:jc w:val="left"/>
+              <w:rPr>
+                <w:rFonts w:ascii="Consolas" w:eastAsia="宋体" w:hAnsi="Consolas" w:cs="宋体"/>
+                <w:color w:val="3B3B3B"/>
+                <w:kern w:val="0"/>
+                <w:sz w:val="24"/>
+                <w:szCs w:val="24"/>
+              </w:rPr>
+            </w:pPr>
+            <w:r>
+              <w:rPr>
+                <w:rFonts w:ascii="Consolas" w:eastAsia="宋体" w:hAnsi="Consolas" w:cs="宋体"/>
+                <w:color w:val="3B3B3B"/>
+                <w:kern w:val="0"/>
+                <w:sz w:val="24"/>
+                <w:szCs w:val="24"/>
+              </w:rPr>
+              <w:t xml:space="preserve">    </w:t>
+            </w:r>
+            <w:r>
+              <w:rPr>
+                <w:rFonts w:ascii="Consolas" w:eastAsia="宋体" w:hAnsi="Consolas" w:cs="宋体"/>
+                <w:color w:val="800000"/>
+                <w:kern w:val="0"/>
+                <w:sz w:val="24"/>
+                <w:szCs w:val="24"/>
+              </w:rPr>
+              <w:t>&lt;input</w:t>
+            </w:r>
+            <w:r>
+              <w:rPr>
+                <w:rFonts w:ascii="Consolas" w:eastAsia="宋体" w:hAnsi="Consolas" w:cs="宋体"/>
+                <w:color w:val="3B3B3B"/>
+                <w:kern w:val="0"/>
+                <w:sz w:val="24"/>
+                <w:szCs w:val="24"/>
+              </w:rPr>
+              <w:t xml:space="preserve"> </w:t>
+            </w:r>
+            <w:r>
+              <w:rPr>
+                <w:rFonts w:ascii="Consolas" w:eastAsia="宋体" w:hAnsi="Consolas" w:cs="宋体"/>
+                <w:color w:val="E50000"/>
+                <w:kern w:val="0"/>
+                <w:sz w:val="24"/>
+                <w:szCs w:val="24"/>
+              </w:rPr>
+              <w:t>type</w:t>
+            </w:r>
+            <w:r>
+              <w:rPr>
+                <w:rFonts w:ascii="Consolas" w:eastAsia="宋体" w:hAnsi="Consolas" w:cs="宋体"/>
+                <w:color w:val="3B3B3B"/>
+                <w:kern w:val="0"/>
+                <w:sz w:val="24"/>
+                <w:szCs w:val="24"/>
+              </w:rPr>
+              <w:t>=</w:t>
+            </w:r>
+            <w:r>
+              <w:rPr>
+                <w:rFonts w:ascii="Consolas" w:eastAsia="宋体" w:hAnsi="Consolas" w:cs="宋体"/>
+                <w:color w:val="0000FF"/>
+                <w:kern w:val="0"/>
+                <w:sz w:val="24"/>
+                <w:szCs w:val="24"/>
+              </w:rPr>
+              <w:t>"text"</w:t>
+            </w:r>
+            <w:r>
+              <w:rPr>
+                <w:rFonts w:ascii="Consolas" w:eastAsia="宋体" w:hAnsi="Consolas" w:cs="宋体"/>
+                <w:color w:val="800000"/>
+                <w:kern w:val="0"/>
+                <w:sz w:val="24"/>
+                <w:szCs w:val="24"/>
+              </w:rPr>
+              <w:t>&gt;</w:t>
+            </w:r>
+          </w:p>
+          <w:p>
+            <w:pPr>
+              <w:widowControl/>
+              <w:shd w:val="clear" w:color="auto" w:fill="FFFFFF"/>
+              <w:spacing w:line="285" w:lineRule="atLeast"/>
+              <w:jc w:val="left"/>
+              <w:rPr>
+                <w:rFonts w:ascii="Consolas" w:eastAsia="宋体" w:hAnsi="Consolas" w:cs="宋体"/>
+                <w:color w:val="3B3B3B"/>
+                <w:kern w:val="0"/>
+                <w:sz w:val="24"/>
+                <w:szCs w:val="24"/>
+              </w:rPr>
+            </w:pPr>
+            <w:r>
+              <w:rPr>
+                <w:rFonts w:ascii="Consolas" w:eastAsia="宋体" w:hAnsi="Consolas" w:cs="宋体"/>
+                <w:color w:val="3B3B3B"/>
+                <w:kern w:val="0"/>
+                <w:sz w:val="24"/>
+                <w:szCs w:val="24"/>
+              </w:rPr>
+              <w:t>   </w:t>
+            </w:r>
+            <w:r>
+              <w:rPr>
+                <w:rFonts w:ascii="Consolas" w:eastAsia="宋体" w:hAnsi="Consolas" w:cs="宋体"/>
+                <w:color w:val="800000"/>
+                <w:kern w:val="0"/>
+                <w:sz w:val="24"/>
+                <w:szCs w:val="24"/>
+              </w:rPr>
+              <w:t>&lt;button&gt;</w:t>
+            </w:r>
+            <w:r>
+              <w:rPr>
+                <w:rFonts w:ascii="Consolas" w:eastAsia="宋体" w:hAnsi="Consolas" w:cs="宋体"/>
+                <w:color w:val="3B3B3B"/>
+                <w:kern w:val="0"/>
+                <w:sz w:val="24"/>
+                <w:szCs w:val="24"/>
+              </w:rPr>
+              <w:t>搜索</w:t>
+            </w:r>
+            <w:r>
+              <w:rPr>
+                <w:rFonts w:ascii="Consolas" w:eastAsia="宋体" w:hAnsi="Consolas" w:cs="宋体"/>
+                <w:color w:val="800000"/>
+                <w:kern w:val="0"/>
+                <w:sz w:val="24"/>
+                <w:szCs w:val="24"/>
+              </w:rPr>
+              <w:t>&lt;/button&gt;</w:t>
+            </w:r>
+          </w:p>
+          <w:p>
+            <w:pPr>
+              <w:widowControl/>
+              <w:shd w:val="clear" w:color="auto" w:fill="FFFFFF"/>
+              <w:spacing w:line="285" w:lineRule="atLeast"/>
+              <w:jc w:val="left"/>
+              <w:rPr>
+                <w:rFonts w:ascii="Consolas" w:eastAsia="宋体" w:hAnsi="Consolas" w:cs="宋体"/>
+                <w:color w:val="3B3B3B"/>
+                <w:kern w:val="0"/>
+                <w:sz w:val="24"/>
+                <w:szCs w:val="24"/>
+              </w:rPr>
+            </w:pPr>
+            <w:r>
+              <w:rPr>
+                <w:rFonts w:ascii="Consolas" w:eastAsia="宋体" w:hAnsi="Consolas" w:cs="宋体"/>
+                <w:color w:val="3B3B3B"/>
+                <w:kern w:val="0"/>
+                <w:sz w:val="24"/>
+                <w:szCs w:val="24"/>
+              </w:rPr>
+              <w:t xml:space="preserve">    </w:t>
+            </w:r>
+            <w:r>
+              <w:rPr>
+                <w:rFonts w:ascii="Consolas" w:eastAsia="宋体" w:hAnsi="Consolas" w:cs="宋体"/>
+                <w:color w:val="800000"/>
+                <w:kern w:val="0"/>
+                <w:sz w:val="24"/>
+                <w:szCs w:val="24"/>
+              </w:rPr>
+              <w:t>&lt;script&gt;</w:t>
+            </w:r>
+          </w:p>
+          <w:p>
+            <w:pPr>
+              <w:widowControl/>
+              <w:shd w:val="clear" w:color="auto" w:fill="FFFFFF"/>
+              <w:spacing w:line="285" w:lineRule="atLeast"/>
+              <w:jc w:val="left"/>
+              <w:rPr>
+                <w:rFonts w:ascii="Consolas" w:eastAsia="宋体" w:hAnsi="Consolas" w:cs="宋体"/>
+                <w:color w:val="3B3B3B"/>
+                <w:kern w:val="0"/>
+                <w:sz w:val="24"/>
+                <w:szCs w:val="24"/>
+              </w:rPr>
+            </w:pPr>
+            <w:r>
+              <w:rPr>
+                <w:rFonts w:ascii="Consolas" w:eastAsia="宋体" w:hAnsi="Consolas" w:cs="宋体"/>
+                <w:color w:val="000000"/>
+                <w:kern w:val="0"/>
+                <w:sz w:val="24"/>
+                <w:szCs w:val="24"/>
+              </w:rPr>
+              <w:t>         </w:t>
+            </w:r>
+            <w:r>
+              <w:rPr>
+                <w:rFonts w:ascii="Consolas" w:eastAsia="宋体" w:hAnsi="Consolas" w:cs="宋体"/>
+                <w:color w:val="0000FF"/>
+                <w:kern w:val="0"/>
+                <w:sz w:val="24"/>
+                <w:szCs w:val="24"/>
+              </w:rPr>
+              <w:t>let</w:t>
+            </w:r>
+            <w:r>
+              <w:rPr>
+                <w:rFonts w:ascii="Consolas" w:eastAsia="宋体" w:hAnsi="Consolas" w:cs="宋体"/>
+                <w:color w:val="000000"/>
+                <w:kern w:val="0"/>
+                <w:sz w:val="24"/>
+                <w:szCs w:val="24"/>
+              </w:rPr>
+              <w:t xml:space="preserve"> </w:t>
+            </w:r>
+            <w:r>
+              <w:rPr>
+                <w:rFonts w:ascii="Consolas" w:eastAsia="宋体" w:hAnsi="Consolas" w:cs="宋体"/>
+                <w:color w:val="001080"/>
+                <w:kern w:val="0"/>
+                <w:sz w:val="24"/>
+                <w:szCs w:val="24"/>
+              </w:rPr>
+              <w:t>input</w:t>
+            </w:r>
+            <w:r>
+              <w:rPr>
+                <w:rFonts w:ascii="Consolas" w:eastAsia="宋体" w:hAnsi="Consolas" w:cs="宋体"/>
+                <w:color w:val="000000"/>
+                <w:kern w:val="0"/>
+                <w:sz w:val="24"/>
+                <w:szCs w:val="24"/>
+              </w:rPr>
+              <w:t xml:space="preserve"> = </w:t>
+            </w:r>
+            <w:r>
+              <w:rPr>
+                <w:rFonts w:ascii="Consolas" w:eastAsia="宋体" w:hAnsi="Consolas" w:cs="宋体"/>
+                <w:color w:val="001080"/>
+                <w:kern w:val="0"/>
+                <w:sz w:val="24"/>
+                <w:szCs w:val="24"/>
+              </w:rPr>
+              <w:t>document</w:t>
+            </w:r>
+            <w:r>
+              <w:rPr>
+                <w:rFonts w:ascii="Consolas" w:eastAsia="宋体" w:hAnsi="Consolas" w:cs="宋体"/>
+                <w:color w:val="000000"/>
+                <w:kern w:val="0"/>
+                <w:sz w:val="24"/>
+                <w:szCs w:val="24"/>
+              </w:rPr>
+              <w:t>.</w:t>
+            </w:r>
+            <w:r>
+              <w:rPr>
+                <w:rFonts w:ascii="Consolas" w:eastAsia="宋体" w:hAnsi="Consolas" w:cs="宋体"/>
+                <w:color w:val="795E26"/>
+                <w:kern w:val="0"/>
+                <w:sz w:val="24"/>
+                <w:szCs w:val="24"/>
+              </w:rPr>
+              <w:t>querySelector</w:t>
+            </w:r>
+            <w:r>
+              <w:rPr>
+                <w:rFonts w:ascii="Consolas" w:eastAsia="宋体" w:hAnsi="Consolas" w:cs="宋体"/>
+                <w:color w:val="000000"/>
+                <w:kern w:val="0"/>
+                <w:sz w:val="24"/>
+                <w:szCs w:val="24"/>
+              </w:rPr>
+              <w:t>(</w:t>
+            </w:r>
+            <w:r>
+              <w:rPr>
+                <w:rFonts w:ascii="Consolas" w:eastAsia="宋体" w:hAnsi="Consolas" w:cs="宋体"/>
+                <w:color w:val="A31515"/>
+                <w:kern w:val="0"/>
+                <w:sz w:val="24"/>
+                <w:szCs w:val="24"/>
+              </w:rPr>
+              <w:t>"input"</w:t>
+            </w:r>
+            <w:r>
+              <w:rPr>
+                <w:rFonts w:ascii="Consolas" w:eastAsia="宋体" w:hAnsi="Consolas" w:cs="宋体"/>
+                <w:color w:val="000000"/>
+                <w:kern w:val="0"/>
+                <w:sz w:val="24"/>
+                <w:szCs w:val="24"/>
+              </w:rPr>
+              <w:t>)</w:t>
+            </w:r>
+          </w:p>
+          <w:p>
+            <w:pPr>
+              <w:widowControl/>
+              <w:shd w:val="clear" w:color="auto" w:fill="FFFFFF"/>
+              <w:spacing w:line="285" w:lineRule="atLeast"/>
+              <w:jc w:val="left"/>
+              <w:rPr>
+                <w:rFonts w:ascii="Consolas" w:eastAsia="宋体" w:hAnsi="Consolas" w:cs="宋体"/>
+                <w:color w:val="3B3B3B"/>
+                <w:kern w:val="0"/>
+                <w:sz w:val="24"/>
+                <w:szCs w:val="24"/>
+              </w:rPr>
+            </w:pPr>
+            <w:r>
+              <w:rPr>
+                <w:rFonts w:ascii="Consolas" w:eastAsia="宋体" w:hAnsi="Consolas" w:cs="宋体"/>
+                <w:color w:val="000000"/>
+                <w:kern w:val="0"/>
+                <w:sz w:val="24"/>
+                <w:szCs w:val="24"/>
+              </w:rPr>
+              <w:t xml:space="preserve">      </w:t>
+            </w:r>
+            <w:r>
+              <w:rPr>
+                <w:rFonts w:ascii="Consolas" w:eastAsia="宋体" w:hAnsi="Consolas" w:cs="宋体"/>
+                <w:color w:val="008000"/>
+                <w:kern w:val="0"/>
+                <w:sz w:val="24"/>
+                <w:szCs w:val="24"/>
+              </w:rPr>
+              <w:t>//    input.onkeydown=function(e){</w:t>
+            </w:r>
+          </w:p>
+          <w:p>
+            <w:pPr>
+              <w:widowControl/>
+              <w:shd w:val="clear" w:color="auto" w:fill="FFFFFF"/>
+              <w:spacing w:line="285" w:lineRule="atLeast"/>
+              <w:jc w:val="left"/>
+              <w:rPr>
+                <w:rFonts w:ascii="Consolas" w:eastAsia="宋体" w:hAnsi="Consolas" w:cs="宋体"/>
+                <w:color w:val="3B3B3B"/>
+                <w:kern w:val="0"/>
+                <w:sz w:val="24"/>
+                <w:szCs w:val="24"/>
+              </w:rPr>
+            </w:pPr>
+            <w:r>
+              <w:rPr>
+                <w:rFonts w:ascii="Consolas" w:eastAsia="宋体" w:hAnsi="Consolas" w:cs="宋体"/>
+                <w:color w:val="000000"/>
+                <w:kern w:val="0"/>
+                <w:sz w:val="24"/>
+                <w:szCs w:val="24"/>
+              </w:rPr>
+              <w:t xml:space="preserve">      </w:t>
+            </w:r>
+            <w:r>
+              <w:rPr>
+                <w:rFonts w:ascii="Consolas" w:eastAsia="宋体" w:hAnsi="Consolas" w:cs="宋体"/>
+                <w:color w:val="008000"/>
+                <w:kern w:val="0"/>
+                <w:sz w:val="24"/>
+                <w:szCs w:val="24"/>
+              </w:rPr>
+              <w:t xml:space="preserve">//          console.log("keydown "+e.key);   </w:t>
+            </w:r>
+          </w:p>
+          <w:p>
+            <w:pPr>
+              <w:widowControl/>
+              <w:shd w:val="clear" w:color="auto" w:fill="FFFFFF"/>
+              <w:spacing w:line="285" w:lineRule="atLeast"/>
+              <w:jc w:val="left"/>
+              <w:rPr>
+                <w:rFonts w:ascii="Consolas" w:eastAsia="宋体" w:hAnsi="Consolas" w:cs="宋体"/>
+                <w:color w:val="3B3B3B"/>
+                <w:kern w:val="0"/>
+                <w:sz w:val="24"/>
+                <w:szCs w:val="24"/>
+              </w:rPr>
+            </w:pPr>
+            <w:r>
+              <w:rPr>
+                <w:rFonts w:ascii="Consolas" w:eastAsia="宋体" w:hAnsi="Consolas" w:cs="宋体"/>
+                <w:color w:val="000000"/>
+                <w:kern w:val="0"/>
+                <w:sz w:val="24"/>
+                <w:szCs w:val="24"/>
+              </w:rPr>
+              <w:t xml:space="preserve">      </w:t>
+            </w:r>
+            <w:r>
+              <w:rPr>
+                <w:rFonts w:ascii="Consolas" w:eastAsia="宋体" w:hAnsi="Consolas" w:cs="宋体"/>
+                <w:color w:val="008000"/>
+                <w:kern w:val="0"/>
+                <w:sz w:val="24"/>
+                <w:szCs w:val="24"/>
+              </w:rPr>
+              <w:t>//    }</w:t>
+            </w:r>
+          </w:p>
+          <w:p>
+            <w:pPr>
+              <w:widowControl/>
+              <w:shd w:val="clear" w:color="auto" w:fill="FFFFFF"/>
+              <w:spacing w:line="285" w:lineRule="atLeast"/>
+              <w:jc w:val="left"/>
+              <w:rPr>
+                <w:rFonts w:ascii="Consolas" w:eastAsia="宋体" w:hAnsi="Consolas" w:cs="宋体"/>
+                <w:color w:val="3B3B3B"/>
+                <w:kern w:val="0"/>
+                <w:sz w:val="24"/>
+                <w:szCs w:val="24"/>
+              </w:rPr>
+            </w:pPr>
+            <w:r>
+              <w:rPr>
+                <w:rFonts w:ascii="Consolas" w:eastAsia="宋体" w:hAnsi="Consolas" w:cs="宋体"/>
+                <w:color w:val="000000"/>
+                <w:kern w:val="0"/>
+                <w:sz w:val="24"/>
+                <w:szCs w:val="24"/>
+              </w:rPr>
+              <w:t xml:space="preserve">      </w:t>
+            </w:r>
+            <w:r>
+              <w:rPr>
+                <w:rFonts w:ascii="Consolas" w:eastAsia="宋体" w:hAnsi="Consolas" w:cs="宋体"/>
+                <w:color w:val="008000"/>
+                <w:kern w:val="0"/>
+                <w:sz w:val="24"/>
+                <w:szCs w:val="24"/>
+              </w:rPr>
+              <w:t>//    input.onkeypress=function(e){</w:t>
+            </w:r>
+          </w:p>
+          <w:p>
+            <w:pPr>
+              <w:widowControl/>
+              <w:shd w:val="clear" w:color="auto" w:fill="FFFFFF"/>
+              <w:spacing w:line="285" w:lineRule="atLeast"/>
+              <w:jc w:val="left"/>
+              <w:rPr>
+                <w:rFonts w:ascii="Consolas" w:eastAsia="宋体" w:hAnsi="Consolas" w:cs="宋体"/>
+                <w:color w:val="3B3B3B"/>
+                <w:kern w:val="0"/>
+                <w:sz w:val="24"/>
+                <w:szCs w:val="24"/>
+              </w:rPr>
+            </w:pPr>
+            <w:r>
+              <w:rPr>
+                <w:rFonts w:ascii="Consolas" w:eastAsia="宋体" w:hAnsi="Consolas" w:cs="宋体"/>
+                <w:color w:val="000000"/>
+                <w:kern w:val="0"/>
+                <w:sz w:val="24"/>
+                <w:szCs w:val="24"/>
+              </w:rPr>
+              <w:t xml:space="preserve">      </w:t>
+            </w:r>
+            <w:r>
+              <w:rPr>
+                <w:rFonts w:ascii="Consolas" w:eastAsia="宋体" w:hAnsi="Consolas" w:cs="宋体"/>
+                <w:color w:val="008000"/>
+                <w:kern w:val="0"/>
+                <w:sz w:val="24"/>
+                <w:szCs w:val="24"/>
+              </w:rPr>
+              <w:t xml:space="preserve">//          console.log("key press");   </w:t>
+            </w:r>
+          </w:p>
+          <w:p>
+            <w:pPr>
+              <w:widowControl/>
+              <w:shd w:val="clear" w:color="auto" w:fill="FFFFFF"/>
+              <w:spacing w:line="285" w:lineRule="atLeast"/>
+              <w:jc w:val="left"/>
+              <w:rPr>
+                <w:rFonts w:ascii="Consolas" w:eastAsia="宋体" w:hAnsi="Consolas" w:cs="宋体"/>
+                <w:color w:val="3B3B3B"/>
+                <w:kern w:val="0"/>
+                <w:sz w:val="24"/>
+                <w:szCs w:val="24"/>
+              </w:rPr>
+            </w:pPr>
+            <w:r>
+              <w:rPr>
+                <w:rFonts w:ascii="Consolas" w:eastAsia="宋体" w:hAnsi="Consolas" w:cs="宋体"/>
+                <w:color w:val="000000"/>
+                <w:kern w:val="0"/>
+                <w:sz w:val="24"/>
+                <w:szCs w:val="24"/>
+              </w:rPr>
+              <w:t xml:space="preserve">      </w:t>
+            </w:r>
+            <w:r>
+              <w:rPr>
+                <w:rFonts w:ascii="Consolas" w:eastAsia="宋体" w:hAnsi="Consolas" w:cs="宋体"/>
+                <w:color w:val="008000"/>
+                <w:kern w:val="0"/>
+                <w:sz w:val="24"/>
+                <w:szCs w:val="24"/>
+              </w:rPr>
+              <w:t>//    }</w:t>
+            </w:r>
+          </w:p>
+          <w:p>
+            <w:pPr>
+              <w:widowControl/>
+              <w:shd w:val="clear" w:color="auto" w:fill="FFFFFF"/>
+              <w:spacing w:line="285" w:lineRule="atLeast"/>
+              <w:jc w:val="left"/>
+              <w:rPr>
+                <w:rFonts w:ascii="Consolas" w:eastAsia="宋体" w:hAnsi="Consolas" w:cs="宋体"/>
+                <w:color w:val="3B3B3B"/>
+                <w:kern w:val="0"/>
+                <w:sz w:val="24"/>
+                <w:szCs w:val="24"/>
+              </w:rPr>
+            </w:pPr>
+            <w:r>
+              <w:rPr>
+                <w:rFonts w:ascii="Consolas" w:eastAsia="宋体" w:hAnsi="Consolas" w:cs="宋体"/>
+                <w:color w:val="000000"/>
+                <w:kern w:val="0"/>
+                <w:sz w:val="24"/>
+                <w:szCs w:val="24"/>
+              </w:rPr>
+              <w:t xml:space="preserve">      </w:t>
+            </w:r>
+            <w:r>
+              <w:rPr>
+                <w:rFonts w:ascii="Consolas" w:eastAsia="宋体" w:hAnsi="Consolas" w:cs="宋体"/>
+                <w:color w:val="008000"/>
+                <w:kern w:val="0"/>
+                <w:sz w:val="24"/>
+                <w:szCs w:val="24"/>
+              </w:rPr>
+              <w:t>//    input.onkeyup=function(e){</w:t>
+            </w:r>
+          </w:p>
+          <w:p>
+            <w:pPr>
+              <w:widowControl/>
+              <w:shd w:val="clear" w:color="auto" w:fill="FFFFFF"/>
+              <w:spacing w:line="285" w:lineRule="atLeast"/>
+              <w:jc w:val="left"/>
+              <w:rPr>
+                <w:rFonts w:ascii="Consolas" w:eastAsia="宋体" w:hAnsi="Consolas" w:cs="宋体"/>
+                <w:color w:val="3B3B3B"/>
+                <w:kern w:val="0"/>
+                <w:sz w:val="24"/>
+                <w:szCs w:val="24"/>
+              </w:rPr>
+            </w:pPr>
+            <w:r>
+              <w:rPr>
+                <w:rFonts w:ascii="Consolas" w:eastAsia="宋体" w:hAnsi="Consolas" w:cs="宋体"/>
+                <w:color w:val="000000"/>
+                <w:kern w:val="0"/>
+                <w:sz w:val="24"/>
+                <w:szCs w:val="24"/>
+              </w:rPr>
+              <w:t xml:space="preserve">      </w:t>
+            </w:r>
+            <w:r>
+              <w:rPr>
+                <w:rFonts w:ascii="Consolas" w:eastAsia="宋体" w:hAnsi="Consolas" w:cs="宋体"/>
+                <w:color w:val="008000"/>
+                <w:kern w:val="0"/>
+                <w:sz w:val="24"/>
+                <w:szCs w:val="24"/>
+              </w:rPr>
+              <w:t xml:space="preserve">//          console.log("key up...");   </w:t>
+            </w:r>
+          </w:p>
+          <w:p>
+            <w:pPr>
+              <w:widowControl/>
+              <w:shd w:val="clear" w:color="auto" w:fill="FFFFFF"/>
+              <w:spacing w:line="285" w:lineRule="atLeast"/>
+              <w:jc w:val="left"/>
+              <w:rPr>
+                <w:rFonts w:ascii="Consolas" w:eastAsia="宋体" w:hAnsi="Consolas" w:cs="宋体"/>
+                <w:color w:val="3B3B3B"/>
+                <w:kern w:val="0"/>
+                <w:sz w:val="24"/>
+                <w:szCs w:val="24"/>
+              </w:rPr>
+            </w:pPr>
+            <w:r>
+              <w:rPr>
+                <w:rFonts w:ascii="Consolas" w:eastAsia="宋体" w:hAnsi="Consolas" w:cs="宋体"/>
+                <w:color w:val="000000"/>
+                <w:kern w:val="0"/>
+                <w:sz w:val="24"/>
+                <w:szCs w:val="24"/>
+              </w:rPr>
+              <w:t xml:space="preserve">      </w:t>
+            </w:r>
+            <w:r>
+              <w:rPr>
+                <w:rFonts w:ascii="Consolas" w:eastAsia="宋体" w:hAnsi="Consolas" w:cs="宋体"/>
+                <w:color w:val="008000"/>
+                <w:kern w:val="0"/>
+                <w:sz w:val="24"/>
+                <w:szCs w:val="24"/>
+              </w:rPr>
+              <w:t>//    }</w:t>
+            </w:r>
+          </w:p>
+          <w:p>
+            <w:pPr>
+              <w:widowControl/>
+              <w:shd w:val="clear" w:color="auto" w:fill="FFFFFF"/>
+              <w:spacing w:line="285" w:lineRule="atLeast"/>
+              <w:jc w:val="left"/>
+              <w:rPr>
+                <w:rFonts w:ascii="Consolas" w:eastAsia="宋体" w:hAnsi="Consolas" w:cs="宋体"/>
+                <w:color w:val="3B3B3B"/>
+                <w:kern w:val="0"/>
+                <w:sz w:val="24"/>
+                <w:szCs w:val="24"/>
+              </w:rPr>
+            </w:pPr>
+            <w:r>
+              <w:rPr>
+                <w:rFonts w:ascii="Consolas" w:eastAsia="宋体" w:hAnsi="Consolas" w:cs="宋体"/>
+                <w:color w:val="000000"/>
+                <w:kern w:val="0"/>
+                <w:sz w:val="24"/>
+                <w:szCs w:val="24"/>
+              </w:rPr>
+              <w:t xml:space="preserve">      </w:t>
+            </w:r>
+            <w:r>
+              <w:rPr>
+                <w:rFonts w:ascii="Consolas" w:eastAsia="宋体" w:hAnsi="Consolas" w:cs="宋体"/>
+                <w:color w:val="0000FF"/>
+                <w:kern w:val="0"/>
+                <w:sz w:val="24"/>
+                <w:szCs w:val="24"/>
+              </w:rPr>
+              <w:t>let</w:t>
+            </w:r>
+            <w:r>
+              <w:rPr>
+                <w:rFonts w:ascii="Consolas" w:eastAsia="宋体" w:hAnsi="Consolas" w:cs="宋体"/>
+                <w:color w:val="000000"/>
+                <w:kern w:val="0"/>
+                <w:sz w:val="24"/>
+                <w:szCs w:val="24"/>
+              </w:rPr>
+              <w:t xml:space="preserve"> </w:t>
+            </w:r>
+            <w:r>
+              <w:rPr>
+                <w:rFonts w:ascii="Consolas" w:eastAsia="宋体" w:hAnsi="Consolas" w:cs="宋体"/>
+                <w:color w:val="001080"/>
+                <w:kern w:val="0"/>
+                <w:sz w:val="24"/>
+                <w:szCs w:val="24"/>
+              </w:rPr>
+              <w:t>btn</w:t>
+            </w:r>
+            <w:r>
+              <w:rPr>
+                <w:rFonts w:ascii="Consolas" w:eastAsia="宋体" w:hAnsi="Consolas" w:cs="宋体"/>
+                <w:color w:val="000000"/>
+                <w:kern w:val="0"/>
+                <w:sz w:val="24"/>
+                <w:szCs w:val="24"/>
+              </w:rPr>
+              <w:t xml:space="preserve"> = </w:t>
+            </w:r>
+            <w:r>
+              <w:rPr>
+                <w:rFonts w:ascii="Consolas" w:eastAsia="宋体" w:hAnsi="Consolas" w:cs="宋体"/>
+                <w:color w:val="001080"/>
+                <w:kern w:val="0"/>
+                <w:sz w:val="24"/>
+                <w:szCs w:val="24"/>
+              </w:rPr>
+              <w:t>document</w:t>
+            </w:r>
+            <w:r>
+              <w:rPr>
+                <w:rFonts w:ascii="Consolas" w:eastAsia="宋体" w:hAnsi="Consolas" w:cs="宋体"/>
+                <w:color w:val="000000"/>
+                <w:kern w:val="0"/>
+                <w:sz w:val="24"/>
+                <w:szCs w:val="24"/>
+              </w:rPr>
+              <w:t>.</w:t>
+            </w:r>
+            <w:r>
+              <w:rPr>
+                <w:rFonts w:ascii="Consolas" w:eastAsia="宋体" w:hAnsi="Consolas" w:cs="宋体"/>
+                <w:color w:val="795E26"/>
+                <w:kern w:val="0"/>
+                <w:sz w:val="24"/>
+                <w:szCs w:val="24"/>
+              </w:rPr>
+              <w:t>querySelector</w:t>
+            </w:r>
+            <w:r>
+              <w:rPr>
+                <w:rFonts w:ascii="Consolas" w:eastAsia="宋体" w:hAnsi="Consolas" w:cs="宋体"/>
+                <w:color w:val="000000"/>
+                <w:kern w:val="0"/>
+                <w:sz w:val="24"/>
+                <w:szCs w:val="24"/>
+              </w:rPr>
+              <w:t>(</w:t>
+            </w:r>
+            <w:r>
+              <w:rPr>
+                <w:rFonts w:ascii="Consolas" w:eastAsia="宋体" w:hAnsi="Consolas" w:cs="宋体"/>
+                <w:color w:val="A31515"/>
+                <w:kern w:val="0"/>
+                <w:sz w:val="24"/>
+                <w:szCs w:val="24"/>
+              </w:rPr>
+              <w:t>"button"</w:t>
+            </w:r>
+            <w:r>
+              <w:rPr>
+                <w:rFonts w:ascii="Consolas" w:eastAsia="宋体" w:hAnsi="Consolas" w:cs="宋体"/>
+                <w:color w:val="000000"/>
+                <w:kern w:val="0"/>
+                <w:sz w:val="24"/>
+                <w:szCs w:val="24"/>
+              </w:rPr>
+              <w:t>)</w:t>
+            </w:r>
+          </w:p>
+          <w:p>
+            <w:pPr>
+              <w:widowControl/>
+              <w:shd w:val="clear" w:color="auto" w:fill="FFFFFF"/>
+              <w:spacing w:line="285" w:lineRule="atLeast"/>
+              <w:jc w:val="left"/>
+              <w:rPr>
+                <w:rFonts w:ascii="Consolas" w:eastAsia="宋体" w:hAnsi="Consolas" w:cs="宋体"/>
+                <w:color w:val="3B3B3B"/>
+                <w:kern w:val="0"/>
+                <w:sz w:val="24"/>
+                <w:szCs w:val="24"/>
+              </w:rPr>
+            </w:pPr>
+            <w:r>
+              <w:rPr>
+                <w:rFonts w:ascii="Consolas" w:eastAsia="宋体" w:hAnsi="Consolas" w:cs="宋体"/>
+                <w:color w:val="000000"/>
+                <w:kern w:val="0"/>
+                <w:sz w:val="24"/>
+                <w:szCs w:val="24"/>
+              </w:rPr>
+              <w:t xml:space="preserve">      </w:t>
+            </w:r>
+            <w:r>
+              <w:rPr>
+                <w:rFonts w:ascii="Consolas" w:eastAsia="宋体" w:hAnsi="Consolas" w:cs="宋体"/>
+                <w:color w:val="001080"/>
+                <w:kern w:val="0"/>
+                <w:sz w:val="24"/>
+                <w:szCs w:val="24"/>
+              </w:rPr>
+              <w:t>btn</w:t>
+            </w:r>
+            <w:r>
+              <w:rPr>
+                <w:rFonts w:ascii="Consolas" w:eastAsia="宋体" w:hAnsi="Consolas" w:cs="宋体"/>
+                <w:color w:val="000000"/>
+                <w:kern w:val="0"/>
+                <w:sz w:val="24"/>
+                <w:szCs w:val="24"/>
+              </w:rPr>
+              <w:t>.</w:t>
+            </w:r>
+            <w:r>
+              <w:rPr>
+                <w:rFonts w:ascii="Consolas" w:eastAsia="宋体" w:hAnsi="Consolas" w:cs="宋体"/>
+                <w:color w:val="795E26"/>
+                <w:kern w:val="0"/>
+                <w:sz w:val="24"/>
+                <w:szCs w:val="24"/>
+              </w:rPr>
+              <w:t>onclick</w:t>
+            </w:r>
+            <w:r>
+              <w:rPr>
+                <w:rFonts w:ascii="Consolas" w:eastAsia="宋体" w:hAnsi="Consolas" w:cs="宋体"/>
+                <w:color w:val="000000"/>
+                <w:kern w:val="0"/>
+                <w:sz w:val="24"/>
+                <w:szCs w:val="24"/>
+              </w:rPr>
+              <w:t xml:space="preserve"> = </w:t>
+            </w:r>
+            <w:r>
+              <w:rPr>
+                <w:rFonts w:ascii="Consolas" w:eastAsia="宋体" w:hAnsi="Consolas" w:cs="宋体"/>
+                <w:color w:val="0000FF"/>
+                <w:kern w:val="0"/>
+                <w:sz w:val="24"/>
+                <w:szCs w:val="24"/>
+              </w:rPr>
+              <w:t>function</w:t>
+            </w:r>
+            <w:r>
+              <w:rPr>
+                <w:rFonts w:ascii="Consolas" w:eastAsia="宋体" w:hAnsi="Consolas" w:cs="宋体"/>
+                <w:color w:val="000000"/>
+                <w:kern w:val="0"/>
+                <w:sz w:val="24"/>
+                <w:szCs w:val="24"/>
+              </w:rPr>
+              <w:t>(</w:t>
+            </w:r>
+            <w:r>
+              <w:rPr>
+                <w:rFonts w:ascii="Consolas" w:eastAsia="宋体" w:hAnsi="Consolas" w:cs="宋体"/>
+                <w:color w:val="001080"/>
+                <w:kern w:val="0"/>
+                <w:sz w:val="24"/>
+                <w:szCs w:val="24"/>
+              </w:rPr>
+              <w:t>e</w:t>
+            </w:r>
+            <w:r>
+              <w:rPr>
+                <w:rFonts w:ascii="Consolas" w:eastAsia="宋体" w:hAnsi="Consolas" w:cs="宋体"/>
+                <w:color w:val="000000"/>
+                <w:kern w:val="0"/>
+                <w:sz w:val="24"/>
+                <w:szCs w:val="24"/>
+              </w:rPr>
+              <w:t>){</w:t>
+            </w:r>
+          </w:p>
+          <w:p>
+            <w:pPr>
+              <w:widowControl/>
+              <w:shd w:val="clear" w:color="auto" w:fill="FFFFFF"/>
+              <w:spacing w:line="285" w:lineRule="atLeast"/>
+              <w:jc w:val="left"/>
+              <w:rPr>
+                <w:rFonts w:ascii="Consolas" w:eastAsia="宋体" w:hAnsi="Consolas" w:cs="宋体"/>
+                <w:color w:val="3B3B3B"/>
+                <w:kern w:val="0"/>
+                <w:sz w:val="24"/>
+                <w:szCs w:val="24"/>
+              </w:rPr>
+            </w:pPr>
+            <w:r>
+              <w:rPr>
+                <w:rFonts w:ascii="Consolas" w:eastAsia="宋体" w:hAnsi="Consolas" w:cs="宋体"/>
+                <w:color w:val="000000"/>
+                <w:kern w:val="0"/>
+                <w:sz w:val="24"/>
+                <w:szCs w:val="24"/>
+              </w:rPr>
+              <w:t xml:space="preserve">          </w:t>
+            </w:r>
+            <w:r>
+              <w:rPr>
+                <w:rFonts w:ascii="Consolas" w:eastAsia="宋体" w:hAnsi="Consolas" w:cs="宋体"/>
+                <w:color w:val="001080"/>
+                <w:kern w:val="0"/>
+                <w:sz w:val="24"/>
+                <w:szCs w:val="24"/>
+              </w:rPr>
+              <w:t>console</w:t>
+            </w:r>
+            <w:r>
+              <w:rPr>
+                <w:rFonts w:ascii="Consolas" w:eastAsia="宋体" w:hAnsi="Consolas" w:cs="宋体"/>
+                <w:color w:val="000000"/>
+                <w:kern w:val="0"/>
+                <w:sz w:val="24"/>
+                <w:szCs w:val="24"/>
+              </w:rPr>
+              <w:t>.</w:t>
+            </w:r>
+            <w:r>
+              <w:rPr>
+                <w:rFonts w:ascii="Consolas" w:eastAsia="宋体" w:hAnsi="Consolas" w:cs="宋体"/>
+                <w:color w:val="795E26"/>
+                <w:kern w:val="0"/>
+                <w:sz w:val="24"/>
+                <w:szCs w:val="24"/>
+              </w:rPr>
+              <w:t>log</w:t>
+            </w:r>
+            <w:r>
+              <w:rPr>
+                <w:rFonts w:ascii="Consolas" w:eastAsia="宋体" w:hAnsi="Consolas" w:cs="宋体"/>
+                <w:color w:val="000000"/>
+                <w:kern w:val="0"/>
+                <w:sz w:val="24"/>
+                <w:szCs w:val="24"/>
+              </w:rPr>
+              <w:t>(</w:t>
+            </w:r>
+            <w:r>
+              <w:rPr>
+                <w:rFonts w:ascii="Consolas" w:eastAsia="宋体" w:hAnsi="Consolas" w:cs="宋体"/>
+                <w:color w:val="A31515"/>
+                <w:kern w:val="0"/>
+                <w:sz w:val="24"/>
+                <w:szCs w:val="24"/>
+              </w:rPr>
+              <w:t>"</w:t>
+            </w:r>
+            <w:r>
+              <w:rPr>
+                <w:rFonts w:ascii="Consolas" w:eastAsia="宋体" w:hAnsi="Consolas" w:cs="宋体"/>
+                <w:color w:val="A31515"/>
+                <w:kern w:val="0"/>
+                <w:sz w:val="24"/>
+                <w:szCs w:val="24"/>
+              </w:rPr>
+              <w:t>正在搜索</w:t>
+            </w:r>
+            <w:r>
+              <w:rPr>
+                <w:rFonts w:ascii="Consolas" w:eastAsia="宋体" w:hAnsi="Consolas" w:cs="宋体"/>
+                <w:color w:val="A31515"/>
+                <w:kern w:val="0"/>
+                <w:sz w:val="24"/>
+                <w:szCs w:val="24"/>
+              </w:rPr>
+              <w:t>:"</w:t>
+            </w:r>
+            <w:r>
+              <w:rPr>
+                <w:rFonts w:ascii="Consolas" w:eastAsia="宋体" w:hAnsi="Consolas" w:cs="宋体"/>
+                <w:color w:val="000000"/>
+                <w:kern w:val="0"/>
+                <w:sz w:val="24"/>
+                <w:szCs w:val="24"/>
+              </w:rPr>
+              <w:t>+</w:t>
+            </w:r>
+            <w:r>
+              <w:rPr>
+                <w:rFonts w:ascii="Consolas" w:eastAsia="宋体" w:hAnsi="Consolas" w:cs="宋体"/>
+                <w:color w:val="001080"/>
+                <w:kern w:val="0"/>
+                <w:sz w:val="24"/>
+                <w:szCs w:val="24"/>
+              </w:rPr>
+              <w:t>input</w:t>
+            </w:r>
+            <w:r>
+              <w:rPr>
+                <w:rFonts w:ascii="Consolas" w:eastAsia="宋体" w:hAnsi="Consolas" w:cs="宋体"/>
+                <w:color w:val="000000"/>
+                <w:kern w:val="0"/>
+                <w:sz w:val="24"/>
+                <w:szCs w:val="24"/>
+              </w:rPr>
+              <w:t>.</w:t>
+            </w:r>
+            <w:r>
+              <w:rPr>
+                <w:rFonts w:ascii="Consolas" w:eastAsia="宋体" w:hAnsi="Consolas" w:cs="宋体"/>
+                <w:color w:val="001080"/>
+                <w:kern w:val="0"/>
+                <w:sz w:val="24"/>
+                <w:szCs w:val="24"/>
+              </w:rPr>
+              <w:t>value</w:t>
+            </w:r>
+            <w:r>
+              <w:rPr>
+                <w:rFonts w:ascii="Consolas" w:eastAsia="宋体" w:hAnsi="Consolas" w:cs="宋体"/>
+                <w:color w:val="000000"/>
+                <w:kern w:val="0"/>
+                <w:sz w:val="24"/>
+                <w:szCs w:val="24"/>
+              </w:rPr>
+              <w:t>);</w:t>
+            </w:r>
+          </w:p>
+          <w:p>
+            <w:pPr>
+              <w:widowControl/>
+              <w:shd w:val="clear" w:color="auto" w:fill="FFFFFF"/>
+              <w:spacing w:line="285" w:lineRule="atLeast"/>
+              <w:jc w:val="left"/>
+              <w:rPr>
+                <w:rFonts w:ascii="Consolas" w:eastAsia="宋体" w:hAnsi="Consolas" w:cs="宋体"/>
+                <w:color w:val="3B3B3B"/>
+                <w:kern w:val="0"/>
+                <w:sz w:val="24"/>
+                <w:szCs w:val="24"/>
+              </w:rPr>
+            </w:pPr>
+            <w:r>
+              <w:rPr>
+                <w:rFonts w:ascii="Consolas" w:eastAsia="宋体" w:hAnsi="Consolas" w:cs="宋体"/>
+                <w:color w:val="000000"/>
+                <w:kern w:val="0"/>
+                <w:sz w:val="24"/>
+                <w:szCs w:val="24"/>
+              </w:rPr>
+              <w:t xml:space="preserve">          </w:t>
+            </w:r>
+          </w:p>
+          <w:p>
+            <w:pPr>
+              <w:widowControl/>
+              <w:shd w:val="clear" w:color="auto" w:fill="FFFFFF"/>
+              <w:spacing w:line="285" w:lineRule="atLeast"/>
+              <w:jc w:val="left"/>
+              <w:rPr>
+                <w:rFonts w:ascii="Consolas" w:eastAsia="宋体" w:hAnsi="Consolas" w:cs="宋体"/>
+                <w:color w:val="3B3B3B"/>
+                <w:kern w:val="0"/>
+                <w:sz w:val="24"/>
+                <w:szCs w:val="24"/>
+              </w:rPr>
+            </w:pPr>
+            <w:r>
+              <w:rPr>
+                <w:rFonts w:ascii="Consolas" w:eastAsia="宋体" w:hAnsi="Consolas" w:cs="宋体"/>
+                <w:color w:val="000000"/>
+                <w:kern w:val="0"/>
+                <w:sz w:val="24"/>
+                <w:szCs w:val="24"/>
+              </w:rPr>
+              <w:t>      }</w:t>
+            </w:r>
+          </w:p>
+          <w:p>
+            <w:pPr>
+              <w:widowControl/>
+              <w:shd w:val="clear" w:color="auto" w:fill="FFFFFF"/>
+              <w:spacing w:line="285" w:lineRule="atLeast"/>
+              <w:jc w:val="left"/>
+              <w:rPr>
+                <w:rFonts w:ascii="Consolas" w:eastAsia="宋体" w:hAnsi="Consolas" w:cs="宋体"/>
+                <w:color w:val="3B3B3B"/>
+                <w:kern w:val="0"/>
+                <w:sz w:val="24"/>
+                <w:szCs w:val="24"/>
+              </w:rPr>
+            </w:pPr>
+            <w:r>
+              <w:rPr>
+                <w:rFonts w:ascii="Consolas" w:eastAsia="宋体" w:hAnsi="Consolas" w:cs="宋体"/>
+                <w:color w:val="000000"/>
+                <w:kern w:val="0"/>
+                <w:sz w:val="24"/>
+                <w:szCs w:val="24"/>
+              </w:rPr>
+              <w:t xml:space="preserve">      </w:t>
+            </w:r>
+          </w:p>
+          <w:p>
+            <w:pPr>
+              <w:widowControl/>
+              <w:shd w:val="clear" w:color="auto" w:fill="FFFFFF"/>
+              <w:spacing w:line="285" w:lineRule="atLeast"/>
+              <w:jc w:val="left"/>
+              <w:rPr>
+                <w:rFonts w:ascii="Consolas" w:eastAsia="宋体" w:hAnsi="Consolas" w:cs="宋体"/>
+                <w:color w:val="3B3B3B"/>
+                <w:kern w:val="0"/>
+                <w:sz w:val="24"/>
+                <w:szCs w:val="24"/>
+              </w:rPr>
+            </w:pPr>
+            <w:r>
+              <w:rPr>
+                <w:rFonts w:ascii="Consolas" w:eastAsia="宋体" w:hAnsi="Consolas" w:cs="宋体"/>
+                <w:color w:val="000000"/>
+                <w:kern w:val="0"/>
+                <w:sz w:val="24"/>
+                <w:szCs w:val="24"/>
+              </w:rPr>
+              <w:t xml:space="preserve">      </w:t>
+            </w:r>
+            <w:r>
+              <w:rPr>
+                <w:rFonts w:ascii="Consolas" w:eastAsia="宋体" w:hAnsi="Consolas" w:cs="宋体"/>
+                <w:color w:val="001080"/>
+                <w:kern w:val="0"/>
+                <w:sz w:val="24"/>
+                <w:szCs w:val="24"/>
+              </w:rPr>
+              <w:t>input</w:t>
+            </w:r>
+            <w:r>
+              <w:rPr>
+                <w:rFonts w:ascii="Consolas" w:eastAsia="宋体" w:hAnsi="Consolas" w:cs="宋体"/>
+                <w:color w:val="000000"/>
+                <w:kern w:val="0"/>
+                <w:sz w:val="24"/>
+                <w:szCs w:val="24"/>
+              </w:rPr>
+              <w:t>.</w:t>
+            </w:r>
+            <w:r>
+              <w:rPr>
+                <w:rFonts w:ascii="Consolas" w:eastAsia="宋体" w:hAnsi="Consolas" w:cs="宋体"/>
+                <w:color w:val="795E26"/>
+                <w:kern w:val="0"/>
+                <w:sz w:val="24"/>
+                <w:szCs w:val="24"/>
+              </w:rPr>
+              <w:t>onkeyup</w:t>
+            </w:r>
+            <w:r>
+              <w:rPr>
+                <w:rFonts w:ascii="Consolas" w:eastAsia="宋体" w:hAnsi="Consolas" w:cs="宋体"/>
+                <w:color w:val="000000"/>
+                <w:kern w:val="0"/>
+                <w:sz w:val="24"/>
+                <w:szCs w:val="24"/>
+              </w:rPr>
+              <w:t xml:space="preserve"> = </w:t>
+            </w:r>
+            <w:r>
+              <w:rPr>
+                <w:rFonts w:ascii="Consolas" w:eastAsia="宋体" w:hAnsi="Consolas" w:cs="宋体"/>
+                <w:color w:val="0000FF"/>
+                <w:kern w:val="0"/>
+                <w:sz w:val="24"/>
+                <w:szCs w:val="24"/>
+              </w:rPr>
+              <w:t>function</w:t>
+            </w:r>
+            <w:r>
+              <w:rPr>
+                <w:rFonts w:ascii="Consolas" w:eastAsia="宋体" w:hAnsi="Consolas" w:cs="宋体"/>
+                <w:color w:val="000000"/>
+                <w:kern w:val="0"/>
+                <w:sz w:val="24"/>
+                <w:szCs w:val="24"/>
+              </w:rPr>
+              <w:t>(</w:t>
+            </w:r>
+            <w:r>
+              <w:rPr>
+                <w:rFonts w:ascii="Consolas" w:eastAsia="宋体" w:hAnsi="Consolas" w:cs="宋体"/>
+                <w:color w:val="001080"/>
+                <w:kern w:val="0"/>
+                <w:sz w:val="24"/>
+                <w:szCs w:val="24"/>
+              </w:rPr>
+              <w:t>e</w:t>
+            </w:r>
+            <w:r>
+              <w:rPr>
+                <w:rFonts w:ascii="Consolas" w:eastAsia="宋体" w:hAnsi="Consolas" w:cs="宋体"/>
+                <w:color w:val="000000"/>
+                <w:kern w:val="0"/>
+                <w:sz w:val="24"/>
+                <w:szCs w:val="24"/>
+              </w:rPr>
+              <w:t>){</w:t>
+            </w:r>
+          </w:p>
+          <w:p>
+            <w:pPr>
+              <w:widowControl/>
+              <w:shd w:val="clear" w:color="auto" w:fill="FFFFFF"/>
+              <w:spacing w:line="285" w:lineRule="atLeast"/>
+              <w:jc w:val="left"/>
+              <w:rPr>
+                <w:rFonts w:ascii="Consolas" w:eastAsia="宋体" w:hAnsi="Consolas" w:cs="宋体"/>
+                <w:color w:val="3B3B3B"/>
+                <w:kern w:val="0"/>
+                <w:sz w:val="24"/>
+                <w:szCs w:val="24"/>
+              </w:rPr>
+            </w:pPr>
+            <w:r>
+              <w:rPr>
+                <w:rFonts w:ascii="Consolas" w:eastAsia="宋体" w:hAnsi="Consolas" w:cs="宋体"/>
+                <w:color w:val="000000"/>
+                <w:kern w:val="0"/>
+                <w:sz w:val="24"/>
+                <w:szCs w:val="24"/>
+              </w:rPr>
+              <w:t xml:space="preserve">            </w:t>
+            </w:r>
+            <w:r>
+              <w:rPr>
+                <w:rFonts w:ascii="Consolas" w:eastAsia="宋体" w:hAnsi="Consolas" w:cs="宋体"/>
+                <w:color w:val="008000"/>
+                <w:kern w:val="0"/>
+                <w:sz w:val="24"/>
+                <w:szCs w:val="24"/>
+              </w:rPr>
+              <w:t>// console.log(e.key);</w:t>
+            </w:r>
+          </w:p>
+          <w:p>
+            <w:pPr>
+              <w:widowControl/>
+              <w:shd w:val="clear" w:color="auto" w:fill="FFFFFF"/>
+              <w:spacing w:line="285" w:lineRule="atLeast"/>
+              <w:jc w:val="left"/>
+              <w:rPr>
+                <w:rFonts w:ascii="Consolas" w:eastAsia="宋体" w:hAnsi="Consolas" w:cs="宋体"/>
+                <w:color w:val="3B3B3B"/>
+                <w:kern w:val="0"/>
+                <w:sz w:val="24"/>
+                <w:szCs w:val="24"/>
+              </w:rPr>
+            </w:pPr>
+            <w:r>
+              <w:rPr>
+                <w:rFonts w:ascii="Consolas" w:eastAsia="宋体" w:hAnsi="Consolas" w:cs="宋体"/>
+                <w:color w:val="000000"/>
+                <w:kern w:val="0"/>
+                <w:sz w:val="24"/>
+                <w:szCs w:val="24"/>
+              </w:rPr>
+              <w:t xml:space="preserve">            </w:t>
+            </w:r>
+          </w:p>
+          <w:p>
+            <w:pPr>
+              <w:widowControl/>
+              <w:shd w:val="clear" w:color="auto" w:fill="FFFFFF"/>
+              <w:spacing w:line="285" w:lineRule="atLeast"/>
+              <w:jc w:val="left"/>
+              <w:rPr>
+                <w:rFonts w:ascii="Consolas" w:eastAsia="宋体" w:hAnsi="Consolas" w:cs="宋体"/>
+                <w:color w:val="3B3B3B"/>
+                <w:kern w:val="0"/>
+                <w:sz w:val="24"/>
+                <w:szCs w:val="24"/>
+              </w:rPr>
+            </w:pPr>
+            <w:r>
+              <w:rPr>
+                <w:rFonts w:ascii="Consolas" w:eastAsia="宋体" w:hAnsi="Consolas" w:cs="宋体"/>
+                <w:color w:val="000000"/>
+                <w:kern w:val="0"/>
+                <w:sz w:val="24"/>
+                <w:szCs w:val="24"/>
+              </w:rPr>
+              <w:t xml:space="preserve">          </w:t>
+            </w:r>
+            <w:r>
+              <w:rPr>
+                <w:rFonts w:ascii="Consolas" w:eastAsia="宋体" w:hAnsi="Consolas" w:cs="宋体"/>
+                <w:color w:val="AF00DB"/>
+                <w:kern w:val="0"/>
+                <w:sz w:val="24"/>
+                <w:szCs w:val="24"/>
+              </w:rPr>
+              <w:t>if</w:t>
+            </w:r>
+            <w:r>
+              <w:rPr>
+                <w:rFonts w:ascii="Consolas" w:eastAsia="宋体" w:hAnsi="Consolas" w:cs="宋体"/>
+                <w:color w:val="000000"/>
+                <w:kern w:val="0"/>
+                <w:sz w:val="24"/>
+                <w:szCs w:val="24"/>
+              </w:rPr>
+              <w:t>(</w:t>
+            </w:r>
+            <w:r>
+              <w:rPr>
+                <w:rFonts w:ascii="Consolas" w:eastAsia="宋体" w:hAnsi="Consolas" w:cs="宋体"/>
+                <w:color w:val="001080"/>
+                <w:kern w:val="0"/>
+                <w:sz w:val="24"/>
+                <w:szCs w:val="24"/>
+              </w:rPr>
+              <w:t>e</w:t>
+            </w:r>
+            <w:r>
+              <w:rPr>
+                <w:rFonts w:ascii="Consolas" w:eastAsia="宋体" w:hAnsi="Consolas" w:cs="宋体"/>
+                <w:color w:val="000000"/>
+                <w:kern w:val="0"/>
+                <w:sz w:val="24"/>
+                <w:szCs w:val="24"/>
+              </w:rPr>
+              <w:t>.</w:t>
+            </w:r>
+            <w:r>
+              <w:rPr>
+                <w:rFonts w:ascii="Consolas" w:eastAsia="宋体" w:hAnsi="Consolas" w:cs="宋体"/>
+                <w:color w:val="001080"/>
+                <w:kern w:val="0"/>
+                <w:sz w:val="24"/>
+                <w:szCs w:val="24"/>
+              </w:rPr>
+              <w:t>key</w:t>
+            </w:r>
+            <w:r>
+              <w:rPr>
+                <w:rFonts w:ascii="Consolas" w:eastAsia="宋体" w:hAnsi="Consolas" w:cs="宋体"/>
+                <w:color w:val="000000"/>
+                <w:kern w:val="0"/>
+                <w:sz w:val="24"/>
+                <w:szCs w:val="24"/>
+              </w:rPr>
+              <w:t xml:space="preserve"> === </w:t>
+            </w:r>
+            <w:r>
+              <w:rPr>
+                <w:rFonts w:ascii="Consolas" w:eastAsia="宋体" w:hAnsi="Consolas" w:cs="宋体"/>
+                <w:color w:val="A31515"/>
+                <w:kern w:val="0"/>
+                <w:sz w:val="24"/>
+                <w:szCs w:val="24"/>
+              </w:rPr>
+              <w:t>'Enter'</w:t>
+            </w:r>
+            <w:r>
+              <w:rPr>
+                <w:rFonts w:ascii="Consolas" w:eastAsia="宋体" w:hAnsi="Consolas" w:cs="宋体"/>
+                <w:color w:val="000000"/>
+                <w:kern w:val="0"/>
+                <w:sz w:val="24"/>
+                <w:szCs w:val="24"/>
+              </w:rPr>
+              <w:t>){</w:t>
+            </w:r>
+          </w:p>
+          <w:p>
+            <w:pPr>
+              <w:widowControl/>
+              <w:shd w:val="clear" w:color="auto" w:fill="FFFFFF"/>
+              <w:spacing w:line="285" w:lineRule="atLeast"/>
+              <w:jc w:val="left"/>
+              <w:rPr>
+                <w:rFonts w:ascii="Consolas" w:eastAsia="宋体" w:hAnsi="Consolas" w:cs="宋体"/>
+                <w:color w:val="3B3B3B"/>
+                <w:kern w:val="0"/>
+                <w:sz w:val="24"/>
+                <w:szCs w:val="24"/>
+              </w:rPr>
+            </w:pPr>
+            <w:r>
+              <w:rPr>
+                <w:rFonts w:ascii="Consolas" w:eastAsia="宋体" w:hAnsi="Consolas" w:cs="宋体"/>
+                <w:color w:val="000000"/>
+                <w:kern w:val="0"/>
+                <w:sz w:val="24"/>
+                <w:szCs w:val="24"/>
+              </w:rPr>
+              <w:t xml:space="preserve">            </w:t>
+            </w:r>
+            <w:r>
+              <w:rPr>
+                <w:rFonts w:ascii="Consolas" w:eastAsia="宋体" w:hAnsi="Consolas" w:cs="宋体"/>
+                <w:color w:val="001080"/>
+                <w:kern w:val="0"/>
+                <w:sz w:val="24"/>
+                <w:szCs w:val="24"/>
+              </w:rPr>
+              <w:t>console</w:t>
+            </w:r>
+            <w:r>
+              <w:rPr>
+                <w:rFonts w:ascii="Consolas" w:eastAsia="宋体" w:hAnsi="Consolas" w:cs="宋体"/>
+                <w:color w:val="000000"/>
+                <w:kern w:val="0"/>
+                <w:sz w:val="24"/>
+                <w:szCs w:val="24"/>
+              </w:rPr>
+              <w:t>.</w:t>
+            </w:r>
+            <w:r>
+              <w:rPr>
+                <w:rFonts w:ascii="Consolas" w:eastAsia="宋体" w:hAnsi="Consolas" w:cs="宋体"/>
+                <w:color w:val="795E26"/>
+                <w:kern w:val="0"/>
+                <w:sz w:val="24"/>
+                <w:szCs w:val="24"/>
+              </w:rPr>
+              <w:t>log</w:t>
+            </w:r>
+            <w:r>
+              <w:rPr>
+                <w:rFonts w:ascii="Consolas" w:eastAsia="宋体" w:hAnsi="Consolas" w:cs="宋体"/>
+                <w:color w:val="000000"/>
+                <w:kern w:val="0"/>
+                <w:sz w:val="24"/>
+                <w:szCs w:val="24"/>
+              </w:rPr>
+              <w:t>(</w:t>
+            </w:r>
+            <w:r>
+              <w:rPr>
+                <w:rFonts w:ascii="Consolas" w:eastAsia="宋体" w:hAnsi="Consolas" w:cs="宋体"/>
+                <w:color w:val="A31515"/>
+                <w:kern w:val="0"/>
+                <w:sz w:val="24"/>
+                <w:szCs w:val="24"/>
+              </w:rPr>
+              <w:t>"</w:t>
+            </w:r>
+            <w:r>
+              <w:rPr>
+                <w:rFonts w:ascii="Consolas" w:eastAsia="宋体" w:hAnsi="Consolas" w:cs="宋体"/>
+                <w:color w:val="A31515"/>
+                <w:kern w:val="0"/>
+                <w:sz w:val="24"/>
+                <w:szCs w:val="24"/>
+              </w:rPr>
+              <w:t>正在搜索</w:t>
+            </w:r>
+            <w:r>
+              <w:rPr>
+                <w:rFonts w:ascii="Consolas" w:eastAsia="宋体" w:hAnsi="Consolas" w:cs="宋体"/>
+                <w:color w:val="A31515"/>
+                <w:kern w:val="0"/>
+                <w:sz w:val="24"/>
+                <w:szCs w:val="24"/>
+              </w:rPr>
+              <w:t>:"</w:t>
+            </w:r>
+            <w:r>
+              <w:rPr>
+                <w:rFonts w:ascii="Consolas" w:eastAsia="宋体" w:hAnsi="Consolas" w:cs="宋体"/>
+                <w:color w:val="000000"/>
+                <w:kern w:val="0"/>
+                <w:sz w:val="24"/>
+                <w:szCs w:val="24"/>
+              </w:rPr>
+              <w:t>+</w:t>
+            </w:r>
+            <w:r>
+              <w:rPr>
+                <w:rFonts w:ascii="Consolas" w:eastAsia="宋体" w:hAnsi="Consolas" w:cs="宋体"/>
+                <w:color w:val="001080"/>
+                <w:kern w:val="0"/>
+                <w:sz w:val="24"/>
+                <w:szCs w:val="24"/>
+              </w:rPr>
+              <w:t>input</w:t>
+            </w:r>
+            <w:r>
+              <w:rPr>
+                <w:rFonts w:ascii="Consolas" w:eastAsia="宋体" w:hAnsi="Consolas" w:cs="宋体"/>
+                <w:color w:val="000000"/>
+                <w:kern w:val="0"/>
+                <w:sz w:val="24"/>
+                <w:szCs w:val="24"/>
+              </w:rPr>
+              <w:t>.</w:t>
+            </w:r>
+            <w:r>
+              <w:rPr>
+                <w:rFonts w:ascii="Consolas" w:eastAsia="宋体" w:hAnsi="Consolas" w:cs="宋体"/>
+                <w:color w:val="001080"/>
+                <w:kern w:val="0"/>
+                <w:sz w:val="24"/>
+                <w:szCs w:val="24"/>
+              </w:rPr>
+              <w:t>value</w:t>
+            </w:r>
+            <w:r>
+              <w:rPr>
+                <w:rFonts w:ascii="Consolas" w:eastAsia="宋体" w:hAnsi="Consolas" w:cs="宋体"/>
+                <w:color w:val="000000"/>
+                <w:kern w:val="0"/>
+                <w:sz w:val="24"/>
+                <w:szCs w:val="24"/>
+              </w:rPr>
+              <w:t>);</w:t>
+            </w:r>
+          </w:p>
+          <w:p>
+            <w:pPr>
+              <w:widowControl/>
+              <w:shd w:val="clear" w:color="auto" w:fill="FFFFFF"/>
+              <w:spacing w:line="285" w:lineRule="atLeast"/>
+              <w:jc w:val="left"/>
+              <w:rPr>
+                <w:rFonts w:ascii="Consolas" w:eastAsia="宋体" w:hAnsi="Consolas" w:cs="宋体"/>
+                <w:color w:val="3B3B3B"/>
+                <w:kern w:val="0"/>
+                <w:sz w:val="24"/>
+                <w:szCs w:val="24"/>
+              </w:rPr>
+            </w:pPr>
+            <w:r>
+              <w:rPr>
+                <w:rFonts w:ascii="Consolas" w:eastAsia="宋体" w:hAnsi="Consolas" w:cs="宋体"/>
+                <w:color w:val="000000"/>
+                <w:kern w:val="0"/>
+                <w:sz w:val="24"/>
+                <w:szCs w:val="24"/>
+              </w:rPr>
+              <w:t>          }</w:t>
+            </w:r>
+          </w:p>
+          <w:p>
+            <w:pPr>
+              <w:widowControl/>
+              <w:shd w:val="clear" w:color="auto" w:fill="FFFFFF"/>
+              <w:spacing w:line="285" w:lineRule="atLeast"/>
+              <w:jc w:val="left"/>
+              <w:rPr>
+                <w:rFonts w:ascii="Consolas" w:eastAsia="宋体" w:hAnsi="Consolas" w:cs="宋体"/>
+                <w:color w:val="3B3B3B"/>
+                <w:kern w:val="0"/>
+                <w:sz w:val="24"/>
+                <w:szCs w:val="24"/>
+              </w:rPr>
+            </w:pPr>
+            <w:r>
+              <w:rPr>
+                <w:rFonts w:ascii="Consolas" w:eastAsia="宋体" w:hAnsi="Consolas" w:cs="宋体"/>
+                <w:color w:val="000000"/>
+                <w:kern w:val="0"/>
+                <w:sz w:val="24"/>
+                <w:szCs w:val="24"/>
+              </w:rPr>
+              <w:t>      }</w:t>
+            </w:r>
+          </w:p>
+          <w:p>
+            <w:pPr>
+              <w:widowControl/>
+              <w:shd w:val="clear" w:color="auto" w:fill="FFFFFF"/>
+              <w:spacing w:line="285" w:lineRule="atLeast"/>
+              <w:jc w:val="left"/>
+              <w:rPr>
+                <w:rFonts w:ascii="Consolas" w:eastAsia="宋体" w:hAnsi="Consolas" w:cs="宋体"/>
+                <w:color w:val="3B3B3B"/>
+                <w:kern w:val="0"/>
+                <w:sz w:val="24"/>
+                <w:szCs w:val="24"/>
+              </w:rPr>
+            </w:pPr>
+          </w:p>
+          <w:p>
+            <w:pPr>
+              <w:widowControl/>
+              <w:shd w:val="clear" w:color="auto" w:fill="FFFFFF"/>
+              <w:spacing w:line="285" w:lineRule="atLeast"/>
+              <w:jc w:val="left"/>
+              <w:rPr>
+                <w:rFonts w:ascii="Consolas" w:eastAsia="宋体" w:hAnsi="Consolas" w:cs="宋体"/>
+                <w:color w:val="3B3B3B"/>
+                <w:kern w:val="0"/>
+                <w:sz w:val="24"/>
+                <w:szCs w:val="24"/>
+              </w:rPr>
+            </w:pPr>
+            <w:r>
+              <w:rPr>
+                <w:rFonts w:ascii="Consolas" w:eastAsia="宋体" w:hAnsi="Consolas" w:cs="宋体"/>
+                <w:color w:val="000000"/>
+                <w:kern w:val="0"/>
+                <w:sz w:val="24"/>
+                <w:szCs w:val="24"/>
+              </w:rPr>
+              <w:t xml:space="preserve">      </w:t>
+            </w:r>
+            <w:r>
+              <w:rPr>
+                <w:rFonts w:ascii="Consolas" w:eastAsia="宋体" w:hAnsi="Consolas" w:cs="宋体"/>
+                <w:color w:val="008000"/>
+                <w:kern w:val="0"/>
+                <w:sz w:val="24"/>
+                <w:szCs w:val="24"/>
+              </w:rPr>
+              <w:t>//</w:t>
+            </w:r>
+          </w:p>
+          <w:p>
+            <w:pPr>
+              <w:widowControl/>
+              <w:shd w:val="clear" w:color="auto" w:fill="FFFFFF"/>
+              <w:spacing w:line="285" w:lineRule="atLeast"/>
+              <w:jc w:val="left"/>
+              <w:rPr>
+                <w:rFonts w:ascii="Consolas" w:eastAsia="宋体" w:hAnsi="Consolas" w:cs="宋体"/>
+                <w:color w:val="3B3B3B"/>
+                <w:kern w:val="0"/>
+                <w:sz w:val="24"/>
+                <w:szCs w:val="24"/>
+              </w:rPr>
+            </w:pPr>
+            <w:r>
+              <w:rPr>
+                <w:rFonts w:ascii="Consolas" w:eastAsia="宋体" w:hAnsi="Consolas" w:cs="宋体"/>
+                <w:color w:val="000000"/>
+                <w:kern w:val="0"/>
+                <w:sz w:val="24"/>
+                <w:szCs w:val="24"/>
+              </w:rPr>
+              <w:t xml:space="preserve">      </w:t>
+            </w:r>
+            <w:r>
+              <w:rPr>
+                <w:rFonts w:ascii="Consolas" w:eastAsia="宋体" w:hAnsi="Consolas" w:cs="宋体"/>
+                <w:color w:val="001080"/>
+                <w:kern w:val="0"/>
+                <w:sz w:val="24"/>
+                <w:szCs w:val="24"/>
+              </w:rPr>
+              <w:t>document</w:t>
+            </w:r>
+            <w:r>
+              <w:rPr>
+                <w:rFonts w:ascii="Consolas" w:eastAsia="宋体" w:hAnsi="Consolas" w:cs="宋体"/>
+                <w:color w:val="000000"/>
+                <w:kern w:val="0"/>
+                <w:sz w:val="24"/>
+                <w:szCs w:val="24"/>
+              </w:rPr>
+              <w:t>.</w:t>
+            </w:r>
+            <w:r>
+              <w:rPr>
+                <w:rFonts w:ascii="Consolas" w:eastAsia="宋体" w:hAnsi="Consolas" w:cs="宋体"/>
+                <w:color w:val="795E26"/>
+                <w:kern w:val="0"/>
+                <w:sz w:val="24"/>
+                <w:szCs w:val="24"/>
+              </w:rPr>
+              <w:t>onkeyup</w:t>
+            </w:r>
+            <w:r>
+              <w:rPr>
+                <w:rFonts w:ascii="Consolas" w:eastAsia="宋体" w:hAnsi="Consolas" w:cs="宋体"/>
+                <w:color w:val="000000"/>
+                <w:kern w:val="0"/>
+                <w:sz w:val="24"/>
+                <w:szCs w:val="24"/>
+              </w:rPr>
+              <w:t xml:space="preserve">= </w:t>
+            </w:r>
+            <w:r>
+              <w:rPr>
+                <w:rFonts w:ascii="Consolas" w:eastAsia="宋体" w:hAnsi="Consolas" w:cs="宋体"/>
+                <w:color w:val="0000FF"/>
+                <w:kern w:val="0"/>
+                <w:sz w:val="24"/>
+                <w:szCs w:val="24"/>
+              </w:rPr>
+              <w:t>function</w:t>
+            </w:r>
+            <w:r>
+              <w:rPr>
+                <w:rFonts w:ascii="Consolas" w:eastAsia="宋体" w:hAnsi="Consolas" w:cs="宋体"/>
+                <w:color w:val="000000"/>
+                <w:kern w:val="0"/>
+                <w:sz w:val="24"/>
+                <w:szCs w:val="24"/>
+              </w:rPr>
+              <w:t>(</w:t>
+            </w:r>
+            <w:r>
+              <w:rPr>
+                <w:rFonts w:ascii="Consolas" w:eastAsia="宋体" w:hAnsi="Consolas" w:cs="宋体"/>
+                <w:color w:val="001080"/>
+                <w:kern w:val="0"/>
+                <w:sz w:val="24"/>
+                <w:szCs w:val="24"/>
+              </w:rPr>
+              <w:t>e</w:t>
+            </w:r>
+            <w:r>
+              <w:rPr>
+                <w:rFonts w:ascii="Consolas" w:eastAsia="宋体" w:hAnsi="Consolas" w:cs="宋体"/>
+                <w:color w:val="000000"/>
+                <w:kern w:val="0"/>
+                <w:sz w:val="24"/>
+                <w:szCs w:val="24"/>
+              </w:rPr>
+              <w:t>) {</w:t>
+            </w:r>
+          </w:p>
+          <w:p>
+            <w:pPr>
+              <w:widowControl/>
+              <w:shd w:val="clear" w:color="auto" w:fill="FFFFFF"/>
+              <w:spacing w:line="285" w:lineRule="atLeast"/>
+              <w:jc w:val="left"/>
+              <w:rPr>
+                <w:rFonts w:ascii="Consolas" w:eastAsia="宋体" w:hAnsi="Consolas" w:cs="宋体"/>
+                <w:color w:val="3B3B3B"/>
+                <w:kern w:val="0"/>
+                <w:sz w:val="24"/>
+                <w:szCs w:val="24"/>
+              </w:rPr>
+            </w:pPr>
+            <w:r>
+              <w:rPr>
+                <w:rFonts w:ascii="Consolas" w:eastAsia="宋体" w:hAnsi="Consolas" w:cs="宋体"/>
+                <w:color w:val="000000"/>
+                <w:kern w:val="0"/>
+                <w:sz w:val="24"/>
+                <w:szCs w:val="24"/>
+              </w:rPr>
+              <w:t xml:space="preserve">            </w:t>
+            </w:r>
+            <w:r>
+              <w:rPr>
+                <w:rFonts w:ascii="Consolas" w:eastAsia="宋体" w:hAnsi="Consolas" w:cs="宋体"/>
+                <w:color w:val="001080"/>
+                <w:kern w:val="0"/>
+                <w:sz w:val="24"/>
+                <w:szCs w:val="24"/>
+              </w:rPr>
+              <w:t>console</w:t>
+            </w:r>
+            <w:r>
+              <w:rPr>
+                <w:rFonts w:ascii="Consolas" w:eastAsia="宋体" w:hAnsi="Consolas" w:cs="宋体"/>
+                <w:color w:val="000000"/>
+                <w:kern w:val="0"/>
+                <w:sz w:val="24"/>
+                <w:szCs w:val="24"/>
+              </w:rPr>
+              <w:t>.</w:t>
+            </w:r>
+            <w:r>
+              <w:rPr>
+                <w:rFonts w:ascii="Consolas" w:eastAsia="宋体" w:hAnsi="Consolas" w:cs="宋体"/>
+                <w:color w:val="795E26"/>
+                <w:kern w:val="0"/>
+                <w:sz w:val="24"/>
+                <w:szCs w:val="24"/>
+              </w:rPr>
+              <w:t>log</w:t>
+            </w:r>
+            <w:r>
+              <w:rPr>
+                <w:rFonts w:ascii="Consolas" w:eastAsia="宋体" w:hAnsi="Consolas" w:cs="宋体"/>
+                <w:color w:val="000000"/>
+                <w:kern w:val="0"/>
+                <w:sz w:val="24"/>
+                <w:szCs w:val="24"/>
+              </w:rPr>
+              <w:t>(</w:t>
+            </w:r>
+            <w:r>
+              <w:rPr>
+                <w:rFonts w:ascii="Consolas" w:eastAsia="宋体" w:hAnsi="Consolas" w:cs="宋体"/>
+                <w:color w:val="A31515"/>
+                <w:kern w:val="0"/>
+                <w:sz w:val="24"/>
+                <w:szCs w:val="24"/>
+              </w:rPr>
+              <w:t>"doc key up..."</w:t>
+            </w:r>
+            <w:r>
+              <w:rPr>
+                <w:rFonts w:ascii="Consolas" w:eastAsia="宋体" w:hAnsi="Consolas" w:cs="宋体"/>
+                <w:color w:val="000000"/>
+                <w:kern w:val="0"/>
+                <w:sz w:val="24"/>
+                <w:szCs w:val="24"/>
+              </w:rPr>
+              <w:t>);</w:t>
+            </w:r>
+          </w:p>
+          <w:p>
+            <w:pPr>
+              <w:widowControl/>
+              <w:shd w:val="clear" w:color="auto" w:fill="FFFFFF"/>
+              <w:spacing w:line="285" w:lineRule="atLeast"/>
+              <w:jc w:val="left"/>
+              <w:rPr>
+                <w:rFonts w:ascii="Consolas" w:eastAsia="宋体" w:hAnsi="Consolas" w:cs="宋体"/>
+                <w:color w:val="3B3B3B"/>
+                <w:kern w:val="0"/>
+                <w:sz w:val="24"/>
+                <w:szCs w:val="24"/>
+              </w:rPr>
+            </w:pPr>
+            <w:r>
+              <w:rPr>
+                <w:rFonts w:ascii="Consolas" w:eastAsia="宋体" w:hAnsi="Consolas" w:cs="宋体"/>
+                <w:color w:val="000000"/>
+                <w:kern w:val="0"/>
+                <w:sz w:val="24"/>
+                <w:szCs w:val="24"/>
+              </w:rPr>
+              <w:t xml:space="preserve">            </w:t>
+            </w:r>
+            <w:r>
+              <w:rPr>
+                <w:rFonts w:ascii="Consolas" w:eastAsia="宋体" w:hAnsi="Consolas" w:cs="宋体"/>
+                <w:color w:val="AF00DB"/>
+                <w:kern w:val="0"/>
+                <w:sz w:val="24"/>
+                <w:szCs w:val="24"/>
+              </w:rPr>
+              <w:t>if</w:t>
+            </w:r>
+            <w:r>
+              <w:rPr>
+                <w:rFonts w:ascii="Consolas" w:eastAsia="宋体" w:hAnsi="Consolas" w:cs="宋体"/>
+                <w:color w:val="000000"/>
+                <w:kern w:val="0"/>
+                <w:sz w:val="24"/>
+                <w:szCs w:val="24"/>
+              </w:rPr>
+              <w:t>(</w:t>
+            </w:r>
+            <w:r>
+              <w:rPr>
+                <w:rFonts w:ascii="Consolas" w:eastAsia="宋体" w:hAnsi="Consolas" w:cs="宋体"/>
+                <w:color w:val="001080"/>
+                <w:kern w:val="0"/>
+                <w:sz w:val="24"/>
+                <w:szCs w:val="24"/>
+              </w:rPr>
+              <w:t>e</w:t>
+            </w:r>
+            <w:r>
+              <w:rPr>
+                <w:rFonts w:ascii="Consolas" w:eastAsia="宋体" w:hAnsi="Consolas" w:cs="宋体"/>
+                <w:color w:val="000000"/>
+                <w:kern w:val="0"/>
+                <w:sz w:val="24"/>
+                <w:szCs w:val="24"/>
+              </w:rPr>
+              <w:t>.</w:t>
+            </w:r>
+            <w:r>
+              <w:rPr>
+                <w:rFonts w:ascii="Consolas" w:eastAsia="宋体" w:hAnsi="Consolas" w:cs="宋体"/>
+                <w:color w:val="001080"/>
+                <w:kern w:val="0"/>
+                <w:sz w:val="24"/>
+                <w:szCs w:val="24"/>
+              </w:rPr>
+              <w:t>key</w:t>
+            </w:r>
+            <w:r>
+              <w:rPr>
+                <w:rFonts w:ascii="Consolas" w:eastAsia="宋体" w:hAnsi="Consolas" w:cs="宋体"/>
+                <w:color w:val="000000"/>
+                <w:kern w:val="0"/>
+                <w:sz w:val="24"/>
+                <w:szCs w:val="24"/>
+              </w:rPr>
+              <w:t xml:space="preserve"> === </w:t>
+            </w:r>
+            <w:r>
+              <w:rPr>
+                <w:rFonts w:ascii="Consolas" w:eastAsia="宋体" w:hAnsi="Consolas" w:cs="宋体"/>
+                <w:color w:val="A31515"/>
+                <w:kern w:val="0"/>
+                <w:sz w:val="24"/>
+                <w:szCs w:val="24"/>
+              </w:rPr>
+              <w:t>'s'</w:t>
+            </w:r>
+            <w:r>
+              <w:rPr>
+                <w:rFonts w:ascii="Consolas" w:eastAsia="宋体" w:hAnsi="Consolas" w:cs="宋体"/>
+                <w:color w:val="000000"/>
+                <w:kern w:val="0"/>
+                <w:sz w:val="24"/>
+                <w:szCs w:val="24"/>
+              </w:rPr>
+              <w:t>){</w:t>
+            </w:r>
+          </w:p>
+          <w:p>
+            <w:pPr>
+              <w:widowControl/>
+              <w:shd w:val="clear" w:color="auto" w:fill="FFFFFF"/>
+              <w:spacing w:line="285" w:lineRule="atLeast"/>
+              <w:jc w:val="left"/>
+              <w:rPr>
+                <w:rFonts w:ascii="Consolas" w:eastAsia="宋体" w:hAnsi="Consolas" w:cs="宋体"/>
+                <w:color w:val="3B3B3B"/>
+                <w:kern w:val="0"/>
+                <w:sz w:val="24"/>
+                <w:szCs w:val="24"/>
+              </w:rPr>
+            </w:pPr>
+            <w:r>
+              <w:rPr>
+                <w:rFonts w:ascii="Consolas" w:eastAsia="宋体" w:hAnsi="Consolas" w:cs="宋体"/>
+                <w:color w:val="000000"/>
+                <w:kern w:val="0"/>
+                <w:sz w:val="24"/>
+                <w:szCs w:val="24"/>
+              </w:rPr>
+              <w:t xml:space="preserve">              </w:t>
+            </w:r>
+            <w:r>
+              <w:rPr>
+                <w:rFonts w:ascii="Consolas" w:eastAsia="宋体" w:hAnsi="Consolas" w:cs="宋体"/>
+                <w:color w:val="001080"/>
+                <w:kern w:val="0"/>
+                <w:sz w:val="24"/>
+                <w:szCs w:val="24"/>
+              </w:rPr>
+              <w:t>input</w:t>
+            </w:r>
+            <w:r>
+              <w:rPr>
+                <w:rFonts w:ascii="Consolas" w:eastAsia="宋体" w:hAnsi="Consolas" w:cs="宋体"/>
+                <w:color w:val="000000"/>
+                <w:kern w:val="0"/>
+                <w:sz w:val="24"/>
+                <w:szCs w:val="24"/>
+              </w:rPr>
+              <w:t>.</w:t>
+            </w:r>
+            <w:r>
+              <w:rPr>
+                <w:rFonts w:ascii="Consolas" w:eastAsia="宋体" w:hAnsi="Consolas" w:cs="宋体"/>
+                <w:color w:val="795E26"/>
+                <w:kern w:val="0"/>
+                <w:sz w:val="24"/>
+                <w:szCs w:val="24"/>
+              </w:rPr>
+              <w:t>focus</w:t>
+            </w:r>
+            <w:r>
+              <w:rPr>
+                <w:rFonts w:ascii="Consolas" w:eastAsia="宋体" w:hAnsi="Consolas" w:cs="宋体"/>
+                <w:color w:val="000000"/>
+                <w:kern w:val="0"/>
+                <w:sz w:val="24"/>
+                <w:szCs w:val="24"/>
+              </w:rPr>
+              <w:t>()</w:t>
+            </w:r>
+          </w:p>
+          <w:p>
+            <w:pPr>
+              <w:widowControl/>
+              <w:shd w:val="clear" w:color="auto" w:fill="FFFFFF"/>
+              <w:spacing w:line="285" w:lineRule="atLeast"/>
+              <w:jc w:val="left"/>
+              <w:rPr>
+                <w:rFonts w:ascii="Consolas" w:eastAsia="宋体" w:hAnsi="Consolas" w:cs="宋体"/>
+                <w:color w:val="3B3B3B"/>
+                <w:kern w:val="0"/>
+                <w:sz w:val="24"/>
+                <w:szCs w:val="24"/>
+              </w:rPr>
+            </w:pPr>
+            <w:r>
+              <w:rPr>
+                <w:rFonts w:ascii="Consolas" w:eastAsia="宋体" w:hAnsi="Consolas" w:cs="宋体"/>
+                <w:color w:val="000000"/>
+                <w:kern w:val="0"/>
+                <w:sz w:val="24"/>
+                <w:szCs w:val="24"/>
+              </w:rPr>
+              <w:t>            }</w:t>
+            </w:r>
+          </w:p>
+          <w:p>
+            <w:pPr>
+              <w:widowControl/>
+              <w:shd w:val="clear" w:color="auto" w:fill="FFFFFF"/>
+              <w:spacing w:line="285" w:lineRule="atLeast"/>
+              <w:jc w:val="left"/>
+              <w:rPr>
+                <w:rFonts w:ascii="Consolas" w:eastAsia="宋体" w:hAnsi="Consolas" w:cs="宋体"/>
+                <w:color w:val="3B3B3B"/>
+                <w:kern w:val="0"/>
+                <w:sz w:val="24"/>
+                <w:szCs w:val="24"/>
+              </w:rPr>
+            </w:pPr>
+            <w:r>
+              <w:rPr>
+                <w:rFonts w:ascii="Consolas" w:eastAsia="宋体" w:hAnsi="Consolas" w:cs="宋体"/>
+                <w:color w:val="000000"/>
+                <w:kern w:val="0"/>
+                <w:sz w:val="24"/>
+                <w:szCs w:val="24"/>
+              </w:rPr>
+              <w:t>      }</w:t>
+            </w:r>
+          </w:p>
+          <w:p>
+            <w:pPr>
+              <w:widowControl/>
+              <w:shd w:val="clear" w:color="auto" w:fill="FFFFFF"/>
+              <w:spacing w:line="285" w:lineRule="atLeast"/>
+              <w:jc w:val="left"/>
+              <w:rPr>
+                <w:rFonts w:ascii="Consolas" w:eastAsia="宋体" w:hAnsi="Consolas" w:cs="宋体"/>
+                <w:color w:val="3B3B3B"/>
+                <w:kern w:val="0"/>
+                <w:sz w:val="24"/>
+                <w:szCs w:val="24"/>
+              </w:rPr>
+            </w:pPr>
+            <w:r>
+              <w:rPr>
+                <w:rFonts w:ascii="Consolas" w:eastAsia="宋体" w:hAnsi="Consolas" w:cs="宋体"/>
+                <w:color w:val="000000"/>
+                <w:kern w:val="0"/>
+                <w:sz w:val="24"/>
+                <w:szCs w:val="24"/>
+              </w:rPr>
+              <w:t xml:space="preserve">    </w:t>
+            </w:r>
+            <w:r>
+              <w:rPr>
+                <w:rFonts w:ascii="Consolas" w:eastAsia="宋体" w:hAnsi="Consolas" w:cs="宋体"/>
+                <w:color w:val="800000"/>
+                <w:kern w:val="0"/>
+                <w:sz w:val="24"/>
+                <w:szCs w:val="24"/>
+              </w:rPr>
+              <w:t>&lt;/script&gt;</w:t>
+            </w:r>
+          </w:p>
+          <w:p>
+            <w:pPr>
+              <w:widowControl/>
+              <w:shd w:val="clear" w:color="auto" w:fill="FFFFFF"/>
+              <w:spacing w:line="285" w:lineRule="atLeast"/>
+              <w:jc w:val="left"/>
+              <w:rPr>
+                <w:rFonts w:ascii="Consolas" w:eastAsia="宋体" w:hAnsi="Consolas" w:cs="宋体"/>
+                <w:color w:val="3B3B3B"/>
+                <w:kern w:val="0"/>
+                <w:sz w:val="24"/>
+                <w:szCs w:val="24"/>
+              </w:rPr>
+            </w:pPr>
+            <w:r>
+              <w:rPr>
+                <w:rFonts w:ascii="Consolas" w:eastAsia="宋体" w:hAnsi="Consolas" w:cs="宋体"/>
+                <w:color w:val="800000"/>
+                <w:kern w:val="0"/>
+                <w:sz w:val="24"/>
+                <w:szCs w:val="24"/>
+              </w:rPr>
+              <w:t>&lt;/body&gt;</w:t>
+            </w:r>
+          </w:p>
+          <w:p>
+            <w:pPr>
+              <w:widowControl/>
+              <w:shd w:val="clear" w:color="auto" w:fill="FFFFFF"/>
+              <w:spacing w:line="285" w:lineRule="atLeast"/>
+              <w:jc w:val="left"/>
+              <w:rPr>
+                <w:rFonts w:ascii="Consolas" w:eastAsia="宋体" w:hAnsi="Consolas" w:cs="宋体"/>
+                <w:color w:val="3B3B3B"/>
+                <w:kern w:val="0"/>
+                <w:sz w:val="24"/>
+                <w:szCs w:val="24"/>
+              </w:rPr>
+            </w:pPr>
+            <w:r>
+              <w:rPr>
+                <w:rFonts w:ascii="Consolas" w:eastAsia="宋体" w:hAnsi="Consolas" w:cs="宋体"/>
+                <w:color w:val="800000"/>
+                <w:kern w:val="0"/>
+                <w:sz w:val="24"/>
+                <w:szCs w:val="24"/>
+              </w:rPr>
+              <w:t>&lt;/html&gt;</w:t>
+            </w:r>
+          </w:p>
+          <w:p>
+            <w:pPr>
+              <w:rPr>
+                <w:rFonts w:hint="eastAsia"/>
+                <w:sz w:val="24"/>
+                <w:szCs w:val="24"/>
+              </w:rPr>
+            </w:pPr>
+          </w:p>
+        </w:tc>
+      </w:tr>
+      <w:tr>
+        <w:tc>
+          <w:tcPr>
+            <w:tcW w:w="11193" w:type="dxa"/>
+          </w:tcPr>
+          <w:p>
+            <w:pPr>
+              <w:widowControl/>
+              <w:shd w:val="clear" w:color="auto" w:fill="FFFFFF"/>
+              <w:spacing w:line="285" w:lineRule="atLeast"/>
+              <w:jc w:val="left"/>
+              <w:rPr>
+                <w:rFonts w:ascii="Consolas" w:eastAsia="宋体" w:hAnsi="Consolas" w:cs="宋体"/>
+                <w:color w:val="800000"/>
+                <w:kern w:val="0"/>
+                <w:sz w:val="24"/>
+                <w:szCs w:val="24"/>
+              </w:rPr>
+            </w:pPr>
+            <w:r>
+              <w:rPr>
+                <w:noProof/>
+              </w:rPr>
+              <w:drawing>
+                <wp:inline distT="0" distB="0" distL="0" distR="0" wp14:anchorId="228E6012" wp14:editId="4B086509">
+                  <wp:extent cx="6858594" cy="3772227"/>
+                  <wp:effectExtent l="0" t="0" r="0" b="0"/>
+                  <wp:docPr id="1173025077" name="图片 1"/>
+                  <wp:cNvGraphicFramePr>
+                    <a:graphicFrameLocks xmlns:a="http://schemas.openxmlformats.org/drawingml/2006/main" noChangeAspect="1"/>
+                  </wp:cNvGraphicFramePr>
+                  <a:graphic xmlns:a="http://schemas.openxmlformats.org/drawingml/2006/main">
+                    <a:graphicData uri="http://schemas.openxmlformats.org/drawingml/2006/picture">
+                      <pic:pic xmlns:pic="http://schemas.openxmlformats.org/drawingml/2006/picture">
+                        <pic:nvPicPr>
+                          <pic:cNvPr id="1173025077" name=""/>
+                          <pic:cNvPicPr/>
+                        </pic:nvPicPr>
+                        <pic:blipFill>
+                          <a:blip r:embed="rId40"/>
+                          <a:stretch>
+                            <a:fillRect/>
+                          </a:stretch>
+                        </pic:blipFill>
+                        <pic:spPr>
+                          <a:xfrm>
+                            <a:off x="0" y="0"/>
+                            <a:ext cx="6858594" cy="3772227"/>
+                          </a:xfrm>
+                          <a:prstGeom prst="rect">
+                            <a:avLst/>
+                          </a:prstGeom>
+                        </pic:spPr>
+                      </pic:pic>
+                    </a:graphicData>
+                  </a:graphic>
+                </wp:inline>
+              </w:drawing>
+            </w:r>
+          </w:p>
+        </w:tc>
+      </w:tr>
+    </w:tbl>
     <w:p>
       <w:pPr>
         <w:rPr>

--- a/课堂笔记/coderwhy-jsdom学习笔记5-事件处理2.docx
+++ b/课堂笔记/coderwhy-jsdom学习笔记5-事件处理2.docx
@@ -35482,6 +35482,9 @@
     <w:p>
       <w:pPr>
         <w:pStyle w:val="3"/>
+        <w:rPr>
+          <w:rFonts w:hint="eastAsia"/>
+        </w:rPr>
       </w:pPr>
       <w:r>
         <w:rPr>
@@ -35577,6 +35580,9 @@
     <w:p>
       <w:pPr>
         <w:pStyle w:val="3"/>
+        <w:rPr>
+          <w:rFonts w:hint="eastAsia"/>
+        </w:rPr>
       </w:pPr>
       <w:r>
         <w:rPr>
@@ -35652,6 +35658,9 @@
     <w:p>
       <w:pPr>
         <w:pStyle w:val="2"/>
+        <w:rPr>
+          <w:rFonts w:hint="eastAsia"/>
+        </w:rPr>
       </w:pPr>
       <w:r>
         <w:rPr>
@@ -35727,6 +35736,9 @@
     <w:p>
       <w:pPr>
         <w:pStyle w:val="2"/>
+        <w:rPr>
+          <w:rFonts w:hint="eastAsia"/>
+        </w:rPr>
       </w:pPr>
       <w:r>
         <w:rPr>
@@ -37849,6 +37861,9 @@
     <w:p>
       <w:pPr>
         <w:pStyle w:val="3"/>
+        <w:rPr>
+          <w:rFonts w:hint="eastAsia"/>
+        </w:rPr>
       </w:pPr>
       <w:r>
         <w:rPr>
@@ -40576,6 +40591,3941 @@
     </w:tbl>
     <w:p>
       <w:pPr>
+        <w:pStyle w:val="1"/>
+      </w:pPr>
+      <w:r>
+        <w:rPr>
+          <w:rFonts w:hint="eastAsia"/>
+        </w:rPr>
+        <w:t>15.表单常见事件与演练p171</w:t>
+      </w:r>
+    </w:p>
+    <w:tbl>
+      <w:tblPr>
+        <w:tblStyle w:val="af5"/>
+        <w:tblW w:w="0" w:type="auto"/>
+        <w:tblLook w:val="04A0" w:firstRow="1" w:lastRow="0" w:firstColumn="1" w:lastColumn="0" w:noHBand="0" w:noVBand="1"/>
+      </w:tblPr>
+      <w:tblGrid>
+        <w:gridCol w:w="8296"/>
+      </w:tblGrid>
+      <w:tr>
+        <w:tc>
+          <w:tcPr>
+            <w:tcW w:w="8296" w:type="dxa"/>
+          </w:tcPr>
+          <w:p>
+            <w:pPr>
+              <w:rPr>
+                <w:rFonts w:hint="eastAsia"/>
+              </w:rPr>
+            </w:pPr>
+            <w:r>
+              <w:drawing>
+                <wp:inline distT="0" distB="0" distL="0" distR="0" wp14:anchorId="470FF282" wp14:editId="08B7128A">
+                  <wp:extent cx="10070290" cy="3789336"/>
+                  <wp:effectExtent l="0" t="0" r="7620" b="1905"/>
+                  <wp:docPr id="313452144" name="图片 1"/>
+                  <wp:cNvGraphicFramePr>
+                    <a:graphicFrameLocks xmlns:a="http://schemas.openxmlformats.org/drawingml/2006/main" noChangeAspect="1"/>
+                  </wp:cNvGraphicFramePr>
+                  <a:graphic xmlns:a="http://schemas.openxmlformats.org/drawingml/2006/main">
+                    <a:graphicData uri="http://schemas.openxmlformats.org/drawingml/2006/picture">
+                      <pic:pic xmlns:pic="http://schemas.openxmlformats.org/drawingml/2006/picture">
+                        <pic:nvPicPr>
+                          <pic:cNvPr id="313452144" name=""/>
+                          <pic:cNvPicPr/>
+                        </pic:nvPicPr>
+                        <pic:blipFill>
+                          <a:blip r:embed="rId41"/>
+                          <a:stretch>
+                            <a:fillRect/>
+                          </a:stretch>
+                        </pic:blipFill>
+                        <pic:spPr>
+                          <a:xfrm>
+                            <a:off x="0" y="0"/>
+                            <a:ext cx="10086864" cy="3795572"/>
+                          </a:xfrm>
+                          <a:prstGeom prst="rect">
+                            <a:avLst/>
+                          </a:prstGeom>
+                        </pic:spPr>
+                      </pic:pic>
+                    </a:graphicData>
+                  </a:graphic>
+                </wp:inline>
+              </w:drawing>
+            </w:r>
+          </w:p>
+        </w:tc>
+      </w:tr>
+    </w:tbl>
+    <w:p>
+      <w:pPr>
+        <w:pStyle w:val="2"/>
+      </w:pPr>
+      <w:r>
+        <w:rPr>
+          <w:rFonts w:hint="eastAsia"/>
+        </w:rPr>
+        <w:t>案例14_form_event.html</w:t>
+      </w:r>
+    </w:p>
+    <w:p>
+      <w:pPr>
+        <w:pStyle w:val="3"/>
+      </w:pPr>
+      <w:r>
+        <w:rPr>
+          <w:rFonts w:hint="eastAsia"/>
+        </w:rPr>
+        <w:t>1&gt;添加一个input元素,然后我们在script标签中监听他的onfucus和onblur事件</w:t>
+      </w:r>
+    </w:p>
+    <w:tbl>
+      <w:tblPr>
+        <w:tblStyle w:val="af5"/>
+        <w:tblW w:w="0" w:type="auto"/>
+        <w:tblLook w:val="04A0" w:firstRow="1" w:lastRow="0" w:firstColumn="1" w:lastColumn="0" w:noHBand="0" w:noVBand="1"/>
+      </w:tblPr>
+      <w:tblGrid>
+        <w:gridCol w:w="8296"/>
+      </w:tblGrid>
+      <w:tr>
+        <w:tc>
+          <w:tcPr>
+            <w:tcW w:w="12185" w:type="dxa"/>
+          </w:tcPr>
+          <w:p>
+            <w:pPr>
+              <w:rPr>
+                <w:rFonts w:hint="eastAsia"/>
+              </w:rPr>
+            </w:pPr>
+            <w:r>
+              <w:rPr>
+                <w:noProof/>
+              </w:rPr>
+              <w:drawing>
+                <wp:inline distT="0" distB="0" distL="0" distR="0" wp14:anchorId="05D95366" wp14:editId="7D6118BD">
+                  <wp:extent cx="8009314" cy="4968671"/>
+                  <wp:effectExtent l="0" t="0" r="0" b="3810"/>
+                  <wp:docPr id="1135104541" name="图片 1"/>
+                  <wp:cNvGraphicFramePr>
+                    <a:graphicFrameLocks xmlns:a="http://schemas.openxmlformats.org/drawingml/2006/main" noChangeAspect="1"/>
+                  </wp:cNvGraphicFramePr>
+                  <a:graphic xmlns:a="http://schemas.openxmlformats.org/drawingml/2006/main">
+                    <a:graphicData uri="http://schemas.openxmlformats.org/drawingml/2006/picture">
+                      <pic:pic xmlns:pic="http://schemas.openxmlformats.org/drawingml/2006/picture">
+                        <pic:nvPicPr>
+                          <pic:cNvPr id="1135104541" name=""/>
+                          <pic:cNvPicPr/>
+                        </pic:nvPicPr>
+                        <pic:blipFill>
+                          <a:blip r:embed="rId42"/>
+                          <a:stretch>
+                            <a:fillRect/>
+                          </a:stretch>
+                        </pic:blipFill>
+                        <pic:spPr>
+                          <a:xfrm>
+                            <a:off x="0" y="0"/>
+                            <a:ext cx="8009314" cy="4968671"/>
+                          </a:xfrm>
+                          <a:prstGeom prst="rect">
+                            <a:avLst/>
+                          </a:prstGeom>
+                        </pic:spPr>
+                      </pic:pic>
+                    </a:graphicData>
+                  </a:graphic>
+                </wp:inline>
+              </w:drawing>
+            </w:r>
+          </w:p>
+        </w:tc>
+      </w:tr>
+    </w:tbl>
+    <w:p>
+      <w:pPr>
+        <w:pStyle w:val="4"/>
+      </w:pPr>
+      <w:r>
+        <w:rPr>
+          <w:rFonts w:hint="eastAsia"/>
+        </w:rPr>
+        <w:t>运行程序效果如下</w:t>
+      </w:r>
+    </w:p>
+    <w:tbl>
+      <w:tblPr>
+        <w:tblStyle w:val="af5"/>
+        <w:tblW w:w="0" w:type="auto"/>
+        <w:tblLook w:val="04A0" w:firstRow="1" w:lastRow="0" w:firstColumn="1" w:lastColumn="0" w:noHBand="0" w:noVBand="1"/>
+      </w:tblPr>
+      <w:tblGrid>
+        <w:gridCol w:w="8296"/>
+      </w:tblGrid>
+      <w:tr>
+        <w:tc>
+          <w:tcPr>
+            <w:tcW w:w="8296" w:type="dxa"/>
+          </w:tcPr>
+          <w:p>
+            <w:pPr>
+              <w:rPr>
+                <w:rFonts w:hint="eastAsia"/>
+              </w:rPr>
+            </w:pPr>
+            <w:r>
+              <w:rPr>
+                <w:noProof/>
+              </w:rPr>
+              <w:drawing>
+                <wp:inline distT="0" distB="0" distL="0" distR="0" wp14:anchorId="3424B79D" wp14:editId="7FA4DA99">
+                  <wp:extent cx="8489416" cy="4183743"/>
+                  <wp:effectExtent l="0" t="0" r="6985" b="7620"/>
+                  <wp:docPr id="144319330" name="图片 1"/>
+                  <wp:cNvGraphicFramePr>
+                    <a:graphicFrameLocks xmlns:a="http://schemas.openxmlformats.org/drawingml/2006/main" noChangeAspect="1"/>
+                  </wp:cNvGraphicFramePr>
+                  <a:graphic xmlns:a="http://schemas.openxmlformats.org/drawingml/2006/main">
+                    <a:graphicData uri="http://schemas.openxmlformats.org/drawingml/2006/picture">
+                      <pic:pic xmlns:pic="http://schemas.openxmlformats.org/drawingml/2006/picture">
+                        <pic:nvPicPr>
+                          <pic:cNvPr id="144319330" name=""/>
+                          <pic:cNvPicPr/>
+                        </pic:nvPicPr>
+                        <pic:blipFill>
+                          <a:blip r:embed="rId43"/>
+                          <a:stretch>
+                            <a:fillRect/>
+                          </a:stretch>
+                        </pic:blipFill>
+                        <pic:spPr>
+                          <a:xfrm>
+                            <a:off x="0" y="0"/>
+                            <a:ext cx="8489416" cy="4183743"/>
+                          </a:xfrm>
+                          <a:prstGeom prst="rect">
+                            <a:avLst/>
+                          </a:prstGeom>
+                        </pic:spPr>
+                      </pic:pic>
+                    </a:graphicData>
+                  </a:graphic>
+                </wp:inline>
+              </w:drawing>
+            </w:r>
+          </w:p>
+        </w:tc>
+      </w:tr>
+      <w:tr>
+        <w:tc>
+          <w:tcPr>
+            <w:tcW w:w="8296" w:type="dxa"/>
+          </w:tcPr>
+          <w:p>
+            <w:pPr>
+              <w:rPr>
+                <w:noProof/>
+              </w:rPr>
+            </w:pPr>
+            <w:r>
+              <w:rPr>
+                <w:noProof/>
+              </w:rPr>
+              <w:drawing>
+                <wp:inline distT="0" distB="0" distL="0" distR="0" wp14:anchorId="093FC34E" wp14:editId="6E343B2F">
+                  <wp:extent cx="7453006" cy="4000847"/>
+                  <wp:effectExtent l="0" t="0" r="0" b="0"/>
+                  <wp:docPr id="1805188621" name="图片 1"/>
+                  <wp:cNvGraphicFramePr>
+                    <a:graphicFrameLocks xmlns:a="http://schemas.openxmlformats.org/drawingml/2006/main" noChangeAspect="1"/>
+                  </wp:cNvGraphicFramePr>
+                  <a:graphic xmlns:a="http://schemas.openxmlformats.org/drawingml/2006/main">
+                    <a:graphicData uri="http://schemas.openxmlformats.org/drawingml/2006/picture">
+                      <pic:pic xmlns:pic="http://schemas.openxmlformats.org/drawingml/2006/picture">
+                        <pic:nvPicPr>
+                          <pic:cNvPr id="1805188621" name=""/>
+                          <pic:cNvPicPr/>
+                        </pic:nvPicPr>
+                        <pic:blipFill>
+                          <a:blip r:embed="rId44"/>
+                          <a:stretch>
+                            <a:fillRect/>
+                          </a:stretch>
+                        </pic:blipFill>
+                        <pic:spPr>
+                          <a:xfrm>
+                            <a:off x="0" y="0"/>
+                            <a:ext cx="7453006" cy="4000847"/>
+                          </a:xfrm>
+                          <a:prstGeom prst="rect">
+                            <a:avLst/>
+                          </a:prstGeom>
+                        </pic:spPr>
+                      </pic:pic>
+                    </a:graphicData>
+                  </a:graphic>
+                </wp:inline>
+              </w:drawing>
+            </w:r>
+          </w:p>
+        </w:tc>
+      </w:tr>
+    </w:tbl>
+    <w:p>
+      <w:pPr>
+        <w:pStyle w:val="3"/>
+      </w:pPr>
+      <w:r>
+        <w:rPr>
+          <w:rFonts w:hint="eastAsia"/>
+        </w:rPr>
+        <w:t>2&gt;然后我们来学习oninput和onchange,我们添加下面的代码</w:t>
+      </w:r>
+    </w:p>
+    <w:tbl>
+      <w:tblPr>
+        <w:tblStyle w:val="af5"/>
+        <w:tblW w:w="0" w:type="auto"/>
+        <w:tblLook w:val="04A0" w:firstRow="1" w:lastRow="0" w:firstColumn="1" w:lastColumn="0" w:noHBand="0" w:noVBand="1"/>
+      </w:tblPr>
+      <w:tblGrid>
+        <w:gridCol w:w="8296"/>
+      </w:tblGrid>
+      <w:tr>
+        <w:tc>
+          <w:tcPr>
+            <w:tcW w:w="13035" w:type="dxa"/>
+          </w:tcPr>
+          <w:p>
+            <w:pPr>
+              <w:rPr>
+                <w:rFonts w:hint="eastAsia"/>
+              </w:rPr>
+            </w:pPr>
+            <w:r>
+              <w:rPr>
+                <w:noProof/>
+              </w:rPr>
+              <w:drawing>
+                <wp:inline distT="0" distB="0" distL="0" distR="0" wp14:anchorId="5FB08B26" wp14:editId="12D7137D">
+                  <wp:extent cx="8878069" cy="5639289"/>
+                  <wp:effectExtent l="0" t="0" r="0" b="0"/>
+                  <wp:docPr id="1931562385" name="图片 1"/>
+                  <wp:cNvGraphicFramePr>
+                    <a:graphicFrameLocks xmlns:a="http://schemas.openxmlformats.org/drawingml/2006/main" noChangeAspect="1"/>
+                  </wp:cNvGraphicFramePr>
+                  <a:graphic xmlns:a="http://schemas.openxmlformats.org/drawingml/2006/main">
+                    <a:graphicData uri="http://schemas.openxmlformats.org/drawingml/2006/picture">
+                      <pic:pic xmlns:pic="http://schemas.openxmlformats.org/drawingml/2006/picture">
+                        <pic:nvPicPr>
+                          <pic:cNvPr id="1931562385" name=""/>
+                          <pic:cNvPicPr/>
+                        </pic:nvPicPr>
+                        <pic:blipFill>
+                          <a:blip r:embed="rId45"/>
+                          <a:stretch>
+                            <a:fillRect/>
+                          </a:stretch>
+                        </pic:blipFill>
+                        <pic:spPr>
+                          <a:xfrm>
+                            <a:off x="0" y="0"/>
+                            <a:ext cx="8878069" cy="5639289"/>
+                          </a:xfrm>
+                          <a:prstGeom prst="rect">
+                            <a:avLst/>
+                          </a:prstGeom>
+                        </pic:spPr>
+                      </pic:pic>
+                    </a:graphicData>
+                  </a:graphic>
+                </wp:inline>
+              </w:drawing>
+            </w:r>
+          </w:p>
+        </w:tc>
+      </w:tr>
+    </w:tbl>
+    <w:p>
+      <w:pPr>
+        <w:pStyle w:val="4"/>
+      </w:pPr>
+      <w:r>
+        <w:rPr>
+          <w:rFonts w:hint="eastAsia"/>
+        </w:rPr>
+        <w:t>运行程序,效果如下</w:t>
+      </w:r>
+    </w:p>
+    <w:tbl>
+      <w:tblPr>
+        <w:tblStyle w:val="af5"/>
+        <w:tblW w:w="0" w:type="auto"/>
+        <w:tblLook w:val="04A0" w:firstRow="1" w:lastRow="0" w:firstColumn="1" w:lastColumn="0" w:noHBand="0" w:noVBand="1"/>
+      </w:tblPr>
+      <w:tblGrid>
+        <w:gridCol w:w="8296"/>
+      </w:tblGrid>
+      <w:tr>
+        <w:tc>
+          <w:tcPr>
+            <w:tcW w:w="8296" w:type="dxa"/>
+          </w:tcPr>
+          <w:p>
+            <w:pPr>
+              <w:rPr>
+                <w:rFonts w:hint="eastAsia"/>
+              </w:rPr>
+            </w:pPr>
+            <w:r>
+              <w:rPr>
+                <w:noProof/>
+              </w:rPr>
+              <w:drawing>
+                <wp:inline distT="0" distB="0" distL="0" distR="0" wp14:anchorId="1B09F891" wp14:editId="6891950F">
+                  <wp:extent cx="9243861" cy="3787468"/>
+                  <wp:effectExtent l="0" t="0" r="0" b="3810"/>
+                  <wp:docPr id="581436674" name="图片 1"/>
+                  <wp:cNvGraphicFramePr>
+                    <a:graphicFrameLocks xmlns:a="http://schemas.openxmlformats.org/drawingml/2006/main" noChangeAspect="1"/>
+                  </wp:cNvGraphicFramePr>
+                  <a:graphic xmlns:a="http://schemas.openxmlformats.org/drawingml/2006/main">
+                    <a:graphicData uri="http://schemas.openxmlformats.org/drawingml/2006/picture">
+                      <pic:pic xmlns:pic="http://schemas.openxmlformats.org/drawingml/2006/picture">
+                        <pic:nvPicPr>
+                          <pic:cNvPr id="581436674" name=""/>
+                          <pic:cNvPicPr/>
+                        </pic:nvPicPr>
+                        <pic:blipFill>
+                          <a:blip r:embed="rId46"/>
+                          <a:stretch>
+                            <a:fillRect/>
+                          </a:stretch>
+                        </pic:blipFill>
+                        <pic:spPr>
+                          <a:xfrm>
+                            <a:off x="0" y="0"/>
+                            <a:ext cx="9243861" cy="3787468"/>
+                          </a:xfrm>
+                          <a:prstGeom prst="rect">
+                            <a:avLst/>
+                          </a:prstGeom>
+                        </pic:spPr>
+                      </pic:pic>
+                    </a:graphicData>
+                  </a:graphic>
+                </wp:inline>
+              </w:drawing>
+            </w:r>
+          </w:p>
+        </w:tc>
+      </w:tr>
+      <w:tr>
+        <w:tc>
+          <w:tcPr>
+            <w:tcW w:w="8296" w:type="dxa"/>
+          </w:tcPr>
+          <w:p>
+            <w:pPr>
+              <w:rPr>
+                <w:noProof/>
+              </w:rPr>
+            </w:pPr>
+            <w:r>
+              <w:rPr>
+                <w:noProof/>
+              </w:rPr>
+              <w:drawing>
+                <wp:inline distT="0" distB="0" distL="0" distR="0" wp14:anchorId="3620F304" wp14:editId="2917B4C0">
+                  <wp:extent cx="7986452" cy="3886537"/>
+                  <wp:effectExtent l="0" t="0" r="0" b="0"/>
+                  <wp:docPr id="2096326037" name="图片 1"/>
+                  <wp:cNvGraphicFramePr>
+                    <a:graphicFrameLocks xmlns:a="http://schemas.openxmlformats.org/drawingml/2006/main" noChangeAspect="1"/>
+                  </wp:cNvGraphicFramePr>
+                  <a:graphic xmlns:a="http://schemas.openxmlformats.org/drawingml/2006/main">
+                    <a:graphicData uri="http://schemas.openxmlformats.org/drawingml/2006/picture">
+                      <pic:pic xmlns:pic="http://schemas.openxmlformats.org/drawingml/2006/picture">
+                        <pic:nvPicPr>
+                          <pic:cNvPr id="2096326037" name=""/>
+                          <pic:cNvPicPr/>
+                        </pic:nvPicPr>
+                        <pic:blipFill>
+                          <a:blip r:embed="rId47"/>
+                          <a:stretch>
+                            <a:fillRect/>
+                          </a:stretch>
+                        </pic:blipFill>
+                        <pic:spPr>
+                          <a:xfrm>
+                            <a:off x="0" y="0"/>
+                            <a:ext cx="7986452" cy="3886537"/>
+                          </a:xfrm>
+                          <a:prstGeom prst="rect">
+                            <a:avLst/>
+                          </a:prstGeom>
+                        </pic:spPr>
+                      </pic:pic>
+                    </a:graphicData>
+                  </a:graphic>
+                </wp:inline>
+              </w:drawing>
+            </w:r>
+          </w:p>
+        </w:tc>
+      </w:tr>
+      <w:tr>
+        <w:tc>
+          <w:tcPr>
+            <w:tcW w:w="8296" w:type="dxa"/>
+          </w:tcPr>
+          <w:p>
+            <w:pPr>
+              <w:rPr>
+                <w:noProof/>
+              </w:rPr>
+            </w:pPr>
+            <w:r>
+              <w:rPr>
+                <w:noProof/>
+              </w:rPr>
+              <w:drawing>
+                <wp:inline distT="0" distB="0" distL="0" distR="0" wp14:anchorId="23A271DF" wp14:editId="29F73767">
+                  <wp:extent cx="7925487" cy="3650296"/>
+                  <wp:effectExtent l="0" t="0" r="0" b="7620"/>
+                  <wp:docPr id="548428381" name="图片 1"/>
+                  <wp:cNvGraphicFramePr>
+                    <a:graphicFrameLocks xmlns:a="http://schemas.openxmlformats.org/drawingml/2006/main" noChangeAspect="1"/>
+                  </wp:cNvGraphicFramePr>
+                  <a:graphic xmlns:a="http://schemas.openxmlformats.org/drawingml/2006/main">
+                    <a:graphicData uri="http://schemas.openxmlformats.org/drawingml/2006/picture">
+                      <pic:pic xmlns:pic="http://schemas.openxmlformats.org/drawingml/2006/picture">
+                        <pic:nvPicPr>
+                          <pic:cNvPr id="548428381" name=""/>
+                          <pic:cNvPicPr/>
+                        </pic:nvPicPr>
+                        <pic:blipFill>
+                          <a:blip r:embed="rId48"/>
+                          <a:stretch>
+                            <a:fillRect/>
+                          </a:stretch>
+                        </pic:blipFill>
+                        <pic:spPr>
+                          <a:xfrm>
+                            <a:off x="0" y="0"/>
+                            <a:ext cx="7925487" cy="3650296"/>
+                          </a:xfrm>
+                          <a:prstGeom prst="rect">
+                            <a:avLst/>
+                          </a:prstGeom>
+                        </pic:spPr>
+                      </pic:pic>
+                    </a:graphicData>
+                  </a:graphic>
+                </wp:inline>
+              </w:drawing>
+            </w:r>
+          </w:p>
+        </w:tc>
+      </w:tr>
+    </w:tbl>
+    <w:p>
+      <w:pPr>
+        <w:pStyle w:val="3"/>
+      </w:pPr>
+      <w:r>
+        <w:rPr>
+          <w:rFonts w:hint="eastAsia"/>
+        </w:rPr>
+        <w:t>3&gt;然后还有2个事件是表单的事件,为了更好的学习,我们把代码修改一下,如图</w:t>
+      </w:r>
+    </w:p>
+    <w:tbl>
+      <w:tblPr>
+        <w:tblStyle w:val="af5"/>
+        <w:tblW w:w="0" w:type="auto"/>
+        <w:tblLook w:val="04A0" w:firstRow="1" w:lastRow="0" w:firstColumn="1" w:lastColumn="0" w:noHBand="0" w:noVBand="1"/>
+      </w:tblPr>
+      <w:tblGrid>
+        <w:gridCol w:w="8296"/>
+      </w:tblGrid>
+      <w:tr>
+        <w:tc>
+          <w:tcPr>
+            <w:tcW w:w="8296" w:type="dxa"/>
+          </w:tcPr>
+          <w:p>
+            <w:pPr>
+              <w:rPr>
+                <w:rFonts w:hint="eastAsia"/>
+              </w:rPr>
+            </w:pPr>
+            <w:r>
+              <w:rPr>
+                <w:noProof/>
+              </w:rPr>
+              <w:drawing>
+                <wp:inline distT="0" distB="0" distL="0" distR="0" wp14:anchorId="514B20B3" wp14:editId="4A326332">
+                  <wp:extent cx="10150720" cy="6081287"/>
+                  <wp:effectExtent l="0" t="0" r="3175" b="0"/>
+                  <wp:docPr id="1197039187" name="图片 1"/>
+                  <wp:cNvGraphicFramePr>
+                    <a:graphicFrameLocks xmlns:a="http://schemas.openxmlformats.org/drawingml/2006/main" noChangeAspect="1"/>
+                  </wp:cNvGraphicFramePr>
+                  <a:graphic xmlns:a="http://schemas.openxmlformats.org/drawingml/2006/main">
+                    <a:graphicData uri="http://schemas.openxmlformats.org/drawingml/2006/picture">
+                      <pic:pic xmlns:pic="http://schemas.openxmlformats.org/drawingml/2006/picture">
+                        <pic:nvPicPr>
+                          <pic:cNvPr id="1197039187" name=""/>
+                          <pic:cNvPicPr/>
+                        </pic:nvPicPr>
+                        <pic:blipFill>
+                          <a:blip r:embed="rId49"/>
+                          <a:stretch>
+                            <a:fillRect/>
+                          </a:stretch>
+                        </pic:blipFill>
+                        <pic:spPr>
+                          <a:xfrm>
+                            <a:off x="0" y="0"/>
+                            <a:ext cx="10150720" cy="6081287"/>
+                          </a:xfrm>
+                          <a:prstGeom prst="rect">
+                            <a:avLst/>
+                          </a:prstGeom>
+                        </pic:spPr>
+                      </pic:pic>
+                    </a:graphicData>
+                  </a:graphic>
+                </wp:inline>
+              </w:drawing>
+            </w:r>
+          </w:p>
+        </w:tc>
+      </w:tr>
+    </w:tbl>
+    <w:p>
+      <w:pPr>
+        <w:pStyle w:val="3"/>
+      </w:pPr>
+      <w:r>
+        <w:rPr>
+          <w:rFonts w:hint="eastAsia"/>
+        </w:rPr>
+        <w:t>4&gt;然后我们来个表单添加事件监听</w:t>
+      </w:r>
+    </w:p>
+    <w:tbl>
+      <w:tblPr>
+        <w:tblStyle w:val="af5"/>
+        <w:tblW w:w="0" w:type="auto"/>
+        <w:tblLook w:val="04A0" w:firstRow="1" w:lastRow="0" w:firstColumn="1" w:lastColumn="0" w:noHBand="0" w:noVBand="1"/>
+      </w:tblPr>
+      <w:tblGrid>
+        <w:gridCol w:w="8296"/>
+      </w:tblGrid>
+      <w:tr>
+        <w:tc>
+          <w:tcPr>
+            <w:tcW w:w="14169" w:type="dxa"/>
+          </w:tcPr>
+          <w:p>
+            <w:pPr>
+              <w:rPr>
+                <w:rFonts w:hint="eastAsia"/>
+              </w:rPr>
+            </w:pPr>
+            <w:r>
+              <w:rPr>
+                <w:noProof/>
+              </w:rPr>
+              <w:drawing>
+                <wp:inline distT="0" distB="0" distL="0" distR="0" wp14:anchorId="0A295F74" wp14:editId="703F8A3A">
+                  <wp:extent cx="9586791" cy="5761219"/>
+                  <wp:effectExtent l="0" t="0" r="0" b="0"/>
+                  <wp:docPr id="1011976434" name="图片 1"/>
+                  <wp:cNvGraphicFramePr>
+                    <a:graphicFrameLocks xmlns:a="http://schemas.openxmlformats.org/drawingml/2006/main" noChangeAspect="1"/>
+                  </wp:cNvGraphicFramePr>
+                  <a:graphic xmlns:a="http://schemas.openxmlformats.org/drawingml/2006/main">
+                    <a:graphicData uri="http://schemas.openxmlformats.org/drawingml/2006/picture">
+                      <pic:pic xmlns:pic="http://schemas.openxmlformats.org/drawingml/2006/picture">
+                        <pic:nvPicPr>
+                          <pic:cNvPr id="1011976434" name=""/>
+                          <pic:cNvPicPr/>
+                        </pic:nvPicPr>
+                        <pic:blipFill>
+                          <a:blip r:embed="rId50"/>
+                          <a:stretch>
+                            <a:fillRect/>
+                          </a:stretch>
+                        </pic:blipFill>
+                        <pic:spPr>
+                          <a:xfrm>
+                            <a:off x="0" y="0"/>
+                            <a:ext cx="9586791" cy="5761219"/>
+                          </a:xfrm>
+                          <a:prstGeom prst="rect">
+                            <a:avLst/>
+                          </a:prstGeom>
+                        </pic:spPr>
+                      </pic:pic>
+                    </a:graphicData>
+                  </a:graphic>
+                </wp:inline>
+              </w:drawing>
+            </w:r>
+          </w:p>
+        </w:tc>
+      </w:tr>
+    </w:tbl>
+    <w:p>
+      <w:pPr>
+        <w:pStyle w:val="4"/>
+      </w:pPr>
+      <w:r>
+        <w:rPr>
+          <w:rFonts w:hint="eastAsia"/>
+        </w:rPr>
+        <w:t>运行程序,效果如下</w:t>
+      </w:r>
+    </w:p>
+    <w:tbl>
+      <w:tblPr>
+        <w:tblStyle w:val="af5"/>
+        <w:tblW w:w="0" w:type="auto"/>
+        <w:tblLook w:val="04A0" w:firstRow="1" w:lastRow="0" w:firstColumn="1" w:lastColumn="0" w:noHBand="0" w:noVBand="1"/>
+      </w:tblPr>
+      <w:tblGrid>
+        <w:gridCol w:w="8296"/>
+      </w:tblGrid>
+      <w:tr>
+        <w:tc>
+          <w:tcPr>
+            <w:tcW w:w="8296" w:type="dxa"/>
+          </w:tcPr>
+          <w:p>
+            <w:pPr>
+              <w:rPr>
+                <w:rFonts w:hint="eastAsia"/>
+              </w:rPr>
+            </w:pPr>
+            <w:r>
+              <w:rPr>
+                <w:noProof/>
+              </w:rPr>
+              <w:drawing>
+                <wp:inline distT="0" distB="0" distL="0" distR="0" wp14:anchorId="6E329FC1" wp14:editId="2727B2C4">
+                  <wp:extent cx="9647756" cy="3642676"/>
+                  <wp:effectExtent l="0" t="0" r="0" b="0"/>
+                  <wp:docPr id="1343165921" name="图片 1"/>
+                  <wp:cNvGraphicFramePr>
+                    <a:graphicFrameLocks xmlns:a="http://schemas.openxmlformats.org/drawingml/2006/main" noChangeAspect="1"/>
+                  </wp:cNvGraphicFramePr>
+                  <a:graphic xmlns:a="http://schemas.openxmlformats.org/drawingml/2006/main">
+                    <a:graphicData uri="http://schemas.openxmlformats.org/drawingml/2006/picture">
+                      <pic:pic xmlns:pic="http://schemas.openxmlformats.org/drawingml/2006/picture">
+                        <pic:nvPicPr>
+                          <pic:cNvPr id="1343165921" name=""/>
+                          <pic:cNvPicPr/>
+                        </pic:nvPicPr>
+                        <pic:blipFill>
+                          <a:blip r:embed="rId51"/>
+                          <a:stretch>
+                            <a:fillRect/>
+                          </a:stretch>
+                        </pic:blipFill>
+                        <pic:spPr>
+                          <a:xfrm>
+                            <a:off x="0" y="0"/>
+                            <a:ext cx="9647756" cy="3642676"/>
+                          </a:xfrm>
+                          <a:prstGeom prst="rect">
+                            <a:avLst/>
+                          </a:prstGeom>
+                        </pic:spPr>
+                      </pic:pic>
+                    </a:graphicData>
+                  </a:graphic>
+                </wp:inline>
+              </w:drawing>
+            </w:r>
+          </w:p>
+        </w:tc>
+      </w:tr>
+      <w:tr>
+        <w:tc>
+          <w:tcPr>
+            <w:tcW w:w="8296" w:type="dxa"/>
+          </w:tcPr>
+          <w:p>
+            <w:pPr>
+              <w:rPr>
+                <w:noProof/>
+              </w:rPr>
+            </w:pPr>
+            <w:r>
+              <w:rPr>
+                <w:noProof/>
+              </w:rPr>
+              <w:drawing>
+                <wp:inline distT="0" distB="0" distL="0" distR="0" wp14:anchorId="1D4C2A27" wp14:editId="0DF9D07F">
+                  <wp:extent cx="8839966" cy="3680779"/>
+                  <wp:effectExtent l="0" t="0" r="0" b="0"/>
+                  <wp:docPr id="1192585421" name="图片 1"/>
+                  <wp:cNvGraphicFramePr>
+                    <a:graphicFrameLocks xmlns:a="http://schemas.openxmlformats.org/drawingml/2006/main" noChangeAspect="1"/>
+                  </wp:cNvGraphicFramePr>
+                  <a:graphic xmlns:a="http://schemas.openxmlformats.org/drawingml/2006/main">
+                    <a:graphicData uri="http://schemas.openxmlformats.org/drawingml/2006/picture">
+                      <pic:pic xmlns:pic="http://schemas.openxmlformats.org/drawingml/2006/picture">
+                        <pic:nvPicPr>
+                          <pic:cNvPr id="1192585421" name=""/>
+                          <pic:cNvPicPr/>
+                        </pic:nvPicPr>
+                        <pic:blipFill>
+                          <a:blip r:embed="rId52"/>
+                          <a:stretch>
+                            <a:fillRect/>
+                          </a:stretch>
+                        </pic:blipFill>
+                        <pic:spPr>
+                          <a:xfrm>
+                            <a:off x="0" y="0"/>
+                            <a:ext cx="8839966" cy="3680779"/>
+                          </a:xfrm>
+                          <a:prstGeom prst="rect">
+                            <a:avLst/>
+                          </a:prstGeom>
+                        </pic:spPr>
+                      </pic:pic>
+                    </a:graphicData>
+                  </a:graphic>
+                </wp:inline>
+              </w:drawing>
+            </w:r>
+          </w:p>
+        </w:tc>
+      </w:tr>
+    </w:tbl>
+    <w:p>
+      <w:pPr>
+        <w:pStyle w:val="4"/>
+      </w:pPr>
+      <w:r>
+        <w:rPr>
+          <w:rFonts w:hint="eastAsia"/>
+        </w:rPr>
+        <w:t>注意:有时候我们不需要form默认提交,我们需要手动提交,这时候,你需要调用event.preventDefault来阻止默认提交行为.</w:t>
+      </w:r>
+    </w:p>
+    <w:p>
+      <w:pPr>
+        <w:pStyle w:val="3"/>
+      </w:pPr>
+      <w:r>
+        <w:rPr>
+          <w:rFonts w:hint="eastAsia"/>
+        </w:rPr>
+        <w:t>5&gt;为了能够看清楚效果,我们给form表单一个添加的url(注意:默认是get方式)</w:t>
+      </w:r>
+      <w:r>
+        <w:rPr>
+          <w:rFonts w:hint="eastAsia"/>
+        </w:rPr>
+        <w:t>,我们先把</w:t>
+      </w:r>
+      <w:r>
+        <w:rPr>
+          <w:rFonts w:hint="eastAsia"/>
+        </w:rPr>
+        <w:t>event.preventDefault</w:t>
+      </w:r>
+      <w:r>
+        <w:rPr>
+          <w:rFonts w:hint="eastAsia"/>
+        </w:rPr>
+        <w:t>注释,</w:t>
+      </w:r>
+    </w:p>
+    <w:tbl>
+      <w:tblPr>
+        <w:tblStyle w:val="af5"/>
+        <w:tblW w:w="0" w:type="auto"/>
+        <w:tblLook w:val="04A0" w:firstRow="1" w:lastRow="0" w:firstColumn="1" w:lastColumn="0" w:noHBand="0" w:noVBand="1"/>
+      </w:tblPr>
+      <w:tblGrid>
+        <w:gridCol w:w="8296"/>
+      </w:tblGrid>
+      <w:tr>
+        <w:tc>
+          <w:tcPr>
+            <w:tcW w:w="13744" w:type="dxa"/>
+          </w:tcPr>
+          <w:p>
+            <w:pPr>
+              <w:widowControl/>
+              <w:shd w:val="clear" w:color="auto" w:fill="FFFFFF"/>
+              <w:spacing w:line="285" w:lineRule="atLeast"/>
+              <w:jc w:val="left"/>
+              <w:rPr>
+                <w:rFonts w:ascii="Consolas" w:eastAsia="宋体" w:hAnsi="Consolas" w:cs="宋体"/>
+                <w:color w:val="3B3B3B"/>
+                <w:kern w:val="0"/>
+                <w:sz w:val="24"/>
+                <w:szCs w:val="24"/>
+              </w:rPr>
+            </w:pPr>
+            <w:r>
+              <w:rPr>
+                <w:rFonts w:ascii="Consolas" w:eastAsia="宋体" w:hAnsi="Consolas" w:cs="宋体"/>
+                <w:color w:val="800000"/>
+                <w:kern w:val="0"/>
+                <w:sz w:val="24"/>
+                <w:szCs w:val="24"/>
+              </w:rPr>
+              <w:t>&lt;!DOCTYPE</w:t>
+            </w:r>
+            <w:r>
+              <w:rPr>
+                <w:rFonts w:ascii="Consolas" w:eastAsia="宋体" w:hAnsi="Consolas" w:cs="宋体"/>
+                <w:color w:val="3B3B3B"/>
+                <w:kern w:val="0"/>
+                <w:sz w:val="24"/>
+                <w:szCs w:val="24"/>
+              </w:rPr>
+              <w:t xml:space="preserve"> </w:t>
+            </w:r>
+            <w:r>
+              <w:rPr>
+                <w:rFonts w:ascii="Consolas" w:eastAsia="宋体" w:hAnsi="Consolas" w:cs="宋体"/>
+                <w:color w:val="E50000"/>
+                <w:kern w:val="0"/>
+                <w:sz w:val="24"/>
+                <w:szCs w:val="24"/>
+              </w:rPr>
+              <w:t>html</w:t>
+            </w:r>
+            <w:r>
+              <w:rPr>
+                <w:rFonts w:ascii="Consolas" w:eastAsia="宋体" w:hAnsi="Consolas" w:cs="宋体"/>
+                <w:color w:val="800000"/>
+                <w:kern w:val="0"/>
+                <w:sz w:val="24"/>
+                <w:szCs w:val="24"/>
+              </w:rPr>
+              <w:t>&gt;</w:t>
+            </w:r>
+          </w:p>
+          <w:p>
+            <w:pPr>
+              <w:widowControl/>
+              <w:shd w:val="clear" w:color="auto" w:fill="FFFFFF"/>
+              <w:spacing w:line="285" w:lineRule="atLeast"/>
+              <w:jc w:val="left"/>
+              <w:rPr>
+                <w:rFonts w:ascii="Consolas" w:eastAsia="宋体" w:hAnsi="Consolas" w:cs="宋体"/>
+                <w:color w:val="3B3B3B"/>
+                <w:kern w:val="0"/>
+                <w:sz w:val="24"/>
+                <w:szCs w:val="24"/>
+              </w:rPr>
+            </w:pPr>
+            <w:r>
+              <w:rPr>
+                <w:rFonts w:ascii="Consolas" w:eastAsia="宋体" w:hAnsi="Consolas" w:cs="宋体"/>
+                <w:color w:val="800000"/>
+                <w:kern w:val="0"/>
+                <w:sz w:val="24"/>
+                <w:szCs w:val="24"/>
+              </w:rPr>
+              <w:t>&lt;html</w:t>
+            </w:r>
+            <w:r>
+              <w:rPr>
+                <w:rFonts w:ascii="Consolas" w:eastAsia="宋体" w:hAnsi="Consolas" w:cs="宋体"/>
+                <w:color w:val="3B3B3B"/>
+                <w:kern w:val="0"/>
+                <w:sz w:val="24"/>
+                <w:szCs w:val="24"/>
+              </w:rPr>
+              <w:t xml:space="preserve"> </w:t>
+            </w:r>
+            <w:r>
+              <w:rPr>
+                <w:rFonts w:ascii="Consolas" w:eastAsia="宋体" w:hAnsi="Consolas" w:cs="宋体"/>
+                <w:color w:val="E50000"/>
+                <w:kern w:val="0"/>
+                <w:sz w:val="24"/>
+                <w:szCs w:val="24"/>
+              </w:rPr>
+              <w:t>lang</w:t>
+            </w:r>
+            <w:r>
+              <w:rPr>
+                <w:rFonts w:ascii="Consolas" w:eastAsia="宋体" w:hAnsi="Consolas" w:cs="宋体"/>
+                <w:color w:val="3B3B3B"/>
+                <w:kern w:val="0"/>
+                <w:sz w:val="24"/>
+                <w:szCs w:val="24"/>
+              </w:rPr>
+              <w:t>=</w:t>
+            </w:r>
+            <w:r>
+              <w:rPr>
+                <w:rFonts w:ascii="Consolas" w:eastAsia="宋体" w:hAnsi="Consolas" w:cs="宋体"/>
+                <w:color w:val="0000FF"/>
+                <w:kern w:val="0"/>
+                <w:sz w:val="24"/>
+                <w:szCs w:val="24"/>
+              </w:rPr>
+              <w:t>"en"</w:t>
+            </w:r>
+            <w:r>
+              <w:rPr>
+                <w:rFonts w:ascii="Consolas" w:eastAsia="宋体" w:hAnsi="Consolas" w:cs="宋体"/>
+                <w:color w:val="800000"/>
+                <w:kern w:val="0"/>
+                <w:sz w:val="24"/>
+                <w:szCs w:val="24"/>
+              </w:rPr>
+              <w:t>&gt;</w:t>
+            </w:r>
+          </w:p>
+          <w:p>
+            <w:pPr>
+              <w:widowControl/>
+              <w:shd w:val="clear" w:color="auto" w:fill="FFFFFF"/>
+              <w:spacing w:line="285" w:lineRule="atLeast"/>
+              <w:jc w:val="left"/>
+              <w:rPr>
+                <w:rFonts w:ascii="Consolas" w:eastAsia="宋体" w:hAnsi="Consolas" w:cs="宋体"/>
+                <w:color w:val="3B3B3B"/>
+                <w:kern w:val="0"/>
+                <w:sz w:val="24"/>
+                <w:szCs w:val="24"/>
+              </w:rPr>
+            </w:pPr>
+            <w:r>
+              <w:rPr>
+                <w:rFonts w:ascii="Consolas" w:eastAsia="宋体" w:hAnsi="Consolas" w:cs="宋体"/>
+                <w:color w:val="800000"/>
+                <w:kern w:val="0"/>
+                <w:sz w:val="24"/>
+                <w:szCs w:val="24"/>
+              </w:rPr>
+              <w:t>&lt;head&gt;</w:t>
+            </w:r>
+          </w:p>
+          <w:p>
+            <w:pPr>
+              <w:widowControl/>
+              <w:shd w:val="clear" w:color="auto" w:fill="FFFFFF"/>
+              <w:spacing w:line="285" w:lineRule="atLeast"/>
+              <w:jc w:val="left"/>
+              <w:rPr>
+                <w:rFonts w:ascii="Consolas" w:eastAsia="宋体" w:hAnsi="Consolas" w:cs="宋体"/>
+                <w:color w:val="3B3B3B"/>
+                <w:kern w:val="0"/>
+                <w:sz w:val="24"/>
+                <w:szCs w:val="24"/>
+              </w:rPr>
+            </w:pPr>
+            <w:r>
+              <w:rPr>
+                <w:rFonts w:ascii="Consolas" w:eastAsia="宋体" w:hAnsi="Consolas" w:cs="宋体"/>
+                <w:color w:val="3B3B3B"/>
+                <w:kern w:val="0"/>
+                <w:sz w:val="24"/>
+                <w:szCs w:val="24"/>
+              </w:rPr>
+              <w:t xml:space="preserve">    </w:t>
+            </w:r>
+            <w:r>
+              <w:rPr>
+                <w:rFonts w:ascii="Consolas" w:eastAsia="宋体" w:hAnsi="Consolas" w:cs="宋体"/>
+                <w:color w:val="800000"/>
+                <w:kern w:val="0"/>
+                <w:sz w:val="24"/>
+                <w:szCs w:val="24"/>
+              </w:rPr>
+              <w:t>&lt;meta</w:t>
+            </w:r>
+            <w:r>
+              <w:rPr>
+                <w:rFonts w:ascii="Consolas" w:eastAsia="宋体" w:hAnsi="Consolas" w:cs="宋体"/>
+                <w:color w:val="3B3B3B"/>
+                <w:kern w:val="0"/>
+                <w:sz w:val="24"/>
+                <w:szCs w:val="24"/>
+              </w:rPr>
+              <w:t xml:space="preserve"> </w:t>
+            </w:r>
+            <w:r>
+              <w:rPr>
+                <w:rFonts w:ascii="Consolas" w:eastAsia="宋体" w:hAnsi="Consolas" w:cs="宋体"/>
+                <w:color w:val="E50000"/>
+                <w:kern w:val="0"/>
+                <w:sz w:val="24"/>
+                <w:szCs w:val="24"/>
+              </w:rPr>
+              <w:t>charset</w:t>
+            </w:r>
+            <w:r>
+              <w:rPr>
+                <w:rFonts w:ascii="Consolas" w:eastAsia="宋体" w:hAnsi="Consolas" w:cs="宋体"/>
+                <w:color w:val="3B3B3B"/>
+                <w:kern w:val="0"/>
+                <w:sz w:val="24"/>
+                <w:szCs w:val="24"/>
+              </w:rPr>
+              <w:t>=</w:t>
+            </w:r>
+            <w:r>
+              <w:rPr>
+                <w:rFonts w:ascii="Consolas" w:eastAsia="宋体" w:hAnsi="Consolas" w:cs="宋体"/>
+                <w:color w:val="0000FF"/>
+                <w:kern w:val="0"/>
+                <w:sz w:val="24"/>
+                <w:szCs w:val="24"/>
+              </w:rPr>
+              <w:t>"UTF-8"</w:t>
+            </w:r>
+            <w:r>
+              <w:rPr>
+                <w:rFonts w:ascii="Consolas" w:eastAsia="宋体" w:hAnsi="Consolas" w:cs="宋体"/>
+                <w:color w:val="800000"/>
+                <w:kern w:val="0"/>
+                <w:sz w:val="24"/>
+                <w:szCs w:val="24"/>
+              </w:rPr>
+              <w:t>&gt;</w:t>
+            </w:r>
+          </w:p>
+          <w:p>
+            <w:pPr>
+              <w:widowControl/>
+              <w:shd w:val="clear" w:color="auto" w:fill="FFFFFF"/>
+              <w:spacing w:line="285" w:lineRule="atLeast"/>
+              <w:jc w:val="left"/>
+              <w:rPr>
+                <w:rFonts w:ascii="Consolas" w:eastAsia="宋体" w:hAnsi="Consolas" w:cs="宋体"/>
+                <w:color w:val="3B3B3B"/>
+                <w:kern w:val="0"/>
+                <w:sz w:val="24"/>
+                <w:szCs w:val="24"/>
+              </w:rPr>
+            </w:pPr>
+            <w:r>
+              <w:rPr>
+                <w:rFonts w:ascii="Consolas" w:eastAsia="宋体" w:hAnsi="Consolas" w:cs="宋体"/>
+                <w:color w:val="3B3B3B"/>
+                <w:kern w:val="0"/>
+                <w:sz w:val="24"/>
+                <w:szCs w:val="24"/>
+              </w:rPr>
+              <w:t xml:space="preserve">    </w:t>
+            </w:r>
+            <w:r>
+              <w:rPr>
+                <w:rFonts w:ascii="Consolas" w:eastAsia="宋体" w:hAnsi="Consolas" w:cs="宋体"/>
+                <w:color w:val="800000"/>
+                <w:kern w:val="0"/>
+                <w:sz w:val="24"/>
+                <w:szCs w:val="24"/>
+              </w:rPr>
+              <w:t>&lt;meta</w:t>
+            </w:r>
+            <w:r>
+              <w:rPr>
+                <w:rFonts w:ascii="Consolas" w:eastAsia="宋体" w:hAnsi="Consolas" w:cs="宋体"/>
+                <w:color w:val="3B3B3B"/>
+                <w:kern w:val="0"/>
+                <w:sz w:val="24"/>
+                <w:szCs w:val="24"/>
+              </w:rPr>
+              <w:t xml:space="preserve"> </w:t>
+            </w:r>
+            <w:r>
+              <w:rPr>
+                <w:rFonts w:ascii="Consolas" w:eastAsia="宋体" w:hAnsi="Consolas" w:cs="宋体"/>
+                <w:color w:val="E50000"/>
+                <w:kern w:val="0"/>
+                <w:sz w:val="24"/>
+                <w:szCs w:val="24"/>
+              </w:rPr>
+              <w:t>name</w:t>
+            </w:r>
+            <w:r>
+              <w:rPr>
+                <w:rFonts w:ascii="Consolas" w:eastAsia="宋体" w:hAnsi="Consolas" w:cs="宋体"/>
+                <w:color w:val="3B3B3B"/>
+                <w:kern w:val="0"/>
+                <w:sz w:val="24"/>
+                <w:szCs w:val="24"/>
+              </w:rPr>
+              <w:t>=</w:t>
+            </w:r>
+            <w:r>
+              <w:rPr>
+                <w:rFonts w:ascii="Consolas" w:eastAsia="宋体" w:hAnsi="Consolas" w:cs="宋体"/>
+                <w:color w:val="0000FF"/>
+                <w:kern w:val="0"/>
+                <w:sz w:val="24"/>
+                <w:szCs w:val="24"/>
+              </w:rPr>
+              <w:t>"viewport"</w:t>
+            </w:r>
+            <w:r>
+              <w:rPr>
+                <w:rFonts w:ascii="Consolas" w:eastAsia="宋体" w:hAnsi="Consolas" w:cs="宋体"/>
+                <w:color w:val="3B3B3B"/>
+                <w:kern w:val="0"/>
+                <w:sz w:val="24"/>
+                <w:szCs w:val="24"/>
+              </w:rPr>
+              <w:t xml:space="preserve"> </w:t>
+            </w:r>
+            <w:r>
+              <w:rPr>
+                <w:rFonts w:ascii="Consolas" w:eastAsia="宋体" w:hAnsi="Consolas" w:cs="宋体"/>
+                <w:color w:val="E50000"/>
+                <w:kern w:val="0"/>
+                <w:sz w:val="24"/>
+                <w:szCs w:val="24"/>
+              </w:rPr>
+              <w:t>content</w:t>
+            </w:r>
+            <w:r>
+              <w:rPr>
+                <w:rFonts w:ascii="Consolas" w:eastAsia="宋体" w:hAnsi="Consolas" w:cs="宋体"/>
+                <w:color w:val="3B3B3B"/>
+                <w:kern w:val="0"/>
+                <w:sz w:val="24"/>
+                <w:szCs w:val="24"/>
+              </w:rPr>
+              <w:t>=</w:t>
+            </w:r>
+            <w:r>
+              <w:rPr>
+                <w:rFonts w:ascii="Consolas" w:eastAsia="宋体" w:hAnsi="Consolas" w:cs="宋体"/>
+                <w:color w:val="0000FF"/>
+                <w:kern w:val="0"/>
+                <w:sz w:val="24"/>
+                <w:szCs w:val="24"/>
+              </w:rPr>
+              <w:t>"width=device-width, initial-scale=1.0"</w:t>
+            </w:r>
+            <w:r>
+              <w:rPr>
+                <w:rFonts w:ascii="Consolas" w:eastAsia="宋体" w:hAnsi="Consolas" w:cs="宋体"/>
+                <w:color w:val="800000"/>
+                <w:kern w:val="0"/>
+                <w:sz w:val="24"/>
+                <w:szCs w:val="24"/>
+              </w:rPr>
+              <w:t>&gt;</w:t>
+            </w:r>
+          </w:p>
+          <w:p>
+            <w:pPr>
+              <w:widowControl/>
+              <w:shd w:val="clear" w:color="auto" w:fill="FFFFFF"/>
+              <w:spacing w:line="285" w:lineRule="atLeast"/>
+              <w:jc w:val="left"/>
+              <w:rPr>
+                <w:rFonts w:ascii="Consolas" w:eastAsia="宋体" w:hAnsi="Consolas" w:cs="宋体"/>
+                <w:color w:val="3B3B3B"/>
+                <w:kern w:val="0"/>
+                <w:sz w:val="24"/>
+                <w:szCs w:val="24"/>
+              </w:rPr>
+            </w:pPr>
+            <w:r>
+              <w:rPr>
+                <w:rFonts w:ascii="Consolas" w:eastAsia="宋体" w:hAnsi="Consolas" w:cs="宋体"/>
+                <w:color w:val="3B3B3B"/>
+                <w:kern w:val="0"/>
+                <w:sz w:val="24"/>
+                <w:szCs w:val="24"/>
+              </w:rPr>
+              <w:t xml:space="preserve">    </w:t>
+            </w:r>
+            <w:r>
+              <w:rPr>
+                <w:rFonts w:ascii="Consolas" w:eastAsia="宋体" w:hAnsi="Consolas" w:cs="宋体"/>
+                <w:color w:val="800000"/>
+                <w:kern w:val="0"/>
+                <w:sz w:val="24"/>
+                <w:szCs w:val="24"/>
+              </w:rPr>
+              <w:t>&lt;title&gt;</w:t>
+            </w:r>
+            <w:r>
+              <w:rPr>
+                <w:rFonts w:ascii="Consolas" w:eastAsia="宋体" w:hAnsi="Consolas" w:cs="宋体"/>
+                <w:color w:val="3B3B3B"/>
+                <w:kern w:val="0"/>
+                <w:sz w:val="24"/>
+                <w:szCs w:val="24"/>
+              </w:rPr>
+              <w:t>表单事件</w:t>
+            </w:r>
+            <w:r>
+              <w:rPr>
+                <w:rFonts w:ascii="Consolas" w:eastAsia="宋体" w:hAnsi="Consolas" w:cs="宋体"/>
+                <w:color w:val="800000"/>
+                <w:kern w:val="0"/>
+                <w:sz w:val="24"/>
+                <w:szCs w:val="24"/>
+              </w:rPr>
+              <w:t>&lt;/title&gt;</w:t>
+            </w:r>
+          </w:p>
+          <w:p>
+            <w:pPr>
+              <w:widowControl/>
+              <w:shd w:val="clear" w:color="auto" w:fill="FFFFFF"/>
+              <w:spacing w:line="285" w:lineRule="atLeast"/>
+              <w:jc w:val="left"/>
+              <w:rPr>
+                <w:rFonts w:ascii="Consolas" w:eastAsia="宋体" w:hAnsi="Consolas" w:cs="宋体"/>
+                <w:color w:val="3B3B3B"/>
+                <w:kern w:val="0"/>
+                <w:sz w:val="24"/>
+                <w:szCs w:val="24"/>
+              </w:rPr>
+            </w:pPr>
+            <w:r>
+              <w:rPr>
+                <w:rFonts w:ascii="Consolas" w:eastAsia="宋体" w:hAnsi="Consolas" w:cs="宋体"/>
+                <w:color w:val="800000"/>
+                <w:kern w:val="0"/>
+                <w:sz w:val="24"/>
+                <w:szCs w:val="24"/>
+              </w:rPr>
+              <w:t>&lt;/head&gt;</w:t>
+            </w:r>
+          </w:p>
+          <w:p>
+            <w:pPr>
+              <w:widowControl/>
+              <w:shd w:val="clear" w:color="auto" w:fill="FFFFFF"/>
+              <w:spacing w:line="285" w:lineRule="atLeast"/>
+              <w:jc w:val="left"/>
+              <w:rPr>
+                <w:rFonts w:ascii="Consolas" w:eastAsia="宋体" w:hAnsi="Consolas" w:cs="宋体"/>
+                <w:color w:val="3B3B3B"/>
+                <w:kern w:val="0"/>
+                <w:sz w:val="24"/>
+                <w:szCs w:val="24"/>
+              </w:rPr>
+            </w:pPr>
+            <w:r>
+              <w:rPr>
+                <w:rFonts w:ascii="Consolas" w:eastAsia="宋体" w:hAnsi="Consolas" w:cs="宋体"/>
+                <w:color w:val="800000"/>
+                <w:kern w:val="0"/>
+                <w:sz w:val="24"/>
+                <w:szCs w:val="24"/>
+              </w:rPr>
+              <w:t>&lt;body&gt;</w:t>
+            </w:r>
+          </w:p>
+          <w:p>
+            <w:pPr>
+              <w:widowControl/>
+              <w:shd w:val="clear" w:color="auto" w:fill="FFFFFF"/>
+              <w:spacing w:line="285" w:lineRule="atLeast"/>
+              <w:jc w:val="left"/>
+              <w:rPr>
+                <w:rFonts w:ascii="Consolas" w:eastAsia="宋体" w:hAnsi="Consolas" w:cs="宋体"/>
+                <w:color w:val="3B3B3B"/>
+                <w:kern w:val="0"/>
+                <w:sz w:val="24"/>
+                <w:szCs w:val="24"/>
+              </w:rPr>
+            </w:pPr>
+            <w:r>
+              <w:rPr>
+                <w:rFonts w:ascii="Consolas" w:eastAsia="宋体" w:hAnsi="Consolas" w:cs="宋体"/>
+                <w:color w:val="3B3B3B"/>
+                <w:kern w:val="0"/>
+                <w:sz w:val="24"/>
+                <w:szCs w:val="24"/>
+              </w:rPr>
+              <w:t xml:space="preserve">    </w:t>
+            </w:r>
+            <w:r>
+              <w:rPr>
+                <w:rFonts w:ascii="Consolas" w:eastAsia="宋体" w:hAnsi="Consolas" w:cs="宋体"/>
+                <w:color w:val="800000"/>
+                <w:kern w:val="0"/>
+                <w:sz w:val="24"/>
+                <w:szCs w:val="24"/>
+              </w:rPr>
+              <w:t>&lt;form</w:t>
+            </w:r>
+            <w:r>
+              <w:rPr>
+                <w:rFonts w:ascii="Consolas" w:eastAsia="宋体" w:hAnsi="Consolas" w:cs="宋体"/>
+                <w:color w:val="3B3B3B"/>
+                <w:kern w:val="0"/>
+                <w:sz w:val="24"/>
+                <w:szCs w:val="24"/>
+              </w:rPr>
+              <w:t xml:space="preserve"> </w:t>
+            </w:r>
+            <w:r>
+              <w:rPr>
+                <w:rFonts w:ascii="Consolas" w:eastAsia="宋体" w:hAnsi="Consolas" w:cs="宋体"/>
+                <w:color w:val="E50000"/>
+                <w:kern w:val="0"/>
+                <w:sz w:val="24"/>
+                <w:szCs w:val="24"/>
+              </w:rPr>
+              <w:t>action</w:t>
+            </w:r>
+            <w:r>
+              <w:rPr>
+                <w:rFonts w:ascii="Consolas" w:eastAsia="宋体" w:hAnsi="Consolas" w:cs="宋体"/>
+                <w:color w:val="3B3B3B"/>
+                <w:kern w:val="0"/>
+                <w:sz w:val="24"/>
+                <w:szCs w:val="24"/>
+              </w:rPr>
+              <w:t>=</w:t>
+            </w:r>
+            <w:r>
+              <w:rPr>
+                <w:rFonts w:ascii="Consolas" w:eastAsia="宋体" w:hAnsi="Consolas" w:cs="宋体"/>
+                <w:color w:val="0000FF"/>
+                <w:kern w:val="0"/>
+                <w:sz w:val="24"/>
+                <w:szCs w:val="24"/>
+              </w:rPr>
+              <w:t>"/reg"</w:t>
+            </w:r>
+            <w:r>
+              <w:rPr>
+                <w:rFonts w:ascii="Consolas" w:eastAsia="宋体" w:hAnsi="Consolas" w:cs="宋体"/>
+                <w:color w:val="800000"/>
+                <w:kern w:val="0"/>
+                <w:sz w:val="24"/>
+                <w:szCs w:val="24"/>
+              </w:rPr>
+              <w:t>&gt;</w:t>
+            </w:r>
+          </w:p>
+          <w:p>
+            <w:pPr>
+              <w:widowControl/>
+              <w:shd w:val="clear" w:color="auto" w:fill="FFFFFF"/>
+              <w:spacing w:line="285" w:lineRule="atLeast"/>
+              <w:jc w:val="left"/>
+              <w:rPr>
+                <w:rFonts w:ascii="Consolas" w:eastAsia="宋体" w:hAnsi="Consolas" w:cs="宋体"/>
+                <w:color w:val="3B3B3B"/>
+                <w:kern w:val="0"/>
+                <w:sz w:val="24"/>
+                <w:szCs w:val="24"/>
+              </w:rPr>
+            </w:pPr>
+            <w:r>
+              <w:rPr>
+                <w:rFonts w:ascii="Consolas" w:eastAsia="宋体" w:hAnsi="Consolas" w:cs="宋体"/>
+                <w:color w:val="3B3B3B"/>
+                <w:kern w:val="0"/>
+                <w:sz w:val="24"/>
+                <w:szCs w:val="24"/>
+              </w:rPr>
+              <w:t xml:space="preserve">        </w:t>
+            </w:r>
+            <w:r>
+              <w:rPr>
+                <w:rFonts w:ascii="Consolas" w:eastAsia="宋体" w:hAnsi="Consolas" w:cs="宋体"/>
+                <w:color w:val="800000"/>
+                <w:kern w:val="0"/>
+                <w:sz w:val="24"/>
+                <w:szCs w:val="24"/>
+              </w:rPr>
+              <w:t>&lt;input</w:t>
+            </w:r>
+            <w:r>
+              <w:rPr>
+                <w:rFonts w:ascii="Consolas" w:eastAsia="宋体" w:hAnsi="Consolas" w:cs="宋体"/>
+                <w:color w:val="3B3B3B"/>
+                <w:kern w:val="0"/>
+                <w:sz w:val="24"/>
+                <w:szCs w:val="24"/>
+              </w:rPr>
+              <w:t xml:space="preserve"> </w:t>
+            </w:r>
+            <w:r>
+              <w:rPr>
+                <w:rFonts w:ascii="Consolas" w:eastAsia="宋体" w:hAnsi="Consolas" w:cs="宋体"/>
+                <w:color w:val="E50000"/>
+                <w:kern w:val="0"/>
+                <w:sz w:val="24"/>
+                <w:szCs w:val="24"/>
+              </w:rPr>
+              <w:t>type</w:t>
+            </w:r>
+            <w:r>
+              <w:rPr>
+                <w:rFonts w:ascii="Consolas" w:eastAsia="宋体" w:hAnsi="Consolas" w:cs="宋体"/>
+                <w:color w:val="3B3B3B"/>
+                <w:kern w:val="0"/>
+                <w:sz w:val="24"/>
+                <w:szCs w:val="24"/>
+              </w:rPr>
+              <w:t>=</w:t>
+            </w:r>
+            <w:r>
+              <w:rPr>
+                <w:rFonts w:ascii="Consolas" w:eastAsia="宋体" w:hAnsi="Consolas" w:cs="宋体"/>
+                <w:color w:val="0000FF"/>
+                <w:kern w:val="0"/>
+                <w:sz w:val="24"/>
+                <w:szCs w:val="24"/>
+              </w:rPr>
+              <w:t>"text"</w:t>
+            </w:r>
+            <w:r>
+              <w:rPr>
+                <w:rFonts w:ascii="Consolas" w:eastAsia="宋体" w:hAnsi="Consolas" w:cs="宋体"/>
+                <w:color w:val="800000"/>
+                <w:kern w:val="0"/>
+                <w:sz w:val="24"/>
+                <w:szCs w:val="24"/>
+              </w:rPr>
+              <w:t>&gt;</w:t>
+            </w:r>
+          </w:p>
+          <w:p>
+            <w:pPr>
+              <w:widowControl/>
+              <w:shd w:val="clear" w:color="auto" w:fill="FFFFFF"/>
+              <w:spacing w:line="285" w:lineRule="atLeast"/>
+              <w:jc w:val="left"/>
+              <w:rPr>
+                <w:rFonts w:ascii="Consolas" w:eastAsia="宋体" w:hAnsi="Consolas" w:cs="宋体"/>
+                <w:color w:val="3B3B3B"/>
+                <w:kern w:val="0"/>
+                <w:sz w:val="24"/>
+                <w:szCs w:val="24"/>
+              </w:rPr>
+            </w:pPr>
+            <w:r>
+              <w:rPr>
+                <w:rFonts w:ascii="Consolas" w:eastAsia="宋体" w:hAnsi="Consolas" w:cs="宋体"/>
+                <w:color w:val="3B3B3B"/>
+                <w:kern w:val="0"/>
+                <w:sz w:val="24"/>
+                <w:szCs w:val="24"/>
+              </w:rPr>
+              <w:t xml:space="preserve">        </w:t>
+            </w:r>
+            <w:r>
+              <w:rPr>
+                <w:rFonts w:ascii="Consolas" w:eastAsia="宋体" w:hAnsi="Consolas" w:cs="宋体"/>
+                <w:color w:val="800000"/>
+                <w:kern w:val="0"/>
+                <w:sz w:val="24"/>
+                <w:szCs w:val="24"/>
+              </w:rPr>
+              <w:t>&lt;button</w:t>
+            </w:r>
+            <w:r>
+              <w:rPr>
+                <w:rFonts w:ascii="Consolas" w:eastAsia="宋体" w:hAnsi="Consolas" w:cs="宋体"/>
+                <w:color w:val="3B3B3B"/>
+                <w:kern w:val="0"/>
+                <w:sz w:val="24"/>
+                <w:szCs w:val="24"/>
+              </w:rPr>
+              <w:t xml:space="preserve"> </w:t>
+            </w:r>
+            <w:r>
+              <w:rPr>
+                <w:rFonts w:ascii="Consolas" w:eastAsia="宋体" w:hAnsi="Consolas" w:cs="宋体"/>
+                <w:color w:val="E50000"/>
+                <w:kern w:val="0"/>
+                <w:sz w:val="24"/>
+                <w:szCs w:val="24"/>
+              </w:rPr>
+              <w:t>type</w:t>
+            </w:r>
+            <w:r>
+              <w:rPr>
+                <w:rFonts w:ascii="Consolas" w:eastAsia="宋体" w:hAnsi="Consolas" w:cs="宋体"/>
+                <w:color w:val="3B3B3B"/>
+                <w:kern w:val="0"/>
+                <w:sz w:val="24"/>
+                <w:szCs w:val="24"/>
+              </w:rPr>
+              <w:t>=</w:t>
+            </w:r>
+            <w:r>
+              <w:rPr>
+                <w:rFonts w:ascii="Consolas" w:eastAsia="宋体" w:hAnsi="Consolas" w:cs="宋体"/>
+                <w:color w:val="0000FF"/>
+                <w:kern w:val="0"/>
+                <w:sz w:val="24"/>
+                <w:szCs w:val="24"/>
+              </w:rPr>
+              <w:t>"reset"</w:t>
+            </w:r>
+            <w:r>
+              <w:rPr>
+                <w:rFonts w:ascii="Consolas" w:eastAsia="宋体" w:hAnsi="Consolas" w:cs="宋体"/>
+                <w:color w:val="800000"/>
+                <w:kern w:val="0"/>
+                <w:sz w:val="24"/>
+                <w:szCs w:val="24"/>
+              </w:rPr>
+              <w:t>&gt;</w:t>
+            </w:r>
+            <w:r>
+              <w:rPr>
+                <w:rFonts w:ascii="Consolas" w:eastAsia="宋体" w:hAnsi="Consolas" w:cs="宋体"/>
+                <w:color w:val="3B3B3B"/>
+                <w:kern w:val="0"/>
+                <w:sz w:val="24"/>
+                <w:szCs w:val="24"/>
+              </w:rPr>
+              <w:t>重置</w:t>
+            </w:r>
+            <w:r>
+              <w:rPr>
+                <w:rFonts w:ascii="Consolas" w:eastAsia="宋体" w:hAnsi="Consolas" w:cs="宋体"/>
+                <w:color w:val="800000"/>
+                <w:kern w:val="0"/>
+                <w:sz w:val="24"/>
+                <w:szCs w:val="24"/>
+              </w:rPr>
+              <w:t>&lt;/button&gt;</w:t>
+            </w:r>
+          </w:p>
+          <w:p>
+            <w:pPr>
+              <w:widowControl/>
+              <w:shd w:val="clear" w:color="auto" w:fill="FFFFFF"/>
+              <w:spacing w:line="285" w:lineRule="atLeast"/>
+              <w:jc w:val="left"/>
+              <w:rPr>
+                <w:rFonts w:ascii="Consolas" w:eastAsia="宋体" w:hAnsi="Consolas" w:cs="宋体"/>
+                <w:color w:val="3B3B3B"/>
+                <w:kern w:val="0"/>
+                <w:sz w:val="24"/>
+                <w:szCs w:val="24"/>
+              </w:rPr>
+            </w:pPr>
+            <w:r>
+              <w:rPr>
+                <w:rFonts w:ascii="Consolas" w:eastAsia="宋体" w:hAnsi="Consolas" w:cs="宋体"/>
+                <w:color w:val="3B3B3B"/>
+                <w:kern w:val="0"/>
+                <w:sz w:val="24"/>
+                <w:szCs w:val="24"/>
+              </w:rPr>
+              <w:t xml:space="preserve">        </w:t>
+            </w:r>
+            <w:r>
+              <w:rPr>
+                <w:rFonts w:ascii="Consolas" w:eastAsia="宋体" w:hAnsi="Consolas" w:cs="宋体"/>
+                <w:color w:val="800000"/>
+                <w:kern w:val="0"/>
+                <w:sz w:val="24"/>
+                <w:szCs w:val="24"/>
+              </w:rPr>
+              <w:t>&lt;button</w:t>
+            </w:r>
+            <w:r>
+              <w:rPr>
+                <w:rFonts w:ascii="Consolas" w:eastAsia="宋体" w:hAnsi="Consolas" w:cs="宋体"/>
+                <w:color w:val="3B3B3B"/>
+                <w:kern w:val="0"/>
+                <w:sz w:val="24"/>
+                <w:szCs w:val="24"/>
+              </w:rPr>
+              <w:t xml:space="preserve"> </w:t>
+            </w:r>
+            <w:r>
+              <w:rPr>
+                <w:rFonts w:ascii="Consolas" w:eastAsia="宋体" w:hAnsi="Consolas" w:cs="宋体"/>
+                <w:color w:val="E50000"/>
+                <w:kern w:val="0"/>
+                <w:sz w:val="24"/>
+                <w:szCs w:val="24"/>
+              </w:rPr>
+              <w:t>type</w:t>
+            </w:r>
+            <w:r>
+              <w:rPr>
+                <w:rFonts w:ascii="Consolas" w:eastAsia="宋体" w:hAnsi="Consolas" w:cs="宋体"/>
+                <w:color w:val="3B3B3B"/>
+                <w:kern w:val="0"/>
+                <w:sz w:val="24"/>
+                <w:szCs w:val="24"/>
+              </w:rPr>
+              <w:t>=</w:t>
+            </w:r>
+            <w:r>
+              <w:rPr>
+                <w:rFonts w:ascii="Consolas" w:eastAsia="宋体" w:hAnsi="Consolas" w:cs="宋体"/>
+                <w:color w:val="0000FF"/>
+                <w:kern w:val="0"/>
+                <w:sz w:val="24"/>
+                <w:szCs w:val="24"/>
+              </w:rPr>
+              <w:t>"submit"</w:t>
+            </w:r>
+            <w:r>
+              <w:rPr>
+                <w:rFonts w:ascii="Consolas" w:eastAsia="宋体" w:hAnsi="Consolas" w:cs="宋体"/>
+                <w:color w:val="800000"/>
+                <w:kern w:val="0"/>
+                <w:sz w:val="24"/>
+                <w:szCs w:val="24"/>
+              </w:rPr>
+              <w:t>&gt;</w:t>
+            </w:r>
+            <w:r>
+              <w:rPr>
+                <w:rFonts w:ascii="Consolas" w:eastAsia="宋体" w:hAnsi="Consolas" w:cs="宋体"/>
+                <w:color w:val="3B3B3B"/>
+                <w:kern w:val="0"/>
+                <w:sz w:val="24"/>
+                <w:szCs w:val="24"/>
+              </w:rPr>
+              <w:t>提交</w:t>
+            </w:r>
+            <w:r>
+              <w:rPr>
+                <w:rFonts w:ascii="Consolas" w:eastAsia="宋体" w:hAnsi="Consolas" w:cs="宋体"/>
+                <w:color w:val="800000"/>
+                <w:kern w:val="0"/>
+                <w:sz w:val="24"/>
+                <w:szCs w:val="24"/>
+              </w:rPr>
+              <w:t>&lt;/button&gt;</w:t>
+            </w:r>
+          </w:p>
+          <w:p>
+            <w:pPr>
+              <w:widowControl/>
+              <w:shd w:val="clear" w:color="auto" w:fill="FFFFFF"/>
+              <w:spacing w:line="285" w:lineRule="atLeast"/>
+              <w:jc w:val="left"/>
+              <w:rPr>
+                <w:rFonts w:ascii="Consolas" w:eastAsia="宋体" w:hAnsi="Consolas" w:cs="宋体"/>
+                <w:color w:val="3B3B3B"/>
+                <w:kern w:val="0"/>
+                <w:sz w:val="24"/>
+                <w:szCs w:val="24"/>
+              </w:rPr>
+            </w:pPr>
+            <w:r>
+              <w:rPr>
+                <w:rFonts w:ascii="Consolas" w:eastAsia="宋体" w:hAnsi="Consolas" w:cs="宋体"/>
+                <w:color w:val="3B3B3B"/>
+                <w:kern w:val="0"/>
+                <w:sz w:val="24"/>
+                <w:szCs w:val="24"/>
+              </w:rPr>
+              <w:t xml:space="preserve">    </w:t>
+            </w:r>
+            <w:r>
+              <w:rPr>
+                <w:rFonts w:ascii="Consolas" w:eastAsia="宋体" w:hAnsi="Consolas" w:cs="宋体"/>
+                <w:color w:val="800000"/>
+                <w:kern w:val="0"/>
+                <w:sz w:val="24"/>
+                <w:szCs w:val="24"/>
+              </w:rPr>
+              <w:t>&lt;/form&gt;</w:t>
+            </w:r>
+          </w:p>
+          <w:p>
+            <w:pPr>
+              <w:widowControl/>
+              <w:shd w:val="clear" w:color="auto" w:fill="FFFFFF"/>
+              <w:spacing w:line="285" w:lineRule="atLeast"/>
+              <w:jc w:val="left"/>
+              <w:rPr>
+                <w:rFonts w:ascii="Consolas" w:eastAsia="宋体" w:hAnsi="Consolas" w:cs="宋体"/>
+                <w:color w:val="3B3B3B"/>
+                <w:kern w:val="0"/>
+                <w:sz w:val="24"/>
+                <w:szCs w:val="24"/>
+              </w:rPr>
+            </w:pPr>
+            <w:r>
+              <w:rPr>
+                <w:rFonts w:ascii="Consolas" w:eastAsia="宋体" w:hAnsi="Consolas" w:cs="宋体"/>
+                <w:color w:val="3B3B3B"/>
+                <w:kern w:val="0"/>
+                <w:sz w:val="24"/>
+                <w:szCs w:val="24"/>
+              </w:rPr>
+              <w:t xml:space="preserve">    </w:t>
+            </w:r>
+          </w:p>
+          <w:p>
+            <w:pPr>
+              <w:widowControl/>
+              <w:shd w:val="clear" w:color="auto" w:fill="FFFFFF"/>
+              <w:spacing w:line="285" w:lineRule="atLeast"/>
+              <w:jc w:val="left"/>
+              <w:rPr>
+                <w:rFonts w:ascii="Consolas" w:eastAsia="宋体" w:hAnsi="Consolas" w:cs="宋体"/>
+                <w:color w:val="3B3B3B"/>
+                <w:kern w:val="0"/>
+                <w:sz w:val="24"/>
+                <w:szCs w:val="24"/>
+              </w:rPr>
+            </w:pPr>
+            <w:r>
+              <w:rPr>
+                <w:rFonts w:ascii="Consolas" w:eastAsia="宋体" w:hAnsi="Consolas" w:cs="宋体"/>
+                <w:color w:val="3B3B3B"/>
+                <w:kern w:val="0"/>
+                <w:sz w:val="24"/>
+                <w:szCs w:val="24"/>
+              </w:rPr>
+              <w:t xml:space="preserve">    </w:t>
+            </w:r>
+            <w:r>
+              <w:rPr>
+                <w:rFonts w:ascii="Consolas" w:eastAsia="宋体" w:hAnsi="Consolas" w:cs="宋体"/>
+                <w:color w:val="800000"/>
+                <w:kern w:val="0"/>
+                <w:sz w:val="24"/>
+                <w:szCs w:val="24"/>
+              </w:rPr>
+              <w:t>&lt;script&gt;</w:t>
+            </w:r>
+          </w:p>
+          <w:p>
+            <w:pPr>
+              <w:widowControl/>
+              <w:shd w:val="clear" w:color="auto" w:fill="FFFFFF"/>
+              <w:spacing w:line="285" w:lineRule="atLeast"/>
+              <w:jc w:val="left"/>
+              <w:rPr>
+                <w:rFonts w:ascii="Consolas" w:eastAsia="宋体" w:hAnsi="Consolas" w:cs="宋体"/>
+                <w:color w:val="3B3B3B"/>
+                <w:kern w:val="0"/>
+                <w:sz w:val="24"/>
+                <w:szCs w:val="24"/>
+              </w:rPr>
+            </w:pPr>
+            <w:r>
+              <w:rPr>
+                <w:rFonts w:ascii="Consolas" w:eastAsia="宋体" w:hAnsi="Consolas" w:cs="宋体"/>
+                <w:color w:val="000000"/>
+                <w:kern w:val="0"/>
+                <w:sz w:val="24"/>
+                <w:szCs w:val="24"/>
+              </w:rPr>
+              <w:t xml:space="preserve">        </w:t>
+            </w:r>
+            <w:r>
+              <w:rPr>
+                <w:rFonts w:ascii="Consolas" w:eastAsia="宋体" w:hAnsi="Consolas" w:cs="宋体"/>
+                <w:color w:val="0000FF"/>
+                <w:kern w:val="0"/>
+                <w:sz w:val="24"/>
+                <w:szCs w:val="24"/>
+              </w:rPr>
+              <w:t>let</w:t>
+            </w:r>
+            <w:r>
+              <w:rPr>
+                <w:rFonts w:ascii="Consolas" w:eastAsia="宋体" w:hAnsi="Consolas" w:cs="宋体"/>
+                <w:color w:val="000000"/>
+                <w:kern w:val="0"/>
+                <w:sz w:val="24"/>
+                <w:szCs w:val="24"/>
+              </w:rPr>
+              <w:t xml:space="preserve"> </w:t>
+            </w:r>
+            <w:r>
+              <w:rPr>
+                <w:rFonts w:ascii="Consolas" w:eastAsia="宋体" w:hAnsi="Consolas" w:cs="宋体"/>
+                <w:color w:val="001080"/>
+                <w:kern w:val="0"/>
+                <w:sz w:val="24"/>
+                <w:szCs w:val="24"/>
+              </w:rPr>
+              <w:t>input</w:t>
+            </w:r>
+            <w:r>
+              <w:rPr>
+                <w:rFonts w:ascii="Consolas" w:eastAsia="宋体" w:hAnsi="Consolas" w:cs="宋体"/>
+                <w:color w:val="000000"/>
+                <w:kern w:val="0"/>
+                <w:sz w:val="24"/>
+                <w:szCs w:val="24"/>
+              </w:rPr>
+              <w:t xml:space="preserve"> = </w:t>
+            </w:r>
+            <w:r>
+              <w:rPr>
+                <w:rFonts w:ascii="Consolas" w:eastAsia="宋体" w:hAnsi="Consolas" w:cs="宋体"/>
+                <w:color w:val="001080"/>
+                <w:kern w:val="0"/>
+                <w:sz w:val="24"/>
+                <w:szCs w:val="24"/>
+              </w:rPr>
+              <w:t>document</w:t>
+            </w:r>
+            <w:r>
+              <w:rPr>
+                <w:rFonts w:ascii="Consolas" w:eastAsia="宋体" w:hAnsi="Consolas" w:cs="宋体"/>
+                <w:color w:val="000000"/>
+                <w:kern w:val="0"/>
+                <w:sz w:val="24"/>
+                <w:szCs w:val="24"/>
+              </w:rPr>
+              <w:t>.</w:t>
+            </w:r>
+            <w:r>
+              <w:rPr>
+                <w:rFonts w:ascii="Consolas" w:eastAsia="宋体" w:hAnsi="Consolas" w:cs="宋体"/>
+                <w:color w:val="795E26"/>
+                <w:kern w:val="0"/>
+                <w:sz w:val="24"/>
+                <w:szCs w:val="24"/>
+              </w:rPr>
+              <w:t>querySelector</w:t>
+            </w:r>
+            <w:r>
+              <w:rPr>
+                <w:rFonts w:ascii="Consolas" w:eastAsia="宋体" w:hAnsi="Consolas" w:cs="宋体"/>
+                <w:color w:val="000000"/>
+                <w:kern w:val="0"/>
+                <w:sz w:val="24"/>
+                <w:szCs w:val="24"/>
+              </w:rPr>
+              <w:t>(</w:t>
+            </w:r>
+            <w:r>
+              <w:rPr>
+                <w:rFonts w:ascii="Consolas" w:eastAsia="宋体" w:hAnsi="Consolas" w:cs="宋体"/>
+                <w:color w:val="A31515"/>
+                <w:kern w:val="0"/>
+                <w:sz w:val="24"/>
+                <w:szCs w:val="24"/>
+              </w:rPr>
+              <w:t>"input"</w:t>
+            </w:r>
+            <w:r>
+              <w:rPr>
+                <w:rFonts w:ascii="Consolas" w:eastAsia="宋体" w:hAnsi="Consolas" w:cs="宋体"/>
+                <w:color w:val="000000"/>
+                <w:kern w:val="0"/>
+                <w:sz w:val="24"/>
+                <w:szCs w:val="24"/>
+              </w:rPr>
+              <w:t>)</w:t>
+            </w:r>
+          </w:p>
+          <w:p>
+            <w:pPr>
+              <w:widowControl/>
+              <w:shd w:val="clear" w:color="auto" w:fill="FFFFFF"/>
+              <w:spacing w:line="285" w:lineRule="atLeast"/>
+              <w:jc w:val="left"/>
+              <w:rPr>
+                <w:rFonts w:ascii="Consolas" w:eastAsia="宋体" w:hAnsi="Consolas" w:cs="宋体"/>
+                <w:color w:val="3B3B3B"/>
+                <w:kern w:val="0"/>
+                <w:sz w:val="24"/>
+                <w:szCs w:val="24"/>
+              </w:rPr>
+            </w:pPr>
+            <w:r>
+              <w:rPr>
+                <w:rFonts w:ascii="Consolas" w:eastAsia="宋体" w:hAnsi="Consolas" w:cs="宋体"/>
+                <w:color w:val="000000"/>
+                <w:kern w:val="0"/>
+                <w:sz w:val="24"/>
+                <w:szCs w:val="24"/>
+              </w:rPr>
+              <w:t xml:space="preserve">        </w:t>
+            </w:r>
+            <w:r>
+              <w:rPr>
+                <w:rFonts w:ascii="Consolas" w:eastAsia="宋体" w:hAnsi="Consolas" w:cs="宋体"/>
+                <w:color w:val="008000"/>
+                <w:kern w:val="0"/>
+                <w:sz w:val="24"/>
+                <w:szCs w:val="24"/>
+              </w:rPr>
+              <w:t>//1.</w:t>
+            </w:r>
+            <w:r>
+              <w:rPr>
+                <w:rFonts w:ascii="Consolas" w:eastAsia="宋体" w:hAnsi="Consolas" w:cs="宋体"/>
+                <w:color w:val="008000"/>
+                <w:kern w:val="0"/>
+                <w:sz w:val="24"/>
+                <w:szCs w:val="24"/>
+              </w:rPr>
+              <w:t>获取焦点和事情焦点</w:t>
+            </w:r>
+          </w:p>
+          <w:p>
+            <w:pPr>
+              <w:widowControl/>
+              <w:shd w:val="clear" w:color="auto" w:fill="FFFFFF"/>
+              <w:spacing w:line="285" w:lineRule="atLeast"/>
+              <w:jc w:val="left"/>
+              <w:rPr>
+                <w:rFonts w:ascii="Consolas" w:eastAsia="宋体" w:hAnsi="Consolas" w:cs="宋体"/>
+                <w:color w:val="3B3B3B"/>
+                <w:kern w:val="0"/>
+                <w:sz w:val="24"/>
+                <w:szCs w:val="24"/>
+              </w:rPr>
+            </w:pPr>
+            <w:r>
+              <w:rPr>
+                <w:rFonts w:ascii="Consolas" w:eastAsia="宋体" w:hAnsi="Consolas" w:cs="宋体"/>
+                <w:color w:val="000000"/>
+                <w:kern w:val="0"/>
+                <w:sz w:val="24"/>
+                <w:szCs w:val="24"/>
+              </w:rPr>
+              <w:t xml:space="preserve">        </w:t>
+            </w:r>
+            <w:r>
+              <w:rPr>
+                <w:rFonts w:ascii="Consolas" w:eastAsia="宋体" w:hAnsi="Consolas" w:cs="宋体"/>
+                <w:color w:val="001080"/>
+                <w:kern w:val="0"/>
+                <w:sz w:val="24"/>
+                <w:szCs w:val="24"/>
+              </w:rPr>
+              <w:t>input</w:t>
+            </w:r>
+            <w:r>
+              <w:rPr>
+                <w:rFonts w:ascii="Consolas" w:eastAsia="宋体" w:hAnsi="Consolas" w:cs="宋体"/>
+                <w:color w:val="000000"/>
+                <w:kern w:val="0"/>
+                <w:sz w:val="24"/>
+                <w:szCs w:val="24"/>
+              </w:rPr>
+              <w:t>.</w:t>
+            </w:r>
+            <w:r>
+              <w:rPr>
+                <w:rFonts w:ascii="Consolas" w:eastAsia="宋体" w:hAnsi="Consolas" w:cs="宋体"/>
+                <w:color w:val="795E26"/>
+                <w:kern w:val="0"/>
+                <w:sz w:val="24"/>
+                <w:szCs w:val="24"/>
+              </w:rPr>
+              <w:t>onfocus</w:t>
+            </w:r>
+            <w:r>
+              <w:rPr>
+                <w:rFonts w:ascii="Consolas" w:eastAsia="宋体" w:hAnsi="Consolas" w:cs="宋体"/>
+                <w:color w:val="000000"/>
+                <w:kern w:val="0"/>
+                <w:sz w:val="24"/>
+                <w:szCs w:val="24"/>
+              </w:rPr>
+              <w:t xml:space="preserve"> = </w:t>
+            </w:r>
+            <w:r>
+              <w:rPr>
+                <w:rFonts w:ascii="Consolas" w:eastAsia="宋体" w:hAnsi="Consolas" w:cs="宋体"/>
+                <w:color w:val="0000FF"/>
+                <w:kern w:val="0"/>
+                <w:sz w:val="24"/>
+                <w:szCs w:val="24"/>
+              </w:rPr>
+              <w:t>function</w:t>
+            </w:r>
+            <w:r>
+              <w:rPr>
+                <w:rFonts w:ascii="Consolas" w:eastAsia="宋体" w:hAnsi="Consolas" w:cs="宋体"/>
+                <w:color w:val="000000"/>
+                <w:kern w:val="0"/>
+                <w:sz w:val="24"/>
+                <w:szCs w:val="24"/>
+              </w:rPr>
+              <w:t xml:space="preserve"> (</w:t>
+            </w:r>
+            <w:r>
+              <w:rPr>
+                <w:rFonts w:ascii="Consolas" w:eastAsia="宋体" w:hAnsi="Consolas" w:cs="宋体"/>
+                <w:color w:val="001080"/>
+                <w:kern w:val="0"/>
+                <w:sz w:val="24"/>
+                <w:szCs w:val="24"/>
+              </w:rPr>
+              <w:t>e</w:t>
+            </w:r>
+            <w:r>
+              <w:rPr>
+                <w:rFonts w:ascii="Consolas" w:eastAsia="宋体" w:hAnsi="Consolas" w:cs="宋体"/>
+                <w:color w:val="000000"/>
+                <w:kern w:val="0"/>
+                <w:sz w:val="24"/>
+                <w:szCs w:val="24"/>
+              </w:rPr>
+              <w:t>) {</w:t>
+            </w:r>
+          </w:p>
+          <w:p>
+            <w:pPr>
+              <w:widowControl/>
+              <w:shd w:val="clear" w:color="auto" w:fill="FFFFFF"/>
+              <w:spacing w:line="285" w:lineRule="atLeast"/>
+              <w:jc w:val="left"/>
+              <w:rPr>
+                <w:rFonts w:ascii="Consolas" w:eastAsia="宋体" w:hAnsi="Consolas" w:cs="宋体"/>
+                <w:color w:val="3B3B3B"/>
+                <w:kern w:val="0"/>
+                <w:sz w:val="24"/>
+                <w:szCs w:val="24"/>
+              </w:rPr>
+            </w:pPr>
+            <w:r>
+              <w:rPr>
+                <w:rFonts w:ascii="Consolas" w:eastAsia="宋体" w:hAnsi="Consolas" w:cs="宋体"/>
+                <w:color w:val="000000"/>
+                <w:kern w:val="0"/>
+                <w:sz w:val="24"/>
+                <w:szCs w:val="24"/>
+              </w:rPr>
+              <w:t xml:space="preserve">            </w:t>
+            </w:r>
+            <w:r>
+              <w:rPr>
+                <w:rFonts w:ascii="Consolas" w:eastAsia="宋体" w:hAnsi="Consolas" w:cs="宋体"/>
+                <w:color w:val="001080"/>
+                <w:kern w:val="0"/>
+                <w:sz w:val="24"/>
+                <w:szCs w:val="24"/>
+              </w:rPr>
+              <w:t>console</w:t>
+            </w:r>
+            <w:r>
+              <w:rPr>
+                <w:rFonts w:ascii="Consolas" w:eastAsia="宋体" w:hAnsi="Consolas" w:cs="宋体"/>
+                <w:color w:val="000000"/>
+                <w:kern w:val="0"/>
+                <w:sz w:val="24"/>
+                <w:szCs w:val="24"/>
+              </w:rPr>
+              <w:t>.</w:t>
+            </w:r>
+            <w:r>
+              <w:rPr>
+                <w:rFonts w:ascii="Consolas" w:eastAsia="宋体" w:hAnsi="Consolas" w:cs="宋体"/>
+                <w:color w:val="795E26"/>
+                <w:kern w:val="0"/>
+                <w:sz w:val="24"/>
+                <w:szCs w:val="24"/>
+              </w:rPr>
+              <w:t>log</w:t>
+            </w:r>
+            <w:r>
+              <w:rPr>
+                <w:rFonts w:ascii="Consolas" w:eastAsia="宋体" w:hAnsi="Consolas" w:cs="宋体"/>
+                <w:color w:val="000000"/>
+                <w:kern w:val="0"/>
+                <w:sz w:val="24"/>
+                <w:szCs w:val="24"/>
+              </w:rPr>
+              <w:t>(</w:t>
+            </w:r>
+            <w:r>
+              <w:rPr>
+                <w:rFonts w:ascii="Consolas" w:eastAsia="宋体" w:hAnsi="Consolas" w:cs="宋体"/>
+                <w:color w:val="A31515"/>
+                <w:kern w:val="0"/>
+                <w:sz w:val="24"/>
+                <w:szCs w:val="24"/>
+              </w:rPr>
+              <w:t>"</w:t>
+            </w:r>
+            <w:r>
+              <w:rPr>
+                <w:rFonts w:ascii="Consolas" w:eastAsia="宋体" w:hAnsi="Consolas" w:cs="宋体"/>
+                <w:color w:val="A31515"/>
+                <w:kern w:val="0"/>
+                <w:sz w:val="24"/>
+                <w:szCs w:val="24"/>
+              </w:rPr>
+              <w:t>获取焦点事件</w:t>
+            </w:r>
+            <w:r>
+              <w:rPr>
+                <w:rFonts w:ascii="Consolas" w:eastAsia="宋体" w:hAnsi="Consolas" w:cs="宋体"/>
+                <w:color w:val="A31515"/>
+                <w:kern w:val="0"/>
+                <w:sz w:val="24"/>
+                <w:szCs w:val="24"/>
+              </w:rPr>
+              <w:t>...."</w:t>
+            </w:r>
+            <w:r>
+              <w:rPr>
+                <w:rFonts w:ascii="Consolas" w:eastAsia="宋体" w:hAnsi="Consolas" w:cs="宋体"/>
+                <w:color w:val="000000"/>
+                <w:kern w:val="0"/>
+                <w:sz w:val="24"/>
+                <w:szCs w:val="24"/>
+              </w:rPr>
+              <w:t>);</w:t>
+            </w:r>
+          </w:p>
+          <w:p>
+            <w:pPr>
+              <w:widowControl/>
+              <w:shd w:val="clear" w:color="auto" w:fill="FFFFFF"/>
+              <w:spacing w:line="285" w:lineRule="atLeast"/>
+              <w:jc w:val="left"/>
+              <w:rPr>
+                <w:rFonts w:ascii="Consolas" w:eastAsia="宋体" w:hAnsi="Consolas" w:cs="宋体"/>
+                <w:color w:val="3B3B3B"/>
+                <w:kern w:val="0"/>
+                <w:sz w:val="24"/>
+                <w:szCs w:val="24"/>
+              </w:rPr>
+            </w:pPr>
+            <w:r>
+              <w:rPr>
+                <w:rFonts w:ascii="Consolas" w:eastAsia="宋体" w:hAnsi="Consolas" w:cs="宋体"/>
+                <w:color w:val="000000"/>
+                <w:kern w:val="0"/>
+                <w:sz w:val="24"/>
+                <w:szCs w:val="24"/>
+              </w:rPr>
+              <w:t>        }</w:t>
+            </w:r>
+          </w:p>
+          <w:p>
+            <w:pPr>
+              <w:widowControl/>
+              <w:shd w:val="clear" w:color="auto" w:fill="FFFFFF"/>
+              <w:spacing w:line="285" w:lineRule="atLeast"/>
+              <w:jc w:val="left"/>
+              <w:rPr>
+                <w:rFonts w:ascii="Consolas" w:eastAsia="宋体" w:hAnsi="Consolas" w:cs="宋体"/>
+                <w:color w:val="3B3B3B"/>
+                <w:kern w:val="0"/>
+                <w:sz w:val="24"/>
+                <w:szCs w:val="24"/>
+              </w:rPr>
+            </w:pPr>
+            <w:r>
+              <w:rPr>
+                <w:rFonts w:ascii="Consolas" w:eastAsia="宋体" w:hAnsi="Consolas" w:cs="宋体"/>
+                <w:color w:val="000000"/>
+                <w:kern w:val="0"/>
+                <w:sz w:val="24"/>
+                <w:szCs w:val="24"/>
+              </w:rPr>
+              <w:t xml:space="preserve">        </w:t>
+            </w:r>
+            <w:r>
+              <w:rPr>
+                <w:rFonts w:ascii="Consolas" w:eastAsia="宋体" w:hAnsi="Consolas" w:cs="宋体"/>
+                <w:color w:val="001080"/>
+                <w:kern w:val="0"/>
+                <w:sz w:val="24"/>
+                <w:szCs w:val="24"/>
+              </w:rPr>
+              <w:t>input</w:t>
+            </w:r>
+            <w:r>
+              <w:rPr>
+                <w:rFonts w:ascii="Consolas" w:eastAsia="宋体" w:hAnsi="Consolas" w:cs="宋体"/>
+                <w:color w:val="000000"/>
+                <w:kern w:val="0"/>
+                <w:sz w:val="24"/>
+                <w:szCs w:val="24"/>
+              </w:rPr>
+              <w:t>.</w:t>
+            </w:r>
+            <w:r>
+              <w:rPr>
+                <w:rFonts w:ascii="Consolas" w:eastAsia="宋体" w:hAnsi="Consolas" w:cs="宋体"/>
+                <w:color w:val="795E26"/>
+                <w:kern w:val="0"/>
+                <w:sz w:val="24"/>
+                <w:szCs w:val="24"/>
+              </w:rPr>
+              <w:t>onblur</w:t>
+            </w:r>
+            <w:r>
+              <w:rPr>
+                <w:rFonts w:ascii="Consolas" w:eastAsia="宋体" w:hAnsi="Consolas" w:cs="宋体"/>
+                <w:color w:val="000000"/>
+                <w:kern w:val="0"/>
+                <w:sz w:val="24"/>
+                <w:szCs w:val="24"/>
+              </w:rPr>
+              <w:t xml:space="preserve"> = </w:t>
+            </w:r>
+            <w:r>
+              <w:rPr>
+                <w:rFonts w:ascii="Consolas" w:eastAsia="宋体" w:hAnsi="Consolas" w:cs="宋体"/>
+                <w:color w:val="0000FF"/>
+                <w:kern w:val="0"/>
+                <w:sz w:val="24"/>
+                <w:szCs w:val="24"/>
+              </w:rPr>
+              <w:t>function</w:t>
+            </w:r>
+            <w:r>
+              <w:rPr>
+                <w:rFonts w:ascii="Consolas" w:eastAsia="宋体" w:hAnsi="Consolas" w:cs="宋体"/>
+                <w:color w:val="000000"/>
+                <w:kern w:val="0"/>
+                <w:sz w:val="24"/>
+                <w:szCs w:val="24"/>
+              </w:rPr>
+              <w:t xml:space="preserve"> (</w:t>
+            </w:r>
+            <w:r>
+              <w:rPr>
+                <w:rFonts w:ascii="Consolas" w:eastAsia="宋体" w:hAnsi="Consolas" w:cs="宋体"/>
+                <w:color w:val="001080"/>
+                <w:kern w:val="0"/>
+                <w:sz w:val="24"/>
+                <w:szCs w:val="24"/>
+              </w:rPr>
+              <w:t>e</w:t>
+            </w:r>
+            <w:r>
+              <w:rPr>
+                <w:rFonts w:ascii="Consolas" w:eastAsia="宋体" w:hAnsi="Consolas" w:cs="宋体"/>
+                <w:color w:val="000000"/>
+                <w:kern w:val="0"/>
+                <w:sz w:val="24"/>
+                <w:szCs w:val="24"/>
+              </w:rPr>
+              <w:t>) {</w:t>
+            </w:r>
+          </w:p>
+          <w:p>
+            <w:pPr>
+              <w:widowControl/>
+              <w:shd w:val="clear" w:color="auto" w:fill="FFFFFF"/>
+              <w:spacing w:line="285" w:lineRule="atLeast"/>
+              <w:jc w:val="left"/>
+              <w:rPr>
+                <w:rFonts w:ascii="Consolas" w:eastAsia="宋体" w:hAnsi="Consolas" w:cs="宋体"/>
+                <w:color w:val="3B3B3B"/>
+                <w:kern w:val="0"/>
+                <w:sz w:val="24"/>
+                <w:szCs w:val="24"/>
+              </w:rPr>
+            </w:pPr>
+            <w:r>
+              <w:rPr>
+                <w:rFonts w:ascii="Consolas" w:eastAsia="宋体" w:hAnsi="Consolas" w:cs="宋体"/>
+                <w:color w:val="000000"/>
+                <w:kern w:val="0"/>
+                <w:sz w:val="24"/>
+                <w:szCs w:val="24"/>
+              </w:rPr>
+              <w:t xml:space="preserve">            </w:t>
+            </w:r>
+            <w:r>
+              <w:rPr>
+                <w:rFonts w:ascii="Consolas" w:eastAsia="宋体" w:hAnsi="Consolas" w:cs="宋体"/>
+                <w:color w:val="001080"/>
+                <w:kern w:val="0"/>
+                <w:sz w:val="24"/>
+                <w:szCs w:val="24"/>
+              </w:rPr>
+              <w:t>console</w:t>
+            </w:r>
+            <w:r>
+              <w:rPr>
+                <w:rFonts w:ascii="Consolas" w:eastAsia="宋体" w:hAnsi="Consolas" w:cs="宋体"/>
+                <w:color w:val="000000"/>
+                <w:kern w:val="0"/>
+                <w:sz w:val="24"/>
+                <w:szCs w:val="24"/>
+              </w:rPr>
+              <w:t>.</w:t>
+            </w:r>
+            <w:r>
+              <w:rPr>
+                <w:rFonts w:ascii="Consolas" w:eastAsia="宋体" w:hAnsi="Consolas" w:cs="宋体"/>
+                <w:color w:val="795E26"/>
+                <w:kern w:val="0"/>
+                <w:sz w:val="24"/>
+                <w:szCs w:val="24"/>
+              </w:rPr>
+              <w:t>log</w:t>
+            </w:r>
+            <w:r>
+              <w:rPr>
+                <w:rFonts w:ascii="Consolas" w:eastAsia="宋体" w:hAnsi="Consolas" w:cs="宋体"/>
+                <w:color w:val="000000"/>
+                <w:kern w:val="0"/>
+                <w:sz w:val="24"/>
+                <w:szCs w:val="24"/>
+              </w:rPr>
+              <w:t>(</w:t>
+            </w:r>
+            <w:r>
+              <w:rPr>
+                <w:rFonts w:ascii="Consolas" w:eastAsia="宋体" w:hAnsi="Consolas" w:cs="宋体"/>
+                <w:color w:val="A31515"/>
+                <w:kern w:val="0"/>
+                <w:sz w:val="24"/>
+                <w:szCs w:val="24"/>
+              </w:rPr>
+              <w:t>"</w:t>
+            </w:r>
+            <w:r>
+              <w:rPr>
+                <w:rFonts w:ascii="Consolas" w:eastAsia="宋体" w:hAnsi="Consolas" w:cs="宋体"/>
+                <w:color w:val="A31515"/>
+                <w:kern w:val="0"/>
+                <w:sz w:val="24"/>
+                <w:szCs w:val="24"/>
+              </w:rPr>
+              <w:t>失去焦点事件</w:t>
+            </w:r>
+            <w:r>
+              <w:rPr>
+                <w:rFonts w:ascii="Consolas" w:eastAsia="宋体" w:hAnsi="Consolas" w:cs="宋体"/>
+                <w:color w:val="A31515"/>
+                <w:kern w:val="0"/>
+                <w:sz w:val="24"/>
+                <w:szCs w:val="24"/>
+              </w:rPr>
+              <w:t>...."</w:t>
+            </w:r>
+            <w:r>
+              <w:rPr>
+                <w:rFonts w:ascii="Consolas" w:eastAsia="宋体" w:hAnsi="Consolas" w:cs="宋体"/>
+                <w:color w:val="000000"/>
+                <w:kern w:val="0"/>
+                <w:sz w:val="24"/>
+                <w:szCs w:val="24"/>
+              </w:rPr>
+              <w:t>);</w:t>
+            </w:r>
+          </w:p>
+          <w:p>
+            <w:pPr>
+              <w:widowControl/>
+              <w:shd w:val="clear" w:color="auto" w:fill="FFFFFF"/>
+              <w:spacing w:line="285" w:lineRule="atLeast"/>
+              <w:jc w:val="left"/>
+              <w:rPr>
+                <w:rFonts w:ascii="Consolas" w:eastAsia="宋体" w:hAnsi="Consolas" w:cs="宋体"/>
+                <w:color w:val="3B3B3B"/>
+                <w:kern w:val="0"/>
+                <w:sz w:val="24"/>
+                <w:szCs w:val="24"/>
+              </w:rPr>
+            </w:pPr>
+            <w:r>
+              <w:rPr>
+                <w:rFonts w:ascii="Consolas" w:eastAsia="宋体" w:hAnsi="Consolas" w:cs="宋体"/>
+                <w:color w:val="000000"/>
+                <w:kern w:val="0"/>
+                <w:sz w:val="24"/>
+                <w:szCs w:val="24"/>
+              </w:rPr>
+              <w:t>        }</w:t>
+            </w:r>
+          </w:p>
+          <w:p>
+            <w:pPr>
+              <w:widowControl/>
+              <w:shd w:val="clear" w:color="auto" w:fill="FFFFFF"/>
+              <w:spacing w:line="285" w:lineRule="atLeast"/>
+              <w:jc w:val="left"/>
+              <w:rPr>
+                <w:rFonts w:ascii="Consolas" w:eastAsia="宋体" w:hAnsi="Consolas" w:cs="宋体"/>
+                <w:color w:val="3B3B3B"/>
+                <w:kern w:val="0"/>
+                <w:sz w:val="24"/>
+                <w:szCs w:val="24"/>
+              </w:rPr>
+            </w:pPr>
+          </w:p>
+          <w:p>
+            <w:pPr>
+              <w:widowControl/>
+              <w:shd w:val="clear" w:color="auto" w:fill="FFFFFF"/>
+              <w:spacing w:line="285" w:lineRule="atLeast"/>
+              <w:jc w:val="left"/>
+              <w:rPr>
+                <w:rFonts w:ascii="Consolas" w:eastAsia="宋体" w:hAnsi="Consolas" w:cs="宋体"/>
+                <w:color w:val="3B3B3B"/>
+                <w:kern w:val="0"/>
+                <w:sz w:val="24"/>
+                <w:szCs w:val="24"/>
+              </w:rPr>
+            </w:pPr>
+            <w:r>
+              <w:rPr>
+                <w:rFonts w:ascii="Consolas" w:eastAsia="宋体" w:hAnsi="Consolas" w:cs="宋体"/>
+                <w:color w:val="000000"/>
+                <w:kern w:val="0"/>
+                <w:sz w:val="24"/>
+                <w:szCs w:val="24"/>
+              </w:rPr>
+              <w:t xml:space="preserve">        </w:t>
+            </w:r>
+            <w:r>
+              <w:rPr>
+                <w:rFonts w:ascii="Consolas" w:eastAsia="宋体" w:hAnsi="Consolas" w:cs="宋体"/>
+                <w:color w:val="008000"/>
+                <w:kern w:val="0"/>
+                <w:sz w:val="24"/>
+                <w:szCs w:val="24"/>
+              </w:rPr>
+              <w:t>//2.oninput</w:t>
+            </w:r>
+            <w:r>
+              <w:rPr>
+                <w:rFonts w:ascii="Consolas" w:eastAsia="宋体" w:hAnsi="Consolas" w:cs="宋体"/>
+                <w:color w:val="008000"/>
+                <w:kern w:val="0"/>
+                <w:sz w:val="24"/>
+                <w:szCs w:val="24"/>
+              </w:rPr>
+              <w:t>和</w:t>
+            </w:r>
+            <w:r>
+              <w:rPr>
+                <w:rFonts w:ascii="Consolas" w:eastAsia="宋体" w:hAnsi="Consolas" w:cs="宋体"/>
+                <w:color w:val="008000"/>
+                <w:kern w:val="0"/>
+                <w:sz w:val="24"/>
+                <w:szCs w:val="24"/>
+              </w:rPr>
+              <w:t>onchange</w:t>
+            </w:r>
+            <w:r>
+              <w:rPr>
+                <w:rFonts w:ascii="Consolas" w:eastAsia="宋体" w:hAnsi="Consolas" w:cs="宋体"/>
+                <w:color w:val="008000"/>
+                <w:kern w:val="0"/>
+                <w:sz w:val="24"/>
+                <w:szCs w:val="24"/>
+              </w:rPr>
+              <w:t>事件</w:t>
+            </w:r>
+          </w:p>
+          <w:p>
+            <w:pPr>
+              <w:widowControl/>
+              <w:shd w:val="clear" w:color="auto" w:fill="FFFFFF"/>
+              <w:spacing w:line="285" w:lineRule="atLeast"/>
+              <w:jc w:val="left"/>
+              <w:rPr>
+                <w:rFonts w:ascii="Consolas" w:eastAsia="宋体" w:hAnsi="Consolas" w:cs="宋体"/>
+                <w:color w:val="3B3B3B"/>
+                <w:kern w:val="0"/>
+                <w:sz w:val="24"/>
+                <w:szCs w:val="24"/>
+              </w:rPr>
+            </w:pPr>
+            <w:r>
+              <w:rPr>
+                <w:rFonts w:ascii="Consolas" w:eastAsia="宋体" w:hAnsi="Consolas" w:cs="宋体"/>
+                <w:color w:val="000000"/>
+                <w:kern w:val="0"/>
+                <w:sz w:val="24"/>
+                <w:szCs w:val="24"/>
+              </w:rPr>
+              <w:t xml:space="preserve">        </w:t>
+            </w:r>
+            <w:r>
+              <w:rPr>
+                <w:rFonts w:ascii="Consolas" w:eastAsia="宋体" w:hAnsi="Consolas" w:cs="宋体"/>
+                <w:color w:val="001080"/>
+                <w:kern w:val="0"/>
+                <w:sz w:val="24"/>
+                <w:szCs w:val="24"/>
+              </w:rPr>
+              <w:t>input</w:t>
+            </w:r>
+            <w:r>
+              <w:rPr>
+                <w:rFonts w:ascii="Consolas" w:eastAsia="宋体" w:hAnsi="Consolas" w:cs="宋体"/>
+                <w:color w:val="000000"/>
+                <w:kern w:val="0"/>
+                <w:sz w:val="24"/>
+                <w:szCs w:val="24"/>
+              </w:rPr>
+              <w:t>.</w:t>
+            </w:r>
+            <w:r>
+              <w:rPr>
+                <w:rFonts w:ascii="Consolas" w:eastAsia="宋体" w:hAnsi="Consolas" w:cs="宋体"/>
+                <w:color w:val="795E26"/>
+                <w:kern w:val="0"/>
+                <w:sz w:val="24"/>
+                <w:szCs w:val="24"/>
+              </w:rPr>
+              <w:t>oninput</w:t>
+            </w:r>
+            <w:r>
+              <w:rPr>
+                <w:rFonts w:ascii="Consolas" w:eastAsia="宋体" w:hAnsi="Consolas" w:cs="宋体"/>
+                <w:color w:val="000000"/>
+                <w:kern w:val="0"/>
+                <w:sz w:val="24"/>
+                <w:szCs w:val="24"/>
+              </w:rPr>
+              <w:t xml:space="preserve"> = </w:t>
+            </w:r>
+            <w:r>
+              <w:rPr>
+                <w:rFonts w:ascii="Consolas" w:eastAsia="宋体" w:hAnsi="Consolas" w:cs="宋体"/>
+                <w:color w:val="0000FF"/>
+                <w:kern w:val="0"/>
+                <w:sz w:val="24"/>
+                <w:szCs w:val="24"/>
+              </w:rPr>
+              <w:t>function</w:t>
+            </w:r>
+            <w:r>
+              <w:rPr>
+                <w:rFonts w:ascii="Consolas" w:eastAsia="宋体" w:hAnsi="Consolas" w:cs="宋体"/>
+                <w:color w:val="000000"/>
+                <w:kern w:val="0"/>
+                <w:sz w:val="24"/>
+                <w:szCs w:val="24"/>
+              </w:rPr>
+              <w:t xml:space="preserve"> (</w:t>
+            </w:r>
+            <w:r>
+              <w:rPr>
+                <w:rFonts w:ascii="Consolas" w:eastAsia="宋体" w:hAnsi="Consolas" w:cs="宋体"/>
+                <w:color w:val="001080"/>
+                <w:kern w:val="0"/>
+                <w:sz w:val="24"/>
+                <w:szCs w:val="24"/>
+              </w:rPr>
+              <w:t>e</w:t>
+            </w:r>
+            <w:r>
+              <w:rPr>
+                <w:rFonts w:ascii="Consolas" w:eastAsia="宋体" w:hAnsi="Consolas" w:cs="宋体"/>
+                <w:color w:val="000000"/>
+                <w:kern w:val="0"/>
+                <w:sz w:val="24"/>
+                <w:szCs w:val="24"/>
+              </w:rPr>
+              <w:t>) {</w:t>
+            </w:r>
+          </w:p>
+          <w:p>
+            <w:pPr>
+              <w:widowControl/>
+              <w:shd w:val="clear" w:color="auto" w:fill="FFFFFF"/>
+              <w:spacing w:line="285" w:lineRule="atLeast"/>
+              <w:jc w:val="left"/>
+              <w:rPr>
+                <w:rFonts w:ascii="Consolas" w:eastAsia="宋体" w:hAnsi="Consolas" w:cs="宋体"/>
+                <w:color w:val="3B3B3B"/>
+                <w:kern w:val="0"/>
+                <w:sz w:val="24"/>
+                <w:szCs w:val="24"/>
+              </w:rPr>
+            </w:pPr>
+            <w:r>
+              <w:rPr>
+                <w:rFonts w:ascii="Consolas" w:eastAsia="宋体" w:hAnsi="Consolas" w:cs="宋体"/>
+                <w:color w:val="000000"/>
+                <w:kern w:val="0"/>
+                <w:sz w:val="24"/>
+                <w:szCs w:val="24"/>
+              </w:rPr>
+              <w:t xml:space="preserve">            </w:t>
+            </w:r>
+            <w:r>
+              <w:rPr>
+                <w:rFonts w:ascii="Consolas" w:eastAsia="宋体" w:hAnsi="Consolas" w:cs="宋体"/>
+                <w:color w:val="001080"/>
+                <w:kern w:val="0"/>
+                <w:sz w:val="24"/>
+                <w:szCs w:val="24"/>
+              </w:rPr>
+              <w:t>console</w:t>
+            </w:r>
+            <w:r>
+              <w:rPr>
+                <w:rFonts w:ascii="Consolas" w:eastAsia="宋体" w:hAnsi="Consolas" w:cs="宋体"/>
+                <w:color w:val="000000"/>
+                <w:kern w:val="0"/>
+                <w:sz w:val="24"/>
+                <w:szCs w:val="24"/>
+              </w:rPr>
+              <w:t>.</w:t>
+            </w:r>
+            <w:r>
+              <w:rPr>
+                <w:rFonts w:ascii="Consolas" w:eastAsia="宋体" w:hAnsi="Consolas" w:cs="宋体"/>
+                <w:color w:val="795E26"/>
+                <w:kern w:val="0"/>
+                <w:sz w:val="24"/>
+                <w:szCs w:val="24"/>
+              </w:rPr>
+              <w:t>log</w:t>
+            </w:r>
+            <w:r>
+              <w:rPr>
+                <w:rFonts w:ascii="Consolas" w:eastAsia="宋体" w:hAnsi="Consolas" w:cs="宋体"/>
+                <w:color w:val="000000"/>
+                <w:kern w:val="0"/>
+                <w:sz w:val="24"/>
+                <w:szCs w:val="24"/>
+              </w:rPr>
+              <w:t>(</w:t>
+            </w:r>
+            <w:r>
+              <w:rPr>
+                <w:rFonts w:ascii="Consolas" w:eastAsia="宋体" w:hAnsi="Consolas" w:cs="宋体"/>
+                <w:color w:val="A31515"/>
+                <w:kern w:val="0"/>
+                <w:sz w:val="24"/>
+                <w:szCs w:val="24"/>
+              </w:rPr>
+              <w:t>"</w:t>
+            </w:r>
+            <w:r>
+              <w:rPr>
+                <w:rFonts w:ascii="Consolas" w:eastAsia="宋体" w:hAnsi="Consolas" w:cs="宋体"/>
+                <w:color w:val="A31515"/>
+                <w:kern w:val="0"/>
+                <w:sz w:val="24"/>
+                <w:szCs w:val="24"/>
+              </w:rPr>
+              <w:t>触发了输入事件</w:t>
+            </w:r>
+            <w:r>
+              <w:rPr>
+                <w:rFonts w:ascii="Consolas" w:eastAsia="宋体" w:hAnsi="Consolas" w:cs="宋体"/>
+                <w:color w:val="A31515"/>
+                <w:kern w:val="0"/>
+                <w:sz w:val="24"/>
+                <w:szCs w:val="24"/>
+              </w:rPr>
+              <w:t>..."</w:t>
+            </w:r>
+            <w:r>
+              <w:rPr>
+                <w:rFonts w:ascii="Consolas" w:eastAsia="宋体" w:hAnsi="Consolas" w:cs="宋体"/>
+                <w:color w:val="000000"/>
+                <w:kern w:val="0"/>
+                <w:sz w:val="24"/>
+                <w:szCs w:val="24"/>
+              </w:rPr>
+              <w:t>);</w:t>
+            </w:r>
+          </w:p>
+          <w:p>
+            <w:pPr>
+              <w:widowControl/>
+              <w:shd w:val="clear" w:color="auto" w:fill="FFFFFF"/>
+              <w:spacing w:line="285" w:lineRule="atLeast"/>
+              <w:jc w:val="left"/>
+              <w:rPr>
+                <w:rFonts w:ascii="Consolas" w:eastAsia="宋体" w:hAnsi="Consolas" w:cs="宋体"/>
+                <w:color w:val="3B3B3B"/>
+                <w:kern w:val="0"/>
+                <w:sz w:val="24"/>
+                <w:szCs w:val="24"/>
+              </w:rPr>
+            </w:pPr>
+            <w:r>
+              <w:rPr>
+                <w:rFonts w:ascii="Consolas" w:eastAsia="宋体" w:hAnsi="Consolas" w:cs="宋体"/>
+                <w:color w:val="000000"/>
+                <w:kern w:val="0"/>
+                <w:sz w:val="24"/>
+                <w:szCs w:val="24"/>
+              </w:rPr>
+              <w:t>        }</w:t>
+            </w:r>
+          </w:p>
+          <w:p>
+            <w:pPr>
+              <w:widowControl/>
+              <w:shd w:val="clear" w:color="auto" w:fill="FFFFFF"/>
+              <w:spacing w:line="285" w:lineRule="atLeast"/>
+              <w:jc w:val="left"/>
+              <w:rPr>
+                <w:rFonts w:ascii="Consolas" w:eastAsia="宋体" w:hAnsi="Consolas" w:cs="宋体"/>
+                <w:color w:val="3B3B3B"/>
+                <w:kern w:val="0"/>
+                <w:sz w:val="24"/>
+                <w:szCs w:val="24"/>
+              </w:rPr>
+            </w:pPr>
+          </w:p>
+          <w:p>
+            <w:pPr>
+              <w:widowControl/>
+              <w:shd w:val="clear" w:color="auto" w:fill="FFFFFF"/>
+              <w:spacing w:line="285" w:lineRule="atLeast"/>
+              <w:jc w:val="left"/>
+              <w:rPr>
+                <w:rFonts w:ascii="Consolas" w:eastAsia="宋体" w:hAnsi="Consolas" w:cs="宋体"/>
+                <w:color w:val="3B3B3B"/>
+                <w:kern w:val="0"/>
+                <w:sz w:val="24"/>
+                <w:szCs w:val="24"/>
+              </w:rPr>
+            </w:pPr>
+            <w:r>
+              <w:rPr>
+                <w:rFonts w:ascii="Consolas" w:eastAsia="宋体" w:hAnsi="Consolas" w:cs="宋体"/>
+                <w:color w:val="000000"/>
+                <w:kern w:val="0"/>
+                <w:sz w:val="24"/>
+                <w:szCs w:val="24"/>
+              </w:rPr>
+              <w:t xml:space="preserve">        </w:t>
+            </w:r>
+            <w:r>
+              <w:rPr>
+                <w:rFonts w:ascii="Consolas" w:eastAsia="宋体" w:hAnsi="Consolas" w:cs="宋体"/>
+                <w:color w:val="001080"/>
+                <w:kern w:val="0"/>
+                <w:sz w:val="24"/>
+                <w:szCs w:val="24"/>
+              </w:rPr>
+              <w:t>input</w:t>
+            </w:r>
+            <w:r>
+              <w:rPr>
+                <w:rFonts w:ascii="Consolas" w:eastAsia="宋体" w:hAnsi="Consolas" w:cs="宋体"/>
+                <w:color w:val="000000"/>
+                <w:kern w:val="0"/>
+                <w:sz w:val="24"/>
+                <w:szCs w:val="24"/>
+              </w:rPr>
+              <w:t>.</w:t>
+            </w:r>
+            <w:r>
+              <w:rPr>
+                <w:rFonts w:ascii="Consolas" w:eastAsia="宋体" w:hAnsi="Consolas" w:cs="宋体"/>
+                <w:color w:val="795E26"/>
+                <w:kern w:val="0"/>
+                <w:sz w:val="24"/>
+                <w:szCs w:val="24"/>
+              </w:rPr>
+              <w:t>onchange</w:t>
+            </w:r>
+            <w:r>
+              <w:rPr>
+                <w:rFonts w:ascii="Consolas" w:eastAsia="宋体" w:hAnsi="Consolas" w:cs="宋体"/>
+                <w:color w:val="000000"/>
+                <w:kern w:val="0"/>
+                <w:sz w:val="24"/>
+                <w:szCs w:val="24"/>
+              </w:rPr>
+              <w:t xml:space="preserve"> = </w:t>
+            </w:r>
+            <w:r>
+              <w:rPr>
+                <w:rFonts w:ascii="Consolas" w:eastAsia="宋体" w:hAnsi="Consolas" w:cs="宋体"/>
+                <w:color w:val="0000FF"/>
+                <w:kern w:val="0"/>
+                <w:sz w:val="24"/>
+                <w:szCs w:val="24"/>
+              </w:rPr>
+              <w:t>function</w:t>
+            </w:r>
+            <w:r>
+              <w:rPr>
+                <w:rFonts w:ascii="Consolas" w:eastAsia="宋体" w:hAnsi="Consolas" w:cs="宋体"/>
+                <w:color w:val="000000"/>
+                <w:kern w:val="0"/>
+                <w:sz w:val="24"/>
+                <w:szCs w:val="24"/>
+              </w:rPr>
+              <w:t xml:space="preserve"> (</w:t>
+            </w:r>
+            <w:r>
+              <w:rPr>
+                <w:rFonts w:ascii="Consolas" w:eastAsia="宋体" w:hAnsi="Consolas" w:cs="宋体"/>
+                <w:color w:val="001080"/>
+                <w:kern w:val="0"/>
+                <w:sz w:val="24"/>
+                <w:szCs w:val="24"/>
+              </w:rPr>
+              <w:t>e</w:t>
+            </w:r>
+            <w:r>
+              <w:rPr>
+                <w:rFonts w:ascii="Consolas" w:eastAsia="宋体" w:hAnsi="Consolas" w:cs="宋体"/>
+                <w:color w:val="000000"/>
+                <w:kern w:val="0"/>
+                <w:sz w:val="24"/>
+                <w:szCs w:val="24"/>
+              </w:rPr>
+              <w:t>) {</w:t>
+            </w:r>
+          </w:p>
+          <w:p>
+            <w:pPr>
+              <w:widowControl/>
+              <w:shd w:val="clear" w:color="auto" w:fill="FFFFFF"/>
+              <w:spacing w:line="285" w:lineRule="atLeast"/>
+              <w:jc w:val="left"/>
+              <w:rPr>
+                <w:rFonts w:ascii="Consolas" w:eastAsia="宋体" w:hAnsi="Consolas" w:cs="宋体"/>
+                <w:color w:val="3B3B3B"/>
+                <w:kern w:val="0"/>
+                <w:sz w:val="24"/>
+                <w:szCs w:val="24"/>
+              </w:rPr>
+            </w:pPr>
+            <w:r>
+              <w:rPr>
+                <w:rFonts w:ascii="Consolas" w:eastAsia="宋体" w:hAnsi="Consolas" w:cs="宋体"/>
+                <w:color w:val="000000"/>
+                <w:kern w:val="0"/>
+                <w:sz w:val="24"/>
+                <w:szCs w:val="24"/>
+              </w:rPr>
+              <w:t xml:space="preserve">            </w:t>
+            </w:r>
+            <w:r>
+              <w:rPr>
+                <w:rFonts w:ascii="Consolas" w:eastAsia="宋体" w:hAnsi="Consolas" w:cs="宋体"/>
+                <w:color w:val="001080"/>
+                <w:kern w:val="0"/>
+                <w:sz w:val="24"/>
+                <w:szCs w:val="24"/>
+              </w:rPr>
+              <w:t>console</w:t>
+            </w:r>
+            <w:r>
+              <w:rPr>
+                <w:rFonts w:ascii="Consolas" w:eastAsia="宋体" w:hAnsi="Consolas" w:cs="宋体"/>
+                <w:color w:val="000000"/>
+                <w:kern w:val="0"/>
+                <w:sz w:val="24"/>
+                <w:szCs w:val="24"/>
+              </w:rPr>
+              <w:t>.</w:t>
+            </w:r>
+            <w:r>
+              <w:rPr>
+                <w:rFonts w:ascii="Consolas" w:eastAsia="宋体" w:hAnsi="Consolas" w:cs="宋体"/>
+                <w:color w:val="795E26"/>
+                <w:kern w:val="0"/>
+                <w:sz w:val="24"/>
+                <w:szCs w:val="24"/>
+              </w:rPr>
+              <w:t>log</w:t>
+            </w:r>
+            <w:r>
+              <w:rPr>
+                <w:rFonts w:ascii="Consolas" w:eastAsia="宋体" w:hAnsi="Consolas" w:cs="宋体"/>
+                <w:color w:val="000000"/>
+                <w:kern w:val="0"/>
+                <w:sz w:val="24"/>
+                <w:szCs w:val="24"/>
+              </w:rPr>
+              <w:t>(</w:t>
+            </w:r>
+            <w:r>
+              <w:rPr>
+                <w:rFonts w:ascii="Consolas" w:eastAsia="宋体" w:hAnsi="Consolas" w:cs="宋体"/>
+                <w:color w:val="A31515"/>
+                <w:kern w:val="0"/>
+                <w:sz w:val="24"/>
+                <w:szCs w:val="24"/>
+              </w:rPr>
+              <w:t>"</w:t>
+            </w:r>
+            <w:r>
+              <w:rPr>
+                <w:rFonts w:ascii="Consolas" w:eastAsia="宋体" w:hAnsi="Consolas" w:cs="宋体"/>
+                <w:color w:val="A31515"/>
+                <w:kern w:val="0"/>
+                <w:sz w:val="24"/>
+                <w:szCs w:val="24"/>
+              </w:rPr>
+              <w:t>触发了内容改变事件</w:t>
+            </w:r>
+            <w:r>
+              <w:rPr>
+                <w:rFonts w:ascii="Consolas" w:eastAsia="宋体" w:hAnsi="Consolas" w:cs="宋体"/>
+                <w:color w:val="A31515"/>
+                <w:kern w:val="0"/>
+                <w:sz w:val="24"/>
+                <w:szCs w:val="24"/>
+              </w:rPr>
+              <w:t>..."</w:t>
+            </w:r>
+            <w:r>
+              <w:rPr>
+                <w:rFonts w:ascii="Consolas" w:eastAsia="宋体" w:hAnsi="Consolas" w:cs="宋体"/>
+                <w:color w:val="000000"/>
+                <w:kern w:val="0"/>
+                <w:sz w:val="24"/>
+                <w:szCs w:val="24"/>
+              </w:rPr>
+              <w:t>);</w:t>
+            </w:r>
+          </w:p>
+          <w:p>
+            <w:pPr>
+              <w:widowControl/>
+              <w:shd w:val="clear" w:color="auto" w:fill="FFFFFF"/>
+              <w:spacing w:line="285" w:lineRule="atLeast"/>
+              <w:jc w:val="left"/>
+              <w:rPr>
+                <w:rFonts w:ascii="Consolas" w:eastAsia="宋体" w:hAnsi="Consolas" w:cs="宋体"/>
+                <w:color w:val="3B3B3B"/>
+                <w:kern w:val="0"/>
+                <w:sz w:val="24"/>
+                <w:szCs w:val="24"/>
+              </w:rPr>
+            </w:pPr>
+            <w:r>
+              <w:rPr>
+                <w:rFonts w:ascii="Consolas" w:eastAsia="宋体" w:hAnsi="Consolas" w:cs="宋体"/>
+                <w:color w:val="000000"/>
+                <w:kern w:val="0"/>
+                <w:sz w:val="24"/>
+                <w:szCs w:val="24"/>
+              </w:rPr>
+              <w:t>        }</w:t>
+            </w:r>
+          </w:p>
+          <w:p>
+            <w:pPr>
+              <w:widowControl/>
+              <w:shd w:val="clear" w:color="auto" w:fill="FFFFFF"/>
+              <w:spacing w:line="285" w:lineRule="atLeast"/>
+              <w:jc w:val="left"/>
+              <w:rPr>
+                <w:rFonts w:ascii="Consolas" w:eastAsia="宋体" w:hAnsi="Consolas" w:cs="宋体"/>
+                <w:color w:val="3B3B3B"/>
+                <w:kern w:val="0"/>
+                <w:sz w:val="24"/>
+                <w:szCs w:val="24"/>
+              </w:rPr>
+            </w:pPr>
+          </w:p>
+          <w:p>
+            <w:pPr>
+              <w:widowControl/>
+              <w:shd w:val="clear" w:color="auto" w:fill="FFFFFF"/>
+              <w:spacing w:line="285" w:lineRule="atLeast"/>
+              <w:jc w:val="left"/>
+              <w:rPr>
+                <w:rFonts w:ascii="Consolas" w:eastAsia="宋体" w:hAnsi="Consolas" w:cs="宋体"/>
+                <w:color w:val="3B3B3B"/>
+                <w:kern w:val="0"/>
+                <w:sz w:val="24"/>
+                <w:szCs w:val="24"/>
+              </w:rPr>
+            </w:pPr>
+            <w:r>
+              <w:rPr>
+                <w:rFonts w:ascii="Consolas" w:eastAsia="宋体" w:hAnsi="Consolas" w:cs="宋体"/>
+                <w:color w:val="000000"/>
+                <w:kern w:val="0"/>
+                <w:sz w:val="24"/>
+                <w:szCs w:val="24"/>
+              </w:rPr>
+              <w:t xml:space="preserve">        </w:t>
+            </w:r>
+            <w:r>
+              <w:rPr>
+                <w:rFonts w:ascii="Consolas" w:eastAsia="宋体" w:hAnsi="Consolas" w:cs="宋体"/>
+                <w:color w:val="008000"/>
+                <w:kern w:val="0"/>
+                <w:sz w:val="24"/>
+                <w:szCs w:val="24"/>
+              </w:rPr>
+              <w:t>//</w:t>
+            </w:r>
+            <w:r>
+              <w:rPr>
+                <w:rFonts w:ascii="Consolas" w:eastAsia="宋体" w:hAnsi="Consolas" w:cs="宋体"/>
+                <w:color w:val="008000"/>
+                <w:kern w:val="0"/>
+                <w:sz w:val="24"/>
+                <w:szCs w:val="24"/>
+              </w:rPr>
+              <w:t>获取表单元素</w:t>
+            </w:r>
+          </w:p>
+          <w:p>
+            <w:pPr>
+              <w:widowControl/>
+              <w:shd w:val="clear" w:color="auto" w:fill="FFFFFF"/>
+              <w:spacing w:line="285" w:lineRule="atLeast"/>
+              <w:jc w:val="left"/>
+              <w:rPr>
+                <w:rFonts w:ascii="Consolas" w:eastAsia="宋体" w:hAnsi="Consolas" w:cs="宋体"/>
+                <w:color w:val="3B3B3B"/>
+                <w:kern w:val="0"/>
+                <w:sz w:val="24"/>
+                <w:szCs w:val="24"/>
+              </w:rPr>
+            </w:pPr>
+            <w:r>
+              <w:rPr>
+                <w:rFonts w:ascii="Consolas" w:eastAsia="宋体" w:hAnsi="Consolas" w:cs="宋体"/>
+                <w:color w:val="000000"/>
+                <w:kern w:val="0"/>
+                <w:sz w:val="24"/>
+                <w:szCs w:val="24"/>
+              </w:rPr>
+              <w:t xml:space="preserve">        </w:t>
+            </w:r>
+            <w:r>
+              <w:rPr>
+                <w:rFonts w:ascii="Consolas" w:eastAsia="宋体" w:hAnsi="Consolas" w:cs="宋体"/>
+                <w:color w:val="0000FF"/>
+                <w:kern w:val="0"/>
+                <w:sz w:val="24"/>
+                <w:szCs w:val="24"/>
+              </w:rPr>
+              <w:t>let</w:t>
+            </w:r>
+            <w:r>
+              <w:rPr>
+                <w:rFonts w:ascii="Consolas" w:eastAsia="宋体" w:hAnsi="Consolas" w:cs="宋体"/>
+                <w:color w:val="000000"/>
+                <w:kern w:val="0"/>
+                <w:sz w:val="24"/>
+                <w:szCs w:val="24"/>
+              </w:rPr>
+              <w:t xml:space="preserve"> </w:t>
+            </w:r>
+            <w:r>
+              <w:rPr>
+                <w:rFonts w:ascii="Consolas" w:eastAsia="宋体" w:hAnsi="Consolas" w:cs="宋体"/>
+                <w:color w:val="001080"/>
+                <w:kern w:val="0"/>
+                <w:sz w:val="24"/>
+                <w:szCs w:val="24"/>
+              </w:rPr>
+              <w:t>form</w:t>
+            </w:r>
+            <w:r>
+              <w:rPr>
+                <w:rFonts w:ascii="Consolas" w:eastAsia="宋体" w:hAnsi="Consolas" w:cs="宋体"/>
+                <w:color w:val="000000"/>
+                <w:kern w:val="0"/>
+                <w:sz w:val="24"/>
+                <w:szCs w:val="24"/>
+              </w:rPr>
+              <w:t xml:space="preserve"> = </w:t>
+            </w:r>
+            <w:r>
+              <w:rPr>
+                <w:rFonts w:ascii="Consolas" w:eastAsia="宋体" w:hAnsi="Consolas" w:cs="宋体"/>
+                <w:color w:val="001080"/>
+                <w:kern w:val="0"/>
+                <w:sz w:val="24"/>
+                <w:szCs w:val="24"/>
+              </w:rPr>
+              <w:t>document</w:t>
+            </w:r>
+            <w:r>
+              <w:rPr>
+                <w:rFonts w:ascii="Consolas" w:eastAsia="宋体" w:hAnsi="Consolas" w:cs="宋体"/>
+                <w:color w:val="000000"/>
+                <w:kern w:val="0"/>
+                <w:sz w:val="24"/>
+                <w:szCs w:val="24"/>
+              </w:rPr>
+              <w:t>.</w:t>
+            </w:r>
+            <w:r>
+              <w:rPr>
+                <w:rFonts w:ascii="Consolas" w:eastAsia="宋体" w:hAnsi="Consolas" w:cs="宋体"/>
+                <w:color w:val="795E26"/>
+                <w:kern w:val="0"/>
+                <w:sz w:val="24"/>
+                <w:szCs w:val="24"/>
+              </w:rPr>
+              <w:t>querySelector</w:t>
+            </w:r>
+            <w:r>
+              <w:rPr>
+                <w:rFonts w:ascii="Consolas" w:eastAsia="宋体" w:hAnsi="Consolas" w:cs="宋体"/>
+                <w:color w:val="000000"/>
+                <w:kern w:val="0"/>
+                <w:sz w:val="24"/>
+                <w:szCs w:val="24"/>
+              </w:rPr>
+              <w:t>(</w:t>
+            </w:r>
+            <w:r>
+              <w:rPr>
+                <w:rFonts w:ascii="Consolas" w:eastAsia="宋体" w:hAnsi="Consolas" w:cs="宋体"/>
+                <w:color w:val="A31515"/>
+                <w:kern w:val="0"/>
+                <w:sz w:val="24"/>
+                <w:szCs w:val="24"/>
+              </w:rPr>
+              <w:t>"form"</w:t>
+            </w:r>
+            <w:r>
+              <w:rPr>
+                <w:rFonts w:ascii="Consolas" w:eastAsia="宋体" w:hAnsi="Consolas" w:cs="宋体"/>
+                <w:color w:val="000000"/>
+                <w:kern w:val="0"/>
+                <w:sz w:val="24"/>
+                <w:szCs w:val="24"/>
+              </w:rPr>
+              <w:t>)</w:t>
+            </w:r>
+          </w:p>
+          <w:p>
+            <w:pPr>
+              <w:widowControl/>
+              <w:shd w:val="clear" w:color="auto" w:fill="FFFFFF"/>
+              <w:spacing w:line="285" w:lineRule="atLeast"/>
+              <w:jc w:val="left"/>
+              <w:rPr>
+                <w:rFonts w:ascii="Consolas" w:eastAsia="宋体" w:hAnsi="Consolas" w:cs="宋体"/>
+                <w:color w:val="3B3B3B"/>
+                <w:kern w:val="0"/>
+                <w:sz w:val="24"/>
+                <w:szCs w:val="24"/>
+              </w:rPr>
+            </w:pPr>
+            <w:r>
+              <w:rPr>
+                <w:rFonts w:ascii="Consolas" w:eastAsia="宋体" w:hAnsi="Consolas" w:cs="宋体"/>
+                <w:color w:val="000000"/>
+                <w:kern w:val="0"/>
+                <w:sz w:val="24"/>
+                <w:szCs w:val="24"/>
+              </w:rPr>
+              <w:t xml:space="preserve">        </w:t>
+            </w:r>
+            <w:r>
+              <w:rPr>
+                <w:rFonts w:ascii="Consolas" w:eastAsia="宋体" w:hAnsi="Consolas" w:cs="宋体"/>
+                <w:color w:val="008000"/>
+                <w:kern w:val="0"/>
+                <w:sz w:val="24"/>
+                <w:szCs w:val="24"/>
+              </w:rPr>
+              <w:t>//3.</w:t>
+            </w:r>
+            <w:r>
+              <w:rPr>
+                <w:rFonts w:ascii="Consolas" w:eastAsia="宋体" w:hAnsi="Consolas" w:cs="宋体"/>
+                <w:color w:val="008000"/>
+                <w:kern w:val="0"/>
+                <w:sz w:val="24"/>
+                <w:szCs w:val="24"/>
+              </w:rPr>
+              <w:t>表单的重置和条件事件监听</w:t>
+            </w:r>
+          </w:p>
+          <w:p>
+            <w:pPr>
+              <w:widowControl/>
+              <w:shd w:val="clear" w:color="auto" w:fill="FFFFFF"/>
+              <w:spacing w:line="285" w:lineRule="atLeast"/>
+              <w:jc w:val="left"/>
+              <w:rPr>
+                <w:rFonts w:ascii="Consolas" w:eastAsia="宋体" w:hAnsi="Consolas" w:cs="宋体"/>
+                <w:color w:val="3B3B3B"/>
+                <w:kern w:val="0"/>
+                <w:sz w:val="24"/>
+                <w:szCs w:val="24"/>
+              </w:rPr>
+            </w:pPr>
+            <w:r>
+              <w:rPr>
+                <w:rFonts w:ascii="Consolas" w:eastAsia="宋体" w:hAnsi="Consolas" w:cs="宋体"/>
+                <w:color w:val="000000"/>
+                <w:kern w:val="0"/>
+                <w:sz w:val="24"/>
+                <w:szCs w:val="24"/>
+              </w:rPr>
+              <w:t xml:space="preserve">        </w:t>
+            </w:r>
+            <w:r>
+              <w:rPr>
+                <w:rFonts w:ascii="Consolas" w:eastAsia="宋体" w:hAnsi="Consolas" w:cs="宋体"/>
+                <w:color w:val="001080"/>
+                <w:kern w:val="0"/>
+                <w:sz w:val="24"/>
+                <w:szCs w:val="24"/>
+              </w:rPr>
+              <w:t>form</w:t>
+            </w:r>
+            <w:r>
+              <w:rPr>
+                <w:rFonts w:ascii="Consolas" w:eastAsia="宋体" w:hAnsi="Consolas" w:cs="宋体"/>
+                <w:color w:val="000000"/>
+                <w:kern w:val="0"/>
+                <w:sz w:val="24"/>
+                <w:szCs w:val="24"/>
+              </w:rPr>
+              <w:t>.</w:t>
+            </w:r>
+            <w:r>
+              <w:rPr>
+                <w:rFonts w:ascii="Consolas" w:eastAsia="宋体" w:hAnsi="Consolas" w:cs="宋体"/>
+                <w:color w:val="795E26"/>
+                <w:kern w:val="0"/>
+                <w:sz w:val="24"/>
+                <w:szCs w:val="24"/>
+              </w:rPr>
+              <w:t>onreset</w:t>
+            </w:r>
+            <w:r>
+              <w:rPr>
+                <w:rFonts w:ascii="Consolas" w:eastAsia="宋体" w:hAnsi="Consolas" w:cs="宋体"/>
+                <w:color w:val="000000"/>
+                <w:kern w:val="0"/>
+                <w:sz w:val="24"/>
+                <w:szCs w:val="24"/>
+              </w:rPr>
+              <w:t xml:space="preserve"> = </w:t>
+            </w:r>
+            <w:r>
+              <w:rPr>
+                <w:rFonts w:ascii="Consolas" w:eastAsia="宋体" w:hAnsi="Consolas" w:cs="宋体"/>
+                <w:color w:val="0000FF"/>
+                <w:kern w:val="0"/>
+                <w:sz w:val="24"/>
+                <w:szCs w:val="24"/>
+              </w:rPr>
+              <w:t>function</w:t>
+            </w:r>
+            <w:r>
+              <w:rPr>
+                <w:rFonts w:ascii="Consolas" w:eastAsia="宋体" w:hAnsi="Consolas" w:cs="宋体"/>
+                <w:color w:val="000000"/>
+                <w:kern w:val="0"/>
+                <w:sz w:val="24"/>
+                <w:szCs w:val="24"/>
+              </w:rPr>
+              <w:t>(){</w:t>
+            </w:r>
+          </w:p>
+          <w:p>
+            <w:pPr>
+              <w:widowControl/>
+              <w:shd w:val="clear" w:color="auto" w:fill="FFFFFF"/>
+              <w:spacing w:line="285" w:lineRule="atLeast"/>
+              <w:jc w:val="left"/>
+              <w:rPr>
+                <w:rFonts w:ascii="Consolas" w:eastAsia="宋体" w:hAnsi="Consolas" w:cs="宋体"/>
+                <w:color w:val="3B3B3B"/>
+                <w:kern w:val="0"/>
+                <w:sz w:val="24"/>
+                <w:szCs w:val="24"/>
+              </w:rPr>
+            </w:pPr>
+            <w:r>
+              <w:rPr>
+                <w:rFonts w:ascii="Consolas" w:eastAsia="宋体" w:hAnsi="Consolas" w:cs="宋体"/>
+                <w:color w:val="000000"/>
+                <w:kern w:val="0"/>
+                <w:sz w:val="24"/>
+                <w:szCs w:val="24"/>
+              </w:rPr>
+              <w:t xml:space="preserve">            </w:t>
+            </w:r>
+            <w:r>
+              <w:rPr>
+                <w:rFonts w:ascii="Consolas" w:eastAsia="宋体" w:hAnsi="Consolas" w:cs="宋体"/>
+                <w:color w:val="001080"/>
+                <w:kern w:val="0"/>
+                <w:sz w:val="24"/>
+                <w:szCs w:val="24"/>
+              </w:rPr>
+              <w:t>console</w:t>
+            </w:r>
+            <w:r>
+              <w:rPr>
+                <w:rFonts w:ascii="Consolas" w:eastAsia="宋体" w:hAnsi="Consolas" w:cs="宋体"/>
+                <w:color w:val="000000"/>
+                <w:kern w:val="0"/>
+                <w:sz w:val="24"/>
+                <w:szCs w:val="24"/>
+              </w:rPr>
+              <w:t>.</w:t>
+            </w:r>
+            <w:r>
+              <w:rPr>
+                <w:rFonts w:ascii="Consolas" w:eastAsia="宋体" w:hAnsi="Consolas" w:cs="宋体"/>
+                <w:color w:val="795E26"/>
+                <w:kern w:val="0"/>
+                <w:sz w:val="24"/>
+                <w:szCs w:val="24"/>
+              </w:rPr>
+              <w:t>log</w:t>
+            </w:r>
+            <w:r>
+              <w:rPr>
+                <w:rFonts w:ascii="Consolas" w:eastAsia="宋体" w:hAnsi="Consolas" w:cs="宋体"/>
+                <w:color w:val="000000"/>
+                <w:kern w:val="0"/>
+                <w:sz w:val="24"/>
+                <w:szCs w:val="24"/>
+              </w:rPr>
+              <w:t>(</w:t>
+            </w:r>
+            <w:r>
+              <w:rPr>
+                <w:rFonts w:ascii="Consolas" w:eastAsia="宋体" w:hAnsi="Consolas" w:cs="宋体"/>
+                <w:color w:val="A31515"/>
+                <w:kern w:val="0"/>
+                <w:sz w:val="24"/>
+                <w:szCs w:val="24"/>
+              </w:rPr>
+              <w:t>"</w:t>
+            </w:r>
+            <w:r>
+              <w:rPr>
+                <w:rFonts w:ascii="Consolas" w:eastAsia="宋体" w:hAnsi="Consolas" w:cs="宋体"/>
+                <w:color w:val="A31515"/>
+                <w:kern w:val="0"/>
+                <w:sz w:val="24"/>
+                <w:szCs w:val="24"/>
+              </w:rPr>
+              <w:t>发生了表单重置事件</w:t>
+            </w:r>
+            <w:r>
+              <w:rPr>
+                <w:rFonts w:ascii="Consolas" w:eastAsia="宋体" w:hAnsi="Consolas" w:cs="宋体"/>
+                <w:color w:val="A31515"/>
+                <w:kern w:val="0"/>
+                <w:sz w:val="24"/>
+                <w:szCs w:val="24"/>
+              </w:rPr>
+              <w:t>...."</w:t>
+            </w:r>
+            <w:r>
+              <w:rPr>
+                <w:rFonts w:ascii="Consolas" w:eastAsia="宋体" w:hAnsi="Consolas" w:cs="宋体"/>
+                <w:color w:val="000000"/>
+                <w:kern w:val="0"/>
+                <w:sz w:val="24"/>
+                <w:szCs w:val="24"/>
+              </w:rPr>
+              <w:t>);</w:t>
+            </w:r>
+          </w:p>
+          <w:p>
+            <w:pPr>
+              <w:widowControl/>
+              <w:shd w:val="clear" w:color="auto" w:fill="FFFFFF"/>
+              <w:spacing w:line="285" w:lineRule="atLeast"/>
+              <w:jc w:val="left"/>
+              <w:rPr>
+                <w:rFonts w:ascii="Consolas" w:eastAsia="宋体" w:hAnsi="Consolas" w:cs="宋体"/>
+                <w:color w:val="3B3B3B"/>
+                <w:kern w:val="0"/>
+                <w:sz w:val="24"/>
+                <w:szCs w:val="24"/>
+              </w:rPr>
+            </w:pPr>
+            <w:r>
+              <w:rPr>
+                <w:rFonts w:ascii="Consolas" w:eastAsia="宋体" w:hAnsi="Consolas" w:cs="宋体"/>
+                <w:color w:val="000000"/>
+                <w:kern w:val="0"/>
+                <w:sz w:val="24"/>
+                <w:szCs w:val="24"/>
+              </w:rPr>
+              <w:t>        }</w:t>
+            </w:r>
+          </w:p>
+          <w:p>
+            <w:pPr>
+              <w:widowControl/>
+              <w:shd w:val="clear" w:color="auto" w:fill="FFFFFF"/>
+              <w:spacing w:line="285" w:lineRule="atLeast"/>
+              <w:jc w:val="left"/>
+              <w:rPr>
+                <w:rFonts w:ascii="Consolas" w:eastAsia="宋体" w:hAnsi="Consolas" w:cs="宋体"/>
+                <w:color w:val="3B3B3B"/>
+                <w:kern w:val="0"/>
+                <w:sz w:val="24"/>
+                <w:szCs w:val="24"/>
+              </w:rPr>
+            </w:pPr>
+            <w:r>
+              <w:rPr>
+                <w:rFonts w:ascii="Consolas" w:eastAsia="宋体" w:hAnsi="Consolas" w:cs="宋体"/>
+                <w:color w:val="000000"/>
+                <w:kern w:val="0"/>
+                <w:sz w:val="24"/>
+                <w:szCs w:val="24"/>
+              </w:rPr>
+              <w:t xml:space="preserve">        </w:t>
+            </w:r>
+            <w:r>
+              <w:rPr>
+                <w:rFonts w:ascii="Consolas" w:eastAsia="宋体" w:hAnsi="Consolas" w:cs="宋体"/>
+                <w:color w:val="001080"/>
+                <w:kern w:val="0"/>
+                <w:sz w:val="24"/>
+                <w:szCs w:val="24"/>
+              </w:rPr>
+              <w:t>form</w:t>
+            </w:r>
+            <w:r>
+              <w:rPr>
+                <w:rFonts w:ascii="Consolas" w:eastAsia="宋体" w:hAnsi="Consolas" w:cs="宋体"/>
+                <w:color w:val="000000"/>
+                <w:kern w:val="0"/>
+                <w:sz w:val="24"/>
+                <w:szCs w:val="24"/>
+              </w:rPr>
+              <w:t>.</w:t>
+            </w:r>
+            <w:r>
+              <w:rPr>
+                <w:rFonts w:ascii="Consolas" w:eastAsia="宋体" w:hAnsi="Consolas" w:cs="宋体"/>
+                <w:color w:val="795E26"/>
+                <w:kern w:val="0"/>
+                <w:sz w:val="24"/>
+                <w:szCs w:val="24"/>
+              </w:rPr>
+              <w:t>onsubmit</w:t>
+            </w:r>
+            <w:r>
+              <w:rPr>
+                <w:rFonts w:ascii="Consolas" w:eastAsia="宋体" w:hAnsi="Consolas" w:cs="宋体"/>
+                <w:color w:val="000000"/>
+                <w:kern w:val="0"/>
+                <w:sz w:val="24"/>
+                <w:szCs w:val="24"/>
+              </w:rPr>
+              <w:t xml:space="preserve"> = </w:t>
+            </w:r>
+            <w:r>
+              <w:rPr>
+                <w:rFonts w:ascii="Consolas" w:eastAsia="宋体" w:hAnsi="Consolas" w:cs="宋体"/>
+                <w:color w:val="0000FF"/>
+                <w:kern w:val="0"/>
+                <w:sz w:val="24"/>
+                <w:szCs w:val="24"/>
+              </w:rPr>
+              <w:t>function</w:t>
+            </w:r>
+            <w:r>
+              <w:rPr>
+                <w:rFonts w:ascii="Consolas" w:eastAsia="宋体" w:hAnsi="Consolas" w:cs="宋体"/>
+                <w:color w:val="000000"/>
+                <w:kern w:val="0"/>
+                <w:sz w:val="24"/>
+                <w:szCs w:val="24"/>
+              </w:rPr>
+              <w:t>(</w:t>
+            </w:r>
+            <w:r>
+              <w:rPr>
+                <w:rFonts w:ascii="Consolas" w:eastAsia="宋体" w:hAnsi="Consolas" w:cs="宋体"/>
+                <w:color w:val="001080"/>
+                <w:kern w:val="0"/>
+                <w:sz w:val="24"/>
+                <w:szCs w:val="24"/>
+              </w:rPr>
+              <w:t>e</w:t>
+            </w:r>
+            <w:r>
+              <w:rPr>
+                <w:rFonts w:ascii="Consolas" w:eastAsia="宋体" w:hAnsi="Consolas" w:cs="宋体"/>
+                <w:color w:val="000000"/>
+                <w:kern w:val="0"/>
+                <w:sz w:val="24"/>
+                <w:szCs w:val="24"/>
+              </w:rPr>
+              <w:t>){</w:t>
+            </w:r>
+          </w:p>
+          <w:p>
+            <w:pPr>
+              <w:widowControl/>
+              <w:shd w:val="clear" w:color="auto" w:fill="FFFFFF"/>
+              <w:spacing w:line="285" w:lineRule="atLeast"/>
+              <w:jc w:val="left"/>
+              <w:rPr>
+                <w:rFonts w:ascii="Consolas" w:eastAsia="宋体" w:hAnsi="Consolas" w:cs="宋体"/>
+                <w:color w:val="3B3B3B"/>
+                <w:kern w:val="0"/>
+                <w:sz w:val="24"/>
+                <w:szCs w:val="24"/>
+              </w:rPr>
+            </w:pPr>
+            <w:r>
+              <w:rPr>
+                <w:rFonts w:ascii="Consolas" w:eastAsia="宋体" w:hAnsi="Consolas" w:cs="宋体"/>
+                <w:color w:val="000000"/>
+                <w:kern w:val="0"/>
+                <w:sz w:val="24"/>
+                <w:szCs w:val="24"/>
+              </w:rPr>
+              <w:t xml:space="preserve">            </w:t>
+            </w:r>
+            <w:r>
+              <w:rPr>
+                <w:rFonts w:ascii="Consolas" w:eastAsia="宋体" w:hAnsi="Consolas" w:cs="宋体"/>
+                <w:color w:val="001080"/>
+                <w:kern w:val="0"/>
+                <w:sz w:val="24"/>
+                <w:szCs w:val="24"/>
+              </w:rPr>
+              <w:t>console</w:t>
+            </w:r>
+            <w:r>
+              <w:rPr>
+                <w:rFonts w:ascii="Consolas" w:eastAsia="宋体" w:hAnsi="Consolas" w:cs="宋体"/>
+                <w:color w:val="000000"/>
+                <w:kern w:val="0"/>
+                <w:sz w:val="24"/>
+                <w:szCs w:val="24"/>
+              </w:rPr>
+              <w:t>.</w:t>
+            </w:r>
+            <w:r>
+              <w:rPr>
+                <w:rFonts w:ascii="Consolas" w:eastAsia="宋体" w:hAnsi="Consolas" w:cs="宋体"/>
+                <w:color w:val="795E26"/>
+                <w:kern w:val="0"/>
+                <w:sz w:val="24"/>
+                <w:szCs w:val="24"/>
+              </w:rPr>
+              <w:t>log</w:t>
+            </w:r>
+            <w:r>
+              <w:rPr>
+                <w:rFonts w:ascii="Consolas" w:eastAsia="宋体" w:hAnsi="Consolas" w:cs="宋体"/>
+                <w:color w:val="000000"/>
+                <w:kern w:val="0"/>
+                <w:sz w:val="24"/>
+                <w:szCs w:val="24"/>
+              </w:rPr>
+              <w:t>(</w:t>
+            </w:r>
+            <w:r>
+              <w:rPr>
+                <w:rFonts w:ascii="Consolas" w:eastAsia="宋体" w:hAnsi="Consolas" w:cs="宋体"/>
+                <w:color w:val="A31515"/>
+                <w:kern w:val="0"/>
+                <w:sz w:val="24"/>
+                <w:szCs w:val="24"/>
+              </w:rPr>
+              <w:t>"</w:t>
+            </w:r>
+            <w:r>
+              <w:rPr>
+                <w:rFonts w:ascii="Consolas" w:eastAsia="宋体" w:hAnsi="Consolas" w:cs="宋体"/>
+                <w:color w:val="A31515"/>
+                <w:kern w:val="0"/>
+                <w:sz w:val="24"/>
+                <w:szCs w:val="24"/>
+              </w:rPr>
+              <w:t>发生了表单提交事件</w:t>
+            </w:r>
+            <w:r>
+              <w:rPr>
+                <w:rFonts w:ascii="Consolas" w:eastAsia="宋体" w:hAnsi="Consolas" w:cs="宋体"/>
+                <w:color w:val="A31515"/>
+                <w:kern w:val="0"/>
+                <w:sz w:val="24"/>
+                <w:szCs w:val="24"/>
+              </w:rPr>
+              <w:t>,</w:t>
+            </w:r>
+            <w:r>
+              <w:rPr>
+                <w:rFonts w:ascii="Consolas" w:eastAsia="宋体" w:hAnsi="Consolas" w:cs="宋体"/>
+                <w:color w:val="A31515"/>
+                <w:kern w:val="0"/>
+                <w:sz w:val="24"/>
+                <w:szCs w:val="24"/>
+              </w:rPr>
+              <w:t>内容是</w:t>
+            </w:r>
+            <w:r>
+              <w:rPr>
+                <w:rFonts w:ascii="Consolas" w:eastAsia="宋体" w:hAnsi="Consolas" w:cs="宋体"/>
+                <w:color w:val="A31515"/>
+                <w:kern w:val="0"/>
+                <w:sz w:val="24"/>
+                <w:szCs w:val="24"/>
+              </w:rPr>
+              <w:t>:"</w:t>
+            </w:r>
+            <w:r>
+              <w:rPr>
+                <w:rFonts w:ascii="Consolas" w:eastAsia="宋体" w:hAnsi="Consolas" w:cs="宋体"/>
+                <w:color w:val="000000"/>
+                <w:kern w:val="0"/>
+                <w:sz w:val="24"/>
+                <w:szCs w:val="24"/>
+              </w:rPr>
+              <w:t>);</w:t>
+            </w:r>
+          </w:p>
+          <w:p>
+            <w:pPr>
+              <w:widowControl/>
+              <w:shd w:val="clear" w:color="auto" w:fill="FFFFFF"/>
+              <w:spacing w:line="285" w:lineRule="atLeast"/>
+              <w:jc w:val="left"/>
+              <w:rPr>
+                <w:rFonts w:ascii="Consolas" w:eastAsia="宋体" w:hAnsi="Consolas" w:cs="宋体"/>
+                <w:color w:val="3B3B3B"/>
+                <w:kern w:val="0"/>
+                <w:sz w:val="24"/>
+                <w:szCs w:val="24"/>
+              </w:rPr>
+            </w:pPr>
+            <w:r>
+              <w:rPr>
+                <w:rFonts w:ascii="Consolas" w:eastAsia="宋体" w:hAnsi="Consolas" w:cs="宋体"/>
+                <w:color w:val="000000"/>
+                <w:kern w:val="0"/>
+                <w:sz w:val="24"/>
+                <w:szCs w:val="24"/>
+              </w:rPr>
+              <w:t xml:space="preserve">            </w:t>
+            </w:r>
+            <w:r>
+              <w:rPr>
+                <w:rFonts w:ascii="Consolas" w:eastAsia="宋体" w:hAnsi="Consolas" w:cs="宋体"/>
+                <w:color w:val="008000"/>
+                <w:kern w:val="0"/>
+                <w:sz w:val="24"/>
+                <w:szCs w:val="24"/>
+              </w:rPr>
+              <w:t>// e.preventDefault()</w:t>
+            </w:r>
+          </w:p>
+          <w:p>
+            <w:pPr>
+              <w:widowControl/>
+              <w:shd w:val="clear" w:color="auto" w:fill="FFFFFF"/>
+              <w:spacing w:line="285" w:lineRule="atLeast"/>
+              <w:jc w:val="left"/>
+              <w:rPr>
+                <w:rFonts w:ascii="Consolas" w:eastAsia="宋体" w:hAnsi="Consolas" w:cs="宋体"/>
+                <w:color w:val="3B3B3B"/>
+                <w:kern w:val="0"/>
+                <w:sz w:val="24"/>
+                <w:szCs w:val="24"/>
+              </w:rPr>
+            </w:pPr>
+            <w:r>
+              <w:rPr>
+                <w:rFonts w:ascii="Consolas" w:eastAsia="宋体" w:hAnsi="Consolas" w:cs="宋体"/>
+                <w:color w:val="000000"/>
+                <w:kern w:val="0"/>
+                <w:sz w:val="24"/>
+                <w:szCs w:val="24"/>
+              </w:rPr>
+              <w:t>        }</w:t>
+            </w:r>
+          </w:p>
+          <w:p>
+            <w:pPr>
+              <w:widowControl/>
+              <w:shd w:val="clear" w:color="auto" w:fill="FFFFFF"/>
+              <w:spacing w:line="285" w:lineRule="atLeast"/>
+              <w:jc w:val="left"/>
+              <w:rPr>
+                <w:rFonts w:ascii="Consolas" w:eastAsia="宋体" w:hAnsi="Consolas" w:cs="宋体"/>
+                <w:color w:val="3B3B3B"/>
+                <w:kern w:val="0"/>
+                <w:sz w:val="24"/>
+                <w:szCs w:val="24"/>
+              </w:rPr>
+            </w:pPr>
+            <w:r>
+              <w:rPr>
+                <w:rFonts w:ascii="Consolas" w:eastAsia="宋体" w:hAnsi="Consolas" w:cs="宋体"/>
+                <w:color w:val="000000"/>
+                <w:kern w:val="0"/>
+                <w:sz w:val="24"/>
+                <w:szCs w:val="24"/>
+              </w:rPr>
+              <w:t xml:space="preserve">    </w:t>
+            </w:r>
+            <w:r>
+              <w:rPr>
+                <w:rFonts w:ascii="Consolas" w:eastAsia="宋体" w:hAnsi="Consolas" w:cs="宋体"/>
+                <w:color w:val="800000"/>
+                <w:kern w:val="0"/>
+                <w:sz w:val="24"/>
+                <w:szCs w:val="24"/>
+              </w:rPr>
+              <w:t>&lt;/script&gt;</w:t>
+            </w:r>
+          </w:p>
+          <w:p>
+            <w:pPr>
+              <w:widowControl/>
+              <w:shd w:val="clear" w:color="auto" w:fill="FFFFFF"/>
+              <w:spacing w:line="285" w:lineRule="atLeast"/>
+              <w:jc w:val="left"/>
+              <w:rPr>
+                <w:rFonts w:ascii="Consolas" w:eastAsia="宋体" w:hAnsi="Consolas" w:cs="宋体"/>
+                <w:color w:val="3B3B3B"/>
+                <w:kern w:val="0"/>
+                <w:sz w:val="24"/>
+                <w:szCs w:val="24"/>
+              </w:rPr>
+            </w:pPr>
+            <w:r>
+              <w:rPr>
+                <w:rFonts w:ascii="Consolas" w:eastAsia="宋体" w:hAnsi="Consolas" w:cs="宋体"/>
+                <w:color w:val="800000"/>
+                <w:kern w:val="0"/>
+                <w:sz w:val="24"/>
+                <w:szCs w:val="24"/>
+              </w:rPr>
+              <w:t>&lt;/body&gt;</w:t>
+            </w:r>
+          </w:p>
+          <w:p>
+            <w:pPr>
+              <w:widowControl/>
+              <w:shd w:val="clear" w:color="auto" w:fill="FFFFFF"/>
+              <w:spacing w:line="285" w:lineRule="atLeast"/>
+              <w:jc w:val="left"/>
+              <w:rPr>
+                <w:rFonts w:ascii="Consolas" w:eastAsia="宋体" w:hAnsi="Consolas" w:cs="宋体"/>
+                <w:color w:val="3B3B3B"/>
+                <w:kern w:val="0"/>
+                <w:sz w:val="24"/>
+                <w:szCs w:val="24"/>
+              </w:rPr>
+            </w:pPr>
+            <w:r>
+              <w:rPr>
+                <w:rFonts w:ascii="Consolas" w:eastAsia="宋体" w:hAnsi="Consolas" w:cs="宋体"/>
+                <w:color w:val="800000"/>
+                <w:kern w:val="0"/>
+                <w:sz w:val="24"/>
+                <w:szCs w:val="24"/>
+              </w:rPr>
+              <w:t>&lt;/html&gt;</w:t>
+            </w:r>
+          </w:p>
+          <w:p>
+            <w:pPr>
+              <w:rPr>
+                <w:rFonts w:hint="eastAsia"/>
+                <w:sz w:val="24"/>
+                <w:szCs w:val="24"/>
+              </w:rPr>
+            </w:pPr>
+          </w:p>
+        </w:tc>
+      </w:tr>
+    </w:tbl>
+    <w:p>
+      <w:pPr>
+        <w:pStyle w:val="4"/>
+      </w:pPr>
+      <w:r>
+        <w:rPr>
+          <w:rFonts w:hint="eastAsia"/>
+        </w:rPr>
+        <w:t>此时我们来看看提交的效果</w:t>
+      </w:r>
+    </w:p>
+    <w:tbl>
+      <w:tblPr>
+        <w:tblStyle w:val="af5"/>
+        <w:tblW w:w="0" w:type="auto"/>
+        <w:tblLook w:val="04A0" w:firstRow="1" w:lastRow="0" w:firstColumn="1" w:lastColumn="0" w:noHBand="0" w:noVBand="1"/>
+      </w:tblPr>
+      <w:tblGrid>
+        <w:gridCol w:w="8296"/>
+      </w:tblGrid>
+      <w:tr>
+        <w:tc>
+          <w:tcPr>
+            <w:tcW w:w="8296" w:type="dxa"/>
+          </w:tcPr>
+          <w:p>
+            <w:pPr>
+              <w:rPr>
+                <w:rFonts w:hint="eastAsia"/>
+              </w:rPr>
+            </w:pPr>
+            <w:r>
+              <w:rPr>
+                <w:noProof/>
+              </w:rPr>
+              <w:drawing>
+                <wp:inline distT="0" distB="0" distL="0" distR="0" wp14:anchorId="4C0DAD21" wp14:editId="43B79B89">
+                  <wp:extent cx="9152413" cy="2812024"/>
+                  <wp:effectExtent l="0" t="0" r="0" b="7620"/>
+                  <wp:docPr id="1093344922" name="图片 1"/>
+                  <wp:cNvGraphicFramePr>
+                    <a:graphicFrameLocks xmlns:a="http://schemas.openxmlformats.org/drawingml/2006/main" noChangeAspect="1"/>
+                  </wp:cNvGraphicFramePr>
+                  <a:graphic xmlns:a="http://schemas.openxmlformats.org/drawingml/2006/main">
+                    <a:graphicData uri="http://schemas.openxmlformats.org/drawingml/2006/picture">
+                      <pic:pic xmlns:pic="http://schemas.openxmlformats.org/drawingml/2006/picture">
+                        <pic:nvPicPr>
+                          <pic:cNvPr id="1093344922" name=""/>
+                          <pic:cNvPicPr/>
+                        </pic:nvPicPr>
+                        <pic:blipFill>
+                          <a:blip r:embed="rId53"/>
+                          <a:stretch>
+                            <a:fillRect/>
+                          </a:stretch>
+                        </pic:blipFill>
+                        <pic:spPr>
+                          <a:xfrm>
+                            <a:off x="0" y="0"/>
+                            <a:ext cx="9152413" cy="2812024"/>
+                          </a:xfrm>
+                          <a:prstGeom prst="rect">
+                            <a:avLst/>
+                          </a:prstGeom>
+                        </pic:spPr>
+                      </pic:pic>
+                    </a:graphicData>
+                  </a:graphic>
+                </wp:inline>
+              </w:drawing>
+            </w:r>
+          </w:p>
+        </w:tc>
+      </w:tr>
+    </w:tbl>
+    <w:p>
+      <w:pPr>
         <w:rPr>
           <w:rFonts w:hint="eastAsia"/>
         </w:rPr>
@@ -40583,10 +44533,3151 @@
     </w:p>
     <w:p>
       <w:pPr>
+        <w:pStyle w:val="4"/>
+      </w:pPr>
+      <w:r>
+        <w:rPr>
+          <w:rFonts w:hint="eastAsia"/>
+        </w:rPr>
+        <w:t>可以看到,它是会发生提交行为的,只是我们我服务器暂时没有这个路由的处理函数,所以就会报404</w:t>
+      </w:r>
+    </w:p>
+    <w:p>
+      <w:pPr>
+        <w:pStyle w:val="4"/>
+      </w:pPr>
+      <w:r>
+        <w:rPr>
+          <w:rFonts w:hint="eastAsia"/>
+        </w:rPr>
+        <w:t>然后我们把阻止事件的默认行为代码加上</w:t>
+      </w:r>
+    </w:p>
+    <w:tbl>
+      <w:tblPr>
+        <w:tblStyle w:val="af5"/>
+        <w:tblW w:w="0" w:type="auto"/>
+        <w:tblLook w:val="04A0" w:firstRow="1" w:lastRow="0" w:firstColumn="1" w:lastColumn="0" w:noHBand="0" w:noVBand="1"/>
+      </w:tblPr>
+      <w:tblGrid>
+        <w:gridCol w:w="8296"/>
+      </w:tblGrid>
+      <w:tr>
+        <w:tc>
+          <w:tcPr>
+            <w:tcW w:w="14453" w:type="dxa"/>
+          </w:tcPr>
+          <w:p>
+            <w:pPr>
+              <w:widowControl/>
+              <w:shd w:val="clear" w:color="auto" w:fill="FFFFFF"/>
+              <w:spacing w:line="285" w:lineRule="atLeast"/>
+              <w:jc w:val="left"/>
+              <w:rPr>
+                <w:rFonts w:ascii="Consolas" w:eastAsia="宋体" w:hAnsi="Consolas" w:cs="宋体"/>
+                <w:color w:val="3B3B3B"/>
+                <w:kern w:val="0"/>
+                <w:sz w:val="24"/>
+                <w:szCs w:val="24"/>
+              </w:rPr>
+            </w:pPr>
+            <w:r>
+              <w:rPr>
+                <w:rFonts w:ascii="Consolas" w:eastAsia="宋体" w:hAnsi="Consolas" w:cs="宋体"/>
+                <w:color w:val="800000"/>
+                <w:kern w:val="0"/>
+                <w:sz w:val="24"/>
+                <w:szCs w:val="24"/>
+              </w:rPr>
+              <w:t>&lt;!DOCTYPE</w:t>
+            </w:r>
+            <w:r>
+              <w:rPr>
+                <w:rFonts w:ascii="Consolas" w:eastAsia="宋体" w:hAnsi="Consolas" w:cs="宋体"/>
+                <w:color w:val="3B3B3B"/>
+                <w:kern w:val="0"/>
+                <w:sz w:val="24"/>
+                <w:szCs w:val="24"/>
+              </w:rPr>
+              <w:t xml:space="preserve"> </w:t>
+            </w:r>
+            <w:r>
+              <w:rPr>
+                <w:rFonts w:ascii="Consolas" w:eastAsia="宋体" w:hAnsi="Consolas" w:cs="宋体"/>
+                <w:color w:val="E50000"/>
+                <w:kern w:val="0"/>
+                <w:sz w:val="24"/>
+                <w:szCs w:val="24"/>
+              </w:rPr>
+              <w:t>html</w:t>
+            </w:r>
+            <w:r>
+              <w:rPr>
+                <w:rFonts w:ascii="Consolas" w:eastAsia="宋体" w:hAnsi="Consolas" w:cs="宋体"/>
+                <w:color w:val="800000"/>
+                <w:kern w:val="0"/>
+                <w:sz w:val="24"/>
+                <w:szCs w:val="24"/>
+              </w:rPr>
+              <w:t>&gt;</w:t>
+            </w:r>
+          </w:p>
+          <w:p>
+            <w:pPr>
+              <w:widowControl/>
+              <w:shd w:val="clear" w:color="auto" w:fill="FFFFFF"/>
+              <w:spacing w:line="285" w:lineRule="atLeast"/>
+              <w:jc w:val="left"/>
+              <w:rPr>
+                <w:rFonts w:ascii="Consolas" w:eastAsia="宋体" w:hAnsi="Consolas" w:cs="宋体"/>
+                <w:color w:val="3B3B3B"/>
+                <w:kern w:val="0"/>
+                <w:sz w:val="24"/>
+                <w:szCs w:val="24"/>
+              </w:rPr>
+            </w:pPr>
+            <w:r>
+              <w:rPr>
+                <w:rFonts w:ascii="Consolas" w:eastAsia="宋体" w:hAnsi="Consolas" w:cs="宋体"/>
+                <w:color w:val="800000"/>
+                <w:kern w:val="0"/>
+                <w:sz w:val="24"/>
+                <w:szCs w:val="24"/>
+              </w:rPr>
+              <w:t>&lt;html</w:t>
+            </w:r>
+            <w:r>
+              <w:rPr>
+                <w:rFonts w:ascii="Consolas" w:eastAsia="宋体" w:hAnsi="Consolas" w:cs="宋体"/>
+                <w:color w:val="3B3B3B"/>
+                <w:kern w:val="0"/>
+                <w:sz w:val="24"/>
+                <w:szCs w:val="24"/>
+              </w:rPr>
+              <w:t xml:space="preserve"> </w:t>
+            </w:r>
+            <w:r>
+              <w:rPr>
+                <w:rFonts w:ascii="Consolas" w:eastAsia="宋体" w:hAnsi="Consolas" w:cs="宋体"/>
+                <w:color w:val="E50000"/>
+                <w:kern w:val="0"/>
+                <w:sz w:val="24"/>
+                <w:szCs w:val="24"/>
+              </w:rPr>
+              <w:t>lang</w:t>
+            </w:r>
+            <w:r>
+              <w:rPr>
+                <w:rFonts w:ascii="Consolas" w:eastAsia="宋体" w:hAnsi="Consolas" w:cs="宋体"/>
+                <w:color w:val="3B3B3B"/>
+                <w:kern w:val="0"/>
+                <w:sz w:val="24"/>
+                <w:szCs w:val="24"/>
+              </w:rPr>
+              <w:t>=</w:t>
+            </w:r>
+            <w:r>
+              <w:rPr>
+                <w:rFonts w:ascii="Consolas" w:eastAsia="宋体" w:hAnsi="Consolas" w:cs="宋体"/>
+                <w:color w:val="0000FF"/>
+                <w:kern w:val="0"/>
+                <w:sz w:val="24"/>
+                <w:szCs w:val="24"/>
+              </w:rPr>
+              <w:t>"en"</w:t>
+            </w:r>
+            <w:r>
+              <w:rPr>
+                <w:rFonts w:ascii="Consolas" w:eastAsia="宋体" w:hAnsi="Consolas" w:cs="宋体"/>
+                <w:color w:val="800000"/>
+                <w:kern w:val="0"/>
+                <w:sz w:val="24"/>
+                <w:szCs w:val="24"/>
+              </w:rPr>
+              <w:t>&gt;</w:t>
+            </w:r>
+          </w:p>
+          <w:p>
+            <w:pPr>
+              <w:widowControl/>
+              <w:shd w:val="clear" w:color="auto" w:fill="FFFFFF"/>
+              <w:spacing w:line="285" w:lineRule="atLeast"/>
+              <w:jc w:val="left"/>
+              <w:rPr>
+                <w:rFonts w:ascii="Consolas" w:eastAsia="宋体" w:hAnsi="Consolas" w:cs="宋体"/>
+                <w:color w:val="3B3B3B"/>
+                <w:kern w:val="0"/>
+                <w:sz w:val="24"/>
+                <w:szCs w:val="24"/>
+              </w:rPr>
+            </w:pPr>
+            <w:r>
+              <w:rPr>
+                <w:rFonts w:ascii="Consolas" w:eastAsia="宋体" w:hAnsi="Consolas" w:cs="宋体"/>
+                <w:color w:val="800000"/>
+                <w:kern w:val="0"/>
+                <w:sz w:val="24"/>
+                <w:szCs w:val="24"/>
+              </w:rPr>
+              <w:t>&lt;head&gt;</w:t>
+            </w:r>
+          </w:p>
+          <w:p>
+            <w:pPr>
+              <w:widowControl/>
+              <w:shd w:val="clear" w:color="auto" w:fill="FFFFFF"/>
+              <w:spacing w:line="285" w:lineRule="atLeast"/>
+              <w:jc w:val="left"/>
+              <w:rPr>
+                <w:rFonts w:ascii="Consolas" w:eastAsia="宋体" w:hAnsi="Consolas" w:cs="宋体"/>
+                <w:color w:val="3B3B3B"/>
+                <w:kern w:val="0"/>
+                <w:sz w:val="24"/>
+                <w:szCs w:val="24"/>
+              </w:rPr>
+            </w:pPr>
+            <w:r>
+              <w:rPr>
+                <w:rFonts w:ascii="Consolas" w:eastAsia="宋体" w:hAnsi="Consolas" w:cs="宋体"/>
+                <w:color w:val="3B3B3B"/>
+                <w:kern w:val="0"/>
+                <w:sz w:val="24"/>
+                <w:szCs w:val="24"/>
+              </w:rPr>
+              <w:t xml:space="preserve">    </w:t>
+            </w:r>
+            <w:r>
+              <w:rPr>
+                <w:rFonts w:ascii="Consolas" w:eastAsia="宋体" w:hAnsi="Consolas" w:cs="宋体"/>
+                <w:color w:val="800000"/>
+                <w:kern w:val="0"/>
+                <w:sz w:val="24"/>
+                <w:szCs w:val="24"/>
+              </w:rPr>
+              <w:t>&lt;meta</w:t>
+            </w:r>
+            <w:r>
+              <w:rPr>
+                <w:rFonts w:ascii="Consolas" w:eastAsia="宋体" w:hAnsi="Consolas" w:cs="宋体"/>
+                <w:color w:val="3B3B3B"/>
+                <w:kern w:val="0"/>
+                <w:sz w:val="24"/>
+                <w:szCs w:val="24"/>
+              </w:rPr>
+              <w:t xml:space="preserve"> </w:t>
+            </w:r>
+            <w:r>
+              <w:rPr>
+                <w:rFonts w:ascii="Consolas" w:eastAsia="宋体" w:hAnsi="Consolas" w:cs="宋体"/>
+                <w:color w:val="E50000"/>
+                <w:kern w:val="0"/>
+                <w:sz w:val="24"/>
+                <w:szCs w:val="24"/>
+              </w:rPr>
+              <w:t>charset</w:t>
+            </w:r>
+            <w:r>
+              <w:rPr>
+                <w:rFonts w:ascii="Consolas" w:eastAsia="宋体" w:hAnsi="Consolas" w:cs="宋体"/>
+                <w:color w:val="3B3B3B"/>
+                <w:kern w:val="0"/>
+                <w:sz w:val="24"/>
+                <w:szCs w:val="24"/>
+              </w:rPr>
+              <w:t>=</w:t>
+            </w:r>
+            <w:r>
+              <w:rPr>
+                <w:rFonts w:ascii="Consolas" w:eastAsia="宋体" w:hAnsi="Consolas" w:cs="宋体"/>
+                <w:color w:val="0000FF"/>
+                <w:kern w:val="0"/>
+                <w:sz w:val="24"/>
+                <w:szCs w:val="24"/>
+              </w:rPr>
+              <w:t>"UTF-8"</w:t>
+            </w:r>
+            <w:r>
+              <w:rPr>
+                <w:rFonts w:ascii="Consolas" w:eastAsia="宋体" w:hAnsi="Consolas" w:cs="宋体"/>
+                <w:color w:val="800000"/>
+                <w:kern w:val="0"/>
+                <w:sz w:val="24"/>
+                <w:szCs w:val="24"/>
+              </w:rPr>
+              <w:t>&gt;</w:t>
+            </w:r>
+          </w:p>
+          <w:p>
+            <w:pPr>
+              <w:widowControl/>
+              <w:shd w:val="clear" w:color="auto" w:fill="FFFFFF"/>
+              <w:spacing w:line="285" w:lineRule="atLeast"/>
+              <w:jc w:val="left"/>
+              <w:rPr>
+                <w:rFonts w:ascii="Consolas" w:eastAsia="宋体" w:hAnsi="Consolas" w:cs="宋体"/>
+                <w:color w:val="3B3B3B"/>
+                <w:kern w:val="0"/>
+                <w:sz w:val="24"/>
+                <w:szCs w:val="24"/>
+              </w:rPr>
+            </w:pPr>
+            <w:r>
+              <w:rPr>
+                <w:rFonts w:ascii="Consolas" w:eastAsia="宋体" w:hAnsi="Consolas" w:cs="宋体"/>
+                <w:color w:val="3B3B3B"/>
+                <w:kern w:val="0"/>
+                <w:sz w:val="24"/>
+                <w:szCs w:val="24"/>
+              </w:rPr>
+              <w:t xml:space="preserve">    </w:t>
+            </w:r>
+            <w:r>
+              <w:rPr>
+                <w:rFonts w:ascii="Consolas" w:eastAsia="宋体" w:hAnsi="Consolas" w:cs="宋体"/>
+                <w:color w:val="800000"/>
+                <w:kern w:val="0"/>
+                <w:sz w:val="24"/>
+                <w:szCs w:val="24"/>
+              </w:rPr>
+              <w:t>&lt;meta</w:t>
+            </w:r>
+            <w:r>
+              <w:rPr>
+                <w:rFonts w:ascii="Consolas" w:eastAsia="宋体" w:hAnsi="Consolas" w:cs="宋体"/>
+                <w:color w:val="3B3B3B"/>
+                <w:kern w:val="0"/>
+                <w:sz w:val="24"/>
+                <w:szCs w:val="24"/>
+              </w:rPr>
+              <w:t xml:space="preserve"> </w:t>
+            </w:r>
+            <w:r>
+              <w:rPr>
+                <w:rFonts w:ascii="Consolas" w:eastAsia="宋体" w:hAnsi="Consolas" w:cs="宋体"/>
+                <w:color w:val="E50000"/>
+                <w:kern w:val="0"/>
+                <w:sz w:val="24"/>
+                <w:szCs w:val="24"/>
+              </w:rPr>
+              <w:t>name</w:t>
+            </w:r>
+            <w:r>
+              <w:rPr>
+                <w:rFonts w:ascii="Consolas" w:eastAsia="宋体" w:hAnsi="Consolas" w:cs="宋体"/>
+                <w:color w:val="3B3B3B"/>
+                <w:kern w:val="0"/>
+                <w:sz w:val="24"/>
+                <w:szCs w:val="24"/>
+              </w:rPr>
+              <w:t>=</w:t>
+            </w:r>
+            <w:r>
+              <w:rPr>
+                <w:rFonts w:ascii="Consolas" w:eastAsia="宋体" w:hAnsi="Consolas" w:cs="宋体"/>
+                <w:color w:val="0000FF"/>
+                <w:kern w:val="0"/>
+                <w:sz w:val="24"/>
+                <w:szCs w:val="24"/>
+              </w:rPr>
+              <w:t>"viewport"</w:t>
+            </w:r>
+            <w:r>
+              <w:rPr>
+                <w:rFonts w:ascii="Consolas" w:eastAsia="宋体" w:hAnsi="Consolas" w:cs="宋体"/>
+                <w:color w:val="3B3B3B"/>
+                <w:kern w:val="0"/>
+                <w:sz w:val="24"/>
+                <w:szCs w:val="24"/>
+              </w:rPr>
+              <w:t xml:space="preserve"> </w:t>
+            </w:r>
+            <w:r>
+              <w:rPr>
+                <w:rFonts w:ascii="Consolas" w:eastAsia="宋体" w:hAnsi="Consolas" w:cs="宋体"/>
+                <w:color w:val="E50000"/>
+                <w:kern w:val="0"/>
+                <w:sz w:val="24"/>
+                <w:szCs w:val="24"/>
+              </w:rPr>
+              <w:t>content</w:t>
+            </w:r>
+            <w:r>
+              <w:rPr>
+                <w:rFonts w:ascii="Consolas" w:eastAsia="宋体" w:hAnsi="Consolas" w:cs="宋体"/>
+                <w:color w:val="3B3B3B"/>
+                <w:kern w:val="0"/>
+                <w:sz w:val="24"/>
+                <w:szCs w:val="24"/>
+              </w:rPr>
+              <w:t>=</w:t>
+            </w:r>
+            <w:r>
+              <w:rPr>
+                <w:rFonts w:ascii="Consolas" w:eastAsia="宋体" w:hAnsi="Consolas" w:cs="宋体"/>
+                <w:color w:val="0000FF"/>
+                <w:kern w:val="0"/>
+                <w:sz w:val="24"/>
+                <w:szCs w:val="24"/>
+              </w:rPr>
+              <w:t>"width=device-width, initial-scale=1.0"</w:t>
+            </w:r>
+            <w:r>
+              <w:rPr>
+                <w:rFonts w:ascii="Consolas" w:eastAsia="宋体" w:hAnsi="Consolas" w:cs="宋体"/>
+                <w:color w:val="800000"/>
+                <w:kern w:val="0"/>
+                <w:sz w:val="24"/>
+                <w:szCs w:val="24"/>
+              </w:rPr>
+              <w:t>&gt;</w:t>
+            </w:r>
+          </w:p>
+          <w:p>
+            <w:pPr>
+              <w:widowControl/>
+              <w:shd w:val="clear" w:color="auto" w:fill="FFFFFF"/>
+              <w:spacing w:line="285" w:lineRule="atLeast"/>
+              <w:jc w:val="left"/>
+              <w:rPr>
+                <w:rFonts w:ascii="Consolas" w:eastAsia="宋体" w:hAnsi="Consolas" w:cs="宋体"/>
+                <w:color w:val="3B3B3B"/>
+                <w:kern w:val="0"/>
+                <w:sz w:val="24"/>
+                <w:szCs w:val="24"/>
+              </w:rPr>
+            </w:pPr>
+            <w:r>
+              <w:rPr>
+                <w:rFonts w:ascii="Consolas" w:eastAsia="宋体" w:hAnsi="Consolas" w:cs="宋体"/>
+                <w:color w:val="3B3B3B"/>
+                <w:kern w:val="0"/>
+                <w:sz w:val="24"/>
+                <w:szCs w:val="24"/>
+              </w:rPr>
+              <w:t xml:space="preserve">    </w:t>
+            </w:r>
+            <w:r>
+              <w:rPr>
+                <w:rFonts w:ascii="Consolas" w:eastAsia="宋体" w:hAnsi="Consolas" w:cs="宋体"/>
+                <w:color w:val="800000"/>
+                <w:kern w:val="0"/>
+                <w:sz w:val="24"/>
+                <w:szCs w:val="24"/>
+              </w:rPr>
+              <w:t>&lt;title&gt;</w:t>
+            </w:r>
+            <w:r>
+              <w:rPr>
+                <w:rFonts w:ascii="Consolas" w:eastAsia="宋体" w:hAnsi="Consolas" w:cs="宋体"/>
+                <w:color w:val="3B3B3B"/>
+                <w:kern w:val="0"/>
+                <w:sz w:val="24"/>
+                <w:szCs w:val="24"/>
+              </w:rPr>
+              <w:t>表单事件</w:t>
+            </w:r>
+            <w:r>
+              <w:rPr>
+                <w:rFonts w:ascii="Consolas" w:eastAsia="宋体" w:hAnsi="Consolas" w:cs="宋体"/>
+                <w:color w:val="800000"/>
+                <w:kern w:val="0"/>
+                <w:sz w:val="24"/>
+                <w:szCs w:val="24"/>
+              </w:rPr>
+              <w:t>&lt;/title&gt;</w:t>
+            </w:r>
+          </w:p>
+          <w:p>
+            <w:pPr>
+              <w:widowControl/>
+              <w:shd w:val="clear" w:color="auto" w:fill="FFFFFF"/>
+              <w:spacing w:line="285" w:lineRule="atLeast"/>
+              <w:jc w:val="left"/>
+              <w:rPr>
+                <w:rFonts w:ascii="Consolas" w:eastAsia="宋体" w:hAnsi="Consolas" w:cs="宋体"/>
+                <w:color w:val="3B3B3B"/>
+                <w:kern w:val="0"/>
+                <w:sz w:val="24"/>
+                <w:szCs w:val="24"/>
+              </w:rPr>
+            </w:pPr>
+            <w:r>
+              <w:rPr>
+                <w:rFonts w:ascii="Consolas" w:eastAsia="宋体" w:hAnsi="Consolas" w:cs="宋体"/>
+                <w:color w:val="800000"/>
+                <w:kern w:val="0"/>
+                <w:sz w:val="24"/>
+                <w:szCs w:val="24"/>
+              </w:rPr>
+              <w:t>&lt;/head&gt;</w:t>
+            </w:r>
+          </w:p>
+          <w:p>
+            <w:pPr>
+              <w:widowControl/>
+              <w:shd w:val="clear" w:color="auto" w:fill="FFFFFF"/>
+              <w:spacing w:line="285" w:lineRule="atLeast"/>
+              <w:jc w:val="left"/>
+              <w:rPr>
+                <w:rFonts w:ascii="Consolas" w:eastAsia="宋体" w:hAnsi="Consolas" w:cs="宋体"/>
+                <w:color w:val="3B3B3B"/>
+                <w:kern w:val="0"/>
+                <w:sz w:val="24"/>
+                <w:szCs w:val="24"/>
+              </w:rPr>
+            </w:pPr>
+            <w:r>
+              <w:rPr>
+                <w:rFonts w:ascii="Consolas" w:eastAsia="宋体" w:hAnsi="Consolas" w:cs="宋体"/>
+                <w:color w:val="800000"/>
+                <w:kern w:val="0"/>
+                <w:sz w:val="24"/>
+                <w:szCs w:val="24"/>
+              </w:rPr>
+              <w:t>&lt;body&gt;</w:t>
+            </w:r>
+          </w:p>
+          <w:p>
+            <w:pPr>
+              <w:widowControl/>
+              <w:shd w:val="clear" w:color="auto" w:fill="FFFFFF"/>
+              <w:spacing w:line="285" w:lineRule="atLeast"/>
+              <w:jc w:val="left"/>
+              <w:rPr>
+                <w:rFonts w:ascii="Consolas" w:eastAsia="宋体" w:hAnsi="Consolas" w:cs="宋体"/>
+                <w:color w:val="3B3B3B"/>
+                <w:kern w:val="0"/>
+                <w:sz w:val="24"/>
+                <w:szCs w:val="24"/>
+              </w:rPr>
+            </w:pPr>
+            <w:r>
+              <w:rPr>
+                <w:rFonts w:ascii="Consolas" w:eastAsia="宋体" w:hAnsi="Consolas" w:cs="宋体"/>
+                <w:color w:val="3B3B3B"/>
+                <w:kern w:val="0"/>
+                <w:sz w:val="24"/>
+                <w:szCs w:val="24"/>
+              </w:rPr>
+              <w:t xml:space="preserve">    </w:t>
+            </w:r>
+            <w:r>
+              <w:rPr>
+                <w:rFonts w:ascii="Consolas" w:eastAsia="宋体" w:hAnsi="Consolas" w:cs="宋体"/>
+                <w:color w:val="800000"/>
+                <w:kern w:val="0"/>
+                <w:sz w:val="24"/>
+                <w:szCs w:val="24"/>
+              </w:rPr>
+              <w:t>&lt;form</w:t>
+            </w:r>
+            <w:r>
+              <w:rPr>
+                <w:rFonts w:ascii="Consolas" w:eastAsia="宋体" w:hAnsi="Consolas" w:cs="宋体"/>
+                <w:color w:val="3B3B3B"/>
+                <w:kern w:val="0"/>
+                <w:sz w:val="24"/>
+                <w:szCs w:val="24"/>
+              </w:rPr>
+              <w:t xml:space="preserve"> </w:t>
+            </w:r>
+            <w:r>
+              <w:rPr>
+                <w:rFonts w:ascii="Consolas" w:eastAsia="宋体" w:hAnsi="Consolas" w:cs="宋体"/>
+                <w:color w:val="E50000"/>
+                <w:kern w:val="0"/>
+                <w:sz w:val="24"/>
+                <w:szCs w:val="24"/>
+              </w:rPr>
+              <w:t>action</w:t>
+            </w:r>
+            <w:r>
+              <w:rPr>
+                <w:rFonts w:ascii="Consolas" w:eastAsia="宋体" w:hAnsi="Consolas" w:cs="宋体"/>
+                <w:color w:val="3B3B3B"/>
+                <w:kern w:val="0"/>
+                <w:sz w:val="24"/>
+                <w:szCs w:val="24"/>
+              </w:rPr>
+              <w:t>=</w:t>
+            </w:r>
+            <w:r>
+              <w:rPr>
+                <w:rFonts w:ascii="Consolas" w:eastAsia="宋体" w:hAnsi="Consolas" w:cs="宋体"/>
+                <w:color w:val="0000FF"/>
+                <w:kern w:val="0"/>
+                <w:sz w:val="24"/>
+                <w:szCs w:val="24"/>
+              </w:rPr>
+              <w:t>"/reg"</w:t>
+            </w:r>
+            <w:r>
+              <w:rPr>
+                <w:rFonts w:ascii="Consolas" w:eastAsia="宋体" w:hAnsi="Consolas" w:cs="宋体"/>
+                <w:color w:val="800000"/>
+                <w:kern w:val="0"/>
+                <w:sz w:val="24"/>
+                <w:szCs w:val="24"/>
+              </w:rPr>
+              <w:t>&gt;</w:t>
+            </w:r>
+          </w:p>
+          <w:p>
+            <w:pPr>
+              <w:widowControl/>
+              <w:shd w:val="clear" w:color="auto" w:fill="FFFFFF"/>
+              <w:spacing w:line="285" w:lineRule="atLeast"/>
+              <w:jc w:val="left"/>
+              <w:rPr>
+                <w:rFonts w:ascii="Consolas" w:eastAsia="宋体" w:hAnsi="Consolas" w:cs="宋体"/>
+                <w:color w:val="3B3B3B"/>
+                <w:kern w:val="0"/>
+                <w:sz w:val="24"/>
+                <w:szCs w:val="24"/>
+              </w:rPr>
+            </w:pPr>
+            <w:r>
+              <w:rPr>
+                <w:rFonts w:ascii="Consolas" w:eastAsia="宋体" w:hAnsi="Consolas" w:cs="宋体"/>
+                <w:color w:val="3B3B3B"/>
+                <w:kern w:val="0"/>
+                <w:sz w:val="24"/>
+                <w:szCs w:val="24"/>
+              </w:rPr>
+              <w:t xml:space="preserve">        </w:t>
+            </w:r>
+            <w:r>
+              <w:rPr>
+                <w:rFonts w:ascii="Consolas" w:eastAsia="宋体" w:hAnsi="Consolas" w:cs="宋体"/>
+                <w:color w:val="800000"/>
+                <w:kern w:val="0"/>
+                <w:sz w:val="24"/>
+                <w:szCs w:val="24"/>
+              </w:rPr>
+              <w:t>&lt;input</w:t>
+            </w:r>
+            <w:r>
+              <w:rPr>
+                <w:rFonts w:ascii="Consolas" w:eastAsia="宋体" w:hAnsi="Consolas" w:cs="宋体"/>
+                <w:color w:val="3B3B3B"/>
+                <w:kern w:val="0"/>
+                <w:sz w:val="24"/>
+                <w:szCs w:val="24"/>
+              </w:rPr>
+              <w:t xml:space="preserve"> </w:t>
+            </w:r>
+            <w:r>
+              <w:rPr>
+                <w:rFonts w:ascii="Consolas" w:eastAsia="宋体" w:hAnsi="Consolas" w:cs="宋体"/>
+                <w:color w:val="E50000"/>
+                <w:kern w:val="0"/>
+                <w:sz w:val="24"/>
+                <w:szCs w:val="24"/>
+              </w:rPr>
+              <w:t>type</w:t>
+            </w:r>
+            <w:r>
+              <w:rPr>
+                <w:rFonts w:ascii="Consolas" w:eastAsia="宋体" w:hAnsi="Consolas" w:cs="宋体"/>
+                <w:color w:val="3B3B3B"/>
+                <w:kern w:val="0"/>
+                <w:sz w:val="24"/>
+                <w:szCs w:val="24"/>
+              </w:rPr>
+              <w:t>=</w:t>
+            </w:r>
+            <w:r>
+              <w:rPr>
+                <w:rFonts w:ascii="Consolas" w:eastAsia="宋体" w:hAnsi="Consolas" w:cs="宋体"/>
+                <w:color w:val="0000FF"/>
+                <w:kern w:val="0"/>
+                <w:sz w:val="24"/>
+                <w:szCs w:val="24"/>
+              </w:rPr>
+              <w:t>"text"</w:t>
+            </w:r>
+            <w:r>
+              <w:rPr>
+                <w:rFonts w:ascii="Consolas" w:eastAsia="宋体" w:hAnsi="Consolas" w:cs="宋体"/>
+                <w:color w:val="800000"/>
+                <w:kern w:val="0"/>
+                <w:sz w:val="24"/>
+                <w:szCs w:val="24"/>
+              </w:rPr>
+              <w:t>&gt;</w:t>
+            </w:r>
+          </w:p>
+          <w:p>
+            <w:pPr>
+              <w:widowControl/>
+              <w:shd w:val="clear" w:color="auto" w:fill="FFFFFF"/>
+              <w:spacing w:line="285" w:lineRule="atLeast"/>
+              <w:jc w:val="left"/>
+              <w:rPr>
+                <w:rFonts w:ascii="Consolas" w:eastAsia="宋体" w:hAnsi="Consolas" w:cs="宋体"/>
+                <w:color w:val="3B3B3B"/>
+                <w:kern w:val="0"/>
+                <w:sz w:val="24"/>
+                <w:szCs w:val="24"/>
+              </w:rPr>
+            </w:pPr>
+            <w:r>
+              <w:rPr>
+                <w:rFonts w:ascii="Consolas" w:eastAsia="宋体" w:hAnsi="Consolas" w:cs="宋体"/>
+                <w:color w:val="3B3B3B"/>
+                <w:kern w:val="0"/>
+                <w:sz w:val="24"/>
+                <w:szCs w:val="24"/>
+              </w:rPr>
+              <w:t xml:space="preserve">        </w:t>
+            </w:r>
+            <w:r>
+              <w:rPr>
+                <w:rFonts w:ascii="Consolas" w:eastAsia="宋体" w:hAnsi="Consolas" w:cs="宋体"/>
+                <w:color w:val="800000"/>
+                <w:kern w:val="0"/>
+                <w:sz w:val="24"/>
+                <w:szCs w:val="24"/>
+              </w:rPr>
+              <w:t>&lt;button</w:t>
+            </w:r>
+            <w:r>
+              <w:rPr>
+                <w:rFonts w:ascii="Consolas" w:eastAsia="宋体" w:hAnsi="Consolas" w:cs="宋体"/>
+                <w:color w:val="3B3B3B"/>
+                <w:kern w:val="0"/>
+                <w:sz w:val="24"/>
+                <w:szCs w:val="24"/>
+              </w:rPr>
+              <w:t xml:space="preserve"> </w:t>
+            </w:r>
+            <w:r>
+              <w:rPr>
+                <w:rFonts w:ascii="Consolas" w:eastAsia="宋体" w:hAnsi="Consolas" w:cs="宋体"/>
+                <w:color w:val="E50000"/>
+                <w:kern w:val="0"/>
+                <w:sz w:val="24"/>
+                <w:szCs w:val="24"/>
+              </w:rPr>
+              <w:t>type</w:t>
+            </w:r>
+            <w:r>
+              <w:rPr>
+                <w:rFonts w:ascii="Consolas" w:eastAsia="宋体" w:hAnsi="Consolas" w:cs="宋体"/>
+                <w:color w:val="3B3B3B"/>
+                <w:kern w:val="0"/>
+                <w:sz w:val="24"/>
+                <w:szCs w:val="24"/>
+              </w:rPr>
+              <w:t>=</w:t>
+            </w:r>
+            <w:r>
+              <w:rPr>
+                <w:rFonts w:ascii="Consolas" w:eastAsia="宋体" w:hAnsi="Consolas" w:cs="宋体"/>
+                <w:color w:val="0000FF"/>
+                <w:kern w:val="0"/>
+                <w:sz w:val="24"/>
+                <w:szCs w:val="24"/>
+              </w:rPr>
+              <w:t>"reset"</w:t>
+            </w:r>
+            <w:r>
+              <w:rPr>
+                <w:rFonts w:ascii="Consolas" w:eastAsia="宋体" w:hAnsi="Consolas" w:cs="宋体"/>
+                <w:color w:val="800000"/>
+                <w:kern w:val="0"/>
+                <w:sz w:val="24"/>
+                <w:szCs w:val="24"/>
+              </w:rPr>
+              <w:t>&gt;</w:t>
+            </w:r>
+            <w:r>
+              <w:rPr>
+                <w:rFonts w:ascii="Consolas" w:eastAsia="宋体" w:hAnsi="Consolas" w:cs="宋体"/>
+                <w:color w:val="3B3B3B"/>
+                <w:kern w:val="0"/>
+                <w:sz w:val="24"/>
+                <w:szCs w:val="24"/>
+              </w:rPr>
+              <w:t>重置</w:t>
+            </w:r>
+            <w:r>
+              <w:rPr>
+                <w:rFonts w:ascii="Consolas" w:eastAsia="宋体" w:hAnsi="Consolas" w:cs="宋体"/>
+                <w:color w:val="800000"/>
+                <w:kern w:val="0"/>
+                <w:sz w:val="24"/>
+                <w:szCs w:val="24"/>
+              </w:rPr>
+              <w:t>&lt;/button&gt;</w:t>
+            </w:r>
+          </w:p>
+          <w:p>
+            <w:pPr>
+              <w:widowControl/>
+              <w:shd w:val="clear" w:color="auto" w:fill="FFFFFF"/>
+              <w:spacing w:line="285" w:lineRule="atLeast"/>
+              <w:jc w:val="left"/>
+              <w:rPr>
+                <w:rFonts w:ascii="Consolas" w:eastAsia="宋体" w:hAnsi="Consolas" w:cs="宋体"/>
+                <w:color w:val="3B3B3B"/>
+                <w:kern w:val="0"/>
+                <w:sz w:val="24"/>
+                <w:szCs w:val="24"/>
+              </w:rPr>
+            </w:pPr>
+            <w:r>
+              <w:rPr>
+                <w:rFonts w:ascii="Consolas" w:eastAsia="宋体" w:hAnsi="Consolas" w:cs="宋体"/>
+                <w:color w:val="3B3B3B"/>
+                <w:kern w:val="0"/>
+                <w:sz w:val="24"/>
+                <w:szCs w:val="24"/>
+              </w:rPr>
+              <w:t xml:space="preserve">        </w:t>
+            </w:r>
+            <w:r>
+              <w:rPr>
+                <w:rFonts w:ascii="Consolas" w:eastAsia="宋体" w:hAnsi="Consolas" w:cs="宋体"/>
+                <w:color w:val="800000"/>
+                <w:kern w:val="0"/>
+                <w:sz w:val="24"/>
+                <w:szCs w:val="24"/>
+              </w:rPr>
+              <w:t>&lt;button</w:t>
+            </w:r>
+            <w:r>
+              <w:rPr>
+                <w:rFonts w:ascii="Consolas" w:eastAsia="宋体" w:hAnsi="Consolas" w:cs="宋体"/>
+                <w:color w:val="3B3B3B"/>
+                <w:kern w:val="0"/>
+                <w:sz w:val="24"/>
+                <w:szCs w:val="24"/>
+              </w:rPr>
+              <w:t xml:space="preserve"> </w:t>
+            </w:r>
+            <w:r>
+              <w:rPr>
+                <w:rFonts w:ascii="Consolas" w:eastAsia="宋体" w:hAnsi="Consolas" w:cs="宋体"/>
+                <w:color w:val="E50000"/>
+                <w:kern w:val="0"/>
+                <w:sz w:val="24"/>
+                <w:szCs w:val="24"/>
+              </w:rPr>
+              <w:t>type</w:t>
+            </w:r>
+            <w:r>
+              <w:rPr>
+                <w:rFonts w:ascii="Consolas" w:eastAsia="宋体" w:hAnsi="Consolas" w:cs="宋体"/>
+                <w:color w:val="3B3B3B"/>
+                <w:kern w:val="0"/>
+                <w:sz w:val="24"/>
+                <w:szCs w:val="24"/>
+              </w:rPr>
+              <w:t>=</w:t>
+            </w:r>
+            <w:r>
+              <w:rPr>
+                <w:rFonts w:ascii="Consolas" w:eastAsia="宋体" w:hAnsi="Consolas" w:cs="宋体"/>
+                <w:color w:val="0000FF"/>
+                <w:kern w:val="0"/>
+                <w:sz w:val="24"/>
+                <w:szCs w:val="24"/>
+              </w:rPr>
+              <w:t>"submit"</w:t>
+            </w:r>
+            <w:r>
+              <w:rPr>
+                <w:rFonts w:ascii="Consolas" w:eastAsia="宋体" w:hAnsi="Consolas" w:cs="宋体"/>
+                <w:color w:val="800000"/>
+                <w:kern w:val="0"/>
+                <w:sz w:val="24"/>
+                <w:szCs w:val="24"/>
+              </w:rPr>
+              <w:t>&gt;</w:t>
+            </w:r>
+            <w:r>
+              <w:rPr>
+                <w:rFonts w:ascii="Consolas" w:eastAsia="宋体" w:hAnsi="Consolas" w:cs="宋体"/>
+                <w:color w:val="3B3B3B"/>
+                <w:kern w:val="0"/>
+                <w:sz w:val="24"/>
+                <w:szCs w:val="24"/>
+              </w:rPr>
+              <w:t>提交</w:t>
+            </w:r>
+            <w:r>
+              <w:rPr>
+                <w:rFonts w:ascii="Consolas" w:eastAsia="宋体" w:hAnsi="Consolas" w:cs="宋体"/>
+                <w:color w:val="800000"/>
+                <w:kern w:val="0"/>
+                <w:sz w:val="24"/>
+                <w:szCs w:val="24"/>
+              </w:rPr>
+              <w:t>&lt;/button&gt;</w:t>
+            </w:r>
+          </w:p>
+          <w:p>
+            <w:pPr>
+              <w:widowControl/>
+              <w:shd w:val="clear" w:color="auto" w:fill="FFFFFF"/>
+              <w:spacing w:line="285" w:lineRule="atLeast"/>
+              <w:jc w:val="left"/>
+              <w:rPr>
+                <w:rFonts w:ascii="Consolas" w:eastAsia="宋体" w:hAnsi="Consolas" w:cs="宋体"/>
+                <w:color w:val="3B3B3B"/>
+                <w:kern w:val="0"/>
+                <w:sz w:val="24"/>
+                <w:szCs w:val="24"/>
+              </w:rPr>
+            </w:pPr>
+            <w:r>
+              <w:rPr>
+                <w:rFonts w:ascii="Consolas" w:eastAsia="宋体" w:hAnsi="Consolas" w:cs="宋体"/>
+                <w:color w:val="3B3B3B"/>
+                <w:kern w:val="0"/>
+                <w:sz w:val="24"/>
+                <w:szCs w:val="24"/>
+              </w:rPr>
+              <w:t xml:space="preserve">    </w:t>
+            </w:r>
+            <w:r>
+              <w:rPr>
+                <w:rFonts w:ascii="Consolas" w:eastAsia="宋体" w:hAnsi="Consolas" w:cs="宋体"/>
+                <w:color w:val="800000"/>
+                <w:kern w:val="0"/>
+                <w:sz w:val="24"/>
+                <w:szCs w:val="24"/>
+              </w:rPr>
+              <w:t>&lt;/form&gt;</w:t>
+            </w:r>
+          </w:p>
+          <w:p>
+            <w:pPr>
+              <w:widowControl/>
+              <w:shd w:val="clear" w:color="auto" w:fill="FFFFFF"/>
+              <w:spacing w:line="285" w:lineRule="atLeast"/>
+              <w:jc w:val="left"/>
+              <w:rPr>
+                <w:rFonts w:ascii="Consolas" w:eastAsia="宋体" w:hAnsi="Consolas" w:cs="宋体"/>
+                <w:color w:val="3B3B3B"/>
+                <w:kern w:val="0"/>
+                <w:sz w:val="24"/>
+                <w:szCs w:val="24"/>
+              </w:rPr>
+            </w:pPr>
+            <w:r>
+              <w:rPr>
+                <w:rFonts w:ascii="Consolas" w:eastAsia="宋体" w:hAnsi="Consolas" w:cs="宋体"/>
+                <w:color w:val="3B3B3B"/>
+                <w:kern w:val="0"/>
+                <w:sz w:val="24"/>
+                <w:szCs w:val="24"/>
+              </w:rPr>
+              <w:t xml:space="preserve">    </w:t>
+            </w:r>
+          </w:p>
+          <w:p>
+            <w:pPr>
+              <w:widowControl/>
+              <w:shd w:val="clear" w:color="auto" w:fill="FFFFFF"/>
+              <w:spacing w:line="285" w:lineRule="atLeast"/>
+              <w:jc w:val="left"/>
+              <w:rPr>
+                <w:rFonts w:ascii="Consolas" w:eastAsia="宋体" w:hAnsi="Consolas" w:cs="宋体"/>
+                <w:color w:val="3B3B3B"/>
+                <w:kern w:val="0"/>
+                <w:sz w:val="24"/>
+                <w:szCs w:val="24"/>
+              </w:rPr>
+            </w:pPr>
+            <w:r>
+              <w:rPr>
+                <w:rFonts w:ascii="Consolas" w:eastAsia="宋体" w:hAnsi="Consolas" w:cs="宋体"/>
+                <w:color w:val="3B3B3B"/>
+                <w:kern w:val="0"/>
+                <w:sz w:val="24"/>
+                <w:szCs w:val="24"/>
+              </w:rPr>
+              <w:t xml:space="preserve">    </w:t>
+            </w:r>
+            <w:r>
+              <w:rPr>
+                <w:rFonts w:ascii="Consolas" w:eastAsia="宋体" w:hAnsi="Consolas" w:cs="宋体"/>
+                <w:color w:val="800000"/>
+                <w:kern w:val="0"/>
+                <w:sz w:val="24"/>
+                <w:szCs w:val="24"/>
+              </w:rPr>
+              <w:t>&lt;script&gt;</w:t>
+            </w:r>
+          </w:p>
+          <w:p>
+            <w:pPr>
+              <w:widowControl/>
+              <w:shd w:val="clear" w:color="auto" w:fill="FFFFFF"/>
+              <w:spacing w:line="285" w:lineRule="atLeast"/>
+              <w:jc w:val="left"/>
+              <w:rPr>
+                <w:rFonts w:ascii="Consolas" w:eastAsia="宋体" w:hAnsi="Consolas" w:cs="宋体"/>
+                <w:color w:val="3B3B3B"/>
+                <w:kern w:val="0"/>
+                <w:sz w:val="24"/>
+                <w:szCs w:val="24"/>
+              </w:rPr>
+            </w:pPr>
+            <w:r>
+              <w:rPr>
+                <w:rFonts w:ascii="Consolas" w:eastAsia="宋体" w:hAnsi="Consolas" w:cs="宋体"/>
+                <w:color w:val="000000"/>
+                <w:kern w:val="0"/>
+                <w:sz w:val="24"/>
+                <w:szCs w:val="24"/>
+              </w:rPr>
+              <w:t xml:space="preserve">        </w:t>
+            </w:r>
+            <w:r>
+              <w:rPr>
+                <w:rFonts w:ascii="Consolas" w:eastAsia="宋体" w:hAnsi="Consolas" w:cs="宋体"/>
+                <w:color w:val="0000FF"/>
+                <w:kern w:val="0"/>
+                <w:sz w:val="24"/>
+                <w:szCs w:val="24"/>
+              </w:rPr>
+              <w:t>let</w:t>
+            </w:r>
+            <w:r>
+              <w:rPr>
+                <w:rFonts w:ascii="Consolas" w:eastAsia="宋体" w:hAnsi="Consolas" w:cs="宋体"/>
+                <w:color w:val="000000"/>
+                <w:kern w:val="0"/>
+                <w:sz w:val="24"/>
+                <w:szCs w:val="24"/>
+              </w:rPr>
+              <w:t xml:space="preserve"> </w:t>
+            </w:r>
+            <w:r>
+              <w:rPr>
+                <w:rFonts w:ascii="Consolas" w:eastAsia="宋体" w:hAnsi="Consolas" w:cs="宋体"/>
+                <w:color w:val="001080"/>
+                <w:kern w:val="0"/>
+                <w:sz w:val="24"/>
+                <w:szCs w:val="24"/>
+              </w:rPr>
+              <w:t>input</w:t>
+            </w:r>
+            <w:r>
+              <w:rPr>
+                <w:rFonts w:ascii="Consolas" w:eastAsia="宋体" w:hAnsi="Consolas" w:cs="宋体"/>
+                <w:color w:val="000000"/>
+                <w:kern w:val="0"/>
+                <w:sz w:val="24"/>
+                <w:szCs w:val="24"/>
+              </w:rPr>
+              <w:t xml:space="preserve"> = </w:t>
+            </w:r>
+            <w:r>
+              <w:rPr>
+                <w:rFonts w:ascii="Consolas" w:eastAsia="宋体" w:hAnsi="Consolas" w:cs="宋体"/>
+                <w:color w:val="001080"/>
+                <w:kern w:val="0"/>
+                <w:sz w:val="24"/>
+                <w:szCs w:val="24"/>
+              </w:rPr>
+              <w:t>document</w:t>
+            </w:r>
+            <w:r>
+              <w:rPr>
+                <w:rFonts w:ascii="Consolas" w:eastAsia="宋体" w:hAnsi="Consolas" w:cs="宋体"/>
+                <w:color w:val="000000"/>
+                <w:kern w:val="0"/>
+                <w:sz w:val="24"/>
+                <w:szCs w:val="24"/>
+              </w:rPr>
+              <w:t>.</w:t>
+            </w:r>
+            <w:r>
+              <w:rPr>
+                <w:rFonts w:ascii="Consolas" w:eastAsia="宋体" w:hAnsi="Consolas" w:cs="宋体"/>
+                <w:color w:val="795E26"/>
+                <w:kern w:val="0"/>
+                <w:sz w:val="24"/>
+                <w:szCs w:val="24"/>
+              </w:rPr>
+              <w:t>querySelector</w:t>
+            </w:r>
+            <w:r>
+              <w:rPr>
+                <w:rFonts w:ascii="Consolas" w:eastAsia="宋体" w:hAnsi="Consolas" w:cs="宋体"/>
+                <w:color w:val="000000"/>
+                <w:kern w:val="0"/>
+                <w:sz w:val="24"/>
+                <w:szCs w:val="24"/>
+              </w:rPr>
+              <w:t>(</w:t>
+            </w:r>
+            <w:r>
+              <w:rPr>
+                <w:rFonts w:ascii="Consolas" w:eastAsia="宋体" w:hAnsi="Consolas" w:cs="宋体"/>
+                <w:color w:val="A31515"/>
+                <w:kern w:val="0"/>
+                <w:sz w:val="24"/>
+                <w:szCs w:val="24"/>
+              </w:rPr>
+              <w:t>"input"</w:t>
+            </w:r>
+            <w:r>
+              <w:rPr>
+                <w:rFonts w:ascii="Consolas" w:eastAsia="宋体" w:hAnsi="Consolas" w:cs="宋体"/>
+                <w:color w:val="000000"/>
+                <w:kern w:val="0"/>
+                <w:sz w:val="24"/>
+                <w:szCs w:val="24"/>
+              </w:rPr>
+              <w:t>)</w:t>
+            </w:r>
+          </w:p>
+          <w:p>
+            <w:pPr>
+              <w:widowControl/>
+              <w:shd w:val="clear" w:color="auto" w:fill="FFFFFF"/>
+              <w:spacing w:line="285" w:lineRule="atLeast"/>
+              <w:jc w:val="left"/>
+              <w:rPr>
+                <w:rFonts w:ascii="Consolas" w:eastAsia="宋体" w:hAnsi="Consolas" w:cs="宋体"/>
+                <w:color w:val="3B3B3B"/>
+                <w:kern w:val="0"/>
+                <w:sz w:val="24"/>
+                <w:szCs w:val="24"/>
+              </w:rPr>
+            </w:pPr>
+            <w:r>
+              <w:rPr>
+                <w:rFonts w:ascii="Consolas" w:eastAsia="宋体" w:hAnsi="Consolas" w:cs="宋体"/>
+                <w:color w:val="000000"/>
+                <w:kern w:val="0"/>
+                <w:sz w:val="24"/>
+                <w:szCs w:val="24"/>
+              </w:rPr>
+              <w:t xml:space="preserve">        </w:t>
+            </w:r>
+            <w:r>
+              <w:rPr>
+                <w:rFonts w:ascii="Consolas" w:eastAsia="宋体" w:hAnsi="Consolas" w:cs="宋体"/>
+                <w:color w:val="008000"/>
+                <w:kern w:val="0"/>
+                <w:sz w:val="24"/>
+                <w:szCs w:val="24"/>
+              </w:rPr>
+              <w:t>//1.</w:t>
+            </w:r>
+            <w:r>
+              <w:rPr>
+                <w:rFonts w:ascii="Consolas" w:eastAsia="宋体" w:hAnsi="Consolas" w:cs="宋体"/>
+                <w:color w:val="008000"/>
+                <w:kern w:val="0"/>
+                <w:sz w:val="24"/>
+                <w:szCs w:val="24"/>
+              </w:rPr>
+              <w:t>获取焦点和事情焦点</w:t>
+            </w:r>
+          </w:p>
+          <w:p>
+            <w:pPr>
+              <w:widowControl/>
+              <w:shd w:val="clear" w:color="auto" w:fill="FFFFFF"/>
+              <w:spacing w:line="285" w:lineRule="atLeast"/>
+              <w:jc w:val="left"/>
+              <w:rPr>
+                <w:rFonts w:ascii="Consolas" w:eastAsia="宋体" w:hAnsi="Consolas" w:cs="宋体"/>
+                <w:color w:val="3B3B3B"/>
+                <w:kern w:val="0"/>
+                <w:sz w:val="24"/>
+                <w:szCs w:val="24"/>
+              </w:rPr>
+            </w:pPr>
+            <w:r>
+              <w:rPr>
+                <w:rFonts w:ascii="Consolas" w:eastAsia="宋体" w:hAnsi="Consolas" w:cs="宋体"/>
+                <w:color w:val="000000"/>
+                <w:kern w:val="0"/>
+                <w:sz w:val="24"/>
+                <w:szCs w:val="24"/>
+              </w:rPr>
+              <w:t xml:space="preserve">        </w:t>
+            </w:r>
+            <w:r>
+              <w:rPr>
+                <w:rFonts w:ascii="Consolas" w:eastAsia="宋体" w:hAnsi="Consolas" w:cs="宋体"/>
+                <w:color w:val="001080"/>
+                <w:kern w:val="0"/>
+                <w:sz w:val="24"/>
+                <w:szCs w:val="24"/>
+              </w:rPr>
+              <w:t>input</w:t>
+            </w:r>
+            <w:r>
+              <w:rPr>
+                <w:rFonts w:ascii="Consolas" w:eastAsia="宋体" w:hAnsi="Consolas" w:cs="宋体"/>
+                <w:color w:val="000000"/>
+                <w:kern w:val="0"/>
+                <w:sz w:val="24"/>
+                <w:szCs w:val="24"/>
+              </w:rPr>
+              <w:t>.</w:t>
+            </w:r>
+            <w:r>
+              <w:rPr>
+                <w:rFonts w:ascii="Consolas" w:eastAsia="宋体" w:hAnsi="Consolas" w:cs="宋体"/>
+                <w:color w:val="795E26"/>
+                <w:kern w:val="0"/>
+                <w:sz w:val="24"/>
+                <w:szCs w:val="24"/>
+              </w:rPr>
+              <w:t>onfocus</w:t>
+            </w:r>
+            <w:r>
+              <w:rPr>
+                <w:rFonts w:ascii="Consolas" w:eastAsia="宋体" w:hAnsi="Consolas" w:cs="宋体"/>
+                <w:color w:val="000000"/>
+                <w:kern w:val="0"/>
+                <w:sz w:val="24"/>
+                <w:szCs w:val="24"/>
+              </w:rPr>
+              <w:t xml:space="preserve"> = </w:t>
+            </w:r>
+            <w:r>
+              <w:rPr>
+                <w:rFonts w:ascii="Consolas" w:eastAsia="宋体" w:hAnsi="Consolas" w:cs="宋体"/>
+                <w:color w:val="0000FF"/>
+                <w:kern w:val="0"/>
+                <w:sz w:val="24"/>
+                <w:szCs w:val="24"/>
+              </w:rPr>
+              <w:t>function</w:t>
+            </w:r>
+            <w:r>
+              <w:rPr>
+                <w:rFonts w:ascii="Consolas" w:eastAsia="宋体" w:hAnsi="Consolas" w:cs="宋体"/>
+                <w:color w:val="000000"/>
+                <w:kern w:val="0"/>
+                <w:sz w:val="24"/>
+                <w:szCs w:val="24"/>
+              </w:rPr>
+              <w:t xml:space="preserve"> (</w:t>
+            </w:r>
+            <w:r>
+              <w:rPr>
+                <w:rFonts w:ascii="Consolas" w:eastAsia="宋体" w:hAnsi="Consolas" w:cs="宋体"/>
+                <w:color w:val="001080"/>
+                <w:kern w:val="0"/>
+                <w:sz w:val="24"/>
+                <w:szCs w:val="24"/>
+              </w:rPr>
+              <w:t>e</w:t>
+            </w:r>
+            <w:r>
+              <w:rPr>
+                <w:rFonts w:ascii="Consolas" w:eastAsia="宋体" w:hAnsi="Consolas" w:cs="宋体"/>
+                <w:color w:val="000000"/>
+                <w:kern w:val="0"/>
+                <w:sz w:val="24"/>
+                <w:szCs w:val="24"/>
+              </w:rPr>
+              <w:t>) {</w:t>
+            </w:r>
+          </w:p>
+          <w:p>
+            <w:pPr>
+              <w:widowControl/>
+              <w:shd w:val="clear" w:color="auto" w:fill="FFFFFF"/>
+              <w:spacing w:line="285" w:lineRule="atLeast"/>
+              <w:jc w:val="left"/>
+              <w:rPr>
+                <w:rFonts w:ascii="Consolas" w:eastAsia="宋体" w:hAnsi="Consolas" w:cs="宋体"/>
+                <w:color w:val="3B3B3B"/>
+                <w:kern w:val="0"/>
+                <w:sz w:val="24"/>
+                <w:szCs w:val="24"/>
+              </w:rPr>
+            </w:pPr>
+            <w:r>
+              <w:rPr>
+                <w:rFonts w:ascii="Consolas" w:eastAsia="宋体" w:hAnsi="Consolas" w:cs="宋体"/>
+                <w:color w:val="000000"/>
+                <w:kern w:val="0"/>
+                <w:sz w:val="24"/>
+                <w:szCs w:val="24"/>
+              </w:rPr>
+              <w:t xml:space="preserve">            </w:t>
+            </w:r>
+            <w:r>
+              <w:rPr>
+                <w:rFonts w:ascii="Consolas" w:eastAsia="宋体" w:hAnsi="Consolas" w:cs="宋体"/>
+                <w:color w:val="001080"/>
+                <w:kern w:val="0"/>
+                <w:sz w:val="24"/>
+                <w:szCs w:val="24"/>
+              </w:rPr>
+              <w:t>console</w:t>
+            </w:r>
+            <w:r>
+              <w:rPr>
+                <w:rFonts w:ascii="Consolas" w:eastAsia="宋体" w:hAnsi="Consolas" w:cs="宋体"/>
+                <w:color w:val="000000"/>
+                <w:kern w:val="0"/>
+                <w:sz w:val="24"/>
+                <w:szCs w:val="24"/>
+              </w:rPr>
+              <w:t>.</w:t>
+            </w:r>
+            <w:r>
+              <w:rPr>
+                <w:rFonts w:ascii="Consolas" w:eastAsia="宋体" w:hAnsi="Consolas" w:cs="宋体"/>
+                <w:color w:val="795E26"/>
+                <w:kern w:val="0"/>
+                <w:sz w:val="24"/>
+                <w:szCs w:val="24"/>
+              </w:rPr>
+              <w:t>log</w:t>
+            </w:r>
+            <w:r>
+              <w:rPr>
+                <w:rFonts w:ascii="Consolas" w:eastAsia="宋体" w:hAnsi="Consolas" w:cs="宋体"/>
+                <w:color w:val="000000"/>
+                <w:kern w:val="0"/>
+                <w:sz w:val="24"/>
+                <w:szCs w:val="24"/>
+              </w:rPr>
+              <w:t>(</w:t>
+            </w:r>
+            <w:r>
+              <w:rPr>
+                <w:rFonts w:ascii="Consolas" w:eastAsia="宋体" w:hAnsi="Consolas" w:cs="宋体"/>
+                <w:color w:val="A31515"/>
+                <w:kern w:val="0"/>
+                <w:sz w:val="24"/>
+                <w:szCs w:val="24"/>
+              </w:rPr>
+              <w:t>"</w:t>
+            </w:r>
+            <w:r>
+              <w:rPr>
+                <w:rFonts w:ascii="Consolas" w:eastAsia="宋体" w:hAnsi="Consolas" w:cs="宋体"/>
+                <w:color w:val="A31515"/>
+                <w:kern w:val="0"/>
+                <w:sz w:val="24"/>
+                <w:szCs w:val="24"/>
+              </w:rPr>
+              <w:t>获取焦点事件</w:t>
+            </w:r>
+            <w:r>
+              <w:rPr>
+                <w:rFonts w:ascii="Consolas" w:eastAsia="宋体" w:hAnsi="Consolas" w:cs="宋体"/>
+                <w:color w:val="A31515"/>
+                <w:kern w:val="0"/>
+                <w:sz w:val="24"/>
+                <w:szCs w:val="24"/>
+              </w:rPr>
+              <w:t>...."</w:t>
+            </w:r>
+            <w:r>
+              <w:rPr>
+                <w:rFonts w:ascii="Consolas" w:eastAsia="宋体" w:hAnsi="Consolas" w:cs="宋体"/>
+                <w:color w:val="000000"/>
+                <w:kern w:val="0"/>
+                <w:sz w:val="24"/>
+                <w:szCs w:val="24"/>
+              </w:rPr>
+              <w:t>);</w:t>
+            </w:r>
+          </w:p>
+          <w:p>
+            <w:pPr>
+              <w:widowControl/>
+              <w:shd w:val="clear" w:color="auto" w:fill="FFFFFF"/>
+              <w:spacing w:line="285" w:lineRule="atLeast"/>
+              <w:jc w:val="left"/>
+              <w:rPr>
+                <w:rFonts w:ascii="Consolas" w:eastAsia="宋体" w:hAnsi="Consolas" w:cs="宋体"/>
+                <w:color w:val="3B3B3B"/>
+                <w:kern w:val="0"/>
+                <w:sz w:val="24"/>
+                <w:szCs w:val="24"/>
+              </w:rPr>
+            </w:pPr>
+            <w:r>
+              <w:rPr>
+                <w:rFonts w:ascii="Consolas" w:eastAsia="宋体" w:hAnsi="Consolas" w:cs="宋体"/>
+                <w:color w:val="000000"/>
+                <w:kern w:val="0"/>
+                <w:sz w:val="24"/>
+                <w:szCs w:val="24"/>
+              </w:rPr>
+              <w:t>        }</w:t>
+            </w:r>
+          </w:p>
+          <w:p>
+            <w:pPr>
+              <w:widowControl/>
+              <w:shd w:val="clear" w:color="auto" w:fill="FFFFFF"/>
+              <w:spacing w:line="285" w:lineRule="atLeast"/>
+              <w:jc w:val="left"/>
+              <w:rPr>
+                <w:rFonts w:ascii="Consolas" w:eastAsia="宋体" w:hAnsi="Consolas" w:cs="宋体"/>
+                <w:color w:val="3B3B3B"/>
+                <w:kern w:val="0"/>
+                <w:sz w:val="24"/>
+                <w:szCs w:val="24"/>
+              </w:rPr>
+            </w:pPr>
+            <w:r>
+              <w:rPr>
+                <w:rFonts w:ascii="Consolas" w:eastAsia="宋体" w:hAnsi="Consolas" w:cs="宋体"/>
+                <w:color w:val="000000"/>
+                <w:kern w:val="0"/>
+                <w:sz w:val="24"/>
+                <w:szCs w:val="24"/>
+              </w:rPr>
+              <w:t xml:space="preserve">        </w:t>
+            </w:r>
+            <w:r>
+              <w:rPr>
+                <w:rFonts w:ascii="Consolas" w:eastAsia="宋体" w:hAnsi="Consolas" w:cs="宋体"/>
+                <w:color w:val="001080"/>
+                <w:kern w:val="0"/>
+                <w:sz w:val="24"/>
+                <w:szCs w:val="24"/>
+              </w:rPr>
+              <w:t>input</w:t>
+            </w:r>
+            <w:r>
+              <w:rPr>
+                <w:rFonts w:ascii="Consolas" w:eastAsia="宋体" w:hAnsi="Consolas" w:cs="宋体"/>
+                <w:color w:val="000000"/>
+                <w:kern w:val="0"/>
+                <w:sz w:val="24"/>
+                <w:szCs w:val="24"/>
+              </w:rPr>
+              <w:t>.</w:t>
+            </w:r>
+            <w:r>
+              <w:rPr>
+                <w:rFonts w:ascii="Consolas" w:eastAsia="宋体" w:hAnsi="Consolas" w:cs="宋体"/>
+                <w:color w:val="795E26"/>
+                <w:kern w:val="0"/>
+                <w:sz w:val="24"/>
+                <w:szCs w:val="24"/>
+              </w:rPr>
+              <w:t>onblur</w:t>
+            </w:r>
+            <w:r>
+              <w:rPr>
+                <w:rFonts w:ascii="Consolas" w:eastAsia="宋体" w:hAnsi="Consolas" w:cs="宋体"/>
+                <w:color w:val="000000"/>
+                <w:kern w:val="0"/>
+                <w:sz w:val="24"/>
+                <w:szCs w:val="24"/>
+              </w:rPr>
+              <w:t xml:space="preserve"> = </w:t>
+            </w:r>
+            <w:r>
+              <w:rPr>
+                <w:rFonts w:ascii="Consolas" w:eastAsia="宋体" w:hAnsi="Consolas" w:cs="宋体"/>
+                <w:color w:val="0000FF"/>
+                <w:kern w:val="0"/>
+                <w:sz w:val="24"/>
+                <w:szCs w:val="24"/>
+              </w:rPr>
+              <w:t>function</w:t>
+            </w:r>
+            <w:r>
+              <w:rPr>
+                <w:rFonts w:ascii="Consolas" w:eastAsia="宋体" w:hAnsi="Consolas" w:cs="宋体"/>
+                <w:color w:val="000000"/>
+                <w:kern w:val="0"/>
+                <w:sz w:val="24"/>
+                <w:szCs w:val="24"/>
+              </w:rPr>
+              <w:t xml:space="preserve"> (</w:t>
+            </w:r>
+            <w:r>
+              <w:rPr>
+                <w:rFonts w:ascii="Consolas" w:eastAsia="宋体" w:hAnsi="Consolas" w:cs="宋体"/>
+                <w:color w:val="001080"/>
+                <w:kern w:val="0"/>
+                <w:sz w:val="24"/>
+                <w:szCs w:val="24"/>
+              </w:rPr>
+              <w:t>e</w:t>
+            </w:r>
+            <w:r>
+              <w:rPr>
+                <w:rFonts w:ascii="Consolas" w:eastAsia="宋体" w:hAnsi="Consolas" w:cs="宋体"/>
+                <w:color w:val="000000"/>
+                <w:kern w:val="0"/>
+                <w:sz w:val="24"/>
+                <w:szCs w:val="24"/>
+              </w:rPr>
+              <w:t>) {</w:t>
+            </w:r>
+          </w:p>
+          <w:p>
+            <w:pPr>
+              <w:widowControl/>
+              <w:shd w:val="clear" w:color="auto" w:fill="FFFFFF"/>
+              <w:spacing w:line="285" w:lineRule="atLeast"/>
+              <w:jc w:val="left"/>
+              <w:rPr>
+                <w:rFonts w:ascii="Consolas" w:eastAsia="宋体" w:hAnsi="Consolas" w:cs="宋体"/>
+                <w:color w:val="3B3B3B"/>
+                <w:kern w:val="0"/>
+                <w:sz w:val="24"/>
+                <w:szCs w:val="24"/>
+              </w:rPr>
+            </w:pPr>
+            <w:r>
+              <w:rPr>
+                <w:rFonts w:ascii="Consolas" w:eastAsia="宋体" w:hAnsi="Consolas" w:cs="宋体"/>
+                <w:color w:val="000000"/>
+                <w:kern w:val="0"/>
+                <w:sz w:val="24"/>
+                <w:szCs w:val="24"/>
+              </w:rPr>
+              <w:t xml:space="preserve">            </w:t>
+            </w:r>
+            <w:r>
+              <w:rPr>
+                <w:rFonts w:ascii="Consolas" w:eastAsia="宋体" w:hAnsi="Consolas" w:cs="宋体"/>
+                <w:color w:val="001080"/>
+                <w:kern w:val="0"/>
+                <w:sz w:val="24"/>
+                <w:szCs w:val="24"/>
+              </w:rPr>
+              <w:t>console</w:t>
+            </w:r>
+            <w:r>
+              <w:rPr>
+                <w:rFonts w:ascii="Consolas" w:eastAsia="宋体" w:hAnsi="Consolas" w:cs="宋体"/>
+                <w:color w:val="000000"/>
+                <w:kern w:val="0"/>
+                <w:sz w:val="24"/>
+                <w:szCs w:val="24"/>
+              </w:rPr>
+              <w:t>.</w:t>
+            </w:r>
+            <w:r>
+              <w:rPr>
+                <w:rFonts w:ascii="Consolas" w:eastAsia="宋体" w:hAnsi="Consolas" w:cs="宋体"/>
+                <w:color w:val="795E26"/>
+                <w:kern w:val="0"/>
+                <w:sz w:val="24"/>
+                <w:szCs w:val="24"/>
+              </w:rPr>
+              <w:t>log</w:t>
+            </w:r>
+            <w:r>
+              <w:rPr>
+                <w:rFonts w:ascii="Consolas" w:eastAsia="宋体" w:hAnsi="Consolas" w:cs="宋体"/>
+                <w:color w:val="000000"/>
+                <w:kern w:val="0"/>
+                <w:sz w:val="24"/>
+                <w:szCs w:val="24"/>
+              </w:rPr>
+              <w:t>(</w:t>
+            </w:r>
+            <w:r>
+              <w:rPr>
+                <w:rFonts w:ascii="Consolas" w:eastAsia="宋体" w:hAnsi="Consolas" w:cs="宋体"/>
+                <w:color w:val="A31515"/>
+                <w:kern w:val="0"/>
+                <w:sz w:val="24"/>
+                <w:szCs w:val="24"/>
+              </w:rPr>
+              <w:t>"</w:t>
+            </w:r>
+            <w:r>
+              <w:rPr>
+                <w:rFonts w:ascii="Consolas" w:eastAsia="宋体" w:hAnsi="Consolas" w:cs="宋体"/>
+                <w:color w:val="A31515"/>
+                <w:kern w:val="0"/>
+                <w:sz w:val="24"/>
+                <w:szCs w:val="24"/>
+              </w:rPr>
+              <w:t>失去焦点事件</w:t>
+            </w:r>
+            <w:r>
+              <w:rPr>
+                <w:rFonts w:ascii="Consolas" w:eastAsia="宋体" w:hAnsi="Consolas" w:cs="宋体"/>
+                <w:color w:val="A31515"/>
+                <w:kern w:val="0"/>
+                <w:sz w:val="24"/>
+                <w:szCs w:val="24"/>
+              </w:rPr>
+              <w:t>...."</w:t>
+            </w:r>
+            <w:r>
+              <w:rPr>
+                <w:rFonts w:ascii="Consolas" w:eastAsia="宋体" w:hAnsi="Consolas" w:cs="宋体"/>
+                <w:color w:val="000000"/>
+                <w:kern w:val="0"/>
+                <w:sz w:val="24"/>
+                <w:szCs w:val="24"/>
+              </w:rPr>
+              <w:t>);</w:t>
+            </w:r>
+          </w:p>
+          <w:p>
+            <w:pPr>
+              <w:widowControl/>
+              <w:shd w:val="clear" w:color="auto" w:fill="FFFFFF"/>
+              <w:spacing w:line="285" w:lineRule="atLeast"/>
+              <w:jc w:val="left"/>
+              <w:rPr>
+                <w:rFonts w:ascii="Consolas" w:eastAsia="宋体" w:hAnsi="Consolas" w:cs="宋体"/>
+                <w:color w:val="3B3B3B"/>
+                <w:kern w:val="0"/>
+                <w:sz w:val="24"/>
+                <w:szCs w:val="24"/>
+              </w:rPr>
+            </w:pPr>
+            <w:r>
+              <w:rPr>
+                <w:rFonts w:ascii="Consolas" w:eastAsia="宋体" w:hAnsi="Consolas" w:cs="宋体"/>
+                <w:color w:val="000000"/>
+                <w:kern w:val="0"/>
+                <w:sz w:val="24"/>
+                <w:szCs w:val="24"/>
+              </w:rPr>
+              <w:t>        }</w:t>
+            </w:r>
+          </w:p>
+          <w:p>
+            <w:pPr>
+              <w:widowControl/>
+              <w:shd w:val="clear" w:color="auto" w:fill="FFFFFF"/>
+              <w:spacing w:line="285" w:lineRule="atLeast"/>
+              <w:jc w:val="left"/>
+              <w:rPr>
+                <w:rFonts w:ascii="Consolas" w:eastAsia="宋体" w:hAnsi="Consolas" w:cs="宋体"/>
+                <w:color w:val="3B3B3B"/>
+                <w:kern w:val="0"/>
+                <w:sz w:val="24"/>
+                <w:szCs w:val="24"/>
+              </w:rPr>
+            </w:pPr>
+          </w:p>
+          <w:p>
+            <w:pPr>
+              <w:widowControl/>
+              <w:shd w:val="clear" w:color="auto" w:fill="FFFFFF"/>
+              <w:spacing w:line="285" w:lineRule="atLeast"/>
+              <w:jc w:val="left"/>
+              <w:rPr>
+                <w:rFonts w:ascii="Consolas" w:eastAsia="宋体" w:hAnsi="Consolas" w:cs="宋体"/>
+                <w:color w:val="3B3B3B"/>
+                <w:kern w:val="0"/>
+                <w:sz w:val="24"/>
+                <w:szCs w:val="24"/>
+              </w:rPr>
+            </w:pPr>
+            <w:r>
+              <w:rPr>
+                <w:rFonts w:ascii="Consolas" w:eastAsia="宋体" w:hAnsi="Consolas" w:cs="宋体"/>
+                <w:color w:val="000000"/>
+                <w:kern w:val="0"/>
+                <w:sz w:val="24"/>
+                <w:szCs w:val="24"/>
+              </w:rPr>
+              <w:t xml:space="preserve">        </w:t>
+            </w:r>
+            <w:r>
+              <w:rPr>
+                <w:rFonts w:ascii="Consolas" w:eastAsia="宋体" w:hAnsi="Consolas" w:cs="宋体"/>
+                <w:color w:val="008000"/>
+                <w:kern w:val="0"/>
+                <w:sz w:val="24"/>
+                <w:szCs w:val="24"/>
+              </w:rPr>
+              <w:t>//2.oninput</w:t>
+            </w:r>
+            <w:r>
+              <w:rPr>
+                <w:rFonts w:ascii="Consolas" w:eastAsia="宋体" w:hAnsi="Consolas" w:cs="宋体"/>
+                <w:color w:val="008000"/>
+                <w:kern w:val="0"/>
+                <w:sz w:val="24"/>
+                <w:szCs w:val="24"/>
+              </w:rPr>
+              <w:t>和</w:t>
+            </w:r>
+            <w:r>
+              <w:rPr>
+                <w:rFonts w:ascii="Consolas" w:eastAsia="宋体" w:hAnsi="Consolas" w:cs="宋体"/>
+                <w:color w:val="008000"/>
+                <w:kern w:val="0"/>
+                <w:sz w:val="24"/>
+                <w:szCs w:val="24"/>
+              </w:rPr>
+              <w:t>onchange</w:t>
+            </w:r>
+            <w:r>
+              <w:rPr>
+                <w:rFonts w:ascii="Consolas" w:eastAsia="宋体" w:hAnsi="Consolas" w:cs="宋体"/>
+                <w:color w:val="008000"/>
+                <w:kern w:val="0"/>
+                <w:sz w:val="24"/>
+                <w:szCs w:val="24"/>
+              </w:rPr>
+              <w:t>事件</w:t>
+            </w:r>
+          </w:p>
+          <w:p>
+            <w:pPr>
+              <w:widowControl/>
+              <w:shd w:val="clear" w:color="auto" w:fill="FFFFFF"/>
+              <w:spacing w:line="285" w:lineRule="atLeast"/>
+              <w:jc w:val="left"/>
+              <w:rPr>
+                <w:rFonts w:ascii="Consolas" w:eastAsia="宋体" w:hAnsi="Consolas" w:cs="宋体"/>
+                <w:color w:val="3B3B3B"/>
+                <w:kern w:val="0"/>
+                <w:sz w:val="24"/>
+                <w:szCs w:val="24"/>
+              </w:rPr>
+            </w:pPr>
+            <w:r>
+              <w:rPr>
+                <w:rFonts w:ascii="Consolas" w:eastAsia="宋体" w:hAnsi="Consolas" w:cs="宋体"/>
+                <w:color w:val="000000"/>
+                <w:kern w:val="0"/>
+                <w:sz w:val="24"/>
+                <w:szCs w:val="24"/>
+              </w:rPr>
+              <w:t xml:space="preserve">        </w:t>
+            </w:r>
+            <w:r>
+              <w:rPr>
+                <w:rFonts w:ascii="Consolas" w:eastAsia="宋体" w:hAnsi="Consolas" w:cs="宋体"/>
+                <w:color w:val="001080"/>
+                <w:kern w:val="0"/>
+                <w:sz w:val="24"/>
+                <w:szCs w:val="24"/>
+              </w:rPr>
+              <w:t>input</w:t>
+            </w:r>
+            <w:r>
+              <w:rPr>
+                <w:rFonts w:ascii="Consolas" w:eastAsia="宋体" w:hAnsi="Consolas" w:cs="宋体"/>
+                <w:color w:val="000000"/>
+                <w:kern w:val="0"/>
+                <w:sz w:val="24"/>
+                <w:szCs w:val="24"/>
+              </w:rPr>
+              <w:t>.</w:t>
+            </w:r>
+            <w:r>
+              <w:rPr>
+                <w:rFonts w:ascii="Consolas" w:eastAsia="宋体" w:hAnsi="Consolas" w:cs="宋体"/>
+                <w:color w:val="795E26"/>
+                <w:kern w:val="0"/>
+                <w:sz w:val="24"/>
+                <w:szCs w:val="24"/>
+              </w:rPr>
+              <w:t>oninput</w:t>
+            </w:r>
+            <w:r>
+              <w:rPr>
+                <w:rFonts w:ascii="Consolas" w:eastAsia="宋体" w:hAnsi="Consolas" w:cs="宋体"/>
+                <w:color w:val="000000"/>
+                <w:kern w:val="0"/>
+                <w:sz w:val="24"/>
+                <w:szCs w:val="24"/>
+              </w:rPr>
+              <w:t xml:space="preserve"> = </w:t>
+            </w:r>
+            <w:r>
+              <w:rPr>
+                <w:rFonts w:ascii="Consolas" w:eastAsia="宋体" w:hAnsi="Consolas" w:cs="宋体"/>
+                <w:color w:val="0000FF"/>
+                <w:kern w:val="0"/>
+                <w:sz w:val="24"/>
+                <w:szCs w:val="24"/>
+              </w:rPr>
+              <w:t>function</w:t>
+            </w:r>
+            <w:r>
+              <w:rPr>
+                <w:rFonts w:ascii="Consolas" w:eastAsia="宋体" w:hAnsi="Consolas" w:cs="宋体"/>
+                <w:color w:val="000000"/>
+                <w:kern w:val="0"/>
+                <w:sz w:val="24"/>
+                <w:szCs w:val="24"/>
+              </w:rPr>
+              <w:t xml:space="preserve"> (</w:t>
+            </w:r>
+            <w:r>
+              <w:rPr>
+                <w:rFonts w:ascii="Consolas" w:eastAsia="宋体" w:hAnsi="Consolas" w:cs="宋体"/>
+                <w:color w:val="001080"/>
+                <w:kern w:val="0"/>
+                <w:sz w:val="24"/>
+                <w:szCs w:val="24"/>
+              </w:rPr>
+              <w:t>e</w:t>
+            </w:r>
+            <w:r>
+              <w:rPr>
+                <w:rFonts w:ascii="Consolas" w:eastAsia="宋体" w:hAnsi="Consolas" w:cs="宋体"/>
+                <w:color w:val="000000"/>
+                <w:kern w:val="0"/>
+                <w:sz w:val="24"/>
+                <w:szCs w:val="24"/>
+              </w:rPr>
+              <w:t>) {</w:t>
+            </w:r>
+          </w:p>
+          <w:p>
+            <w:pPr>
+              <w:widowControl/>
+              <w:shd w:val="clear" w:color="auto" w:fill="FFFFFF"/>
+              <w:spacing w:line="285" w:lineRule="atLeast"/>
+              <w:jc w:val="left"/>
+              <w:rPr>
+                <w:rFonts w:ascii="Consolas" w:eastAsia="宋体" w:hAnsi="Consolas" w:cs="宋体"/>
+                <w:color w:val="3B3B3B"/>
+                <w:kern w:val="0"/>
+                <w:sz w:val="24"/>
+                <w:szCs w:val="24"/>
+              </w:rPr>
+            </w:pPr>
+            <w:r>
+              <w:rPr>
+                <w:rFonts w:ascii="Consolas" w:eastAsia="宋体" w:hAnsi="Consolas" w:cs="宋体"/>
+                <w:color w:val="000000"/>
+                <w:kern w:val="0"/>
+                <w:sz w:val="24"/>
+                <w:szCs w:val="24"/>
+              </w:rPr>
+              <w:t xml:space="preserve">            </w:t>
+            </w:r>
+            <w:r>
+              <w:rPr>
+                <w:rFonts w:ascii="Consolas" w:eastAsia="宋体" w:hAnsi="Consolas" w:cs="宋体"/>
+                <w:color w:val="001080"/>
+                <w:kern w:val="0"/>
+                <w:sz w:val="24"/>
+                <w:szCs w:val="24"/>
+              </w:rPr>
+              <w:t>console</w:t>
+            </w:r>
+            <w:r>
+              <w:rPr>
+                <w:rFonts w:ascii="Consolas" w:eastAsia="宋体" w:hAnsi="Consolas" w:cs="宋体"/>
+                <w:color w:val="000000"/>
+                <w:kern w:val="0"/>
+                <w:sz w:val="24"/>
+                <w:szCs w:val="24"/>
+              </w:rPr>
+              <w:t>.</w:t>
+            </w:r>
+            <w:r>
+              <w:rPr>
+                <w:rFonts w:ascii="Consolas" w:eastAsia="宋体" w:hAnsi="Consolas" w:cs="宋体"/>
+                <w:color w:val="795E26"/>
+                <w:kern w:val="0"/>
+                <w:sz w:val="24"/>
+                <w:szCs w:val="24"/>
+              </w:rPr>
+              <w:t>log</w:t>
+            </w:r>
+            <w:r>
+              <w:rPr>
+                <w:rFonts w:ascii="Consolas" w:eastAsia="宋体" w:hAnsi="Consolas" w:cs="宋体"/>
+                <w:color w:val="000000"/>
+                <w:kern w:val="0"/>
+                <w:sz w:val="24"/>
+                <w:szCs w:val="24"/>
+              </w:rPr>
+              <w:t>(</w:t>
+            </w:r>
+            <w:r>
+              <w:rPr>
+                <w:rFonts w:ascii="Consolas" w:eastAsia="宋体" w:hAnsi="Consolas" w:cs="宋体"/>
+                <w:color w:val="A31515"/>
+                <w:kern w:val="0"/>
+                <w:sz w:val="24"/>
+                <w:szCs w:val="24"/>
+              </w:rPr>
+              <w:t>"</w:t>
+            </w:r>
+            <w:r>
+              <w:rPr>
+                <w:rFonts w:ascii="Consolas" w:eastAsia="宋体" w:hAnsi="Consolas" w:cs="宋体"/>
+                <w:color w:val="A31515"/>
+                <w:kern w:val="0"/>
+                <w:sz w:val="24"/>
+                <w:szCs w:val="24"/>
+              </w:rPr>
+              <w:t>触发了输入事件</w:t>
+            </w:r>
+            <w:r>
+              <w:rPr>
+                <w:rFonts w:ascii="Consolas" w:eastAsia="宋体" w:hAnsi="Consolas" w:cs="宋体"/>
+                <w:color w:val="A31515"/>
+                <w:kern w:val="0"/>
+                <w:sz w:val="24"/>
+                <w:szCs w:val="24"/>
+              </w:rPr>
+              <w:t>..."</w:t>
+            </w:r>
+            <w:r>
+              <w:rPr>
+                <w:rFonts w:ascii="Consolas" w:eastAsia="宋体" w:hAnsi="Consolas" w:cs="宋体"/>
+                <w:color w:val="000000"/>
+                <w:kern w:val="0"/>
+                <w:sz w:val="24"/>
+                <w:szCs w:val="24"/>
+              </w:rPr>
+              <w:t>);</w:t>
+            </w:r>
+          </w:p>
+          <w:p>
+            <w:pPr>
+              <w:widowControl/>
+              <w:shd w:val="clear" w:color="auto" w:fill="FFFFFF"/>
+              <w:spacing w:line="285" w:lineRule="atLeast"/>
+              <w:jc w:val="left"/>
+              <w:rPr>
+                <w:rFonts w:ascii="Consolas" w:eastAsia="宋体" w:hAnsi="Consolas" w:cs="宋体"/>
+                <w:color w:val="3B3B3B"/>
+                <w:kern w:val="0"/>
+                <w:sz w:val="24"/>
+                <w:szCs w:val="24"/>
+              </w:rPr>
+            </w:pPr>
+            <w:r>
+              <w:rPr>
+                <w:rFonts w:ascii="Consolas" w:eastAsia="宋体" w:hAnsi="Consolas" w:cs="宋体"/>
+                <w:color w:val="000000"/>
+                <w:kern w:val="0"/>
+                <w:sz w:val="24"/>
+                <w:szCs w:val="24"/>
+              </w:rPr>
+              <w:t>        }</w:t>
+            </w:r>
+          </w:p>
+          <w:p>
+            <w:pPr>
+              <w:widowControl/>
+              <w:shd w:val="clear" w:color="auto" w:fill="FFFFFF"/>
+              <w:spacing w:line="285" w:lineRule="atLeast"/>
+              <w:jc w:val="left"/>
+              <w:rPr>
+                <w:rFonts w:ascii="Consolas" w:eastAsia="宋体" w:hAnsi="Consolas" w:cs="宋体"/>
+                <w:color w:val="3B3B3B"/>
+                <w:kern w:val="0"/>
+                <w:sz w:val="24"/>
+                <w:szCs w:val="24"/>
+              </w:rPr>
+            </w:pPr>
+          </w:p>
+          <w:p>
+            <w:pPr>
+              <w:widowControl/>
+              <w:shd w:val="clear" w:color="auto" w:fill="FFFFFF"/>
+              <w:spacing w:line="285" w:lineRule="atLeast"/>
+              <w:jc w:val="left"/>
+              <w:rPr>
+                <w:rFonts w:ascii="Consolas" w:eastAsia="宋体" w:hAnsi="Consolas" w:cs="宋体"/>
+                <w:color w:val="3B3B3B"/>
+                <w:kern w:val="0"/>
+                <w:sz w:val="24"/>
+                <w:szCs w:val="24"/>
+              </w:rPr>
+            </w:pPr>
+            <w:r>
+              <w:rPr>
+                <w:rFonts w:ascii="Consolas" w:eastAsia="宋体" w:hAnsi="Consolas" w:cs="宋体"/>
+                <w:color w:val="000000"/>
+                <w:kern w:val="0"/>
+                <w:sz w:val="24"/>
+                <w:szCs w:val="24"/>
+              </w:rPr>
+              <w:t xml:space="preserve">        </w:t>
+            </w:r>
+            <w:r>
+              <w:rPr>
+                <w:rFonts w:ascii="Consolas" w:eastAsia="宋体" w:hAnsi="Consolas" w:cs="宋体"/>
+                <w:color w:val="001080"/>
+                <w:kern w:val="0"/>
+                <w:sz w:val="24"/>
+                <w:szCs w:val="24"/>
+              </w:rPr>
+              <w:t>input</w:t>
+            </w:r>
+            <w:r>
+              <w:rPr>
+                <w:rFonts w:ascii="Consolas" w:eastAsia="宋体" w:hAnsi="Consolas" w:cs="宋体"/>
+                <w:color w:val="000000"/>
+                <w:kern w:val="0"/>
+                <w:sz w:val="24"/>
+                <w:szCs w:val="24"/>
+              </w:rPr>
+              <w:t>.</w:t>
+            </w:r>
+            <w:r>
+              <w:rPr>
+                <w:rFonts w:ascii="Consolas" w:eastAsia="宋体" w:hAnsi="Consolas" w:cs="宋体"/>
+                <w:color w:val="795E26"/>
+                <w:kern w:val="0"/>
+                <w:sz w:val="24"/>
+                <w:szCs w:val="24"/>
+              </w:rPr>
+              <w:t>onchange</w:t>
+            </w:r>
+            <w:r>
+              <w:rPr>
+                <w:rFonts w:ascii="Consolas" w:eastAsia="宋体" w:hAnsi="Consolas" w:cs="宋体"/>
+                <w:color w:val="000000"/>
+                <w:kern w:val="0"/>
+                <w:sz w:val="24"/>
+                <w:szCs w:val="24"/>
+              </w:rPr>
+              <w:t xml:space="preserve"> = </w:t>
+            </w:r>
+            <w:r>
+              <w:rPr>
+                <w:rFonts w:ascii="Consolas" w:eastAsia="宋体" w:hAnsi="Consolas" w:cs="宋体"/>
+                <w:color w:val="0000FF"/>
+                <w:kern w:val="0"/>
+                <w:sz w:val="24"/>
+                <w:szCs w:val="24"/>
+              </w:rPr>
+              <w:t>function</w:t>
+            </w:r>
+            <w:r>
+              <w:rPr>
+                <w:rFonts w:ascii="Consolas" w:eastAsia="宋体" w:hAnsi="Consolas" w:cs="宋体"/>
+                <w:color w:val="000000"/>
+                <w:kern w:val="0"/>
+                <w:sz w:val="24"/>
+                <w:szCs w:val="24"/>
+              </w:rPr>
+              <w:t xml:space="preserve"> (</w:t>
+            </w:r>
+            <w:r>
+              <w:rPr>
+                <w:rFonts w:ascii="Consolas" w:eastAsia="宋体" w:hAnsi="Consolas" w:cs="宋体"/>
+                <w:color w:val="001080"/>
+                <w:kern w:val="0"/>
+                <w:sz w:val="24"/>
+                <w:szCs w:val="24"/>
+              </w:rPr>
+              <w:t>e</w:t>
+            </w:r>
+            <w:r>
+              <w:rPr>
+                <w:rFonts w:ascii="Consolas" w:eastAsia="宋体" w:hAnsi="Consolas" w:cs="宋体"/>
+                <w:color w:val="000000"/>
+                <w:kern w:val="0"/>
+                <w:sz w:val="24"/>
+                <w:szCs w:val="24"/>
+              </w:rPr>
+              <w:t>) {</w:t>
+            </w:r>
+          </w:p>
+          <w:p>
+            <w:pPr>
+              <w:widowControl/>
+              <w:shd w:val="clear" w:color="auto" w:fill="FFFFFF"/>
+              <w:spacing w:line="285" w:lineRule="atLeast"/>
+              <w:jc w:val="left"/>
+              <w:rPr>
+                <w:rFonts w:ascii="Consolas" w:eastAsia="宋体" w:hAnsi="Consolas" w:cs="宋体"/>
+                <w:color w:val="3B3B3B"/>
+                <w:kern w:val="0"/>
+                <w:sz w:val="24"/>
+                <w:szCs w:val="24"/>
+              </w:rPr>
+            </w:pPr>
+            <w:r>
+              <w:rPr>
+                <w:rFonts w:ascii="Consolas" w:eastAsia="宋体" w:hAnsi="Consolas" w:cs="宋体"/>
+                <w:color w:val="000000"/>
+                <w:kern w:val="0"/>
+                <w:sz w:val="24"/>
+                <w:szCs w:val="24"/>
+              </w:rPr>
+              <w:t xml:space="preserve">            </w:t>
+            </w:r>
+            <w:r>
+              <w:rPr>
+                <w:rFonts w:ascii="Consolas" w:eastAsia="宋体" w:hAnsi="Consolas" w:cs="宋体"/>
+                <w:color w:val="001080"/>
+                <w:kern w:val="0"/>
+                <w:sz w:val="24"/>
+                <w:szCs w:val="24"/>
+              </w:rPr>
+              <w:t>console</w:t>
+            </w:r>
+            <w:r>
+              <w:rPr>
+                <w:rFonts w:ascii="Consolas" w:eastAsia="宋体" w:hAnsi="Consolas" w:cs="宋体"/>
+                <w:color w:val="000000"/>
+                <w:kern w:val="0"/>
+                <w:sz w:val="24"/>
+                <w:szCs w:val="24"/>
+              </w:rPr>
+              <w:t>.</w:t>
+            </w:r>
+            <w:r>
+              <w:rPr>
+                <w:rFonts w:ascii="Consolas" w:eastAsia="宋体" w:hAnsi="Consolas" w:cs="宋体"/>
+                <w:color w:val="795E26"/>
+                <w:kern w:val="0"/>
+                <w:sz w:val="24"/>
+                <w:szCs w:val="24"/>
+              </w:rPr>
+              <w:t>log</w:t>
+            </w:r>
+            <w:r>
+              <w:rPr>
+                <w:rFonts w:ascii="Consolas" w:eastAsia="宋体" w:hAnsi="Consolas" w:cs="宋体"/>
+                <w:color w:val="000000"/>
+                <w:kern w:val="0"/>
+                <w:sz w:val="24"/>
+                <w:szCs w:val="24"/>
+              </w:rPr>
+              <w:t>(</w:t>
+            </w:r>
+            <w:r>
+              <w:rPr>
+                <w:rFonts w:ascii="Consolas" w:eastAsia="宋体" w:hAnsi="Consolas" w:cs="宋体"/>
+                <w:color w:val="A31515"/>
+                <w:kern w:val="0"/>
+                <w:sz w:val="24"/>
+                <w:szCs w:val="24"/>
+              </w:rPr>
+              <w:t>"</w:t>
+            </w:r>
+            <w:r>
+              <w:rPr>
+                <w:rFonts w:ascii="Consolas" w:eastAsia="宋体" w:hAnsi="Consolas" w:cs="宋体"/>
+                <w:color w:val="A31515"/>
+                <w:kern w:val="0"/>
+                <w:sz w:val="24"/>
+                <w:szCs w:val="24"/>
+              </w:rPr>
+              <w:t>触发了内容改变事件</w:t>
+            </w:r>
+            <w:r>
+              <w:rPr>
+                <w:rFonts w:ascii="Consolas" w:eastAsia="宋体" w:hAnsi="Consolas" w:cs="宋体"/>
+                <w:color w:val="A31515"/>
+                <w:kern w:val="0"/>
+                <w:sz w:val="24"/>
+                <w:szCs w:val="24"/>
+              </w:rPr>
+              <w:t>..."</w:t>
+            </w:r>
+            <w:r>
+              <w:rPr>
+                <w:rFonts w:ascii="Consolas" w:eastAsia="宋体" w:hAnsi="Consolas" w:cs="宋体"/>
+                <w:color w:val="000000"/>
+                <w:kern w:val="0"/>
+                <w:sz w:val="24"/>
+                <w:szCs w:val="24"/>
+              </w:rPr>
+              <w:t>);</w:t>
+            </w:r>
+          </w:p>
+          <w:p>
+            <w:pPr>
+              <w:widowControl/>
+              <w:shd w:val="clear" w:color="auto" w:fill="FFFFFF"/>
+              <w:spacing w:line="285" w:lineRule="atLeast"/>
+              <w:jc w:val="left"/>
+              <w:rPr>
+                <w:rFonts w:ascii="Consolas" w:eastAsia="宋体" w:hAnsi="Consolas" w:cs="宋体"/>
+                <w:color w:val="3B3B3B"/>
+                <w:kern w:val="0"/>
+                <w:sz w:val="24"/>
+                <w:szCs w:val="24"/>
+              </w:rPr>
+            </w:pPr>
+            <w:r>
+              <w:rPr>
+                <w:rFonts w:ascii="Consolas" w:eastAsia="宋体" w:hAnsi="Consolas" w:cs="宋体"/>
+                <w:color w:val="000000"/>
+                <w:kern w:val="0"/>
+                <w:sz w:val="24"/>
+                <w:szCs w:val="24"/>
+              </w:rPr>
+              <w:t>        }</w:t>
+            </w:r>
+          </w:p>
+          <w:p>
+            <w:pPr>
+              <w:widowControl/>
+              <w:shd w:val="clear" w:color="auto" w:fill="FFFFFF"/>
+              <w:spacing w:line="285" w:lineRule="atLeast"/>
+              <w:jc w:val="left"/>
+              <w:rPr>
+                <w:rFonts w:ascii="Consolas" w:eastAsia="宋体" w:hAnsi="Consolas" w:cs="宋体"/>
+                <w:color w:val="3B3B3B"/>
+                <w:kern w:val="0"/>
+                <w:sz w:val="24"/>
+                <w:szCs w:val="24"/>
+              </w:rPr>
+            </w:pPr>
+          </w:p>
+          <w:p>
+            <w:pPr>
+              <w:widowControl/>
+              <w:shd w:val="clear" w:color="auto" w:fill="FFFFFF"/>
+              <w:spacing w:line="285" w:lineRule="atLeast"/>
+              <w:jc w:val="left"/>
+              <w:rPr>
+                <w:rFonts w:ascii="Consolas" w:eastAsia="宋体" w:hAnsi="Consolas" w:cs="宋体"/>
+                <w:color w:val="3B3B3B"/>
+                <w:kern w:val="0"/>
+                <w:sz w:val="24"/>
+                <w:szCs w:val="24"/>
+              </w:rPr>
+            </w:pPr>
+            <w:r>
+              <w:rPr>
+                <w:rFonts w:ascii="Consolas" w:eastAsia="宋体" w:hAnsi="Consolas" w:cs="宋体"/>
+                <w:color w:val="000000"/>
+                <w:kern w:val="0"/>
+                <w:sz w:val="24"/>
+                <w:szCs w:val="24"/>
+              </w:rPr>
+              <w:t xml:space="preserve">        </w:t>
+            </w:r>
+            <w:r>
+              <w:rPr>
+                <w:rFonts w:ascii="Consolas" w:eastAsia="宋体" w:hAnsi="Consolas" w:cs="宋体"/>
+                <w:color w:val="008000"/>
+                <w:kern w:val="0"/>
+                <w:sz w:val="24"/>
+                <w:szCs w:val="24"/>
+              </w:rPr>
+              <w:t>//</w:t>
+            </w:r>
+            <w:r>
+              <w:rPr>
+                <w:rFonts w:ascii="Consolas" w:eastAsia="宋体" w:hAnsi="Consolas" w:cs="宋体"/>
+                <w:color w:val="008000"/>
+                <w:kern w:val="0"/>
+                <w:sz w:val="24"/>
+                <w:szCs w:val="24"/>
+              </w:rPr>
+              <w:t>获取表单元素</w:t>
+            </w:r>
+          </w:p>
+          <w:p>
+            <w:pPr>
+              <w:widowControl/>
+              <w:shd w:val="clear" w:color="auto" w:fill="FFFFFF"/>
+              <w:spacing w:line="285" w:lineRule="atLeast"/>
+              <w:jc w:val="left"/>
+              <w:rPr>
+                <w:rFonts w:ascii="Consolas" w:eastAsia="宋体" w:hAnsi="Consolas" w:cs="宋体"/>
+                <w:color w:val="3B3B3B"/>
+                <w:kern w:val="0"/>
+                <w:sz w:val="24"/>
+                <w:szCs w:val="24"/>
+              </w:rPr>
+            </w:pPr>
+            <w:r>
+              <w:rPr>
+                <w:rFonts w:ascii="Consolas" w:eastAsia="宋体" w:hAnsi="Consolas" w:cs="宋体"/>
+                <w:color w:val="000000"/>
+                <w:kern w:val="0"/>
+                <w:sz w:val="24"/>
+                <w:szCs w:val="24"/>
+              </w:rPr>
+              <w:t xml:space="preserve">        </w:t>
+            </w:r>
+            <w:r>
+              <w:rPr>
+                <w:rFonts w:ascii="Consolas" w:eastAsia="宋体" w:hAnsi="Consolas" w:cs="宋体"/>
+                <w:color w:val="0000FF"/>
+                <w:kern w:val="0"/>
+                <w:sz w:val="24"/>
+                <w:szCs w:val="24"/>
+              </w:rPr>
+              <w:t>let</w:t>
+            </w:r>
+            <w:r>
+              <w:rPr>
+                <w:rFonts w:ascii="Consolas" w:eastAsia="宋体" w:hAnsi="Consolas" w:cs="宋体"/>
+                <w:color w:val="000000"/>
+                <w:kern w:val="0"/>
+                <w:sz w:val="24"/>
+                <w:szCs w:val="24"/>
+              </w:rPr>
+              <w:t xml:space="preserve"> </w:t>
+            </w:r>
+            <w:r>
+              <w:rPr>
+                <w:rFonts w:ascii="Consolas" w:eastAsia="宋体" w:hAnsi="Consolas" w:cs="宋体"/>
+                <w:color w:val="001080"/>
+                <w:kern w:val="0"/>
+                <w:sz w:val="24"/>
+                <w:szCs w:val="24"/>
+              </w:rPr>
+              <w:t>form</w:t>
+            </w:r>
+            <w:r>
+              <w:rPr>
+                <w:rFonts w:ascii="Consolas" w:eastAsia="宋体" w:hAnsi="Consolas" w:cs="宋体"/>
+                <w:color w:val="000000"/>
+                <w:kern w:val="0"/>
+                <w:sz w:val="24"/>
+                <w:szCs w:val="24"/>
+              </w:rPr>
+              <w:t xml:space="preserve"> = </w:t>
+            </w:r>
+            <w:r>
+              <w:rPr>
+                <w:rFonts w:ascii="Consolas" w:eastAsia="宋体" w:hAnsi="Consolas" w:cs="宋体"/>
+                <w:color w:val="001080"/>
+                <w:kern w:val="0"/>
+                <w:sz w:val="24"/>
+                <w:szCs w:val="24"/>
+              </w:rPr>
+              <w:t>document</w:t>
+            </w:r>
+            <w:r>
+              <w:rPr>
+                <w:rFonts w:ascii="Consolas" w:eastAsia="宋体" w:hAnsi="Consolas" w:cs="宋体"/>
+                <w:color w:val="000000"/>
+                <w:kern w:val="0"/>
+                <w:sz w:val="24"/>
+                <w:szCs w:val="24"/>
+              </w:rPr>
+              <w:t>.</w:t>
+            </w:r>
+            <w:r>
+              <w:rPr>
+                <w:rFonts w:ascii="Consolas" w:eastAsia="宋体" w:hAnsi="Consolas" w:cs="宋体"/>
+                <w:color w:val="795E26"/>
+                <w:kern w:val="0"/>
+                <w:sz w:val="24"/>
+                <w:szCs w:val="24"/>
+              </w:rPr>
+              <w:t>querySelector</w:t>
+            </w:r>
+            <w:r>
+              <w:rPr>
+                <w:rFonts w:ascii="Consolas" w:eastAsia="宋体" w:hAnsi="Consolas" w:cs="宋体"/>
+                <w:color w:val="000000"/>
+                <w:kern w:val="0"/>
+                <w:sz w:val="24"/>
+                <w:szCs w:val="24"/>
+              </w:rPr>
+              <w:t>(</w:t>
+            </w:r>
+            <w:r>
+              <w:rPr>
+                <w:rFonts w:ascii="Consolas" w:eastAsia="宋体" w:hAnsi="Consolas" w:cs="宋体"/>
+                <w:color w:val="A31515"/>
+                <w:kern w:val="0"/>
+                <w:sz w:val="24"/>
+                <w:szCs w:val="24"/>
+              </w:rPr>
+              <w:t>"form"</w:t>
+            </w:r>
+            <w:r>
+              <w:rPr>
+                <w:rFonts w:ascii="Consolas" w:eastAsia="宋体" w:hAnsi="Consolas" w:cs="宋体"/>
+                <w:color w:val="000000"/>
+                <w:kern w:val="0"/>
+                <w:sz w:val="24"/>
+                <w:szCs w:val="24"/>
+              </w:rPr>
+              <w:t>)</w:t>
+            </w:r>
+          </w:p>
+          <w:p>
+            <w:pPr>
+              <w:widowControl/>
+              <w:shd w:val="clear" w:color="auto" w:fill="FFFFFF"/>
+              <w:spacing w:line="285" w:lineRule="atLeast"/>
+              <w:jc w:val="left"/>
+              <w:rPr>
+                <w:rFonts w:ascii="Consolas" w:eastAsia="宋体" w:hAnsi="Consolas" w:cs="宋体"/>
+                <w:color w:val="3B3B3B"/>
+                <w:kern w:val="0"/>
+                <w:sz w:val="24"/>
+                <w:szCs w:val="24"/>
+              </w:rPr>
+            </w:pPr>
+            <w:r>
+              <w:rPr>
+                <w:rFonts w:ascii="Consolas" w:eastAsia="宋体" w:hAnsi="Consolas" w:cs="宋体"/>
+                <w:color w:val="000000"/>
+                <w:kern w:val="0"/>
+                <w:sz w:val="24"/>
+                <w:szCs w:val="24"/>
+              </w:rPr>
+              <w:t xml:space="preserve">        </w:t>
+            </w:r>
+            <w:r>
+              <w:rPr>
+                <w:rFonts w:ascii="Consolas" w:eastAsia="宋体" w:hAnsi="Consolas" w:cs="宋体"/>
+                <w:color w:val="008000"/>
+                <w:kern w:val="0"/>
+                <w:sz w:val="24"/>
+                <w:szCs w:val="24"/>
+              </w:rPr>
+              <w:t>//3.</w:t>
+            </w:r>
+            <w:r>
+              <w:rPr>
+                <w:rFonts w:ascii="Consolas" w:eastAsia="宋体" w:hAnsi="Consolas" w:cs="宋体"/>
+                <w:color w:val="008000"/>
+                <w:kern w:val="0"/>
+                <w:sz w:val="24"/>
+                <w:szCs w:val="24"/>
+              </w:rPr>
+              <w:t>表单的重置和条件事件监听</w:t>
+            </w:r>
+          </w:p>
+          <w:p>
+            <w:pPr>
+              <w:widowControl/>
+              <w:shd w:val="clear" w:color="auto" w:fill="FFFFFF"/>
+              <w:spacing w:line="285" w:lineRule="atLeast"/>
+              <w:jc w:val="left"/>
+              <w:rPr>
+                <w:rFonts w:ascii="Consolas" w:eastAsia="宋体" w:hAnsi="Consolas" w:cs="宋体"/>
+                <w:color w:val="3B3B3B"/>
+                <w:kern w:val="0"/>
+                <w:sz w:val="24"/>
+                <w:szCs w:val="24"/>
+              </w:rPr>
+            </w:pPr>
+            <w:r>
+              <w:rPr>
+                <w:rFonts w:ascii="Consolas" w:eastAsia="宋体" w:hAnsi="Consolas" w:cs="宋体"/>
+                <w:color w:val="000000"/>
+                <w:kern w:val="0"/>
+                <w:sz w:val="24"/>
+                <w:szCs w:val="24"/>
+              </w:rPr>
+              <w:t xml:space="preserve">        </w:t>
+            </w:r>
+            <w:r>
+              <w:rPr>
+                <w:rFonts w:ascii="Consolas" w:eastAsia="宋体" w:hAnsi="Consolas" w:cs="宋体"/>
+                <w:color w:val="001080"/>
+                <w:kern w:val="0"/>
+                <w:sz w:val="24"/>
+                <w:szCs w:val="24"/>
+              </w:rPr>
+              <w:t>form</w:t>
+            </w:r>
+            <w:r>
+              <w:rPr>
+                <w:rFonts w:ascii="Consolas" w:eastAsia="宋体" w:hAnsi="Consolas" w:cs="宋体"/>
+                <w:color w:val="000000"/>
+                <w:kern w:val="0"/>
+                <w:sz w:val="24"/>
+                <w:szCs w:val="24"/>
+              </w:rPr>
+              <w:t>.</w:t>
+            </w:r>
+            <w:r>
+              <w:rPr>
+                <w:rFonts w:ascii="Consolas" w:eastAsia="宋体" w:hAnsi="Consolas" w:cs="宋体"/>
+                <w:color w:val="795E26"/>
+                <w:kern w:val="0"/>
+                <w:sz w:val="24"/>
+                <w:szCs w:val="24"/>
+              </w:rPr>
+              <w:t>onreset</w:t>
+            </w:r>
+            <w:r>
+              <w:rPr>
+                <w:rFonts w:ascii="Consolas" w:eastAsia="宋体" w:hAnsi="Consolas" w:cs="宋体"/>
+                <w:color w:val="000000"/>
+                <w:kern w:val="0"/>
+                <w:sz w:val="24"/>
+                <w:szCs w:val="24"/>
+              </w:rPr>
+              <w:t xml:space="preserve"> = </w:t>
+            </w:r>
+            <w:r>
+              <w:rPr>
+                <w:rFonts w:ascii="Consolas" w:eastAsia="宋体" w:hAnsi="Consolas" w:cs="宋体"/>
+                <w:color w:val="0000FF"/>
+                <w:kern w:val="0"/>
+                <w:sz w:val="24"/>
+                <w:szCs w:val="24"/>
+              </w:rPr>
+              <w:t>function</w:t>
+            </w:r>
+            <w:r>
+              <w:rPr>
+                <w:rFonts w:ascii="Consolas" w:eastAsia="宋体" w:hAnsi="Consolas" w:cs="宋体"/>
+                <w:color w:val="000000"/>
+                <w:kern w:val="0"/>
+                <w:sz w:val="24"/>
+                <w:szCs w:val="24"/>
+              </w:rPr>
+              <w:t>(){</w:t>
+            </w:r>
+          </w:p>
+          <w:p>
+            <w:pPr>
+              <w:widowControl/>
+              <w:shd w:val="clear" w:color="auto" w:fill="FFFFFF"/>
+              <w:spacing w:line="285" w:lineRule="atLeast"/>
+              <w:jc w:val="left"/>
+              <w:rPr>
+                <w:rFonts w:ascii="Consolas" w:eastAsia="宋体" w:hAnsi="Consolas" w:cs="宋体"/>
+                <w:color w:val="3B3B3B"/>
+                <w:kern w:val="0"/>
+                <w:sz w:val="24"/>
+                <w:szCs w:val="24"/>
+              </w:rPr>
+            </w:pPr>
+            <w:r>
+              <w:rPr>
+                <w:rFonts w:ascii="Consolas" w:eastAsia="宋体" w:hAnsi="Consolas" w:cs="宋体"/>
+                <w:color w:val="000000"/>
+                <w:kern w:val="0"/>
+                <w:sz w:val="24"/>
+                <w:szCs w:val="24"/>
+              </w:rPr>
+              <w:t xml:space="preserve">            </w:t>
+            </w:r>
+            <w:r>
+              <w:rPr>
+                <w:rFonts w:ascii="Consolas" w:eastAsia="宋体" w:hAnsi="Consolas" w:cs="宋体"/>
+                <w:color w:val="001080"/>
+                <w:kern w:val="0"/>
+                <w:sz w:val="24"/>
+                <w:szCs w:val="24"/>
+              </w:rPr>
+              <w:t>console</w:t>
+            </w:r>
+            <w:r>
+              <w:rPr>
+                <w:rFonts w:ascii="Consolas" w:eastAsia="宋体" w:hAnsi="Consolas" w:cs="宋体"/>
+                <w:color w:val="000000"/>
+                <w:kern w:val="0"/>
+                <w:sz w:val="24"/>
+                <w:szCs w:val="24"/>
+              </w:rPr>
+              <w:t>.</w:t>
+            </w:r>
+            <w:r>
+              <w:rPr>
+                <w:rFonts w:ascii="Consolas" w:eastAsia="宋体" w:hAnsi="Consolas" w:cs="宋体"/>
+                <w:color w:val="795E26"/>
+                <w:kern w:val="0"/>
+                <w:sz w:val="24"/>
+                <w:szCs w:val="24"/>
+              </w:rPr>
+              <w:t>log</w:t>
+            </w:r>
+            <w:r>
+              <w:rPr>
+                <w:rFonts w:ascii="Consolas" w:eastAsia="宋体" w:hAnsi="Consolas" w:cs="宋体"/>
+                <w:color w:val="000000"/>
+                <w:kern w:val="0"/>
+                <w:sz w:val="24"/>
+                <w:szCs w:val="24"/>
+              </w:rPr>
+              <w:t>(</w:t>
+            </w:r>
+            <w:r>
+              <w:rPr>
+                <w:rFonts w:ascii="Consolas" w:eastAsia="宋体" w:hAnsi="Consolas" w:cs="宋体"/>
+                <w:color w:val="A31515"/>
+                <w:kern w:val="0"/>
+                <w:sz w:val="24"/>
+                <w:szCs w:val="24"/>
+              </w:rPr>
+              <w:t>"</w:t>
+            </w:r>
+            <w:r>
+              <w:rPr>
+                <w:rFonts w:ascii="Consolas" w:eastAsia="宋体" w:hAnsi="Consolas" w:cs="宋体"/>
+                <w:color w:val="A31515"/>
+                <w:kern w:val="0"/>
+                <w:sz w:val="24"/>
+                <w:szCs w:val="24"/>
+              </w:rPr>
+              <w:t>发生了表单重置事件</w:t>
+            </w:r>
+            <w:r>
+              <w:rPr>
+                <w:rFonts w:ascii="Consolas" w:eastAsia="宋体" w:hAnsi="Consolas" w:cs="宋体"/>
+                <w:color w:val="A31515"/>
+                <w:kern w:val="0"/>
+                <w:sz w:val="24"/>
+                <w:szCs w:val="24"/>
+              </w:rPr>
+              <w:t>...."</w:t>
+            </w:r>
+            <w:r>
+              <w:rPr>
+                <w:rFonts w:ascii="Consolas" w:eastAsia="宋体" w:hAnsi="Consolas" w:cs="宋体"/>
+                <w:color w:val="000000"/>
+                <w:kern w:val="0"/>
+                <w:sz w:val="24"/>
+                <w:szCs w:val="24"/>
+              </w:rPr>
+              <w:t>);</w:t>
+            </w:r>
+          </w:p>
+          <w:p>
+            <w:pPr>
+              <w:widowControl/>
+              <w:shd w:val="clear" w:color="auto" w:fill="FFFFFF"/>
+              <w:spacing w:line="285" w:lineRule="atLeast"/>
+              <w:jc w:val="left"/>
+              <w:rPr>
+                <w:rFonts w:ascii="Consolas" w:eastAsia="宋体" w:hAnsi="Consolas" w:cs="宋体"/>
+                <w:color w:val="3B3B3B"/>
+                <w:kern w:val="0"/>
+                <w:sz w:val="24"/>
+                <w:szCs w:val="24"/>
+              </w:rPr>
+            </w:pPr>
+            <w:r>
+              <w:rPr>
+                <w:rFonts w:ascii="Consolas" w:eastAsia="宋体" w:hAnsi="Consolas" w:cs="宋体"/>
+                <w:color w:val="000000"/>
+                <w:kern w:val="0"/>
+                <w:sz w:val="24"/>
+                <w:szCs w:val="24"/>
+              </w:rPr>
+              <w:t>        }</w:t>
+            </w:r>
+          </w:p>
+          <w:p>
+            <w:pPr>
+              <w:widowControl/>
+              <w:shd w:val="clear" w:color="auto" w:fill="FFFFFF"/>
+              <w:spacing w:line="285" w:lineRule="atLeast"/>
+              <w:jc w:val="left"/>
+              <w:rPr>
+                <w:rFonts w:ascii="Consolas" w:eastAsia="宋体" w:hAnsi="Consolas" w:cs="宋体"/>
+                <w:color w:val="3B3B3B"/>
+                <w:kern w:val="0"/>
+                <w:sz w:val="24"/>
+                <w:szCs w:val="24"/>
+              </w:rPr>
+            </w:pPr>
+            <w:r>
+              <w:rPr>
+                <w:rFonts w:ascii="Consolas" w:eastAsia="宋体" w:hAnsi="Consolas" w:cs="宋体"/>
+                <w:color w:val="000000"/>
+                <w:kern w:val="0"/>
+                <w:sz w:val="24"/>
+                <w:szCs w:val="24"/>
+              </w:rPr>
+              <w:t xml:space="preserve">        </w:t>
+            </w:r>
+            <w:r>
+              <w:rPr>
+                <w:rFonts w:ascii="Consolas" w:eastAsia="宋体" w:hAnsi="Consolas" w:cs="宋体"/>
+                <w:color w:val="001080"/>
+                <w:kern w:val="0"/>
+                <w:sz w:val="24"/>
+                <w:szCs w:val="24"/>
+              </w:rPr>
+              <w:t>form</w:t>
+            </w:r>
+            <w:r>
+              <w:rPr>
+                <w:rFonts w:ascii="Consolas" w:eastAsia="宋体" w:hAnsi="Consolas" w:cs="宋体"/>
+                <w:color w:val="000000"/>
+                <w:kern w:val="0"/>
+                <w:sz w:val="24"/>
+                <w:szCs w:val="24"/>
+              </w:rPr>
+              <w:t>.</w:t>
+            </w:r>
+            <w:r>
+              <w:rPr>
+                <w:rFonts w:ascii="Consolas" w:eastAsia="宋体" w:hAnsi="Consolas" w:cs="宋体"/>
+                <w:color w:val="795E26"/>
+                <w:kern w:val="0"/>
+                <w:sz w:val="24"/>
+                <w:szCs w:val="24"/>
+              </w:rPr>
+              <w:t>onsubmit</w:t>
+            </w:r>
+            <w:r>
+              <w:rPr>
+                <w:rFonts w:ascii="Consolas" w:eastAsia="宋体" w:hAnsi="Consolas" w:cs="宋体"/>
+                <w:color w:val="000000"/>
+                <w:kern w:val="0"/>
+                <w:sz w:val="24"/>
+                <w:szCs w:val="24"/>
+              </w:rPr>
+              <w:t xml:space="preserve"> = </w:t>
+            </w:r>
+            <w:r>
+              <w:rPr>
+                <w:rFonts w:ascii="Consolas" w:eastAsia="宋体" w:hAnsi="Consolas" w:cs="宋体"/>
+                <w:color w:val="0000FF"/>
+                <w:kern w:val="0"/>
+                <w:sz w:val="24"/>
+                <w:szCs w:val="24"/>
+              </w:rPr>
+              <w:t>function</w:t>
+            </w:r>
+            <w:r>
+              <w:rPr>
+                <w:rFonts w:ascii="Consolas" w:eastAsia="宋体" w:hAnsi="Consolas" w:cs="宋体"/>
+                <w:color w:val="000000"/>
+                <w:kern w:val="0"/>
+                <w:sz w:val="24"/>
+                <w:szCs w:val="24"/>
+              </w:rPr>
+              <w:t>(</w:t>
+            </w:r>
+            <w:r>
+              <w:rPr>
+                <w:rFonts w:ascii="Consolas" w:eastAsia="宋体" w:hAnsi="Consolas" w:cs="宋体"/>
+                <w:color w:val="001080"/>
+                <w:kern w:val="0"/>
+                <w:sz w:val="24"/>
+                <w:szCs w:val="24"/>
+              </w:rPr>
+              <w:t>e</w:t>
+            </w:r>
+            <w:r>
+              <w:rPr>
+                <w:rFonts w:ascii="Consolas" w:eastAsia="宋体" w:hAnsi="Consolas" w:cs="宋体"/>
+                <w:color w:val="000000"/>
+                <w:kern w:val="0"/>
+                <w:sz w:val="24"/>
+                <w:szCs w:val="24"/>
+              </w:rPr>
+              <w:t>){</w:t>
+            </w:r>
+          </w:p>
+          <w:p>
+            <w:pPr>
+              <w:widowControl/>
+              <w:shd w:val="clear" w:color="auto" w:fill="FFFFFF"/>
+              <w:spacing w:line="285" w:lineRule="atLeast"/>
+              <w:jc w:val="left"/>
+              <w:rPr>
+                <w:rFonts w:ascii="Consolas" w:eastAsia="宋体" w:hAnsi="Consolas" w:cs="宋体"/>
+                <w:color w:val="3B3B3B"/>
+                <w:kern w:val="0"/>
+                <w:sz w:val="24"/>
+                <w:szCs w:val="24"/>
+              </w:rPr>
+            </w:pPr>
+            <w:r>
+              <w:rPr>
+                <w:rFonts w:ascii="Consolas" w:eastAsia="宋体" w:hAnsi="Consolas" w:cs="宋体"/>
+                <w:color w:val="000000"/>
+                <w:kern w:val="0"/>
+                <w:sz w:val="24"/>
+                <w:szCs w:val="24"/>
+              </w:rPr>
+              <w:t xml:space="preserve">            </w:t>
+            </w:r>
+            <w:r>
+              <w:rPr>
+                <w:rFonts w:ascii="Consolas" w:eastAsia="宋体" w:hAnsi="Consolas" w:cs="宋体"/>
+                <w:color w:val="001080"/>
+                <w:kern w:val="0"/>
+                <w:sz w:val="24"/>
+                <w:szCs w:val="24"/>
+              </w:rPr>
+              <w:t>console</w:t>
+            </w:r>
+            <w:r>
+              <w:rPr>
+                <w:rFonts w:ascii="Consolas" w:eastAsia="宋体" w:hAnsi="Consolas" w:cs="宋体"/>
+                <w:color w:val="000000"/>
+                <w:kern w:val="0"/>
+                <w:sz w:val="24"/>
+                <w:szCs w:val="24"/>
+              </w:rPr>
+              <w:t>.</w:t>
+            </w:r>
+            <w:r>
+              <w:rPr>
+                <w:rFonts w:ascii="Consolas" w:eastAsia="宋体" w:hAnsi="Consolas" w:cs="宋体"/>
+                <w:color w:val="795E26"/>
+                <w:kern w:val="0"/>
+                <w:sz w:val="24"/>
+                <w:szCs w:val="24"/>
+              </w:rPr>
+              <w:t>log</w:t>
+            </w:r>
+            <w:r>
+              <w:rPr>
+                <w:rFonts w:ascii="Consolas" w:eastAsia="宋体" w:hAnsi="Consolas" w:cs="宋体"/>
+                <w:color w:val="000000"/>
+                <w:kern w:val="0"/>
+                <w:sz w:val="24"/>
+                <w:szCs w:val="24"/>
+              </w:rPr>
+              <w:t>(</w:t>
+            </w:r>
+            <w:r>
+              <w:rPr>
+                <w:rFonts w:ascii="Consolas" w:eastAsia="宋体" w:hAnsi="Consolas" w:cs="宋体"/>
+                <w:color w:val="A31515"/>
+                <w:kern w:val="0"/>
+                <w:sz w:val="24"/>
+                <w:szCs w:val="24"/>
+              </w:rPr>
+              <w:t>"</w:t>
+            </w:r>
+            <w:r>
+              <w:rPr>
+                <w:rFonts w:ascii="Consolas" w:eastAsia="宋体" w:hAnsi="Consolas" w:cs="宋体"/>
+                <w:color w:val="A31515"/>
+                <w:kern w:val="0"/>
+                <w:sz w:val="24"/>
+                <w:szCs w:val="24"/>
+              </w:rPr>
+              <w:t>发生了表单提交事件</w:t>
+            </w:r>
+            <w:r>
+              <w:rPr>
+                <w:rFonts w:ascii="Consolas" w:eastAsia="宋体" w:hAnsi="Consolas" w:cs="宋体"/>
+                <w:color w:val="A31515"/>
+                <w:kern w:val="0"/>
+                <w:sz w:val="24"/>
+                <w:szCs w:val="24"/>
+              </w:rPr>
+              <w:t>,</w:t>
+            </w:r>
+            <w:r>
+              <w:rPr>
+                <w:rFonts w:ascii="Consolas" w:eastAsia="宋体" w:hAnsi="Consolas" w:cs="宋体"/>
+                <w:color w:val="A31515"/>
+                <w:kern w:val="0"/>
+                <w:sz w:val="24"/>
+                <w:szCs w:val="24"/>
+              </w:rPr>
+              <w:t>内容是</w:t>
+            </w:r>
+            <w:r>
+              <w:rPr>
+                <w:rFonts w:ascii="Consolas" w:eastAsia="宋体" w:hAnsi="Consolas" w:cs="宋体"/>
+                <w:color w:val="A31515"/>
+                <w:kern w:val="0"/>
+                <w:sz w:val="24"/>
+                <w:szCs w:val="24"/>
+              </w:rPr>
+              <w:t>:"</w:t>
+            </w:r>
+            <w:r>
+              <w:rPr>
+                <w:rFonts w:ascii="Consolas" w:eastAsia="宋体" w:hAnsi="Consolas" w:cs="宋体"/>
+                <w:color w:val="000000"/>
+                <w:kern w:val="0"/>
+                <w:sz w:val="24"/>
+                <w:szCs w:val="24"/>
+              </w:rPr>
+              <w:t>);</w:t>
+            </w:r>
+          </w:p>
+          <w:p>
+            <w:pPr>
+              <w:widowControl/>
+              <w:shd w:val="clear" w:color="auto" w:fill="FFFFFF"/>
+              <w:spacing w:line="285" w:lineRule="atLeast"/>
+              <w:jc w:val="left"/>
+              <w:rPr>
+                <w:rFonts w:ascii="Consolas" w:eastAsia="宋体" w:hAnsi="Consolas" w:cs="宋体"/>
+                <w:color w:val="3B3B3B"/>
+                <w:kern w:val="0"/>
+                <w:sz w:val="24"/>
+                <w:szCs w:val="24"/>
+              </w:rPr>
+            </w:pPr>
+            <w:r>
+              <w:rPr>
+                <w:rFonts w:ascii="Consolas" w:eastAsia="宋体" w:hAnsi="Consolas" w:cs="宋体"/>
+                <w:color w:val="000000"/>
+                <w:kern w:val="0"/>
+                <w:sz w:val="24"/>
+                <w:szCs w:val="24"/>
+              </w:rPr>
+              <w:t xml:space="preserve">            </w:t>
+            </w:r>
+            <w:r>
+              <w:rPr>
+                <w:rFonts w:ascii="Consolas" w:eastAsia="宋体" w:hAnsi="Consolas" w:cs="宋体"/>
+                <w:color w:val="001080"/>
+                <w:kern w:val="0"/>
+                <w:sz w:val="24"/>
+                <w:szCs w:val="24"/>
+              </w:rPr>
+              <w:t>e</w:t>
+            </w:r>
+            <w:r>
+              <w:rPr>
+                <w:rFonts w:ascii="Consolas" w:eastAsia="宋体" w:hAnsi="Consolas" w:cs="宋体"/>
+                <w:color w:val="000000"/>
+                <w:kern w:val="0"/>
+                <w:sz w:val="24"/>
+                <w:szCs w:val="24"/>
+              </w:rPr>
+              <w:t>.</w:t>
+            </w:r>
+            <w:r>
+              <w:rPr>
+                <w:rFonts w:ascii="Consolas" w:eastAsia="宋体" w:hAnsi="Consolas" w:cs="宋体"/>
+                <w:color w:val="795E26"/>
+                <w:kern w:val="0"/>
+                <w:sz w:val="24"/>
+                <w:szCs w:val="24"/>
+              </w:rPr>
+              <w:t>preventDefault</w:t>
+            </w:r>
+            <w:r>
+              <w:rPr>
+                <w:rFonts w:ascii="Consolas" w:eastAsia="宋体" w:hAnsi="Consolas" w:cs="宋体"/>
+                <w:color w:val="000000"/>
+                <w:kern w:val="0"/>
+                <w:sz w:val="24"/>
+                <w:szCs w:val="24"/>
+              </w:rPr>
+              <w:t>()</w:t>
+            </w:r>
+          </w:p>
+          <w:p>
+            <w:pPr>
+              <w:widowControl/>
+              <w:shd w:val="clear" w:color="auto" w:fill="FFFFFF"/>
+              <w:spacing w:line="285" w:lineRule="atLeast"/>
+              <w:jc w:val="left"/>
+              <w:rPr>
+                <w:rFonts w:ascii="Consolas" w:eastAsia="宋体" w:hAnsi="Consolas" w:cs="宋体"/>
+                <w:color w:val="3B3B3B"/>
+                <w:kern w:val="0"/>
+                <w:sz w:val="24"/>
+                <w:szCs w:val="24"/>
+              </w:rPr>
+            </w:pPr>
+            <w:r>
+              <w:rPr>
+                <w:rFonts w:ascii="Consolas" w:eastAsia="宋体" w:hAnsi="Consolas" w:cs="宋体"/>
+                <w:color w:val="000000"/>
+                <w:kern w:val="0"/>
+                <w:sz w:val="24"/>
+                <w:szCs w:val="24"/>
+              </w:rPr>
+              <w:t>        }</w:t>
+            </w:r>
+          </w:p>
+          <w:p>
+            <w:pPr>
+              <w:widowControl/>
+              <w:shd w:val="clear" w:color="auto" w:fill="FFFFFF"/>
+              <w:spacing w:line="285" w:lineRule="atLeast"/>
+              <w:jc w:val="left"/>
+              <w:rPr>
+                <w:rFonts w:ascii="Consolas" w:eastAsia="宋体" w:hAnsi="Consolas" w:cs="宋体"/>
+                <w:color w:val="3B3B3B"/>
+                <w:kern w:val="0"/>
+                <w:sz w:val="24"/>
+                <w:szCs w:val="24"/>
+              </w:rPr>
+            </w:pPr>
+            <w:r>
+              <w:rPr>
+                <w:rFonts w:ascii="Consolas" w:eastAsia="宋体" w:hAnsi="Consolas" w:cs="宋体"/>
+                <w:color w:val="000000"/>
+                <w:kern w:val="0"/>
+                <w:sz w:val="24"/>
+                <w:szCs w:val="24"/>
+              </w:rPr>
+              <w:t xml:space="preserve">    </w:t>
+            </w:r>
+            <w:r>
+              <w:rPr>
+                <w:rFonts w:ascii="Consolas" w:eastAsia="宋体" w:hAnsi="Consolas" w:cs="宋体"/>
+                <w:color w:val="800000"/>
+                <w:kern w:val="0"/>
+                <w:sz w:val="24"/>
+                <w:szCs w:val="24"/>
+              </w:rPr>
+              <w:t>&lt;/script&gt;</w:t>
+            </w:r>
+          </w:p>
+          <w:p>
+            <w:pPr>
+              <w:widowControl/>
+              <w:shd w:val="clear" w:color="auto" w:fill="FFFFFF"/>
+              <w:spacing w:line="285" w:lineRule="atLeast"/>
+              <w:jc w:val="left"/>
+              <w:rPr>
+                <w:rFonts w:ascii="Consolas" w:eastAsia="宋体" w:hAnsi="Consolas" w:cs="宋体"/>
+                <w:color w:val="3B3B3B"/>
+                <w:kern w:val="0"/>
+                <w:sz w:val="24"/>
+                <w:szCs w:val="24"/>
+              </w:rPr>
+            </w:pPr>
+            <w:r>
+              <w:rPr>
+                <w:rFonts w:ascii="Consolas" w:eastAsia="宋体" w:hAnsi="Consolas" w:cs="宋体"/>
+                <w:color w:val="800000"/>
+                <w:kern w:val="0"/>
+                <w:sz w:val="24"/>
+                <w:szCs w:val="24"/>
+              </w:rPr>
+              <w:t>&lt;/body&gt;</w:t>
+            </w:r>
+          </w:p>
+          <w:p>
+            <w:pPr>
+              <w:widowControl/>
+              <w:shd w:val="clear" w:color="auto" w:fill="FFFFFF"/>
+              <w:spacing w:line="285" w:lineRule="atLeast"/>
+              <w:jc w:val="left"/>
+              <w:rPr>
+                <w:rFonts w:ascii="Consolas" w:eastAsia="宋体" w:hAnsi="Consolas" w:cs="宋体"/>
+                <w:color w:val="3B3B3B"/>
+                <w:kern w:val="0"/>
+                <w:sz w:val="24"/>
+                <w:szCs w:val="24"/>
+              </w:rPr>
+            </w:pPr>
+            <w:r>
+              <w:rPr>
+                <w:rFonts w:ascii="Consolas" w:eastAsia="宋体" w:hAnsi="Consolas" w:cs="宋体"/>
+                <w:color w:val="800000"/>
+                <w:kern w:val="0"/>
+                <w:sz w:val="24"/>
+                <w:szCs w:val="24"/>
+              </w:rPr>
+              <w:t>&lt;/html&gt;</w:t>
+            </w:r>
+          </w:p>
+          <w:p>
+            <w:pPr>
+              <w:rPr>
+                <w:rFonts w:hint="eastAsia"/>
+                <w:sz w:val="24"/>
+                <w:szCs w:val="24"/>
+              </w:rPr>
+            </w:pPr>
+          </w:p>
+        </w:tc>
+      </w:tr>
+    </w:tbl>
+    <w:p>
+      <w:pPr>
+        <w:pStyle w:val="4"/>
+      </w:pPr>
+      <w:r>
+        <w:rPr>
+          <w:rFonts w:hint="eastAsia"/>
+        </w:rPr>
+        <w:t>效果:此时虽然能够监听到表单提交事件,但是因为我们阻止了他的默认提交行为,它就不会提交</w:t>
+      </w:r>
+    </w:p>
+    <w:tbl>
+      <w:tblPr>
+        <w:tblStyle w:val="af5"/>
+        <w:tblW w:w="0" w:type="auto"/>
+        <w:tblLook w:val="04A0" w:firstRow="1" w:lastRow="0" w:firstColumn="1" w:lastColumn="0" w:noHBand="0" w:noVBand="1"/>
+      </w:tblPr>
+      <w:tblGrid>
+        <w:gridCol w:w="8296"/>
+      </w:tblGrid>
+      <w:tr>
+        <w:tc>
+          <w:tcPr>
+            <w:tcW w:w="8296" w:type="dxa"/>
+          </w:tcPr>
+          <w:p>
+            <w:pPr>
+              <w:rPr>
+                <w:rFonts w:hint="eastAsia"/>
+              </w:rPr>
+            </w:pPr>
+            <w:r>
+              <w:rPr>
+                <w:noProof/>
+              </w:rPr>
+              <w:drawing>
+                <wp:inline distT="0" distB="0" distL="0" distR="0" wp14:anchorId="5A2720FB" wp14:editId="2A2915E6">
+                  <wp:extent cx="9236240" cy="4320914"/>
+                  <wp:effectExtent l="0" t="0" r="3175" b="3810"/>
+                  <wp:docPr id="713552327" name="图片 1"/>
+                  <wp:cNvGraphicFramePr>
+                    <a:graphicFrameLocks xmlns:a="http://schemas.openxmlformats.org/drawingml/2006/main" noChangeAspect="1"/>
+                  </wp:cNvGraphicFramePr>
+                  <a:graphic xmlns:a="http://schemas.openxmlformats.org/drawingml/2006/main">
+                    <a:graphicData uri="http://schemas.openxmlformats.org/drawingml/2006/picture">
+                      <pic:pic xmlns:pic="http://schemas.openxmlformats.org/drawingml/2006/picture">
+                        <pic:nvPicPr>
+                          <pic:cNvPr id="713552327" name=""/>
+                          <pic:cNvPicPr/>
+                        </pic:nvPicPr>
+                        <pic:blipFill>
+                          <a:blip r:embed="rId54"/>
+                          <a:stretch>
+                            <a:fillRect/>
+                          </a:stretch>
+                        </pic:blipFill>
+                        <pic:spPr>
+                          <a:xfrm>
+                            <a:off x="0" y="0"/>
+                            <a:ext cx="9236240" cy="4320914"/>
+                          </a:xfrm>
+                          <a:prstGeom prst="rect">
+                            <a:avLst/>
+                          </a:prstGeom>
+                        </pic:spPr>
+                      </pic:pic>
+                    </a:graphicData>
+                  </a:graphic>
+                </wp:inline>
+              </w:drawing>
+            </w:r>
+          </w:p>
+        </w:tc>
+      </w:tr>
+    </w:tbl>
+    <w:p>
+      <w:pPr>
+        <w:pStyle w:val="4"/>
         <w:rPr>
           <w:rFonts w:hint="eastAsia"/>
         </w:rPr>
       </w:pPr>
+      <w:r>
+        <w:rPr>
+          <w:rFonts w:hint="eastAsia"/>
+        </w:rPr>
+        <w:t>注意:现在的开发中,很少使用默认的提交行为,我们一般自己手动提交,使用诸如axios库等的方法来实现提交.</w:t>
+      </w:r>
+    </w:p>
+    <w:p>
+      <w:pPr>
+        <w:pStyle w:val="1"/>
+      </w:pPr>
+      <w:r>
+        <w:rPr>
+          <w:rFonts w:hint="eastAsia"/>
+        </w:rPr>
+        <w:t>16.监听文档的加载事件</w:t>
+      </w:r>
     </w:p>
     <w:p>
       <w:pPr>
